--- a/mrvzis_2.docx
+++ b/mrvzis_2.docx
@@ -1,6 +1,6 @@
 
 <file path=word/document.xml><?xml version="1.0" encoding="utf-8"?>
-<w:document xmlns:wpc="http://schemas.microsoft.com/office/word/2010/wordprocessingCanvas" xmlns:cx="http://schemas.microsoft.com/office/drawing/2014/chartex" xmlns:cx1="http://schemas.microsoft.com/office/drawing/2015/9/8/chartex" xmlns:cx2="http://schemas.microsoft.com/office/drawing/2015/10/21/chartex" xmlns:cx3="http://schemas.microsoft.com/office/drawing/2016/5/9/chartex" xmlns:cx4="http://schemas.microsoft.com/office/drawing/2016/5/10/chartex" xmlns:cx5="http://schemas.microsoft.com/office/drawing/2016/5/11/chartex" xmlns:cx6="http://schemas.microsoft.com/office/drawing/2016/5/12/chartex" xmlns:cx7="http://schemas.microsoft.com/office/drawing/2016/5/13/chartex" xmlns:cx8="http://schemas.microsoft.com/office/drawing/2016/5/14/chartex" xmlns:mc="http://schemas.openxmlformats.org/markup-compatibility/2006" xmlns:aink="http://schemas.microsoft.com/office/drawing/2016/ink" xmlns:am3d="http://schemas.microsoft.com/office/drawing/2017/model3d" xmlns:o="urn:schemas-microsoft-com:office:office" xmlns:oel="http://schemas.microsoft.com/office/2019/extlst" xmlns:r="http://schemas.openxmlformats.org/officeDocument/2006/relationships" xmlns:m="http://schemas.openxmlformats.org/officeDocument/2006/math" xmlns:v="urn:schemas-microsoft-com:vml" xmlns:wp14="http://schemas.microsoft.com/office/word/2010/wordprocessingDrawing" xmlns:wp="http://schemas.openxmlformats.org/drawingml/2006/wordprocessingDrawing" xmlns:w10="urn:schemas-microsoft-com:office:word" xmlns:w="http://schemas.openxmlformats.org/wordprocessingml/2006/main" xmlns:w14="http://schemas.microsoft.com/office/word/2010/wordml" xmlns:w15="http://schemas.microsoft.com/office/word/2012/wordml" xmlns:w16cex="http://schemas.microsoft.com/office/word/2018/wordml/cex" xmlns:w16cid="http://schemas.microsoft.com/office/word/2016/wordml/cid" xmlns:w16="http://schemas.microsoft.com/office/word/2018/wordml" xmlns:w16du="http://schemas.microsoft.com/office/word/2023/wordml/word16du" xmlns:w16sdtdh="http://schemas.microsoft.com/office/word/2020/wordml/sdtdatahash" xmlns:w16sdtfl="http://schemas.microsoft.com/office/word/2024/wordml/sdtformatlock" xmlns:w16se="http://schemas.microsoft.com/office/word/2015/wordml/symex" xmlns:wpg="http://schemas.microsoft.com/office/word/2010/wordprocessingGroup" xmlns:wpi="http://schemas.microsoft.com/office/word/2010/wordprocessingInk" xmlns:wne="http://schemas.microsoft.com/office/word/2006/wordml" xmlns:wps="http://schemas.microsoft.com/office/word/2010/wordprocessingShape" mc:Ignorable="w14 w15 w16se w16cid w16 w16cex w16sdtdh w16sdtfl w16du wp14">
+<w:document xmlns:wpc="http://schemas.microsoft.com/office/word/2010/wordprocessingCanvas" xmlns:cx="http://schemas.microsoft.com/office/drawing/2014/chartex" xmlns:cx1="http://schemas.microsoft.com/office/drawing/2015/9/8/chartex" xmlns:cx2="http://schemas.microsoft.com/office/drawing/2015/10/21/chartex" xmlns:cx3="http://schemas.microsoft.com/office/drawing/2016/5/9/chartex" xmlns:cx4="http://schemas.microsoft.com/office/drawing/2016/5/10/chartex" xmlns:cx5="http://schemas.microsoft.com/office/drawing/2016/5/11/chartex" xmlns:cx6="http://schemas.microsoft.com/office/drawing/2016/5/12/chartex" xmlns:cx7="http://schemas.microsoft.com/office/drawing/2016/5/13/chartex" xmlns:cx8="http://schemas.microsoft.com/office/drawing/2016/5/14/chartex" xmlns:mc="http://schemas.openxmlformats.org/markup-compatibility/2006" xmlns:aink="http://schemas.microsoft.com/office/drawing/2016/ink" xmlns:am3d="http://schemas.microsoft.com/office/drawing/2017/model3d" xmlns:o="urn:schemas-microsoft-com:office:office" xmlns:r="http://schemas.openxmlformats.org/officeDocument/2006/relationships" xmlns:m="http://schemas.openxmlformats.org/officeDocument/2006/math" xmlns:v="urn:schemas-microsoft-com:vml" xmlns:wp14="http://schemas.microsoft.com/office/word/2010/wordprocessingDrawing" xmlns:wp="http://schemas.openxmlformats.org/drawingml/2006/wordprocessingDrawing" xmlns:w10="urn:schemas-microsoft-com:office:word" xmlns:w="http://schemas.openxmlformats.org/wordprocessingml/2006/main" xmlns:w14="http://schemas.microsoft.com/office/word/2010/wordml" xmlns:w15="http://schemas.microsoft.com/office/word/2012/wordml" xmlns:w16cex="http://schemas.microsoft.com/office/word/2018/wordml/cex" xmlns:w16cid="http://schemas.microsoft.com/office/word/2016/wordml/cid" xmlns:w16="http://schemas.microsoft.com/office/word/2018/wordml" xmlns:w16se="http://schemas.microsoft.com/office/word/2015/wordml/symex" xmlns:wpg="http://schemas.microsoft.com/office/word/2010/wordprocessingGroup" xmlns:wpi="http://schemas.microsoft.com/office/word/2010/wordprocessingInk" xmlns:wne="http://schemas.microsoft.com/office/word/2006/wordml" xmlns:wps="http://schemas.microsoft.com/office/word/2010/wordprocessingShape" mc:Ignorable="w14 w15 w16se w16cid w16 w16cex wp14">
   <w:body>
     <w:p>
       <w:pPr>
@@ -374,7 +374,47 @@
                 <w:sz w:val="28"/>
                 <w:szCs w:val="28"/>
               </w:rPr>
-              <w:t>Кузьмицкий Н.В.</w:t>
+              <w:t>Потоцкий</w:t>
+            </w:r>
+            <w:r>
+              <w:rPr>
+                <w:rFonts w:ascii="Times New Roman" w:hAnsi="Times New Roman" w:cs="Times New Roman"/>
+                <w:sz w:val="28"/>
+                <w:szCs w:val="28"/>
+              </w:rPr>
+              <w:t xml:space="preserve"> </w:t>
+            </w:r>
+            <w:r>
+              <w:rPr>
+                <w:rFonts w:ascii="Times New Roman" w:hAnsi="Times New Roman" w:cs="Times New Roman"/>
+                <w:sz w:val="28"/>
+                <w:szCs w:val="28"/>
+              </w:rPr>
+              <w:t>Д</w:t>
+            </w:r>
+            <w:r>
+              <w:rPr>
+                <w:rFonts w:ascii="Times New Roman" w:hAnsi="Times New Roman" w:cs="Times New Roman"/>
+                <w:sz w:val="28"/>
+                <w:szCs w:val="28"/>
+              </w:rPr>
+              <w:t>.</w:t>
+            </w:r>
+            <w:r>
+              <w:rPr>
+                <w:rFonts w:ascii="Times New Roman" w:hAnsi="Times New Roman" w:cs="Times New Roman"/>
+                <w:sz w:val="28"/>
+                <w:szCs w:val="28"/>
+              </w:rPr>
+              <w:t>А</w:t>
+            </w:r>
+            <w:r>
+              <w:rPr>
+                <w:rFonts w:ascii="Times New Roman" w:hAnsi="Times New Roman" w:cs="Times New Roman"/>
+                <w:sz w:val="28"/>
+                <w:szCs w:val="28"/>
+              </w:rPr>
+              <w:t>.</w:t>
             </w:r>
           </w:p>
         </w:tc>
@@ -855,12 +895,12 @@
       <w:pPr>
         <w:jc w:val="both"/>
         <w:rPr>
-          <w:rFonts w:ascii="Times New Roman" w:eastAsia="DengXian" w:hAnsi="Times New Roman" w:cs="Times New Roman"/>
+          <w:rFonts w:ascii="Times New Roman" w:hAnsi="Times New Roman" w:cs="Times New Roman"/>
           <w:b/>
           <w:bCs/>
           <w:sz w:val="28"/>
           <w:szCs w:val="28"/>
-          <w:lang w:eastAsia="zh-CN"/>
+          <w:lang w:val="en-US"/>
         </w:rPr>
       </w:pPr>
       <w:r>
@@ -873,571 +913,149 @@
         </w:rPr>
         <w:t>Описание реализации</w:t>
       </w:r>
-    </w:p>
-    <w:p>
-      <w:pPr>
-        <w:jc w:val="both"/>
-        <w:rPr>
-          <w:rFonts w:ascii="Times New Roman" w:hAnsi="Times New Roman" w:cs="Times New Roman"/>
-          <w:sz w:val="28"/>
-          <w:szCs w:val="28"/>
-        </w:rPr>
-      </w:pPr>
-      <w:r>
-        <w:rPr>
-          <w:rFonts w:ascii="Times New Roman" w:hAnsi="Times New Roman" w:cs="Times New Roman"/>
-          <w:sz w:val="28"/>
-          <w:szCs w:val="28"/>
-        </w:rPr>
-        <w:t xml:space="preserve">Программа реализует модель релаксационной нейронной сети Хопфилда, предназначенной для распознавания и восстановления искажённых графических образов. В качестве входных данных программа использует набор эталонных изображений из указанной директории для обучения сети. Результатом работы является восстановленное изображение, сохраняемое в формате PNG, а также вывод статистики о процессе релаксации </w:t>
-      </w:r>
-      <w:r>
-        <w:rPr>
-          <w:rFonts w:ascii="Times New Roman" w:eastAsiaTheme="minorEastAsia" w:hAnsi="Times New Roman" w:cs="Times New Roman"/>
-          <w:sz w:val="28"/>
-          <w:szCs w:val="28"/>
-          <w:lang w:eastAsia="ja-JP"/>
-        </w:rPr>
-        <w:t>в консо</w:t>
-      </w:r>
-      <w:r>
-        <w:rPr>
-          <w:rFonts w:ascii="Times New Roman" w:hAnsi="Times New Roman" w:cs="Times New Roman"/>
-          <w:sz w:val="28"/>
-          <w:szCs w:val="28"/>
-        </w:rPr>
-        <w:t>ль. Реализация выполнена на языке программирования Rust с использованием библиотек: clap для обработки аргументов командной строки, image для работы с изображениями, rand для генерации шума, и rayon для распараллеливания вычислений в процессе обучения сети.</w:t>
-      </w:r>
-    </w:p>
-    <w:p>
-      <w:pPr>
-        <w:jc w:val="both"/>
-        <w:rPr>
-          <w:rFonts w:ascii="Times New Roman" w:hAnsi="Times New Roman" w:cs="Times New Roman"/>
-          <w:sz w:val="28"/>
-          <w:szCs w:val="28"/>
-        </w:rPr>
-      </w:pPr>
-    </w:p>
-    <w:p>
-      <w:pPr>
-        <w:jc w:val="both"/>
-        <w:rPr>
-          <w:rFonts w:ascii="Times New Roman" w:hAnsi="Times New Roman" w:cs="Times New Roman"/>
-          <w:sz w:val="28"/>
-          <w:szCs w:val="28"/>
-        </w:rPr>
-      </w:pPr>
-      <w:r>
-        <w:rPr>
-          <w:rFonts w:ascii="Times New Roman" w:hAnsi="Times New Roman" w:cs="Times New Roman"/>
-          <w:sz w:val="28"/>
-          <w:szCs w:val="28"/>
-        </w:rPr>
-        <w:t>Были использованы следующие структуры данных:</w:t>
-      </w:r>
-    </w:p>
-    <w:p>
-      <w:pPr>
-        <w:jc w:val="both"/>
-        <w:rPr>
-          <w:rFonts w:ascii="Times New Roman" w:hAnsi="Times New Roman" w:cs="Times New Roman"/>
-          <w:sz w:val="28"/>
-          <w:szCs w:val="28"/>
-        </w:rPr>
-      </w:pPr>
-      <w:r>
-        <w:rPr>
-          <w:rFonts w:ascii="Times New Roman" w:hAnsi="Times New Roman" w:cs="Times New Roman"/>
-          <w:sz w:val="28"/>
-          <w:szCs w:val="28"/>
-        </w:rPr>
-        <w:t>– Вектор</w:t>
-      </w:r>
-      <w:r>
-        <w:rPr>
-          <w:rFonts w:ascii="Times New Roman" w:hAnsi="Times New Roman" w:cs="Times New Roman"/>
-          <w:sz w:val="28"/>
-          <w:szCs w:val="28"/>
-        </w:rPr>
-        <w:t>а</w:t>
-      </w:r>
-      <w:r>
-        <w:rPr>
-          <w:rFonts w:ascii="Times New Roman" w:hAnsi="Times New Roman" w:cs="Times New Roman"/>
-          <w:sz w:val="28"/>
-          <w:szCs w:val="28"/>
-        </w:rPr>
-        <w:t xml:space="preserve"> — </w:t>
-      </w:r>
-      <w:r>
-        <w:rPr>
-          <w:rFonts w:ascii="Times New Roman" w:hAnsi="Times New Roman" w:cs="Times New Roman"/>
-          <w:sz w:val="28"/>
-          <w:szCs w:val="28"/>
-        </w:rPr>
-        <w:t>д</w:t>
-      </w:r>
-      <w:r>
-        <w:rPr>
-          <w:rFonts w:ascii="Times New Roman" w:hAnsi="Times New Roman" w:cs="Times New Roman"/>
-          <w:sz w:val="28"/>
-          <w:szCs w:val="28"/>
-        </w:rPr>
-        <w:t xml:space="preserve">ля хранения образов-паттернов в виде одномерных массивов биполярных значений </w:t>
-      </w:r>
-      <w:r>
-        <w:rPr>
-          <w:rFonts w:ascii="Times New Roman" w:eastAsia="DengXian" w:hAnsi="Times New Roman" w:cs="Times New Roman"/>
-          <w:sz w:val="28"/>
-          <w:szCs w:val="28"/>
-          <w:lang w:eastAsia="zh-CN"/>
-        </w:rPr>
-        <w:t>{</w:t>
-      </w:r>
-      <w:r>
-        <w:rPr>
-          <w:rFonts w:ascii="Times New Roman" w:hAnsi="Times New Roman" w:cs="Times New Roman"/>
-          <w:sz w:val="28"/>
-          <w:szCs w:val="28"/>
-        </w:rPr>
-        <w:t>-1.0, 1.0</w:t>
-      </w:r>
-      <w:r>
-        <w:rPr>
-          <w:rFonts w:ascii="Times New Roman" w:hAnsi="Times New Roman" w:cs="Times New Roman"/>
-          <w:sz w:val="28"/>
-          <w:szCs w:val="28"/>
-        </w:rPr>
-        <w:t>}</w:t>
-      </w:r>
-      <w:r>
-        <w:rPr>
-          <w:rFonts w:ascii="Times New Roman" w:hAnsi="Times New Roman" w:cs="Times New Roman"/>
-          <w:sz w:val="28"/>
-          <w:szCs w:val="28"/>
-        </w:rPr>
-        <w:t>.</w:t>
-      </w:r>
-    </w:p>
-    <w:p>
-      <w:pPr>
-        <w:jc w:val="both"/>
-        <w:rPr>
-          <w:rFonts w:ascii="Times New Roman" w:hAnsi="Times New Roman" w:cs="Times New Roman"/>
-          <w:sz w:val="28"/>
-          <w:szCs w:val="28"/>
-        </w:rPr>
-      </w:pPr>
-      <w:r>
-        <w:rPr>
-          <w:rFonts w:ascii="Times New Roman" w:hAnsi="Times New Roman" w:cs="Times New Roman"/>
-          <w:sz w:val="28"/>
-          <w:szCs w:val="28"/>
-        </w:rPr>
-        <w:t xml:space="preserve">– </w:t>
-      </w:r>
-      <w:r>
-        <w:rPr>
-          <w:rFonts w:ascii="Times New Roman" w:hAnsi="Times New Roman" w:cs="Times New Roman"/>
-          <w:sz w:val="28"/>
-          <w:szCs w:val="28"/>
-        </w:rPr>
-        <w:t>структура Array2D</w:t>
-      </w:r>
-      <w:r>
-        <w:rPr>
-          <w:rFonts w:ascii="Times New Roman" w:hAnsi="Times New Roman" w:cs="Times New Roman"/>
-          <w:sz w:val="28"/>
-          <w:szCs w:val="28"/>
-        </w:rPr>
-        <w:t xml:space="preserve"> </w:t>
-      </w:r>
-      <w:r>
-        <w:rPr>
-          <w:rFonts w:ascii="Times New Roman" w:hAnsi="Times New Roman" w:cs="Times New Roman"/>
-          <w:sz w:val="28"/>
-          <w:szCs w:val="28"/>
-        </w:rPr>
-        <w:t>— д</w:t>
-      </w:r>
-      <w:r>
-        <w:rPr>
-          <w:rFonts w:ascii="Times New Roman" w:hAnsi="Times New Roman" w:cs="Times New Roman"/>
-          <w:sz w:val="28"/>
-          <w:szCs w:val="28"/>
-        </w:rPr>
-        <w:t>ля представления двумерной матрицы весовых коэффициентов сети, реализованная на основе одномерного массива для оптимизации доступа к данным.</w:t>
-      </w:r>
-    </w:p>
-    <w:p>
-      <w:pPr>
-        <w:jc w:val="both"/>
-        <w:rPr>
-          <w:rFonts w:ascii="Times New Roman" w:hAnsi="Times New Roman" w:cs="Times New Roman"/>
-          <w:sz w:val="28"/>
-          <w:szCs w:val="28"/>
-        </w:rPr>
-      </w:pPr>
-      <w:r>
-        <w:rPr>
-          <w:rFonts w:ascii="Times New Roman" w:hAnsi="Times New Roman" w:cs="Times New Roman"/>
-          <w:sz w:val="28"/>
-          <w:szCs w:val="28"/>
-        </w:rPr>
-        <w:t xml:space="preserve">– Структуры — </w:t>
-      </w:r>
-      <w:r>
-        <w:rPr>
-          <w:rFonts w:ascii="Times New Roman" w:hAnsi="Times New Roman" w:cs="Times New Roman"/>
-          <w:sz w:val="28"/>
-          <w:szCs w:val="28"/>
-        </w:rPr>
-        <w:t>для описания сети Хопфилда и для парсинга аргументов командной строки</w:t>
-      </w:r>
-      <w:r>
-        <w:rPr>
-          <w:rFonts w:ascii="Times New Roman" w:hAnsi="Times New Roman" w:cs="Times New Roman"/>
-          <w:sz w:val="28"/>
-          <w:szCs w:val="28"/>
-        </w:rPr>
-        <w:t>.</w:t>
-      </w:r>
-    </w:p>
-    <w:p>
-      <w:pPr>
-        <w:jc w:val="both"/>
-        <w:rPr>
-          <w:rFonts w:ascii="Times New Roman" w:hAnsi="Times New Roman" w:cs="Times New Roman"/>
-          <w:sz w:val="28"/>
-          <w:szCs w:val="28"/>
-        </w:rPr>
-      </w:pPr>
-      <w:r>
-        <w:rPr>
-          <w:rFonts w:ascii="Times New Roman" w:hAnsi="Times New Roman" w:cs="Times New Roman"/>
-          <w:sz w:val="28"/>
-          <w:szCs w:val="28"/>
-        </w:rPr>
-        <w:t>Структура</w:t>
-      </w:r>
-      <w:r>
-        <w:rPr>
-          <w:rFonts w:ascii="Times New Roman" w:hAnsi="Times New Roman" w:cs="Times New Roman"/>
-          <w:sz w:val="28"/>
-          <w:szCs w:val="28"/>
-        </w:rPr>
-        <w:t xml:space="preserve"> программы</w:t>
-      </w:r>
-      <w:r>
-        <w:rPr>
-          <w:rFonts w:ascii="Times New Roman" w:hAnsi="Times New Roman" w:cs="Times New Roman"/>
-          <w:sz w:val="28"/>
-          <w:szCs w:val="28"/>
-        </w:rPr>
-        <w:t xml:space="preserve"> выглядит следующим образом:</w:t>
-      </w:r>
-    </w:p>
-    <w:p>
-      <w:pPr>
-        <w:jc w:val="both"/>
-        <w:rPr>
-          <w:rFonts w:ascii="Times New Roman" w:hAnsi="Times New Roman" w:cs="Times New Roman"/>
-          <w:sz w:val="28"/>
-          <w:szCs w:val="28"/>
-        </w:rPr>
-      </w:pPr>
-      <w:r>
-        <w:rPr>
-          <w:rFonts w:ascii="Times New Roman" w:hAnsi="Times New Roman" w:cs="Times New Roman"/>
-          <w:sz w:val="28"/>
-          <w:szCs w:val="28"/>
-        </w:rPr>
-        <w:t xml:space="preserve">– main.rs – </w:t>
-      </w:r>
-      <w:r>
-        <w:rPr>
-          <w:rFonts w:ascii="Times New Roman" w:hAnsi="Times New Roman" w:cs="Times New Roman"/>
-          <w:sz w:val="28"/>
-          <w:szCs w:val="28"/>
-        </w:rPr>
-        <w:t>основной файл, управляющий программ</w:t>
-      </w:r>
-      <w:r>
-        <w:rPr>
-          <w:rFonts w:ascii="Times New Roman" w:eastAsiaTheme="minorEastAsia" w:hAnsi="Times New Roman" w:cs="Times New Roman"/>
-          <w:sz w:val="28"/>
-          <w:szCs w:val="28"/>
-          <w:lang w:eastAsia="ja-JP"/>
-        </w:rPr>
-        <w:t>ой</w:t>
-      </w:r>
-      <w:r>
-        <w:rPr>
-          <w:rFonts w:ascii="Times New Roman" w:hAnsi="Times New Roman" w:cs="Times New Roman"/>
-          <w:sz w:val="28"/>
-          <w:szCs w:val="28"/>
-        </w:rPr>
-        <w:t>: разбор аргументов, создание и обучение сети.</w:t>
-      </w:r>
-    </w:p>
-    <w:p>
-      <w:pPr>
-        <w:jc w:val="both"/>
-        <w:rPr>
-          <w:rFonts w:ascii="Times New Roman" w:hAnsi="Times New Roman" w:cs="Times New Roman"/>
-          <w:sz w:val="28"/>
-          <w:szCs w:val="28"/>
-        </w:rPr>
-      </w:pPr>
-      <w:r>
-        <w:rPr>
-          <w:rFonts w:ascii="Times New Roman" w:hAnsi="Times New Roman" w:cs="Times New Roman"/>
-          <w:sz w:val="28"/>
-          <w:szCs w:val="28"/>
-        </w:rPr>
-        <w:t xml:space="preserve">– args.rs – </w:t>
-      </w:r>
-      <w:r>
-        <w:rPr>
-          <w:rFonts w:ascii="Times New Roman" w:hAnsi="Times New Roman" w:cs="Times New Roman"/>
-          <w:sz w:val="28"/>
-          <w:szCs w:val="28"/>
-        </w:rPr>
-        <w:t>м</w:t>
-      </w:r>
-      <w:r>
-        <w:rPr>
-          <w:rFonts w:ascii="Times New Roman" w:hAnsi="Times New Roman" w:cs="Times New Roman"/>
-          <w:sz w:val="28"/>
-          <w:szCs w:val="28"/>
-        </w:rPr>
-        <w:t>одуль для декларативного описания и получения аргументов командной строки с помощью библиотеки clap.</w:t>
-      </w:r>
-    </w:p>
-    <w:p>
-      <w:pPr>
-        <w:jc w:val="both"/>
-        <w:rPr>
-          <w:rFonts w:ascii="Times New Roman" w:hAnsi="Times New Roman" w:cs="Times New Roman"/>
-          <w:sz w:val="28"/>
-          <w:szCs w:val="28"/>
-        </w:rPr>
-      </w:pPr>
-      <w:r>
-        <w:rPr>
-          <w:rFonts w:ascii="Times New Roman" w:hAnsi="Times New Roman" w:cs="Times New Roman"/>
-          <w:sz w:val="28"/>
-          <w:szCs w:val="28"/>
-        </w:rPr>
-        <w:t>–</w:t>
-      </w:r>
-      <w:r>
-        <w:rPr>
-          <w:rFonts w:ascii="Times New Roman" w:hAnsi="Times New Roman" w:cs="Times New Roman"/>
-          <w:sz w:val="28"/>
-          <w:szCs w:val="28"/>
-        </w:rPr>
-        <w:t xml:space="preserve"> </w:t>
-      </w:r>
-      <w:r>
-        <w:rPr>
-          <w:rFonts w:ascii="Times New Roman" w:hAnsi="Times New Roman" w:cs="Times New Roman"/>
-          <w:sz w:val="28"/>
-          <w:szCs w:val="28"/>
-        </w:rPr>
-        <w:t>hopfield</w:t>
-      </w:r>
-      <w:r>
-        <w:rPr>
-          <w:rFonts w:ascii="Times New Roman" w:hAnsi="Times New Roman" w:cs="Times New Roman"/>
-          <w:sz w:val="28"/>
-          <w:szCs w:val="28"/>
-        </w:rPr>
-        <w:t xml:space="preserve">.rs – </w:t>
-      </w:r>
-      <w:r>
-        <w:rPr>
-          <w:rFonts w:ascii="Times New Roman" w:hAnsi="Times New Roman" w:cs="Times New Roman"/>
-          <w:sz w:val="28"/>
-          <w:szCs w:val="28"/>
-        </w:rPr>
-        <w:t xml:space="preserve">модуль, содержащий реализацию HopfieldNetwork. Он </w:t>
-      </w:r>
-      <w:r>
-        <w:rPr>
-          <w:rFonts w:ascii="Times New Roman" w:hAnsi="Times New Roman" w:cs="Times New Roman"/>
-          <w:sz w:val="28"/>
-          <w:szCs w:val="28"/>
-        </w:rPr>
-        <w:lastRenderedPageBreak/>
-        <w:t>инкапсулирует логику итеративного обучения по проекционному правилу и асинхронного процесса релаксации для восстановления образов.</w:t>
-      </w:r>
-    </w:p>
-    <w:p>
-      <w:pPr>
-        <w:jc w:val="both"/>
-        <w:rPr>
-          <w:rFonts w:ascii="Times New Roman" w:hAnsi="Times New Roman" w:cs="Times New Roman"/>
-          <w:sz w:val="28"/>
-          <w:szCs w:val="28"/>
-        </w:rPr>
-      </w:pPr>
-      <w:r>
-        <w:rPr>
-          <w:rFonts w:ascii="Times New Roman" w:hAnsi="Times New Roman" w:cs="Times New Roman"/>
-          <w:sz w:val="28"/>
-          <w:szCs w:val="28"/>
-        </w:rPr>
-        <w:t xml:space="preserve">– </w:t>
-      </w:r>
-      <w:r>
-        <w:rPr>
-          <w:rFonts w:ascii="Times New Roman" w:hAnsi="Times New Roman" w:cs="Times New Roman"/>
-          <w:sz w:val="28"/>
-          <w:szCs w:val="28"/>
-        </w:rPr>
-        <w:t>image_pattern</w:t>
-      </w:r>
-      <w:r>
-        <w:rPr>
-          <w:rFonts w:ascii="Times New Roman" w:hAnsi="Times New Roman" w:cs="Times New Roman"/>
-          <w:sz w:val="28"/>
-          <w:szCs w:val="28"/>
-        </w:rPr>
-        <w:t xml:space="preserve">.rs – </w:t>
-      </w:r>
-      <w:r>
-        <w:rPr>
-          <w:rFonts w:ascii="Times New Roman" w:hAnsi="Times New Roman" w:cs="Times New Roman"/>
-          <w:sz w:val="28"/>
-          <w:szCs w:val="28"/>
-        </w:rPr>
-        <w:t>модуль</w:t>
-      </w:r>
-      <w:r>
-        <w:rPr>
-          <w:rFonts w:ascii="Times New Roman" w:hAnsi="Times New Roman" w:cs="Times New Roman"/>
-          <w:sz w:val="28"/>
-          <w:szCs w:val="28"/>
-        </w:rPr>
-        <w:t>, содержащий вспомогательные функции</w:t>
-      </w:r>
-      <w:r>
-        <w:rPr>
-          <w:rFonts w:ascii="Times New Roman" w:hAnsi="Times New Roman" w:cs="Times New Roman"/>
-          <w:sz w:val="28"/>
-          <w:szCs w:val="28"/>
-        </w:rPr>
-        <w:t xml:space="preserve"> для всех операций с изображениями. Отвечает за загрузку эталонов из директории, преобразование их в биполярные векторы, добавление шума, и обратн</w:t>
-      </w:r>
-      <w:r>
-        <w:rPr>
-          <w:rFonts w:ascii="Times New Roman" w:hAnsi="Times New Roman" w:cs="Times New Roman"/>
-          <w:sz w:val="28"/>
-          <w:szCs w:val="28"/>
-        </w:rPr>
-        <w:t>ое преобразование</w:t>
-      </w:r>
-      <w:r>
-        <w:rPr>
-          <w:rFonts w:ascii="Times New Roman" w:hAnsi="Times New Roman" w:cs="Times New Roman"/>
-          <w:sz w:val="28"/>
-          <w:szCs w:val="28"/>
-        </w:rPr>
-        <w:t xml:space="preserve"> векторов в изображения для сохранения.</w:t>
-      </w:r>
-    </w:p>
-    <w:p>
-      <w:pPr>
-        <w:jc w:val="both"/>
-        <w:rPr>
-          <w:rFonts w:ascii="Times New Roman" w:hAnsi="Times New Roman" w:cs="Times New Roman"/>
-          <w:sz w:val="28"/>
-          <w:szCs w:val="28"/>
-        </w:rPr>
-      </w:pPr>
-      <w:r>
-        <w:rPr>
-          <w:rFonts w:ascii="Times New Roman" w:hAnsi="Times New Roman" w:cs="Times New Roman"/>
-          <w:sz w:val="28"/>
-          <w:szCs w:val="28"/>
-        </w:rPr>
-        <w:t xml:space="preserve">– </w:t>
-      </w:r>
-      <w:r>
-        <w:rPr>
-          <w:rFonts w:ascii="Times New Roman" w:hAnsi="Times New Roman" w:cs="Times New Roman"/>
-          <w:sz w:val="28"/>
-          <w:szCs w:val="28"/>
-        </w:rPr>
-        <w:t>arr_2d</w:t>
-      </w:r>
-      <w:r>
-        <w:rPr>
-          <w:rFonts w:ascii="Times New Roman" w:hAnsi="Times New Roman" w:cs="Times New Roman"/>
-          <w:sz w:val="28"/>
-          <w:szCs w:val="28"/>
-        </w:rPr>
-        <w:t xml:space="preserve">.rs – </w:t>
-      </w:r>
-      <w:r>
-        <w:rPr>
-          <w:rFonts w:ascii="Times New Roman" w:hAnsi="Times New Roman" w:cs="Times New Roman"/>
-          <w:sz w:val="28"/>
-          <w:szCs w:val="28"/>
-        </w:rPr>
-        <w:t>модуль, реализующий структуру для работы с двумерной матрицей весов</w:t>
-      </w:r>
-      <w:r>
-        <w:rPr>
-          <w:rFonts w:ascii="Times New Roman" w:hAnsi="Times New Roman" w:cs="Times New Roman"/>
-          <w:sz w:val="28"/>
-          <w:szCs w:val="28"/>
-        </w:rPr>
-        <w:t>, реализованной через одномерный массив</w:t>
-      </w:r>
-      <w:r>
-        <w:rPr>
-          <w:rFonts w:ascii="Times New Roman" w:hAnsi="Times New Roman" w:cs="Times New Roman"/>
-          <w:sz w:val="28"/>
-          <w:szCs w:val="28"/>
-        </w:rPr>
-        <w:t>.</w:t>
-      </w:r>
-    </w:p>
-    <w:p>
-      <w:pPr>
-        <w:jc w:val="both"/>
-        <w:rPr>
-          <w:rFonts w:ascii="Times New Roman" w:hAnsi="Times New Roman" w:cs="Times New Roman"/>
-          <w:sz w:val="28"/>
-          <w:szCs w:val="28"/>
-        </w:rPr>
-      </w:pPr>
-    </w:p>
-    <w:p>
-      <w:pPr>
-        <w:jc w:val="both"/>
-        <w:rPr>
-          <w:rFonts w:ascii="Times New Roman" w:hAnsi="Times New Roman" w:cs="Times New Roman"/>
-          <w:sz w:val="28"/>
-          <w:szCs w:val="28"/>
-        </w:rPr>
-      </w:pPr>
-    </w:p>
-    <w:p>
-      <w:pPr>
-        <w:jc w:val="both"/>
+      <w:r>
         <w:rPr>
           <w:rFonts w:ascii="Times New Roman" w:hAnsi="Times New Roman" w:cs="Times New Roman"/>
           <w:b/>
           <w:bCs/>
           <w:sz w:val="28"/>
           <w:szCs w:val="28"/>
-        </w:rPr>
-      </w:pPr>
-      <w:r>
+          <w:lang w:val="en-US"/>
+        </w:rPr>
+        <w:t>:</w:t>
+      </w:r>
+    </w:p>
+    <w:p>
+      <w:pPr>
+        <w:jc w:val="both"/>
+        <w:rPr>
+          <w:rFonts w:ascii="Times New Roman" w:hAnsi="Times New Roman" w:cs="Times New Roman"/>
+          <w:sz w:val="28"/>
+          <w:szCs w:val="28"/>
+        </w:rPr>
+      </w:pPr>
+      <w:r>
+        <w:rPr>
+          <w:rFonts w:ascii="Times New Roman" w:hAnsi="Times New Roman" w:cs="Times New Roman"/>
+          <w:sz w:val="28"/>
+          <w:szCs w:val="28"/>
+        </w:rPr>
+        <w:t>Программа реализует модель релаксационной нейронной сети Хопфилда с непрерывным состоянием и дискретным временем, предназначенной для распознавания и восстановления искажённых графических образов. В качестве входных данных программа использует набор эталонных изображений из директории «letters/» для обучения сети. Результатом работы является восстановленное изображение, сохраняемое в формате PNG, а также вывод подробной статистики о шагах обучения и релаксации в консоль. Реализация выполнена на языке программирования Java (сборка Maven) с использованием стандартных библиотек: Java Streams API для распараллеливания вычислений, Java AWT/ImageIO для обработки изображений и построения графиков, и java.io для работы с файловой системой.</w:t>
+      </w:r>
+    </w:p>
+    <w:p>
+      <w:pPr>
+        <w:jc w:val="both"/>
+        <w:rPr>
+          <w:rFonts w:ascii="Times New Roman" w:hAnsi="Times New Roman" w:cs="Times New Roman"/>
+          <w:sz w:val="28"/>
+          <w:szCs w:val="28"/>
+        </w:rPr>
+      </w:pPr>
+    </w:p>
+    <w:p>
+      <w:pPr>
+        <w:jc w:val="both"/>
+        <w:rPr>
+          <w:rFonts w:ascii="Times New Roman" w:hAnsi="Times New Roman" w:cs="Times New Roman"/>
+          <w:sz w:val="28"/>
+          <w:szCs w:val="28"/>
+        </w:rPr>
+      </w:pPr>
+      <w:r>
+        <w:rPr>
+          <w:rFonts w:ascii="Times New Roman" w:hAnsi="Times New Roman" w:cs="Times New Roman"/>
+          <w:sz w:val="28"/>
+          <w:szCs w:val="28"/>
+        </w:rPr>
+        <w:t>Были использованы следующие структуры данных:</w:t>
+      </w:r>
+    </w:p>
+    <w:p>
+      <w:pPr>
+        <w:jc w:val="both"/>
+        <w:rPr>
+          <w:rFonts w:ascii="Times New Roman" w:hAnsi="Times New Roman" w:cs="Times New Roman"/>
+          <w:sz w:val="28"/>
+          <w:szCs w:val="28"/>
+        </w:rPr>
+      </w:pPr>
+      <w:r>
+        <w:rPr>
+          <w:rFonts w:ascii="Times New Roman" w:hAnsi="Times New Roman" w:cs="Times New Roman"/>
+          <w:sz w:val="28"/>
+          <w:szCs w:val="28"/>
+        </w:rPr>
+        <w:t>– Массивы float[] — для хранения образов-паттернов в виде одномерных векторов биполярных значений {-1.0, 1.0}.</w:t>
+      </w:r>
+    </w:p>
+    <w:p>
+      <w:pPr>
+        <w:jc w:val="both"/>
+        <w:rPr>
+          <w:rFonts w:ascii="Times New Roman" w:hAnsi="Times New Roman" w:cs="Times New Roman"/>
+          <w:sz w:val="28"/>
+          <w:szCs w:val="28"/>
+        </w:rPr>
+      </w:pPr>
+      <w:r>
+        <w:rPr>
+          <w:rFonts w:ascii="Times New Roman" w:hAnsi="Times New Roman" w:cs="Times New Roman"/>
+          <w:sz w:val="28"/>
+          <w:szCs w:val="28"/>
+        </w:rPr>
+        <w:t>– Класс Matrix — обертка над одномерным массивом для представления двумерной матрицы весовых коэффициентов, что оптимизирует работу с памятью и кэшем процессора.</w:t>
+      </w:r>
+    </w:p>
+    <w:p>
+      <w:pPr>
+        <w:jc w:val="both"/>
+        <w:rPr>
+          <w:rFonts w:ascii="Times New Roman" w:hAnsi="Times New Roman" w:cs="Times New Roman"/>
+          <w:sz w:val="28"/>
+          <w:szCs w:val="28"/>
+        </w:rPr>
+      </w:pPr>
+      <w:r>
+        <w:rPr>
+          <w:rFonts w:ascii="Times New Roman" w:hAnsi="Times New Roman" w:cs="Times New Roman"/>
+          <w:sz w:val="28"/>
+          <w:szCs w:val="28"/>
+        </w:rPr>
+        <w:t>– Внутренний класс RecallResult — для возврата результата работы сети (состояние нейронов и количество затраченных итераций).</w:t>
+      </w:r>
+    </w:p>
+    <w:p>
+      <w:pPr>
+        <w:jc w:val="both"/>
+        <w:rPr>
+          <w:rFonts w:ascii="Times New Roman" w:hAnsi="Times New Roman" w:cs="Times New Roman"/>
+          <w:sz w:val="28"/>
+          <w:szCs w:val="28"/>
+        </w:rPr>
+      </w:pPr>
+      <w:r>
+        <w:rPr>
+          <w:rFonts w:ascii="Times New Roman" w:hAnsi="Times New Roman" w:cs="Times New Roman"/>
+          <w:sz w:val="28"/>
+          <w:szCs w:val="28"/>
+        </w:rPr>
+        <w:t>– Списки ArrayList — для динамического хранения набора обучающих паттернов.</w:t>
+      </w:r>
+    </w:p>
+    <w:p>
+      <w:pPr>
+        <w:jc w:val="both"/>
+        <w:rPr>
+          <w:rFonts w:ascii="Times New Roman" w:hAnsi="Times New Roman" w:cs="Times New Roman"/>
+          <w:sz w:val="28"/>
+          <w:szCs w:val="28"/>
+        </w:rPr>
+      </w:pPr>
+    </w:p>
+    <w:p>
+      <w:pPr>
+        <w:jc w:val="both"/>
         <w:rPr>
           <w:rFonts w:ascii="Times New Roman" w:hAnsi="Times New Roman" w:cs="Times New Roman"/>
           <w:b/>
@@ -1445,8 +1063,7 @@
           <w:sz w:val="28"/>
           <w:szCs w:val="28"/>
         </w:rPr>
-        <w:t>П</w:t>
-      </w:r>
+      </w:pPr>
       <w:r>
         <w:rPr>
           <w:rFonts w:ascii="Times New Roman" w:hAnsi="Times New Roman" w:cs="Times New Roman"/>
@@ -1455,7 +1072,7 @@
           <w:sz w:val="28"/>
           <w:szCs w:val="28"/>
         </w:rPr>
-        <w:t>рограмм</w:t>
+        <w:t>П</w:t>
       </w:r>
       <w:r>
         <w:rPr>
@@ -1465,7 +1082,7 @@
           <w:sz w:val="28"/>
           <w:szCs w:val="28"/>
         </w:rPr>
-        <w:t>а</w:t>
+        <w:t>рограмм</w:t>
       </w:r>
       <w:r>
         <w:rPr>
@@ -1475,7 +1092,7 @@
           <w:sz w:val="28"/>
           <w:szCs w:val="28"/>
         </w:rPr>
-        <w:t xml:space="preserve"> </w:t>
+        <w:t>а</w:t>
       </w:r>
       <w:r>
         <w:rPr>
@@ -1485,7 +1102,7 @@
           <w:sz w:val="28"/>
           <w:szCs w:val="28"/>
         </w:rPr>
-        <w:t>работает следующим образом</w:t>
+        <w:t xml:space="preserve"> </w:t>
       </w:r>
       <w:r>
         <w:rPr>
@@ -1495,12 +1112,22 @@
           <w:sz w:val="28"/>
           <w:szCs w:val="28"/>
         </w:rPr>
+        <w:t>работает следующим образом</w:t>
+      </w:r>
+      <w:r>
+        <w:rPr>
+          <w:rFonts w:ascii="Times New Roman" w:hAnsi="Times New Roman" w:cs="Times New Roman"/>
+          <w:b/>
+          <w:bCs/>
+          <w:sz w:val="28"/>
+          <w:szCs w:val="28"/>
+        </w:rPr>
         <w:t>:</w:t>
       </w:r>
     </w:p>
     <w:p>
       <w:pPr>
-        <w:pStyle w:val="ListParagraph"/>
+        <w:pStyle w:val="a4"/>
         <w:numPr>
           <w:ilvl w:val="0"/>
           <w:numId w:val="7"/>
@@ -1519,7 +1146,16 @@
           <w:sz w:val="28"/>
           <w:szCs w:val="28"/>
         </w:rPr>
-        <w:t>При запуске осуществляется получение аргументов командной строки. Вводятся параметры, определяющие как процесс обучения</w:t>
+        <w:t xml:space="preserve">При запуске осуществляется получение аргументов командной строки. </w:t>
+      </w:r>
+      <w:r>
+        <w:rPr>
+          <w:rFonts w:ascii="Times New Roman" w:hAnsi="Times New Roman" w:cs="Times New Roman"/>
+          <w:sz w:val="28"/>
+          <w:szCs w:val="28"/>
+        </w:rPr>
+        <w:lastRenderedPageBreak/>
+        <w:t>Вводятся параметры, определяющие как процесс обучения</w:t>
       </w:r>
       <w:r>
         <w:rPr>
@@ -1572,7 +1208,7 @@
     </w:p>
     <w:p>
       <w:pPr>
-        <w:pStyle w:val="ListParagraph"/>
+        <w:pStyle w:val="a4"/>
         <w:numPr>
           <w:ilvl w:val="0"/>
           <w:numId w:val="7"/>
@@ -1624,7 +1260,7 @@
     </w:p>
     <w:p>
       <w:pPr>
-        <w:pStyle w:val="ListParagraph"/>
+        <w:pStyle w:val="a4"/>
         <w:numPr>
           <w:ilvl w:val="0"/>
           <w:numId w:val="7"/>
@@ -1748,7 +1384,7 @@
     </w:p>
     <w:p>
       <w:pPr>
-        <w:pStyle w:val="ListParagraph"/>
+        <w:pStyle w:val="a4"/>
         <w:numPr>
           <w:ilvl w:val="0"/>
           <w:numId w:val="7"/>
@@ -1836,7 +1472,7 @@
     </w:p>
     <w:p>
       <w:pPr>
-        <w:pStyle w:val="ListParagraph"/>
+        <w:pStyle w:val="a4"/>
         <w:numPr>
           <w:ilvl w:val="0"/>
           <w:numId w:val="7"/>
@@ -1861,7 +1497,7 @@
     </w:p>
     <w:p>
       <w:pPr>
-        <w:pStyle w:val="ListParagraph"/>
+        <w:pStyle w:val="a4"/>
         <w:numPr>
           <w:ilvl w:val="0"/>
           <w:numId w:val="7"/>
@@ -1886,7 +1522,7 @@
     </w:p>
     <w:p>
       <w:pPr>
-        <w:pStyle w:val="ListParagraph"/>
+        <w:pStyle w:val="a4"/>
         <w:numPr>
           <w:ilvl w:val="0"/>
           <w:numId w:val="7"/>
@@ -1911,7 +1547,7 @@
     </w:p>
     <w:p>
       <w:pPr>
-        <w:pStyle w:val="ListParagraph"/>
+        <w:pStyle w:val="a4"/>
         <w:numPr>
           <w:ilvl w:val="0"/>
           <w:numId w:val="7"/>
@@ -1936,7 +1572,7 @@
     </w:p>
     <w:p>
       <w:pPr>
-        <w:pStyle w:val="ListParagraph"/>
+        <w:pStyle w:val="a4"/>
         <w:numPr>
           <w:ilvl w:val="0"/>
           <w:numId w:val="7"/>
@@ -1956,22 +1592,12 @@
           <w:szCs w:val="28"/>
           <w:lang w:eastAsia="zh-CN"/>
         </w:rPr>
-        <w:t xml:space="preserve">Итоговое стабильное состояние, к которому пришла сеть, является результатом распознавания, представляющим собой очищенный от шума </w:t>
-      </w:r>
-      <w:r>
-        <w:rPr>
-          <w:rFonts w:ascii="Times New Roman" w:eastAsia="DengXian" w:hAnsi="Times New Roman" w:cs="Times New Roman"/>
-          <w:sz w:val="28"/>
-          <w:szCs w:val="28"/>
-          <w:lang w:eastAsia="zh-CN"/>
-        </w:rPr>
-        <w:lastRenderedPageBreak/>
-        <w:t>образ.</w:t>
-      </w:r>
-    </w:p>
-    <w:p>
-      <w:pPr>
-        <w:pStyle w:val="ListParagraph"/>
+        <w:t>Итоговое стабильное состояние, к которому пришла сеть, является результатом распознавания, представляющим собой очищенный от шума образ.</w:t>
+      </w:r>
+    </w:p>
+    <w:p>
+      <w:pPr>
+        <w:pStyle w:val="a4"/>
         <w:numPr>
           <w:ilvl w:val="0"/>
           <w:numId w:val="7"/>
@@ -2098,7 +1724,17 @@
           <w:szCs w:val="28"/>
           <w:lang w:eastAsia="ja-JP"/>
         </w:rPr>
-        <w:t>Модель представляет собой однослойную, полносвязную рекуррентную нейронную сеть, в которой каждый нейрон связан со всеми остальными. Взаимодействие между нейронами определяется единой матрицей симметричных весовых коэффициентов. Работа сети основана на асинхронном процессе релаксации, в ходе которого состояние каждого нейрона итеративно обновляется на основе взвешенной суммы состояний всех остальных нейронов сети, с последующим применением гиперболического тангенса.</w:t>
+        <w:t xml:space="preserve">Модель представляет собой однослойную, полносвязную рекуррентную нейронную сеть, в которой каждый нейрон связан со всеми остальными. Взаимодействие между нейронами определяется единой матрицей симметричных весовых коэффициентов. Работа сети основана на асинхронном процессе релаксации, в ходе которого состояние каждого нейрона итеративно </w:t>
+      </w:r>
+      <w:r>
+        <w:rPr>
+          <w:rFonts w:ascii="Times New Roman" w:eastAsiaTheme="minorEastAsia" w:hAnsi="Times New Roman" w:cs="Times New Roman"/>
+          <w:sz w:val="28"/>
+          <w:szCs w:val="28"/>
+          <w:lang w:eastAsia="ja-JP"/>
+        </w:rPr>
+        <w:lastRenderedPageBreak/>
+        <w:t>обновляется на основе взвешенной суммы состояний всех остальных нейронов сети, с последующим применением гиперболического тангенса.</w:t>
       </w:r>
       <w:r>
         <w:rPr>
@@ -2507,7 +2143,7 @@
           <w:rFonts w:ascii="Times New Roman" w:eastAsiaTheme="minorEastAsia" w:hAnsi="Times New Roman" w:cs="Times New Roman"/>
           <w:sz w:val="28"/>
           <w:szCs w:val="28"/>
-          <w:lang w:eastAsia="ja-JP"/>
+          <w:lang w:val="en-US" w:eastAsia="ja-JP"/>
         </w:rPr>
       </w:pPr>
       <w:r>
@@ -2526,7 +2162,16 @@
           <w:szCs w:val="28"/>
           <w:lang w:eastAsia="ja-JP"/>
         </w:rPr>
-        <w:t xml:space="preserve"> 0.35</w:t>
+        <w:t xml:space="preserve"> 0.</w:t>
+      </w:r>
+      <w:r>
+        <w:rPr>
+          <w:rFonts w:ascii="Times New Roman" w:eastAsiaTheme="minorEastAsia" w:hAnsi="Times New Roman" w:cs="Times New Roman"/>
+          <w:sz w:val="28"/>
+          <w:szCs w:val="28"/>
+          <w:lang w:val="en-US" w:eastAsia="ja-JP"/>
+        </w:rPr>
+        <w:t>2</w:t>
       </w:r>
     </w:p>
     <w:p>
@@ -2654,16 +2299,15 @@
       <w:r>
         <w:rPr>
           <w:rFonts w:ascii="Times New Roman" w:eastAsiaTheme="minorEastAsia" w:hAnsi="Times New Roman" w:cs="Times New Roman"/>
-          <w:noProof/>
           <w:sz w:val="28"/>
           <w:szCs w:val="28"/>
           <w:lang w:eastAsia="ja-JP"/>
         </w:rPr>
         <w:drawing>
-          <wp:inline distT="0" distB="0" distL="0" distR="0" wp14:anchorId="6940DAB1" wp14:editId="78129EA6">
-            <wp:extent cx="5087060" cy="314369"/>
+          <wp:inline distT="0" distB="0" distL="0" distR="0" wp14:anchorId="6B1564BE" wp14:editId="2EC6C88B">
+            <wp:extent cx="4420217" cy="314369"/>
             <wp:effectExtent l="0" t="0" r="0" b="9525"/>
-            <wp:docPr id="1" name="Picture 1"/>
+            <wp:docPr id="1" name="Рисунок 1"/>
             <wp:cNvGraphicFramePr>
               <a:graphicFrameLocks xmlns:a="http://schemas.openxmlformats.org/drawingml/2006/main" noChangeAspect="1"/>
             </wp:cNvGraphicFramePr>
@@ -2683,7 +2327,7 @@
                   <pic:spPr>
                     <a:xfrm>
                       <a:off x="0" y="0"/>
-                      <a:ext cx="5087060" cy="314369"/>
+                      <a:ext cx="4420217" cy="314369"/>
                     </a:xfrm>
                     <a:prstGeom prst="rect">
                       <a:avLst/>
@@ -2795,7 +2439,6 @@
           <w:szCs w:val="28"/>
           <w:lang w:eastAsia="ja-JP"/>
         </w:rPr>
-        <w:lastRenderedPageBreak/>
         <w:t xml:space="preserve">Тестирование модели режиме подтвердило её </w:t>
       </w:r>
       <w:r>
@@ -2885,16 +2528,15 @@
       <w:r>
         <w:rPr>
           <w:rFonts w:ascii="Times New Roman" w:eastAsiaTheme="minorEastAsia" w:hAnsi="Times New Roman" w:cs="Times New Roman"/>
-          <w:noProof/>
           <w:sz w:val="28"/>
           <w:szCs w:val="28"/>
           <w:lang w:eastAsia="ja-JP"/>
         </w:rPr>
         <w:drawing>
-          <wp:inline distT="0" distB="0" distL="0" distR="0" wp14:anchorId="123F0BE5" wp14:editId="2BE1B843">
-            <wp:extent cx="3970020" cy="1323340"/>
+          <wp:inline distT="0" distB="0" distL="0" distR="0" wp14:anchorId="10A99A7C" wp14:editId="34B55CB4">
+            <wp:extent cx="4038600" cy="1373124"/>
             <wp:effectExtent l="0" t="0" r="0" b="0"/>
-            <wp:docPr id="2" name="Picture 2"/>
+            <wp:docPr id="6" name="Рисунок 6"/>
             <wp:cNvGraphicFramePr>
               <a:graphicFrameLocks xmlns:a="http://schemas.openxmlformats.org/drawingml/2006/main" noChangeAspect="1"/>
             </wp:cNvGraphicFramePr>
@@ -2902,36 +2544,23 @@
               <a:graphicData uri="http://schemas.openxmlformats.org/drawingml/2006/picture">
                 <pic:pic xmlns:pic="http://schemas.openxmlformats.org/drawingml/2006/picture">
                   <pic:nvPicPr>
-                    <pic:cNvPr id="0" name="Picture 1"/>
-                    <pic:cNvPicPr>
-                      <a:picLocks noChangeAspect="1" noChangeArrowheads="1"/>
-                    </pic:cNvPicPr>
+                    <pic:cNvPr id="1" name=""/>
+                    <pic:cNvPicPr/>
                   </pic:nvPicPr>
                   <pic:blipFill>
-                    <a:blip r:embed="rId7">
-                      <a:extLst>
-                        <a:ext uri="{28A0092B-C50C-407E-A947-70E740481C1C}">
-                          <a14:useLocalDpi xmlns:a14="http://schemas.microsoft.com/office/drawing/2010/main" val="0"/>
-                        </a:ext>
-                      </a:extLst>
-                    </a:blip>
-                    <a:srcRect/>
+                    <a:blip r:embed="rId7"/>
                     <a:stretch>
                       <a:fillRect/>
                     </a:stretch>
                   </pic:blipFill>
-                  <pic:spPr bwMode="auto">
+                  <pic:spPr>
                     <a:xfrm>
                       <a:off x="0" y="0"/>
-                      <a:ext cx="3970020" cy="1323340"/>
+                      <a:ext cx="4089968" cy="1390589"/>
                     </a:xfrm>
                     <a:prstGeom prst="rect">
                       <a:avLst/>
                     </a:prstGeom>
-                    <a:noFill/>
-                    <a:ln>
-                      <a:noFill/>
-                    </a:ln>
                   </pic:spPr>
                 </pic:pic>
               </a:graphicData>
@@ -3017,28 +2646,14 @@
           <w:lang w:eastAsia="ja-JP"/>
         </w:rPr>
       </w:pPr>
-    </w:p>
-    <w:p>
-      <w:pPr>
-        <w:widowControl/>
-        <w:autoSpaceDE/>
-        <w:autoSpaceDN/>
-        <w:spacing w:after="160" w:line="259" w:lineRule="auto"/>
-        <w:jc w:val="both"/>
-        <w:rPr>
-          <w:rFonts w:ascii="Times New Roman" w:eastAsiaTheme="minorEastAsia" w:hAnsi="Times New Roman" w:cs="Times New Roman"/>
-          <w:sz w:val="28"/>
-          <w:szCs w:val="28"/>
-          <w:lang w:eastAsia="ja-JP"/>
-        </w:rPr>
-      </w:pPr>
-      <w:r>
-        <w:rPr>
-          <w:rFonts w:ascii="Times New Roman" w:eastAsiaTheme="minorEastAsia" w:hAnsi="Times New Roman" w:cs="Times New Roman"/>
-          <w:sz w:val="28"/>
-          <w:szCs w:val="28"/>
-          <w:lang w:eastAsia="ja-JP"/>
-        </w:rPr>
+      <w:r>
+        <w:rPr>
+          <w:rFonts w:ascii="Times New Roman" w:eastAsiaTheme="minorEastAsia" w:hAnsi="Times New Roman" w:cs="Times New Roman"/>
+          <w:sz w:val="28"/>
+          <w:szCs w:val="28"/>
+          <w:lang w:eastAsia="ja-JP"/>
+        </w:rPr>
+        <w:lastRenderedPageBreak/>
         <w:t>Полное совпадение восстановленных образов с их эталонами для всей тестовой выборки демонстрирует способность сети эффективно удалять шум. Это подтверждает, что реализованная релаксационная нейронная сеть успешно справляется с задачей распознавания и восстановления искаженных данных.</w:t>
       </w:r>
       <w:r>
@@ -4322,32 +3937,6 @@
       <w:pPr>
         <w:rPr>
           <w:rFonts w:ascii="Times New Roman" w:eastAsiaTheme="minorEastAsia" w:hAnsi="Times New Roman" w:cs="Times New Roman"/>
-          <w:sz w:val="26"/>
-          <w:szCs w:val="26"/>
-          <w:lang w:eastAsia="ja-JP"/>
-        </w:rPr>
-      </w:pPr>
-    </w:p>
-    <w:p>
-      <w:pPr>
-        <w:widowControl/>
-        <w:autoSpaceDE/>
-        <w:autoSpaceDN/>
-        <w:spacing w:after="160" w:line="259" w:lineRule="auto"/>
-        <w:rPr>
-          <w:rFonts w:ascii="Times New Roman" w:hAnsi="Times New Roman" w:cs="Times New Roman"/>
-          <w:i/>
-          <w:iCs/>
-          <w:sz w:val="18"/>
-          <w:szCs w:val="18"/>
-        </w:rPr>
-      </w:pPr>
-    </w:p>
-    <w:p>
-      <w:pPr>
-        <w:ind w:firstLine="720"/>
-        <w:rPr>
-          <w:rFonts w:ascii="Times New Roman" w:eastAsiaTheme="minorEastAsia" w:hAnsi="Times New Roman" w:cs="Times New Roman"/>
           <w:b/>
           <w:bCs/>
           <w:sz w:val="28"/>
@@ -4364,12 +3953,13 @@
           <w:szCs w:val="28"/>
           <w:lang w:eastAsia="ja-JP"/>
         </w:rPr>
+        <w:lastRenderedPageBreak/>
         <w:t>Ответы на контрольные вопросы</w:t>
       </w:r>
     </w:p>
     <w:p>
       <w:pPr>
-        <w:pStyle w:val="ListParagraph"/>
+        <w:pStyle w:val="a4"/>
         <w:numPr>
           <w:ilvl w:val="0"/>
           <w:numId w:val="5"/>
@@ -5038,7 +4628,7 @@
     </w:p>
     <w:p>
       <w:pPr>
-        <w:pStyle w:val="ListParagraph"/>
+        <w:pStyle w:val="a4"/>
         <w:ind w:left="360"/>
         <w:rPr>
           <w:rFonts w:ascii="Times New Roman" w:eastAsiaTheme="minorEastAsia" w:hAnsi="Times New Roman" w:cs="Times New Roman"/>
@@ -5051,7 +4641,7 @@
     </w:p>
     <w:p>
       <w:pPr>
-        <w:pStyle w:val="ListParagraph"/>
+        <w:pStyle w:val="a4"/>
         <w:numPr>
           <w:ilvl w:val="0"/>
           <w:numId w:val="5"/>
@@ -5118,7 +4708,7 @@
     </w:p>
     <w:p>
       <w:pPr>
-        <w:pStyle w:val="ListParagraph"/>
+        <w:pStyle w:val="a4"/>
         <w:numPr>
           <w:ilvl w:val="0"/>
           <w:numId w:val="5"/>
@@ -5283,7 +4873,7 @@
     </w:p>
     <w:p>
       <w:pPr>
-        <w:pStyle w:val="ListParagraph"/>
+        <w:pStyle w:val="a4"/>
         <w:numPr>
           <w:ilvl w:val="0"/>
           <w:numId w:val="5"/>
@@ -5412,7 +5002,7 @@
     </w:p>
     <w:p>
       <w:pPr>
-        <w:pStyle w:val="ListParagraph"/>
+        <w:pStyle w:val="a4"/>
         <w:numPr>
           <w:ilvl w:val="0"/>
           <w:numId w:val="5"/>
@@ -5453,17 +5043,7 @@
           <w:szCs w:val="28"/>
           <w:lang w:eastAsia="ja-JP"/>
         </w:rPr>
-        <w:t xml:space="preserve">На последнем слое сети Хопфилда, работающей в асинхронном режиме, в </w:t>
-      </w:r>
-      <w:r>
-        <w:rPr>
-          <w:rFonts w:ascii="Times New Roman" w:eastAsiaTheme="minorEastAsia" w:hAnsi="Times New Roman" w:cs="Times New Roman"/>
-          <w:sz w:val="28"/>
-          <w:szCs w:val="28"/>
-          <w:lang w:eastAsia="ja-JP"/>
-        </w:rPr>
-        <w:lastRenderedPageBreak/>
-        <w:t>качестве функции активации используется гиперболический тангенс.</w:t>
+        <w:t>На последнем слое сети Хопфилда, работающей в асинхронном режиме, в качестве функции активации используется гиперболический тангенс.</w:t>
       </w:r>
     </w:p>
     <w:p>
@@ -5479,7 +5059,7 @@
     </w:p>
     <w:p>
       <w:pPr>
-        <w:pStyle w:val="ListParagraph"/>
+        <w:pStyle w:val="a4"/>
         <w:numPr>
           <w:ilvl w:val="0"/>
           <w:numId w:val="5"/>
@@ -5499,6 +5079,7 @@
           <w:szCs w:val="28"/>
           <w:lang w:eastAsia="ja-JP"/>
         </w:rPr>
+        <w:lastRenderedPageBreak/>
         <w:t>Какая функция активации на первом слое искусственной нейронной сети в варианте?</w:t>
       </w:r>
     </w:p>
@@ -5656,18 +5237,18 @@
     </w:p>
     <w:p>
       <w:pPr>
-        <w:pStyle w:val="ListParagraph"/>
-        <w:rPr>
-          <w:rFonts w:ascii="Times New Roman" w:eastAsiaTheme="minorEastAsia" w:hAnsi="Times New Roman" w:cs="Times New Roman"/>
-          <w:sz w:val="28"/>
-          <w:szCs w:val="28"/>
-          <w:lang w:eastAsia="ja-JP"/>
-        </w:rPr>
-      </w:pPr>
-    </w:p>
-    <w:p>
-      <w:pPr>
-        <w:pStyle w:val="ListParagraph"/>
+        <w:pStyle w:val="a4"/>
+        <w:rPr>
+          <w:rFonts w:ascii="Times New Roman" w:eastAsiaTheme="minorEastAsia" w:hAnsi="Times New Roman" w:cs="Times New Roman"/>
+          <w:sz w:val="28"/>
+          <w:szCs w:val="28"/>
+          <w:lang w:eastAsia="ja-JP"/>
+        </w:rPr>
+      </w:pPr>
+    </w:p>
+    <w:p>
+      <w:pPr>
+        <w:pStyle w:val="a4"/>
         <w:numPr>
           <w:ilvl w:val="0"/>
           <w:numId w:val="5"/>
@@ -5728,7 +5309,7 @@
     </w:p>
     <w:tbl>
       <w:tblPr>
-        <w:tblStyle w:val="TableGrid0"/>
+        <w:tblStyle w:val="a5"/>
         <w:tblW w:w="0" w:type="auto"/>
         <w:tblInd w:w="720" w:type="dxa"/>
         <w:tblLook w:val="04A0" w:firstRow="1" w:lastRow="0" w:firstColumn="1" w:lastColumn="0" w:noHBand="0" w:noVBand="1"/>
@@ -5745,7 +5326,7 @@
           </w:tcPr>
           <w:p>
             <w:pPr>
-              <w:pStyle w:val="ListParagraph"/>
+              <w:pStyle w:val="a4"/>
               <w:ind w:left="0"/>
               <w:rPr>
                 <w:rFonts w:ascii="Times New Roman" w:eastAsiaTheme="minorEastAsia" w:hAnsi="Times New Roman" w:cs="Times New Roman"/>
@@ -5771,7 +5352,7 @@
           </w:tcPr>
           <w:p>
             <w:pPr>
-              <w:pStyle w:val="ListParagraph"/>
+              <w:pStyle w:val="a4"/>
               <w:ind w:left="0"/>
               <w:rPr>
                 <w:rFonts w:ascii="Times New Roman" w:eastAsiaTheme="minorEastAsia" w:hAnsi="Times New Roman" w:cs="Times New Roman"/>
@@ -5797,7 +5378,7 @@
           </w:tcPr>
           <w:p>
             <w:pPr>
-              <w:pStyle w:val="ListParagraph"/>
+              <w:pStyle w:val="a4"/>
               <w:ind w:left="0"/>
               <w:rPr>
                 <w:rFonts w:ascii="Times New Roman" w:eastAsiaTheme="minorEastAsia" w:hAnsi="Times New Roman" w:cs="Times New Roman"/>
@@ -5825,7 +5406,7 @@
           </w:tcPr>
           <w:p>
             <w:pPr>
-              <w:pStyle w:val="ListParagraph"/>
+              <w:pStyle w:val="a4"/>
               <w:ind w:left="0"/>
               <w:rPr>
                 <w:rFonts w:ascii="Times New Roman" w:eastAsiaTheme="minorEastAsia" w:hAnsi="Times New Roman" w:cs="Times New Roman"/>
@@ -5851,7 +5432,7 @@
           </w:tcPr>
           <w:p>
             <w:pPr>
-              <w:pStyle w:val="ListParagraph"/>
+              <w:pStyle w:val="a4"/>
               <w:ind w:left="0"/>
               <w:rPr>
                 <w:rFonts w:ascii="Times New Roman" w:eastAsiaTheme="minorEastAsia" w:hAnsi="Times New Roman" w:cs="Times New Roman"/>
@@ -5877,7 +5458,7 @@
           </w:tcPr>
           <w:p>
             <w:pPr>
-              <w:pStyle w:val="ListParagraph"/>
+              <w:pStyle w:val="a4"/>
               <w:ind w:left="0"/>
               <w:rPr>
                 <w:rFonts w:ascii="Times New Roman" w:eastAsiaTheme="minorEastAsia" w:hAnsi="Times New Roman" w:cs="Times New Roman"/>
@@ -5905,7 +5486,7 @@
           </w:tcPr>
           <w:p>
             <w:pPr>
-              <w:pStyle w:val="ListParagraph"/>
+              <w:pStyle w:val="a4"/>
               <w:ind w:left="0"/>
               <w:rPr>
                 <w:rFonts w:ascii="Times New Roman" w:eastAsiaTheme="minorEastAsia" w:hAnsi="Times New Roman" w:cs="Times New Roman"/>
@@ -5931,7 +5512,7 @@
           </w:tcPr>
           <w:p>
             <w:pPr>
-              <w:pStyle w:val="ListParagraph"/>
+              <w:pStyle w:val="a4"/>
               <w:ind w:left="0"/>
               <w:rPr>
                 <w:rFonts w:ascii="Times New Roman" w:eastAsiaTheme="minorEastAsia" w:hAnsi="Times New Roman" w:cs="Times New Roman"/>
@@ -5957,7 +5538,7 @@
           </w:tcPr>
           <w:p>
             <w:pPr>
-              <w:pStyle w:val="ListParagraph"/>
+              <w:pStyle w:val="a4"/>
               <w:ind w:left="0"/>
               <w:rPr>
                 <w:rFonts w:ascii="Times New Roman" w:eastAsiaTheme="minorEastAsia" w:hAnsi="Times New Roman" w:cs="Times New Roman"/>
@@ -5985,7 +5566,7 @@
           </w:tcPr>
           <w:p>
             <w:pPr>
-              <w:pStyle w:val="ListParagraph"/>
+              <w:pStyle w:val="a4"/>
               <w:ind w:left="0"/>
               <w:rPr>
                 <w:rFonts w:ascii="Times New Roman" w:eastAsiaTheme="minorEastAsia" w:hAnsi="Times New Roman" w:cs="Times New Roman"/>
@@ -6011,7 +5592,7 @@
           </w:tcPr>
           <w:p>
             <w:pPr>
-              <w:pStyle w:val="ListParagraph"/>
+              <w:pStyle w:val="a4"/>
               <w:ind w:left="0"/>
               <w:rPr>
                 <w:rFonts w:ascii="Times New Roman" w:eastAsiaTheme="minorEastAsia" w:hAnsi="Times New Roman" w:cs="Times New Roman"/>
@@ -6037,7 +5618,7 @@
           </w:tcPr>
           <w:p>
             <w:pPr>
-              <w:pStyle w:val="ListParagraph"/>
+              <w:pStyle w:val="a4"/>
               <w:ind w:left="0"/>
               <w:rPr>
                 <w:rFonts w:ascii="Times New Roman" w:eastAsiaTheme="minorEastAsia" w:hAnsi="Times New Roman" w:cs="Times New Roman"/>
@@ -6065,7 +5646,7 @@
           </w:tcPr>
           <w:p>
             <w:pPr>
-              <w:pStyle w:val="ListParagraph"/>
+              <w:pStyle w:val="a4"/>
               <w:ind w:left="0"/>
               <w:rPr>
                 <w:rFonts w:ascii="Times New Roman" w:eastAsiaTheme="minorEastAsia" w:hAnsi="Times New Roman" w:cs="Times New Roman"/>
@@ -6091,7 +5672,7 @@
           </w:tcPr>
           <w:p>
             <w:pPr>
-              <w:pStyle w:val="ListParagraph"/>
+              <w:pStyle w:val="a4"/>
               <w:ind w:left="0"/>
               <w:rPr>
                 <w:rFonts w:ascii="Times New Roman" w:eastAsiaTheme="minorEastAsia" w:hAnsi="Times New Roman" w:cs="Times New Roman"/>
@@ -6117,7 +5698,7 @@
           </w:tcPr>
           <w:p>
             <w:pPr>
-              <w:pStyle w:val="ListParagraph"/>
+              <w:pStyle w:val="a4"/>
               <w:ind w:left="0"/>
               <w:rPr>
                 <w:rFonts w:ascii="Times New Roman" w:eastAsiaTheme="minorEastAsia" w:hAnsi="Times New Roman" w:cs="Times New Roman"/>
@@ -6145,7 +5726,7 @@
           </w:tcPr>
           <w:p>
             <w:pPr>
-              <w:pStyle w:val="ListParagraph"/>
+              <w:pStyle w:val="a4"/>
               <w:ind w:left="0"/>
               <w:rPr>
                 <w:rFonts w:ascii="Times New Roman" w:eastAsiaTheme="minorEastAsia" w:hAnsi="Times New Roman" w:cs="Times New Roman"/>
@@ -6171,7 +5752,7 @@
           </w:tcPr>
           <w:p>
             <w:pPr>
-              <w:pStyle w:val="ListParagraph"/>
+              <w:pStyle w:val="a4"/>
               <w:ind w:left="0"/>
               <w:rPr>
                 <w:rFonts w:ascii="Times New Roman" w:eastAsiaTheme="minorEastAsia" w:hAnsi="Times New Roman" w:cs="Times New Roman"/>
@@ -6197,7 +5778,7 @@
           </w:tcPr>
           <w:p>
             <w:pPr>
-              <w:pStyle w:val="ListParagraph"/>
+              <w:pStyle w:val="a4"/>
               <w:ind w:left="0"/>
               <w:rPr>
                 <w:rFonts w:ascii="Times New Roman" w:eastAsiaTheme="minorEastAsia" w:hAnsi="Times New Roman" w:cs="Times New Roman"/>
@@ -6225,7 +5806,7 @@
           </w:tcPr>
           <w:p>
             <w:pPr>
-              <w:pStyle w:val="ListParagraph"/>
+              <w:pStyle w:val="a4"/>
               <w:ind w:left="0"/>
               <w:rPr>
                 <w:rFonts w:ascii="Times New Roman" w:eastAsiaTheme="minorEastAsia" w:hAnsi="Times New Roman" w:cs="Times New Roman"/>
@@ -6251,7 +5832,7 @@
           </w:tcPr>
           <w:p>
             <w:pPr>
-              <w:pStyle w:val="ListParagraph"/>
+              <w:pStyle w:val="a4"/>
               <w:ind w:left="0"/>
               <w:rPr>
                 <w:rFonts w:ascii="Times New Roman" w:eastAsiaTheme="minorEastAsia" w:hAnsi="Times New Roman" w:cs="Times New Roman"/>
@@ -6277,7 +5858,7 @@
           </w:tcPr>
           <w:p>
             <w:pPr>
-              <w:pStyle w:val="ListParagraph"/>
+              <w:pStyle w:val="a4"/>
               <w:ind w:left="0"/>
               <w:rPr>
                 <w:rFonts w:ascii="Times New Roman" w:eastAsiaTheme="minorEastAsia" w:hAnsi="Times New Roman" w:cs="Times New Roman"/>
@@ -6305,7 +5886,7 @@
           </w:tcPr>
           <w:p>
             <w:pPr>
-              <w:pStyle w:val="ListParagraph"/>
+              <w:pStyle w:val="a4"/>
               <w:ind w:left="0"/>
               <w:rPr>
                 <w:rFonts w:ascii="Times New Roman" w:eastAsiaTheme="minorEastAsia" w:hAnsi="Times New Roman" w:cs="Times New Roman"/>
@@ -6331,7 +5912,7 @@
           </w:tcPr>
           <w:p>
             <w:pPr>
-              <w:pStyle w:val="ListParagraph"/>
+              <w:pStyle w:val="a4"/>
               <w:ind w:left="0"/>
               <w:rPr>
                 <w:rFonts w:ascii="Times New Roman" w:eastAsiaTheme="minorEastAsia" w:hAnsi="Times New Roman" w:cs="Times New Roman"/>
@@ -6357,7 +5938,7 @@
           </w:tcPr>
           <w:p>
             <w:pPr>
-              <w:pStyle w:val="ListParagraph"/>
+              <w:pStyle w:val="a4"/>
               <w:ind w:left="0"/>
               <w:rPr>
                 <w:rFonts w:ascii="Times New Roman" w:eastAsiaTheme="minorEastAsia" w:hAnsi="Times New Roman" w:cs="Times New Roman"/>
@@ -6385,7 +5966,7 @@
           </w:tcPr>
           <w:p>
             <w:pPr>
-              <w:pStyle w:val="ListParagraph"/>
+              <w:pStyle w:val="a4"/>
               <w:ind w:left="0"/>
               <w:rPr>
                 <w:rFonts w:ascii="Times New Roman" w:eastAsiaTheme="minorEastAsia" w:hAnsi="Times New Roman" w:cs="Times New Roman"/>
@@ -6411,7 +5992,7 @@
           </w:tcPr>
           <w:p>
             <w:pPr>
-              <w:pStyle w:val="ListParagraph"/>
+              <w:pStyle w:val="a4"/>
               <w:ind w:left="0"/>
               <w:rPr>
                 <w:rFonts w:ascii="Times New Roman" w:eastAsiaTheme="minorEastAsia" w:hAnsi="Times New Roman" w:cs="Times New Roman"/>
@@ -6437,7 +6018,7 @@
           </w:tcPr>
           <w:p>
             <w:pPr>
-              <w:pStyle w:val="ListParagraph"/>
+              <w:pStyle w:val="a4"/>
               <w:ind w:left="0"/>
               <w:rPr>
                 <w:rFonts w:ascii="Times New Roman" w:eastAsiaTheme="minorEastAsia" w:hAnsi="Times New Roman" w:cs="Times New Roman"/>
@@ -6465,7 +6046,7 @@
           </w:tcPr>
           <w:p>
             <w:pPr>
-              <w:pStyle w:val="ListParagraph"/>
+              <w:pStyle w:val="a4"/>
               <w:ind w:left="0"/>
               <w:rPr>
                 <w:rFonts w:ascii="Times New Roman" w:eastAsiaTheme="minorEastAsia" w:hAnsi="Times New Roman" w:cs="Times New Roman"/>
@@ -6491,7 +6072,7 @@
           </w:tcPr>
           <w:p>
             <w:pPr>
-              <w:pStyle w:val="ListParagraph"/>
+              <w:pStyle w:val="a4"/>
               <w:ind w:left="0"/>
               <w:rPr>
                 <w:rFonts w:ascii="Times New Roman" w:eastAsiaTheme="minorEastAsia" w:hAnsi="Times New Roman" w:cs="Times New Roman"/>
@@ -6517,7 +6098,7 @@
           </w:tcPr>
           <w:p>
             <w:pPr>
-              <w:pStyle w:val="ListParagraph"/>
+              <w:pStyle w:val="a4"/>
               <w:ind w:left="0"/>
               <w:rPr>
                 <w:rFonts w:ascii="Times New Roman" w:eastAsiaTheme="minorEastAsia" w:hAnsi="Times New Roman" w:cs="Times New Roman"/>
@@ -6545,7 +6126,7 @@
           </w:tcPr>
           <w:p>
             <w:pPr>
-              <w:pStyle w:val="ListParagraph"/>
+              <w:pStyle w:val="a4"/>
               <w:ind w:left="0"/>
               <w:rPr>
                 <w:rFonts w:ascii="Times New Roman" w:eastAsiaTheme="minorEastAsia" w:hAnsi="Times New Roman" w:cs="Times New Roman"/>
@@ -6571,7 +6152,7 @@
           </w:tcPr>
           <w:p>
             <w:pPr>
-              <w:pStyle w:val="ListParagraph"/>
+              <w:pStyle w:val="a4"/>
               <w:ind w:left="0"/>
               <w:rPr>
                 <w:rFonts w:ascii="Times New Roman" w:eastAsiaTheme="minorEastAsia" w:hAnsi="Times New Roman" w:cs="Times New Roman"/>
@@ -6597,7 +6178,7 @@
           </w:tcPr>
           <w:p>
             <w:pPr>
-              <w:pStyle w:val="ListParagraph"/>
+              <w:pStyle w:val="a4"/>
               <w:ind w:left="0"/>
               <w:rPr>
                 <w:rFonts w:ascii="Times New Roman" w:eastAsiaTheme="minorEastAsia" w:hAnsi="Times New Roman" w:cs="Times New Roman"/>
@@ -6625,7 +6206,7 @@
           </w:tcPr>
           <w:p>
             <w:pPr>
-              <w:pStyle w:val="ListParagraph"/>
+              <w:pStyle w:val="a4"/>
               <w:ind w:left="0"/>
               <w:rPr>
                 <w:rFonts w:ascii="Times New Roman" w:eastAsiaTheme="minorEastAsia" w:hAnsi="Times New Roman" w:cs="Times New Roman"/>
@@ -6651,7 +6232,7 @@
           </w:tcPr>
           <w:p>
             <w:pPr>
-              <w:pStyle w:val="ListParagraph"/>
+              <w:pStyle w:val="a4"/>
               <w:ind w:left="0"/>
               <w:rPr>
                 <w:rFonts w:ascii="Times New Roman" w:eastAsiaTheme="minorEastAsia" w:hAnsi="Times New Roman" w:cs="Times New Roman"/>
@@ -6677,7 +6258,7 @@
           </w:tcPr>
           <w:p>
             <w:pPr>
-              <w:pStyle w:val="ListParagraph"/>
+              <w:pStyle w:val="a4"/>
               <w:ind w:left="0"/>
               <w:rPr>
                 <w:rFonts w:ascii="Times New Roman" w:eastAsiaTheme="minorEastAsia" w:hAnsi="Times New Roman" w:cs="Times New Roman"/>
@@ -6705,7 +6286,7 @@
           </w:tcPr>
           <w:p>
             <w:pPr>
-              <w:pStyle w:val="ListParagraph"/>
+              <w:pStyle w:val="a4"/>
               <w:ind w:left="0"/>
               <w:rPr>
                 <w:rFonts w:ascii="Times New Roman" w:eastAsiaTheme="minorEastAsia" w:hAnsi="Times New Roman" w:cs="Times New Roman"/>
@@ -6731,7 +6312,7 @@
           </w:tcPr>
           <w:p>
             <w:pPr>
-              <w:pStyle w:val="ListParagraph"/>
+              <w:pStyle w:val="a4"/>
               <w:ind w:left="0"/>
               <w:rPr>
                 <w:rFonts w:ascii="Times New Roman" w:eastAsiaTheme="minorEastAsia" w:hAnsi="Times New Roman" w:cs="Times New Roman"/>
@@ -6757,7 +6338,7 @@
           </w:tcPr>
           <w:p>
             <w:pPr>
-              <w:pStyle w:val="ListParagraph"/>
+              <w:pStyle w:val="a4"/>
               <w:ind w:left="0"/>
               <w:rPr>
                 <w:rFonts w:ascii="Times New Roman" w:eastAsiaTheme="minorEastAsia" w:hAnsi="Times New Roman" w:cs="Times New Roman"/>
@@ -6785,7 +6366,7 @@
           </w:tcPr>
           <w:p>
             <w:pPr>
-              <w:pStyle w:val="ListParagraph"/>
+              <w:pStyle w:val="a4"/>
               <w:ind w:left="0"/>
               <w:rPr>
                 <w:rFonts w:ascii="Times New Roman" w:eastAsiaTheme="minorEastAsia" w:hAnsi="Times New Roman" w:cs="Times New Roman"/>
@@ -6811,7 +6392,7 @@
           </w:tcPr>
           <w:p>
             <w:pPr>
-              <w:pStyle w:val="ListParagraph"/>
+              <w:pStyle w:val="a4"/>
               <w:ind w:left="0"/>
               <w:rPr>
                 <w:rFonts w:ascii="Times New Roman" w:eastAsiaTheme="minorEastAsia" w:hAnsi="Times New Roman" w:cs="Times New Roman"/>
@@ -6837,7 +6418,7 @@
           </w:tcPr>
           <w:p>
             <w:pPr>
-              <w:pStyle w:val="ListParagraph"/>
+              <w:pStyle w:val="a4"/>
               <w:ind w:left="0"/>
               <w:rPr>
                 <w:rFonts w:ascii="Times New Roman" w:eastAsiaTheme="minorEastAsia" w:hAnsi="Times New Roman" w:cs="Times New Roman"/>
@@ -6865,7 +6446,7 @@
           </w:tcPr>
           <w:p>
             <w:pPr>
-              <w:pStyle w:val="ListParagraph"/>
+              <w:pStyle w:val="a4"/>
               <w:ind w:left="0"/>
               <w:rPr>
                 <w:rFonts w:ascii="Times New Roman" w:eastAsiaTheme="minorEastAsia" w:hAnsi="Times New Roman" w:cs="Times New Roman"/>
@@ -6891,7 +6472,7 @@
           </w:tcPr>
           <w:p>
             <w:pPr>
-              <w:pStyle w:val="ListParagraph"/>
+              <w:pStyle w:val="a4"/>
               <w:ind w:left="0"/>
               <w:rPr>
                 <w:rFonts w:ascii="Times New Roman" w:eastAsiaTheme="minorEastAsia" w:hAnsi="Times New Roman" w:cs="Times New Roman"/>
@@ -6917,7 +6498,7 @@
           </w:tcPr>
           <w:p>
             <w:pPr>
-              <w:pStyle w:val="ListParagraph"/>
+              <w:pStyle w:val="a4"/>
               <w:ind w:left="0"/>
               <w:rPr>
                 <w:rFonts w:ascii="Times New Roman" w:eastAsiaTheme="minorEastAsia" w:hAnsi="Times New Roman" w:cs="Times New Roman"/>
@@ -6945,7 +6526,7 @@
           </w:tcPr>
           <w:p>
             <w:pPr>
-              <w:pStyle w:val="ListParagraph"/>
+              <w:pStyle w:val="a4"/>
               <w:ind w:left="0"/>
               <w:rPr>
                 <w:rFonts w:ascii="Times New Roman" w:eastAsiaTheme="minorEastAsia" w:hAnsi="Times New Roman" w:cs="Times New Roman"/>
@@ -6971,7 +6552,7 @@
           </w:tcPr>
           <w:p>
             <w:pPr>
-              <w:pStyle w:val="ListParagraph"/>
+              <w:pStyle w:val="a4"/>
               <w:ind w:left="0"/>
               <w:rPr>
                 <w:rFonts w:ascii="Times New Roman" w:eastAsiaTheme="minorEastAsia" w:hAnsi="Times New Roman" w:cs="Times New Roman"/>
@@ -6997,7 +6578,7 @@
           </w:tcPr>
           <w:p>
             <w:pPr>
-              <w:pStyle w:val="ListParagraph"/>
+              <w:pStyle w:val="a4"/>
               <w:ind w:left="0"/>
               <w:rPr>
                 <w:rFonts w:ascii="Times New Roman" w:eastAsiaTheme="minorEastAsia" w:hAnsi="Times New Roman" w:cs="Times New Roman"/>
@@ -7025,7 +6606,7 @@
           </w:tcPr>
           <w:p>
             <w:pPr>
-              <w:pStyle w:val="ListParagraph"/>
+              <w:pStyle w:val="a4"/>
               <w:ind w:left="0"/>
               <w:rPr>
                 <w:rFonts w:ascii="Times New Roman" w:eastAsiaTheme="minorEastAsia" w:hAnsi="Times New Roman" w:cs="Times New Roman"/>
@@ -7051,7 +6632,7 @@
           </w:tcPr>
           <w:p>
             <w:pPr>
-              <w:pStyle w:val="ListParagraph"/>
+              <w:pStyle w:val="a4"/>
               <w:ind w:left="0"/>
               <w:rPr>
                 <w:rFonts w:ascii="Times New Roman" w:eastAsiaTheme="minorEastAsia" w:hAnsi="Times New Roman" w:cs="Times New Roman"/>
@@ -7077,7 +6658,7 @@
           </w:tcPr>
           <w:p>
             <w:pPr>
-              <w:pStyle w:val="ListParagraph"/>
+              <w:pStyle w:val="a4"/>
               <w:ind w:left="0"/>
               <w:rPr>
                 <w:rFonts w:ascii="Times New Roman" w:eastAsiaTheme="minorEastAsia" w:hAnsi="Times New Roman" w:cs="Times New Roman"/>
@@ -7105,7 +6686,7 @@
           </w:tcPr>
           <w:p>
             <w:pPr>
-              <w:pStyle w:val="ListParagraph"/>
+              <w:pStyle w:val="a4"/>
               <w:ind w:left="0"/>
               <w:rPr>
                 <w:rFonts w:ascii="Times New Roman" w:eastAsiaTheme="minorEastAsia" w:hAnsi="Times New Roman" w:cs="Times New Roman"/>
@@ -7131,7 +6712,7 @@
           </w:tcPr>
           <w:p>
             <w:pPr>
-              <w:pStyle w:val="ListParagraph"/>
+              <w:pStyle w:val="a4"/>
               <w:ind w:left="0"/>
               <w:rPr>
                 <w:rFonts w:ascii="Times New Roman" w:eastAsiaTheme="minorEastAsia" w:hAnsi="Times New Roman" w:cs="Times New Roman"/>
@@ -7157,7 +6738,7 @@
           </w:tcPr>
           <w:p>
             <w:pPr>
-              <w:pStyle w:val="ListParagraph"/>
+              <w:pStyle w:val="a4"/>
               <w:ind w:left="0"/>
               <w:rPr>
                 <w:rFonts w:ascii="Times New Roman" w:eastAsiaTheme="minorEastAsia" w:hAnsi="Times New Roman" w:cs="Times New Roman"/>
@@ -7185,7 +6766,7 @@
           </w:tcPr>
           <w:p>
             <w:pPr>
-              <w:pStyle w:val="ListParagraph"/>
+              <w:pStyle w:val="a4"/>
               <w:ind w:left="0"/>
               <w:rPr>
                 <w:rFonts w:ascii="Times New Roman" w:eastAsiaTheme="minorEastAsia" w:hAnsi="Times New Roman" w:cs="Times New Roman"/>
@@ -7211,7 +6792,7 @@
           </w:tcPr>
           <w:p>
             <w:pPr>
-              <w:pStyle w:val="ListParagraph"/>
+              <w:pStyle w:val="a4"/>
               <w:ind w:left="0"/>
               <w:rPr>
                 <w:rFonts w:ascii="Times New Roman" w:eastAsiaTheme="minorEastAsia" w:hAnsi="Times New Roman" w:cs="Times New Roman"/>
@@ -7237,7 +6818,7 @@
           </w:tcPr>
           <w:p>
             <w:pPr>
-              <w:pStyle w:val="ListParagraph"/>
+              <w:pStyle w:val="a4"/>
               <w:ind w:left="0"/>
               <w:rPr>
                 <w:rFonts w:ascii="Times New Roman" w:eastAsiaTheme="minorEastAsia" w:hAnsi="Times New Roman" w:cs="Times New Roman"/>
@@ -7265,7 +6846,7 @@
           </w:tcPr>
           <w:p>
             <w:pPr>
-              <w:pStyle w:val="ListParagraph"/>
+              <w:pStyle w:val="a4"/>
               <w:ind w:left="0"/>
               <w:rPr>
                 <w:rFonts w:ascii="Times New Roman" w:eastAsiaTheme="minorEastAsia" w:hAnsi="Times New Roman" w:cs="Times New Roman"/>
@@ -7291,7 +6872,7 @@
           </w:tcPr>
           <w:p>
             <w:pPr>
-              <w:pStyle w:val="ListParagraph"/>
+              <w:pStyle w:val="a4"/>
               <w:ind w:left="0"/>
               <w:rPr>
                 <w:rFonts w:ascii="Times New Roman" w:eastAsiaTheme="minorEastAsia" w:hAnsi="Times New Roman" w:cs="Times New Roman"/>
@@ -7317,7 +6898,7 @@
           </w:tcPr>
           <w:p>
             <w:pPr>
-              <w:pStyle w:val="ListParagraph"/>
+              <w:pStyle w:val="a4"/>
               <w:ind w:left="0"/>
               <w:rPr>
                 <w:rFonts w:ascii="Times New Roman" w:eastAsiaTheme="minorEastAsia" w:hAnsi="Times New Roman" w:cs="Times New Roman"/>
@@ -7345,7 +6926,7 @@
           </w:tcPr>
           <w:p>
             <w:pPr>
-              <w:pStyle w:val="ListParagraph"/>
+              <w:pStyle w:val="a4"/>
               <w:ind w:left="0"/>
               <w:rPr>
                 <w:rFonts w:ascii="Times New Roman" w:eastAsiaTheme="minorEastAsia" w:hAnsi="Times New Roman" w:cs="Times New Roman"/>
@@ -7371,7 +6952,7 @@
           </w:tcPr>
           <w:p>
             <w:pPr>
-              <w:pStyle w:val="ListParagraph"/>
+              <w:pStyle w:val="a4"/>
               <w:ind w:left="0"/>
               <w:rPr>
                 <w:rFonts w:ascii="Times New Roman" w:eastAsiaTheme="minorEastAsia" w:hAnsi="Times New Roman" w:cs="Times New Roman"/>
@@ -7397,7 +6978,7 @@
           </w:tcPr>
           <w:p>
             <w:pPr>
-              <w:pStyle w:val="ListParagraph"/>
+              <w:pStyle w:val="a4"/>
               <w:ind w:left="0"/>
               <w:rPr>
                 <w:rFonts w:ascii="Times New Roman" w:eastAsiaTheme="minorEastAsia" w:hAnsi="Times New Roman" w:cs="Times New Roman"/>
@@ -7425,7 +7006,7 @@
           </w:tcPr>
           <w:p>
             <w:pPr>
-              <w:pStyle w:val="ListParagraph"/>
+              <w:pStyle w:val="a4"/>
               <w:ind w:left="0"/>
               <w:rPr>
                 <w:rFonts w:ascii="Times New Roman" w:eastAsiaTheme="minorEastAsia" w:hAnsi="Times New Roman" w:cs="Times New Roman"/>
@@ -7451,7 +7032,7 @@
           </w:tcPr>
           <w:p>
             <w:pPr>
-              <w:pStyle w:val="ListParagraph"/>
+              <w:pStyle w:val="a4"/>
               <w:ind w:left="0"/>
               <w:rPr>
                 <w:rFonts w:ascii="Times New Roman" w:eastAsiaTheme="minorEastAsia" w:hAnsi="Times New Roman" w:cs="Times New Roman"/>
@@ -7477,7 +7058,7 @@
           </w:tcPr>
           <w:p>
             <w:pPr>
-              <w:pStyle w:val="ListParagraph"/>
+              <w:pStyle w:val="a4"/>
               <w:ind w:left="0"/>
               <w:rPr>
                 <w:rFonts w:ascii="Times New Roman" w:eastAsiaTheme="minorEastAsia" w:hAnsi="Times New Roman" w:cs="Times New Roman"/>
@@ -7505,7 +7086,7 @@
           </w:tcPr>
           <w:p>
             <w:pPr>
-              <w:pStyle w:val="ListParagraph"/>
+              <w:pStyle w:val="a4"/>
               <w:ind w:left="0"/>
               <w:rPr>
                 <w:rFonts w:ascii="Times New Roman" w:eastAsiaTheme="minorEastAsia" w:hAnsi="Times New Roman" w:cs="Times New Roman"/>
@@ -7531,7 +7112,7 @@
           </w:tcPr>
           <w:p>
             <w:pPr>
-              <w:pStyle w:val="ListParagraph"/>
+              <w:pStyle w:val="a4"/>
               <w:ind w:left="0"/>
               <w:rPr>
                 <w:rFonts w:ascii="Times New Roman" w:eastAsiaTheme="minorEastAsia" w:hAnsi="Times New Roman" w:cs="Times New Roman"/>
@@ -7557,7 +7138,7 @@
           </w:tcPr>
           <w:p>
             <w:pPr>
-              <w:pStyle w:val="ListParagraph"/>
+              <w:pStyle w:val="a4"/>
               <w:ind w:left="0"/>
               <w:rPr>
                 <w:rFonts w:ascii="Times New Roman" w:eastAsiaTheme="minorEastAsia" w:hAnsi="Times New Roman" w:cs="Times New Roman"/>
@@ -7585,7 +7166,7 @@
           </w:tcPr>
           <w:p>
             <w:pPr>
-              <w:pStyle w:val="ListParagraph"/>
+              <w:pStyle w:val="a4"/>
               <w:ind w:left="0"/>
               <w:rPr>
                 <w:rFonts w:ascii="Times New Roman" w:eastAsiaTheme="minorEastAsia" w:hAnsi="Times New Roman" w:cs="Times New Roman"/>
@@ -7611,7 +7192,7 @@
           </w:tcPr>
           <w:p>
             <w:pPr>
-              <w:pStyle w:val="ListParagraph"/>
+              <w:pStyle w:val="a4"/>
               <w:ind w:left="0"/>
               <w:rPr>
                 <w:rFonts w:ascii="Times New Roman" w:eastAsiaTheme="minorEastAsia" w:hAnsi="Times New Roman" w:cs="Times New Roman"/>
@@ -7637,7 +7218,7 @@
           </w:tcPr>
           <w:p>
             <w:pPr>
-              <w:pStyle w:val="ListParagraph"/>
+              <w:pStyle w:val="a4"/>
               <w:ind w:left="0"/>
               <w:rPr>
                 <w:rFonts w:ascii="Times New Roman" w:eastAsiaTheme="minorEastAsia" w:hAnsi="Times New Roman" w:cs="Times New Roman"/>
@@ -7665,7 +7246,7 @@
           </w:tcPr>
           <w:p>
             <w:pPr>
-              <w:pStyle w:val="ListParagraph"/>
+              <w:pStyle w:val="a4"/>
               <w:ind w:left="0"/>
               <w:rPr>
                 <w:rFonts w:ascii="Times New Roman" w:eastAsiaTheme="minorEastAsia" w:hAnsi="Times New Roman" w:cs="Times New Roman"/>
@@ -7691,7 +7272,7 @@
           </w:tcPr>
           <w:p>
             <w:pPr>
-              <w:pStyle w:val="ListParagraph"/>
+              <w:pStyle w:val="a4"/>
               <w:ind w:left="0"/>
               <w:rPr>
                 <w:rFonts w:ascii="Times New Roman" w:eastAsiaTheme="minorEastAsia" w:hAnsi="Times New Roman" w:cs="Times New Roman"/>
@@ -7717,7 +7298,7 @@
           </w:tcPr>
           <w:p>
             <w:pPr>
-              <w:pStyle w:val="ListParagraph"/>
+              <w:pStyle w:val="a4"/>
               <w:ind w:left="0"/>
               <w:rPr>
                 <w:rFonts w:ascii="Times New Roman" w:eastAsiaTheme="minorEastAsia" w:hAnsi="Times New Roman" w:cs="Times New Roman"/>
@@ -7745,7 +7326,7 @@
           </w:tcPr>
           <w:p>
             <w:pPr>
-              <w:pStyle w:val="ListParagraph"/>
+              <w:pStyle w:val="a4"/>
               <w:ind w:left="0"/>
               <w:rPr>
                 <w:rFonts w:ascii="Times New Roman" w:eastAsiaTheme="minorEastAsia" w:hAnsi="Times New Roman" w:cs="Times New Roman"/>
@@ -7771,7 +7352,7 @@
           </w:tcPr>
           <w:p>
             <w:pPr>
-              <w:pStyle w:val="ListParagraph"/>
+              <w:pStyle w:val="a4"/>
               <w:ind w:left="0"/>
               <w:rPr>
                 <w:rFonts w:ascii="Times New Roman" w:eastAsiaTheme="minorEastAsia" w:hAnsi="Times New Roman" w:cs="Times New Roman"/>
@@ -7797,7 +7378,7 @@
           </w:tcPr>
           <w:p>
             <w:pPr>
-              <w:pStyle w:val="ListParagraph"/>
+              <w:pStyle w:val="a4"/>
               <w:ind w:left="0"/>
               <w:rPr>
                 <w:rFonts w:ascii="Times New Roman" w:eastAsiaTheme="minorEastAsia" w:hAnsi="Times New Roman" w:cs="Times New Roman"/>
@@ -7825,7 +7406,7 @@
           </w:tcPr>
           <w:p>
             <w:pPr>
-              <w:pStyle w:val="ListParagraph"/>
+              <w:pStyle w:val="a4"/>
               <w:ind w:left="0"/>
               <w:rPr>
                 <w:rFonts w:ascii="Times New Roman" w:eastAsiaTheme="minorEastAsia" w:hAnsi="Times New Roman" w:cs="Times New Roman"/>
@@ -7851,7 +7432,7 @@
           </w:tcPr>
           <w:p>
             <w:pPr>
-              <w:pStyle w:val="ListParagraph"/>
+              <w:pStyle w:val="a4"/>
               <w:ind w:left="0"/>
               <w:rPr>
                 <w:rFonts w:ascii="Times New Roman" w:eastAsiaTheme="minorEastAsia" w:hAnsi="Times New Roman" w:cs="Times New Roman"/>
@@ -7877,7 +7458,7 @@
           </w:tcPr>
           <w:p>
             <w:pPr>
-              <w:pStyle w:val="ListParagraph"/>
+              <w:pStyle w:val="a4"/>
               <w:ind w:left="0"/>
               <w:rPr>
                 <w:rFonts w:ascii="Times New Roman" w:eastAsiaTheme="minorEastAsia" w:hAnsi="Times New Roman" w:cs="Times New Roman"/>
@@ -7901,18 +7482,18 @@
     </w:tbl>
     <w:p>
       <w:pPr>
-        <w:pStyle w:val="ListParagraph"/>
-        <w:rPr>
-          <w:rFonts w:ascii="Times New Roman" w:eastAsiaTheme="minorEastAsia" w:hAnsi="Times New Roman" w:cs="Times New Roman"/>
-          <w:sz w:val="28"/>
-          <w:szCs w:val="28"/>
-          <w:lang w:eastAsia="ja-JP"/>
-        </w:rPr>
-      </w:pPr>
-    </w:p>
-    <w:p>
-      <w:pPr>
-        <w:pStyle w:val="ListParagraph"/>
+        <w:pStyle w:val="a4"/>
+        <w:rPr>
+          <w:rFonts w:ascii="Times New Roman" w:eastAsiaTheme="minorEastAsia" w:hAnsi="Times New Roman" w:cs="Times New Roman"/>
+          <w:sz w:val="28"/>
+          <w:szCs w:val="28"/>
+          <w:lang w:eastAsia="ja-JP"/>
+        </w:rPr>
+      </w:pPr>
+    </w:p>
+    <w:p>
+      <w:pPr>
+        <w:pStyle w:val="a4"/>
         <w:jc w:val="both"/>
         <w:rPr>
           <w:rFonts w:ascii="Times New Roman" w:eastAsiaTheme="minorEastAsia" w:hAnsi="Times New Roman" w:cs="Times New Roman"/>
@@ -7928,7 +7509,17 @@
           <w:szCs w:val="28"/>
           <w:lang w:eastAsia="ja-JP"/>
         </w:rPr>
-        <w:t xml:space="preserve">Анализ представленной таблицы показывает, что количество итераций обучения напрямую зависит от количества образов в обучающей выборке. С увеличением числа эталонов, которые сеть должна запомнить, возрастает и сложность </w:t>
+        <w:t xml:space="preserve">Анализ представленной таблицы показывает, что количество итераций </w:t>
+      </w:r>
+      <w:r>
+        <w:rPr>
+          <w:rFonts w:ascii="Times New Roman" w:eastAsiaTheme="minorEastAsia" w:hAnsi="Times New Roman" w:cs="Times New Roman"/>
+          <w:sz w:val="28"/>
+          <w:szCs w:val="28"/>
+          <w:lang w:eastAsia="ja-JP"/>
+        </w:rPr>
+        <w:lastRenderedPageBreak/>
+        <w:t xml:space="preserve">обучения напрямую зависит от количества образов в обучающей выборке. С увеличением числа эталонов, которые сеть должна запомнить, возрастает и сложность </w:t>
       </w:r>
       <w:r>
         <w:rPr>
@@ -8113,18 +7704,18 @@
     </w:p>
     <w:p>
       <w:pPr>
-        <w:pStyle w:val="ListParagraph"/>
-        <w:rPr>
-          <w:rFonts w:ascii="Times New Roman" w:eastAsiaTheme="minorEastAsia" w:hAnsi="Times New Roman" w:cs="Times New Roman"/>
-          <w:sz w:val="28"/>
-          <w:szCs w:val="28"/>
-          <w:lang w:eastAsia="ja-JP"/>
-        </w:rPr>
-      </w:pPr>
-    </w:p>
-    <w:p>
-      <w:pPr>
-        <w:pStyle w:val="ListParagraph"/>
+        <w:pStyle w:val="a4"/>
+        <w:rPr>
+          <w:rFonts w:ascii="Times New Roman" w:eastAsiaTheme="minorEastAsia" w:hAnsi="Times New Roman" w:cs="Times New Roman"/>
+          <w:sz w:val="28"/>
+          <w:szCs w:val="28"/>
+          <w:lang w:eastAsia="ja-JP"/>
+        </w:rPr>
+      </w:pPr>
+    </w:p>
+    <w:p>
+      <w:pPr>
+        <w:pStyle w:val="a4"/>
         <w:numPr>
           <w:ilvl w:val="0"/>
           <w:numId w:val="5"/>
@@ -8203,7 +7794,7 @@
     </w:p>
     <w:tbl>
       <w:tblPr>
-        <w:tblStyle w:val="TableGrid0"/>
+        <w:tblStyle w:val="a5"/>
         <w:tblW w:w="0" w:type="auto"/>
         <w:tblInd w:w="720" w:type="dxa"/>
         <w:tblLook w:val="04A0" w:firstRow="1" w:lastRow="0" w:firstColumn="1" w:lastColumn="0" w:noHBand="0" w:noVBand="1"/>
@@ -8220,7 +7811,7 @@
           </w:tcPr>
           <w:p>
             <w:pPr>
-              <w:pStyle w:val="ListParagraph"/>
+              <w:pStyle w:val="a4"/>
               <w:ind w:left="0"/>
               <w:rPr>
                 <w:rFonts w:ascii="Times New Roman" w:eastAsiaTheme="minorEastAsia" w:hAnsi="Times New Roman" w:cs="Times New Roman"/>
@@ -8246,7 +7837,7 @@
           </w:tcPr>
           <w:p>
             <w:pPr>
-              <w:pStyle w:val="ListParagraph"/>
+              <w:pStyle w:val="a4"/>
               <w:ind w:left="0"/>
               <w:rPr>
                 <w:rFonts w:ascii="Times New Roman" w:eastAsiaTheme="minorEastAsia" w:hAnsi="Times New Roman" w:cs="Times New Roman"/>
@@ -8272,7 +7863,7 @@
           </w:tcPr>
           <w:p>
             <w:pPr>
-              <w:pStyle w:val="ListParagraph"/>
+              <w:pStyle w:val="a4"/>
               <w:ind w:left="0"/>
               <w:rPr>
                 <w:rFonts w:ascii="Times New Roman" w:eastAsiaTheme="minorEastAsia" w:hAnsi="Times New Roman" w:cs="Times New Roman"/>
@@ -8300,7 +7891,7 @@
           </w:tcPr>
           <w:p>
             <w:pPr>
-              <w:pStyle w:val="ListParagraph"/>
+              <w:pStyle w:val="a4"/>
               <w:ind w:left="0"/>
               <w:rPr>
                 <w:rFonts w:ascii="Times New Roman" w:eastAsiaTheme="minorEastAsia" w:hAnsi="Times New Roman" w:cs="Times New Roman"/>
@@ -8326,7 +7917,7 @@
           </w:tcPr>
           <w:p>
             <w:pPr>
-              <w:pStyle w:val="ListParagraph"/>
+              <w:pStyle w:val="a4"/>
               <w:ind w:left="0"/>
               <w:rPr>
                 <w:rFonts w:ascii="Times New Roman" w:eastAsiaTheme="minorEastAsia" w:hAnsi="Times New Roman" w:cs="Times New Roman"/>
@@ -8352,7 +7943,7 @@
           </w:tcPr>
           <w:p>
             <w:pPr>
-              <w:pStyle w:val="ListParagraph"/>
+              <w:pStyle w:val="a4"/>
               <w:ind w:left="0"/>
               <w:rPr>
                 <w:rFonts w:ascii="Times New Roman" w:eastAsiaTheme="minorEastAsia" w:hAnsi="Times New Roman" w:cs="Times New Roman"/>
@@ -8380,7 +7971,7 @@
           </w:tcPr>
           <w:p>
             <w:pPr>
-              <w:pStyle w:val="ListParagraph"/>
+              <w:pStyle w:val="a4"/>
               <w:ind w:left="0"/>
               <w:rPr>
                 <w:rFonts w:ascii="Times New Roman" w:eastAsiaTheme="minorEastAsia" w:hAnsi="Times New Roman" w:cs="Times New Roman"/>
@@ -8406,7 +7997,7 @@
           </w:tcPr>
           <w:p>
             <w:pPr>
-              <w:pStyle w:val="ListParagraph"/>
+              <w:pStyle w:val="a4"/>
               <w:ind w:left="0"/>
               <w:rPr>
                 <w:rFonts w:ascii="Times New Roman" w:eastAsiaTheme="minorEastAsia" w:hAnsi="Times New Roman" w:cs="Times New Roman"/>
@@ -8432,7 +8023,7 @@
           </w:tcPr>
           <w:p>
             <w:pPr>
-              <w:pStyle w:val="ListParagraph"/>
+              <w:pStyle w:val="a4"/>
               <w:ind w:left="0"/>
               <w:rPr>
                 <w:rFonts w:ascii="Times New Roman" w:eastAsiaTheme="minorEastAsia" w:hAnsi="Times New Roman" w:cs="Times New Roman"/>
@@ -8460,7 +8051,7 @@
           </w:tcPr>
           <w:p>
             <w:pPr>
-              <w:pStyle w:val="ListParagraph"/>
+              <w:pStyle w:val="a4"/>
               <w:ind w:left="0"/>
               <w:rPr>
                 <w:rFonts w:ascii="Times New Roman" w:eastAsiaTheme="minorEastAsia" w:hAnsi="Times New Roman" w:cs="Times New Roman"/>
@@ -8486,7 +8077,7 @@
           </w:tcPr>
           <w:p>
             <w:pPr>
-              <w:pStyle w:val="ListParagraph"/>
+              <w:pStyle w:val="a4"/>
               <w:ind w:left="0"/>
               <w:rPr>
                 <w:rFonts w:ascii="Times New Roman" w:eastAsiaTheme="minorEastAsia" w:hAnsi="Times New Roman" w:cs="Times New Roman"/>
@@ -8512,7 +8103,7 @@
           </w:tcPr>
           <w:p>
             <w:pPr>
-              <w:pStyle w:val="ListParagraph"/>
+              <w:pStyle w:val="a4"/>
               <w:ind w:left="0"/>
               <w:rPr>
                 <w:rFonts w:ascii="Times New Roman" w:eastAsiaTheme="minorEastAsia" w:hAnsi="Times New Roman" w:cs="Times New Roman"/>
@@ -8540,7 +8131,7 @@
           </w:tcPr>
           <w:p>
             <w:pPr>
-              <w:pStyle w:val="ListParagraph"/>
+              <w:pStyle w:val="a4"/>
               <w:ind w:left="0"/>
               <w:rPr>
                 <w:rFonts w:ascii="Times New Roman" w:eastAsiaTheme="minorEastAsia" w:hAnsi="Times New Roman" w:cs="Times New Roman"/>
@@ -8566,7 +8157,7 @@
           </w:tcPr>
           <w:p>
             <w:pPr>
-              <w:pStyle w:val="ListParagraph"/>
+              <w:pStyle w:val="a4"/>
               <w:ind w:left="0"/>
               <w:rPr>
                 <w:rFonts w:ascii="Times New Roman" w:eastAsiaTheme="minorEastAsia" w:hAnsi="Times New Roman" w:cs="Times New Roman"/>
@@ -8592,7 +8183,7 @@
           </w:tcPr>
           <w:p>
             <w:pPr>
-              <w:pStyle w:val="ListParagraph"/>
+              <w:pStyle w:val="a4"/>
               <w:ind w:left="0"/>
               <w:rPr>
                 <w:rFonts w:ascii="Times New Roman" w:eastAsiaTheme="minorEastAsia" w:hAnsi="Times New Roman" w:cs="Times New Roman"/>
@@ -8620,7 +8211,7 @@
           </w:tcPr>
           <w:p>
             <w:pPr>
-              <w:pStyle w:val="ListParagraph"/>
+              <w:pStyle w:val="a4"/>
               <w:ind w:left="0"/>
               <w:rPr>
                 <w:rFonts w:ascii="Times New Roman" w:eastAsiaTheme="minorEastAsia" w:hAnsi="Times New Roman" w:cs="Times New Roman"/>
@@ -8646,7 +8237,7 @@
           </w:tcPr>
           <w:p>
             <w:pPr>
-              <w:pStyle w:val="ListParagraph"/>
+              <w:pStyle w:val="a4"/>
               <w:ind w:left="0"/>
               <w:rPr>
                 <w:rFonts w:ascii="Times New Roman" w:eastAsiaTheme="minorEastAsia" w:hAnsi="Times New Roman" w:cs="Times New Roman"/>
@@ -8672,7 +8263,7 @@
           </w:tcPr>
           <w:p>
             <w:pPr>
-              <w:pStyle w:val="ListParagraph"/>
+              <w:pStyle w:val="a4"/>
               <w:ind w:left="0"/>
               <w:rPr>
                 <w:rFonts w:ascii="Times New Roman" w:eastAsiaTheme="minorEastAsia" w:hAnsi="Times New Roman" w:cs="Times New Roman"/>
@@ -8700,7 +8291,7 @@
           </w:tcPr>
           <w:p>
             <w:pPr>
-              <w:pStyle w:val="ListParagraph"/>
+              <w:pStyle w:val="a4"/>
               <w:ind w:left="0"/>
               <w:rPr>
                 <w:rFonts w:ascii="Times New Roman" w:eastAsiaTheme="minorEastAsia" w:hAnsi="Times New Roman" w:cs="Times New Roman"/>
@@ -8726,7 +8317,7 @@
           </w:tcPr>
           <w:p>
             <w:pPr>
-              <w:pStyle w:val="ListParagraph"/>
+              <w:pStyle w:val="a4"/>
               <w:ind w:left="0"/>
               <w:rPr>
                 <w:rFonts w:ascii="Times New Roman" w:eastAsiaTheme="minorEastAsia" w:hAnsi="Times New Roman" w:cs="Times New Roman"/>
@@ -8752,7 +8343,7 @@
           </w:tcPr>
           <w:p>
             <w:pPr>
-              <w:pStyle w:val="ListParagraph"/>
+              <w:pStyle w:val="a4"/>
               <w:ind w:left="0"/>
               <w:rPr>
                 <w:rFonts w:ascii="Times New Roman" w:eastAsiaTheme="minorEastAsia" w:hAnsi="Times New Roman" w:cs="Times New Roman"/>
@@ -8780,7 +8371,7 @@
           </w:tcPr>
           <w:p>
             <w:pPr>
-              <w:pStyle w:val="ListParagraph"/>
+              <w:pStyle w:val="a4"/>
               <w:ind w:left="0"/>
               <w:rPr>
                 <w:rFonts w:ascii="Times New Roman" w:eastAsiaTheme="minorEastAsia" w:hAnsi="Times New Roman" w:cs="Times New Roman"/>
@@ -8806,7 +8397,7 @@
           </w:tcPr>
           <w:p>
             <w:pPr>
-              <w:pStyle w:val="ListParagraph"/>
+              <w:pStyle w:val="a4"/>
               <w:ind w:left="0"/>
               <w:rPr>
                 <w:rFonts w:ascii="Times New Roman" w:eastAsiaTheme="minorEastAsia" w:hAnsi="Times New Roman" w:cs="Times New Roman"/>
@@ -8832,7 +8423,7 @@
           </w:tcPr>
           <w:p>
             <w:pPr>
-              <w:pStyle w:val="ListParagraph"/>
+              <w:pStyle w:val="a4"/>
               <w:ind w:left="0"/>
               <w:rPr>
                 <w:rFonts w:ascii="Times New Roman" w:eastAsiaTheme="minorEastAsia" w:hAnsi="Times New Roman" w:cs="Times New Roman"/>
@@ -8856,7 +8447,7 @@
     </w:tbl>
     <w:p>
       <w:pPr>
-        <w:pStyle w:val="ListParagraph"/>
+        <w:pStyle w:val="a4"/>
         <w:jc w:val="both"/>
         <w:rPr>
           <w:rFonts w:ascii="Times New Roman" w:eastAsiaTheme="minorEastAsia" w:hAnsi="Times New Roman" w:cs="Times New Roman"/>
@@ -8913,7 +8504,7 @@
     </w:p>
     <w:tbl>
       <w:tblPr>
-        <w:tblStyle w:val="TableGrid0"/>
+        <w:tblStyle w:val="a5"/>
         <w:tblW w:w="0" w:type="auto"/>
         <w:tblInd w:w="720" w:type="dxa"/>
         <w:tblLook w:val="04A0" w:firstRow="1" w:lastRow="0" w:firstColumn="1" w:lastColumn="0" w:noHBand="0" w:noVBand="1"/>
@@ -8930,7 +8521,7 @@
           </w:tcPr>
           <w:p>
             <w:pPr>
-              <w:pStyle w:val="ListParagraph"/>
+              <w:pStyle w:val="a4"/>
               <w:ind w:left="0"/>
               <w:rPr>
                 <w:rFonts w:ascii="Times New Roman" w:eastAsiaTheme="minorEastAsia" w:hAnsi="Times New Roman" w:cs="Times New Roman"/>
@@ -8956,7 +8547,7 @@
           </w:tcPr>
           <w:p>
             <w:pPr>
-              <w:pStyle w:val="ListParagraph"/>
+              <w:pStyle w:val="a4"/>
               <w:ind w:left="0"/>
               <w:rPr>
                 <w:rFonts w:ascii="Times New Roman" w:eastAsiaTheme="minorEastAsia" w:hAnsi="Times New Roman" w:cs="Times New Roman"/>
@@ -8982,7 +8573,7 @@
           </w:tcPr>
           <w:p>
             <w:pPr>
-              <w:pStyle w:val="ListParagraph"/>
+              <w:pStyle w:val="a4"/>
               <w:ind w:left="0"/>
               <w:rPr>
                 <w:rFonts w:ascii="Times New Roman" w:eastAsiaTheme="minorEastAsia" w:hAnsi="Times New Roman" w:cs="Times New Roman"/>
@@ -9010,7 +8601,7 @@
           </w:tcPr>
           <w:p>
             <w:pPr>
-              <w:pStyle w:val="ListParagraph"/>
+              <w:pStyle w:val="a4"/>
               <w:ind w:left="0"/>
               <w:rPr>
                 <w:rFonts w:ascii="Times New Roman" w:eastAsiaTheme="minorEastAsia" w:hAnsi="Times New Roman" w:cs="Times New Roman"/>
@@ -9036,7 +8627,7 @@
           </w:tcPr>
           <w:p>
             <w:pPr>
-              <w:pStyle w:val="ListParagraph"/>
+              <w:pStyle w:val="a4"/>
               <w:ind w:left="0"/>
               <w:rPr>
                 <w:rFonts w:ascii="Times New Roman" w:eastAsiaTheme="minorEastAsia" w:hAnsi="Times New Roman" w:cs="Times New Roman"/>
@@ -9062,7 +8653,7 @@
           </w:tcPr>
           <w:p>
             <w:pPr>
-              <w:pStyle w:val="ListParagraph"/>
+              <w:pStyle w:val="a4"/>
               <w:ind w:left="0"/>
               <w:rPr>
                 <w:rFonts w:ascii="Times New Roman" w:eastAsiaTheme="minorEastAsia" w:hAnsi="Times New Roman" w:cs="Times New Roman"/>
@@ -9090,7 +8681,7 @@
           </w:tcPr>
           <w:p>
             <w:pPr>
-              <w:pStyle w:val="ListParagraph"/>
+              <w:pStyle w:val="a4"/>
               <w:ind w:left="0"/>
               <w:rPr>
                 <w:rFonts w:ascii="Times New Roman" w:eastAsiaTheme="minorEastAsia" w:hAnsi="Times New Roman" w:cs="Times New Roman"/>
@@ -9116,7 +8707,7 @@
           </w:tcPr>
           <w:p>
             <w:pPr>
-              <w:pStyle w:val="ListParagraph"/>
+              <w:pStyle w:val="a4"/>
               <w:ind w:left="0"/>
               <w:rPr>
                 <w:rFonts w:ascii="Times New Roman" w:eastAsiaTheme="minorEastAsia" w:hAnsi="Times New Roman" w:cs="Times New Roman"/>
@@ -9142,7 +8733,7 @@
           </w:tcPr>
           <w:p>
             <w:pPr>
-              <w:pStyle w:val="ListParagraph"/>
+              <w:pStyle w:val="a4"/>
               <w:ind w:left="0"/>
               <w:rPr>
                 <w:rFonts w:ascii="Times New Roman" w:eastAsiaTheme="minorEastAsia" w:hAnsi="Times New Roman" w:cs="Times New Roman"/>
@@ -9170,7 +8761,7 @@
           </w:tcPr>
           <w:p>
             <w:pPr>
-              <w:pStyle w:val="ListParagraph"/>
+              <w:pStyle w:val="a4"/>
               <w:ind w:left="0"/>
               <w:rPr>
                 <w:rFonts w:ascii="Times New Roman" w:eastAsiaTheme="minorEastAsia" w:hAnsi="Times New Roman" w:cs="Times New Roman"/>
@@ -9196,7 +8787,7 @@
           </w:tcPr>
           <w:p>
             <w:pPr>
-              <w:pStyle w:val="ListParagraph"/>
+              <w:pStyle w:val="a4"/>
               <w:ind w:left="0"/>
               <w:rPr>
                 <w:rFonts w:ascii="Times New Roman" w:eastAsiaTheme="minorEastAsia" w:hAnsi="Times New Roman" w:cs="Times New Roman"/>
@@ -9222,7 +8813,7 @@
           </w:tcPr>
           <w:p>
             <w:pPr>
-              <w:pStyle w:val="ListParagraph"/>
+              <w:pStyle w:val="a4"/>
               <w:ind w:left="0"/>
               <w:rPr>
                 <w:rFonts w:ascii="Times New Roman" w:eastAsiaTheme="minorEastAsia" w:hAnsi="Times New Roman" w:cs="Times New Roman"/>
@@ -9250,7 +8841,7 @@
           </w:tcPr>
           <w:p>
             <w:pPr>
-              <w:pStyle w:val="ListParagraph"/>
+              <w:pStyle w:val="a4"/>
               <w:ind w:left="0"/>
               <w:rPr>
                 <w:rFonts w:ascii="Times New Roman" w:eastAsiaTheme="minorEastAsia" w:hAnsi="Times New Roman" w:cs="Times New Roman"/>
@@ -9276,7 +8867,7 @@
           </w:tcPr>
           <w:p>
             <w:pPr>
-              <w:pStyle w:val="ListParagraph"/>
+              <w:pStyle w:val="a4"/>
               <w:ind w:left="0"/>
               <w:rPr>
                 <w:rFonts w:ascii="Times New Roman" w:eastAsiaTheme="minorEastAsia" w:hAnsi="Times New Roman" w:cs="Times New Roman"/>
@@ -9302,7 +8893,7 @@
           </w:tcPr>
           <w:p>
             <w:pPr>
-              <w:pStyle w:val="ListParagraph"/>
+              <w:pStyle w:val="a4"/>
               <w:ind w:left="0"/>
               <w:rPr>
                 <w:rFonts w:ascii="Times New Roman" w:eastAsiaTheme="minorEastAsia" w:hAnsi="Times New Roman" w:cs="Times New Roman"/>
@@ -9330,7 +8921,7 @@
           </w:tcPr>
           <w:p>
             <w:pPr>
-              <w:pStyle w:val="ListParagraph"/>
+              <w:pStyle w:val="a4"/>
               <w:ind w:left="0"/>
               <w:rPr>
                 <w:rFonts w:ascii="Times New Roman" w:eastAsiaTheme="minorEastAsia" w:hAnsi="Times New Roman" w:cs="Times New Roman"/>
@@ -9356,7 +8947,7 @@
           </w:tcPr>
           <w:p>
             <w:pPr>
-              <w:pStyle w:val="ListParagraph"/>
+              <w:pStyle w:val="a4"/>
               <w:ind w:left="0"/>
               <w:rPr>
                 <w:rFonts w:ascii="Times New Roman" w:eastAsiaTheme="minorEastAsia" w:hAnsi="Times New Roman" w:cs="Times New Roman"/>
@@ -9382,7 +8973,7 @@
           </w:tcPr>
           <w:p>
             <w:pPr>
-              <w:pStyle w:val="ListParagraph"/>
+              <w:pStyle w:val="a4"/>
               <w:ind w:left="0"/>
               <w:rPr>
                 <w:rFonts w:ascii="Times New Roman" w:eastAsiaTheme="minorEastAsia" w:hAnsi="Times New Roman" w:cs="Times New Roman"/>
@@ -9410,7 +9001,7 @@
           </w:tcPr>
           <w:p>
             <w:pPr>
-              <w:pStyle w:val="ListParagraph"/>
+              <w:pStyle w:val="a4"/>
               <w:ind w:left="0"/>
               <w:rPr>
                 <w:rFonts w:ascii="Times New Roman" w:eastAsiaTheme="minorEastAsia" w:hAnsi="Times New Roman" w:cs="Times New Roman"/>
@@ -9436,7 +9027,7 @@
           </w:tcPr>
           <w:p>
             <w:pPr>
-              <w:pStyle w:val="ListParagraph"/>
+              <w:pStyle w:val="a4"/>
               <w:ind w:left="0"/>
               <w:rPr>
                 <w:rFonts w:ascii="Times New Roman" w:eastAsiaTheme="minorEastAsia" w:hAnsi="Times New Roman" w:cs="Times New Roman"/>
@@ -9462,7 +9053,7 @@
           </w:tcPr>
           <w:p>
             <w:pPr>
-              <w:pStyle w:val="ListParagraph"/>
+              <w:pStyle w:val="a4"/>
               <w:ind w:left="0"/>
               <w:rPr>
                 <w:rFonts w:ascii="Times New Roman" w:eastAsiaTheme="minorEastAsia" w:hAnsi="Times New Roman" w:cs="Times New Roman"/>
@@ -9490,7 +9081,7 @@
           </w:tcPr>
           <w:p>
             <w:pPr>
-              <w:pStyle w:val="ListParagraph"/>
+              <w:pStyle w:val="a4"/>
               <w:ind w:left="0"/>
               <w:rPr>
                 <w:rFonts w:ascii="Times New Roman" w:eastAsiaTheme="minorEastAsia" w:hAnsi="Times New Roman" w:cs="Times New Roman"/>
@@ -9516,7 +9107,7 @@
           </w:tcPr>
           <w:p>
             <w:pPr>
-              <w:pStyle w:val="ListParagraph"/>
+              <w:pStyle w:val="a4"/>
               <w:ind w:left="0"/>
               <w:rPr>
                 <w:rFonts w:ascii="Times New Roman" w:eastAsiaTheme="minorEastAsia" w:hAnsi="Times New Roman" w:cs="Times New Roman"/>
@@ -9542,7 +9133,7 @@
           </w:tcPr>
           <w:p>
             <w:pPr>
-              <w:pStyle w:val="ListParagraph"/>
+              <w:pStyle w:val="a4"/>
               <w:ind w:left="0"/>
               <w:rPr>
                 <w:rFonts w:ascii="Times New Roman" w:eastAsiaTheme="minorEastAsia" w:hAnsi="Times New Roman" w:cs="Times New Roman"/>
@@ -9570,23 +9161,22 @@
           </w:tcPr>
           <w:p>
             <w:pPr>
-              <w:pStyle w:val="ListParagraph"/>
-              <w:ind w:left="0"/>
-              <w:rPr>
-                <w:rFonts w:ascii="Times New Roman" w:eastAsiaTheme="minorEastAsia" w:hAnsi="Times New Roman" w:cs="Times New Roman"/>
-                <w:sz w:val="28"/>
-                <w:szCs w:val="28"/>
-                <w:lang w:eastAsia="ja-JP"/>
-              </w:rPr>
-            </w:pPr>
-            <w:r>
-              <w:rPr>
-                <w:rFonts w:ascii="Times New Roman" w:eastAsiaTheme="minorEastAsia" w:hAnsi="Times New Roman" w:cs="Times New Roman"/>
-                <w:sz w:val="28"/>
-                <w:szCs w:val="28"/>
-                <w:lang w:eastAsia="ja-JP"/>
-              </w:rPr>
-              <w:lastRenderedPageBreak/>
+              <w:pStyle w:val="a4"/>
+              <w:ind w:left="0"/>
+              <w:rPr>
+                <w:rFonts w:ascii="Times New Roman" w:eastAsiaTheme="minorEastAsia" w:hAnsi="Times New Roman" w:cs="Times New Roman"/>
+                <w:sz w:val="28"/>
+                <w:szCs w:val="28"/>
+                <w:lang w:eastAsia="ja-JP"/>
+              </w:rPr>
+            </w:pPr>
+            <w:r>
+              <w:rPr>
+                <w:rFonts w:ascii="Times New Roman" w:eastAsiaTheme="minorEastAsia" w:hAnsi="Times New Roman" w:cs="Times New Roman"/>
+                <w:sz w:val="28"/>
+                <w:szCs w:val="28"/>
+                <w:lang w:eastAsia="ja-JP"/>
+              </w:rPr>
               <w:t>8</w:t>
             </w:r>
           </w:p>
@@ -9597,7 +9187,7 @@
           </w:tcPr>
           <w:p>
             <w:pPr>
-              <w:pStyle w:val="ListParagraph"/>
+              <w:pStyle w:val="a4"/>
               <w:ind w:left="0"/>
               <w:rPr>
                 <w:rFonts w:ascii="Times New Roman" w:eastAsiaTheme="minorEastAsia" w:hAnsi="Times New Roman" w:cs="Times New Roman"/>
@@ -9623,7 +9213,7 @@
           </w:tcPr>
           <w:p>
             <w:pPr>
-              <w:pStyle w:val="ListParagraph"/>
+              <w:pStyle w:val="a4"/>
               <w:ind w:left="0"/>
               <w:rPr>
                 <w:rFonts w:ascii="Times New Roman" w:eastAsiaTheme="minorEastAsia" w:hAnsi="Times New Roman" w:cs="Times New Roman"/>
@@ -9651,7 +9241,7 @@
           </w:tcPr>
           <w:p>
             <w:pPr>
-              <w:pStyle w:val="ListParagraph"/>
+              <w:pStyle w:val="a4"/>
               <w:ind w:left="0"/>
               <w:rPr>
                 <w:rFonts w:ascii="Times New Roman" w:eastAsiaTheme="minorEastAsia" w:hAnsi="Times New Roman" w:cs="Times New Roman"/>
@@ -9677,7 +9267,7 @@
           </w:tcPr>
           <w:p>
             <w:pPr>
-              <w:pStyle w:val="ListParagraph"/>
+              <w:pStyle w:val="a4"/>
               <w:ind w:left="0"/>
               <w:rPr>
                 <w:rFonts w:ascii="Times New Roman" w:eastAsiaTheme="minorEastAsia" w:hAnsi="Times New Roman" w:cs="Times New Roman"/>
@@ -9703,7 +9293,7 @@
           </w:tcPr>
           <w:p>
             <w:pPr>
-              <w:pStyle w:val="ListParagraph"/>
+              <w:pStyle w:val="a4"/>
               <w:ind w:left="0"/>
               <w:rPr>
                 <w:rFonts w:ascii="Times New Roman" w:eastAsiaTheme="minorEastAsia" w:hAnsi="Times New Roman" w:cs="Times New Roman"/>
@@ -9731,22 +9321,23 @@
           </w:tcPr>
           <w:p>
             <w:pPr>
-              <w:pStyle w:val="ListParagraph"/>
-              <w:ind w:left="0"/>
-              <w:rPr>
-                <w:rFonts w:ascii="Times New Roman" w:eastAsiaTheme="minorEastAsia" w:hAnsi="Times New Roman" w:cs="Times New Roman"/>
-                <w:sz w:val="28"/>
-                <w:szCs w:val="28"/>
-                <w:lang w:eastAsia="ja-JP"/>
-              </w:rPr>
-            </w:pPr>
-            <w:r>
-              <w:rPr>
-                <w:rFonts w:ascii="Times New Roman" w:eastAsiaTheme="minorEastAsia" w:hAnsi="Times New Roman" w:cs="Times New Roman"/>
-                <w:sz w:val="28"/>
-                <w:szCs w:val="28"/>
-                <w:lang w:eastAsia="ja-JP"/>
-              </w:rPr>
+              <w:pStyle w:val="a4"/>
+              <w:ind w:left="0"/>
+              <w:rPr>
+                <w:rFonts w:ascii="Times New Roman" w:eastAsiaTheme="minorEastAsia" w:hAnsi="Times New Roman" w:cs="Times New Roman"/>
+                <w:sz w:val="28"/>
+                <w:szCs w:val="28"/>
+                <w:lang w:eastAsia="ja-JP"/>
+              </w:rPr>
+            </w:pPr>
+            <w:r>
+              <w:rPr>
+                <w:rFonts w:ascii="Times New Roman" w:eastAsiaTheme="minorEastAsia" w:hAnsi="Times New Roman" w:cs="Times New Roman"/>
+                <w:sz w:val="28"/>
+                <w:szCs w:val="28"/>
+                <w:lang w:eastAsia="ja-JP"/>
+              </w:rPr>
+              <w:lastRenderedPageBreak/>
               <w:t>10</w:t>
             </w:r>
           </w:p>
@@ -9757,7 +9348,7 @@
           </w:tcPr>
           <w:p>
             <w:pPr>
-              <w:pStyle w:val="ListParagraph"/>
+              <w:pStyle w:val="a4"/>
               <w:ind w:left="0"/>
               <w:rPr>
                 <w:rFonts w:ascii="Times New Roman" w:eastAsiaTheme="minorEastAsia" w:hAnsi="Times New Roman" w:cs="Times New Roman"/>
@@ -9783,7 +9374,7 @@
           </w:tcPr>
           <w:p>
             <w:pPr>
-              <w:pStyle w:val="ListParagraph"/>
+              <w:pStyle w:val="a4"/>
               <w:ind w:left="0"/>
               <w:rPr>
                 <w:rFonts w:ascii="Times New Roman" w:eastAsiaTheme="minorEastAsia" w:hAnsi="Times New Roman" w:cs="Times New Roman"/>
@@ -9811,7 +9402,7 @@
           </w:tcPr>
           <w:p>
             <w:pPr>
-              <w:pStyle w:val="ListParagraph"/>
+              <w:pStyle w:val="a4"/>
               <w:ind w:left="0"/>
               <w:rPr>
                 <w:rFonts w:ascii="Times New Roman" w:eastAsiaTheme="minorEastAsia" w:hAnsi="Times New Roman" w:cs="Times New Roman"/>
@@ -9837,7 +9428,7 @@
           </w:tcPr>
           <w:p>
             <w:pPr>
-              <w:pStyle w:val="ListParagraph"/>
+              <w:pStyle w:val="a4"/>
               <w:ind w:left="0"/>
               <w:rPr>
                 <w:rFonts w:ascii="Times New Roman" w:eastAsiaTheme="minorEastAsia" w:hAnsi="Times New Roman" w:cs="Times New Roman"/>
@@ -9863,7 +9454,7 @@
           </w:tcPr>
           <w:p>
             <w:pPr>
-              <w:pStyle w:val="ListParagraph"/>
+              <w:pStyle w:val="a4"/>
               <w:ind w:left="0"/>
               <w:rPr>
                 <w:rFonts w:ascii="Times New Roman" w:eastAsiaTheme="minorEastAsia" w:hAnsi="Times New Roman" w:cs="Times New Roman"/>
@@ -9891,7 +9482,7 @@
           </w:tcPr>
           <w:p>
             <w:pPr>
-              <w:pStyle w:val="ListParagraph"/>
+              <w:pStyle w:val="a4"/>
               <w:ind w:left="0"/>
               <w:rPr>
                 <w:rFonts w:ascii="Times New Roman" w:eastAsiaTheme="minorEastAsia" w:hAnsi="Times New Roman" w:cs="Times New Roman"/>
@@ -9917,7 +9508,7 @@
           </w:tcPr>
           <w:p>
             <w:pPr>
-              <w:pStyle w:val="ListParagraph"/>
+              <w:pStyle w:val="a4"/>
               <w:ind w:left="0"/>
               <w:rPr>
                 <w:rFonts w:ascii="Times New Roman" w:eastAsiaTheme="minorEastAsia" w:hAnsi="Times New Roman" w:cs="Times New Roman"/>
@@ -9943,7 +9534,7 @@
           </w:tcPr>
           <w:p>
             <w:pPr>
-              <w:pStyle w:val="ListParagraph"/>
+              <w:pStyle w:val="a4"/>
               <w:ind w:left="0"/>
               <w:rPr>
                 <w:rFonts w:ascii="Times New Roman" w:eastAsiaTheme="minorEastAsia" w:hAnsi="Times New Roman" w:cs="Times New Roman"/>
@@ -9971,7 +9562,7 @@
           </w:tcPr>
           <w:p>
             <w:pPr>
-              <w:pStyle w:val="ListParagraph"/>
+              <w:pStyle w:val="a4"/>
               <w:ind w:left="0"/>
               <w:rPr>
                 <w:rFonts w:ascii="Times New Roman" w:eastAsiaTheme="minorEastAsia" w:hAnsi="Times New Roman" w:cs="Times New Roman"/>
@@ -9997,7 +9588,7 @@
           </w:tcPr>
           <w:p>
             <w:pPr>
-              <w:pStyle w:val="ListParagraph"/>
+              <w:pStyle w:val="a4"/>
               <w:ind w:left="0"/>
               <w:rPr>
                 <w:rFonts w:ascii="Times New Roman" w:eastAsiaTheme="minorEastAsia" w:hAnsi="Times New Roman" w:cs="Times New Roman"/>
@@ -10023,7 +9614,7 @@
           </w:tcPr>
           <w:p>
             <w:pPr>
-              <w:pStyle w:val="ListParagraph"/>
+              <w:pStyle w:val="a4"/>
               <w:ind w:left="0"/>
               <w:rPr>
                 <w:rFonts w:ascii="Times New Roman" w:eastAsiaTheme="minorEastAsia" w:hAnsi="Times New Roman" w:cs="Times New Roman"/>
@@ -10051,7 +9642,7 @@
           </w:tcPr>
           <w:p>
             <w:pPr>
-              <w:pStyle w:val="ListParagraph"/>
+              <w:pStyle w:val="a4"/>
               <w:ind w:left="0"/>
               <w:rPr>
                 <w:rFonts w:ascii="Times New Roman" w:eastAsiaTheme="minorEastAsia" w:hAnsi="Times New Roman" w:cs="Times New Roman"/>
@@ -10077,7 +9668,7 @@
           </w:tcPr>
           <w:p>
             <w:pPr>
-              <w:pStyle w:val="ListParagraph"/>
+              <w:pStyle w:val="a4"/>
               <w:ind w:left="0"/>
               <w:rPr>
                 <w:rFonts w:ascii="Times New Roman" w:eastAsiaTheme="minorEastAsia" w:hAnsi="Times New Roman" w:cs="Times New Roman"/>
@@ -10103,7 +9694,7 @@
           </w:tcPr>
           <w:p>
             <w:pPr>
-              <w:pStyle w:val="ListParagraph"/>
+              <w:pStyle w:val="a4"/>
               <w:ind w:left="0"/>
               <w:rPr>
                 <w:rFonts w:ascii="Times New Roman" w:eastAsiaTheme="minorEastAsia" w:hAnsi="Times New Roman" w:cs="Times New Roman"/>
@@ -10131,7 +9722,7 @@
           </w:tcPr>
           <w:p>
             <w:pPr>
-              <w:pStyle w:val="ListParagraph"/>
+              <w:pStyle w:val="a4"/>
               <w:ind w:left="0"/>
               <w:rPr>
                 <w:rFonts w:ascii="Times New Roman" w:eastAsiaTheme="minorEastAsia" w:hAnsi="Times New Roman" w:cs="Times New Roman"/>
@@ -10157,7 +9748,7 @@
           </w:tcPr>
           <w:p>
             <w:pPr>
-              <w:pStyle w:val="ListParagraph"/>
+              <w:pStyle w:val="a4"/>
               <w:ind w:left="0"/>
               <w:rPr>
                 <w:rFonts w:ascii="Times New Roman" w:eastAsiaTheme="minorEastAsia" w:hAnsi="Times New Roman" w:cs="Times New Roman"/>
@@ -10183,7 +9774,7 @@
           </w:tcPr>
           <w:p>
             <w:pPr>
-              <w:pStyle w:val="ListParagraph"/>
+              <w:pStyle w:val="a4"/>
               <w:ind w:left="0"/>
               <w:rPr>
                 <w:rFonts w:ascii="Times New Roman" w:eastAsiaTheme="minorEastAsia" w:hAnsi="Times New Roman" w:cs="Times New Roman"/>
@@ -10211,7 +9802,7 @@
           </w:tcPr>
           <w:p>
             <w:pPr>
-              <w:pStyle w:val="ListParagraph"/>
+              <w:pStyle w:val="a4"/>
               <w:ind w:left="0"/>
               <w:rPr>
                 <w:rFonts w:ascii="Times New Roman" w:eastAsiaTheme="minorEastAsia" w:hAnsi="Times New Roman" w:cs="Times New Roman"/>
@@ -10237,7 +9828,7 @@
           </w:tcPr>
           <w:p>
             <w:pPr>
-              <w:pStyle w:val="ListParagraph"/>
+              <w:pStyle w:val="a4"/>
               <w:ind w:left="0"/>
               <w:rPr>
                 <w:rFonts w:ascii="Times New Roman" w:eastAsiaTheme="minorEastAsia" w:hAnsi="Times New Roman" w:cs="Times New Roman"/>
@@ -10263,7 +9854,7 @@
           </w:tcPr>
           <w:p>
             <w:pPr>
-              <w:pStyle w:val="ListParagraph"/>
+              <w:pStyle w:val="a4"/>
               <w:ind w:left="0"/>
               <w:rPr>
                 <w:rFonts w:ascii="Times New Roman" w:eastAsiaTheme="minorEastAsia" w:hAnsi="Times New Roman" w:cs="Times New Roman"/>
@@ -10291,7 +9882,7 @@
           </w:tcPr>
           <w:p>
             <w:pPr>
-              <w:pStyle w:val="ListParagraph"/>
+              <w:pStyle w:val="a4"/>
               <w:ind w:left="0"/>
               <w:rPr>
                 <w:rFonts w:ascii="Times New Roman" w:eastAsiaTheme="minorEastAsia" w:hAnsi="Times New Roman" w:cs="Times New Roman"/>
@@ -10317,7 +9908,7 @@
           </w:tcPr>
           <w:p>
             <w:pPr>
-              <w:pStyle w:val="ListParagraph"/>
+              <w:pStyle w:val="a4"/>
               <w:ind w:left="0"/>
               <w:rPr>
                 <w:rFonts w:ascii="Times New Roman" w:eastAsiaTheme="minorEastAsia" w:hAnsi="Times New Roman" w:cs="Times New Roman"/>
@@ -10343,7 +9934,7 @@
           </w:tcPr>
           <w:p>
             <w:pPr>
-              <w:pStyle w:val="ListParagraph"/>
+              <w:pStyle w:val="a4"/>
               <w:ind w:left="0"/>
               <w:rPr>
                 <w:rFonts w:ascii="Times New Roman" w:eastAsiaTheme="minorEastAsia" w:hAnsi="Times New Roman" w:cs="Times New Roman"/>
@@ -10371,7 +9962,7 @@
           </w:tcPr>
           <w:p>
             <w:pPr>
-              <w:pStyle w:val="ListParagraph"/>
+              <w:pStyle w:val="a4"/>
               <w:ind w:left="0"/>
               <w:rPr>
                 <w:rFonts w:ascii="Times New Roman" w:eastAsiaTheme="minorEastAsia" w:hAnsi="Times New Roman" w:cs="Times New Roman"/>
@@ -10397,7 +9988,7 @@
           </w:tcPr>
           <w:p>
             <w:pPr>
-              <w:pStyle w:val="ListParagraph"/>
+              <w:pStyle w:val="a4"/>
               <w:ind w:left="0"/>
               <w:rPr>
                 <w:rFonts w:ascii="Times New Roman" w:eastAsiaTheme="minorEastAsia" w:hAnsi="Times New Roman" w:cs="Times New Roman"/>
@@ -10423,7 +10014,7 @@
           </w:tcPr>
           <w:p>
             <w:pPr>
-              <w:pStyle w:val="ListParagraph"/>
+              <w:pStyle w:val="a4"/>
               <w:ind w:left="0"/>
               <w:rPr>
                 <w:rFonts w:ascii="Times New Roman" w:eastAsiaTheme="minorEastAsia" w:hAnsi="Times New Roman" w:cs="Times New Roman"/>
@@ -10451,7 +10042,7 @@
           </w:tcPr>
           <w:p>
             <w:pPr>
-              <w:pStyle w:val="ListParagraph"/>
+              <w:pStyle w:val="a4"/>
               <w:ind w:left="0"/>
               <w:rPr>
                 <w:rFonts w:ascii="Times New Roman" w:eastAsiaTheme="minorEastAsia" w:hAnsi="Times New Roman" w:cs="Times New Roman"/>
@@ -10477,7 +10068,7 @@
           </w:tcPr>
           <w:p>
             <w:pPr>
-              <w:pStyle w:val="ListParagraph"/>
+              <w:pStyle w:val="a4"/>
               <w:ind w:left="0"/>
               <w:rPr>
                 <w:rFonts w:ascii="Times New Roman" w:eastAsiaTheme="minorEastAsia" w:hAnsi="Times New Roman" w:cs="Times New Roman"/>
@@ -10503,7 +10094,7 @@
           </w:tcPr>
           <w:p>
             <w:pPr>
-              <w:pStyle w:val="ListParagraph"/>
+              <w:pStyle w:val="a4"/>
               <w:ind w:left="0"/>
               <w:rPr>
                 <w:rFonts w:ascii="Times New Roman" w:eastAsiaTheme="minorEastAsia" w:hAnsi="Times New Roman" w:cs="Times New Roman"/>
@@ -10531,7 +10122,7 @@
           </w:tcPr>
           <w:p>
             <w:pPr>
-              <w:pStyle w:val="ListParagraph"/>
+              <w:pStyle w:val="a4"/>
               <w:ind w:left="0"/>
               <w:rPr>
                 <w:rFonts w:ascii="Times New Roman" w:eastAsiaTheme="minorEastAsia" w:hAnsi="Times New Roman" w:cs="Times New Roman"/>
@@ -10557,7 +10148,7 @@
           </w:tcPr>
           <w:p>
             <w:pPr>
-              <w:pStyle w:val="ListParagraph"/>
+              <w:pStyle w:val="a4"/>
               <w:ind w:left="0"/>
               <w:rPr>
                 <w:rFonts w:ascii="Times New Roman" w:eastAsiaTheme="minorEastAsia" w:hAnsi="Times New Roman" w:cs="Times New Roman"/>
@@ -10583,7 +10174,7 @@
           </w:tcPr>
           <w:p>
             <w:pPr>
-              <w:pStyle w:val="ListParagraph"/>
+              <w:pStyle w:val="a4"/>
               <w:ind w:left="0"/>
               <w:rPr>
                 <w:rFonts w:ascii="Times New Roman" w:eastAsiaTheme="minorEastAsia" w:hAnsi="Times New Roman" w:cs="Times New Roman"/>
@@ -10611,7 +10202,7 @@
           </w:tcPr>
           <w:p>
             <w:pPr>
-              <w:pStyle w:val="ListParagraph"/>
+              <w:pStyle w:val="a4"/>
               <w:ind w:left="0"/>
               <w:rPr>
                 <w:rFonts w:ascii="Times New Roman" w:eastAsiaTheme="minorEastAsia" w:hAnsi="Times New Roman" w:cs="Times New Roman"/>
@@ -10637,7 +10228,7 @@
           </w:tcPr>
           <w:p>
             <w:pPr>
-              <w:pStyle w:val="ListParagraph"/>
+              <w:pStyle w:val="a4"/>
               <w:ind w:left="0"/>
               <w:rPr>
                 <w:rFonts w:ascii="Times New Roman" w:eastAsiaTheme="minorEastAsia" w:hAnsi="Times New Roman" w:cs="Times New Roman"/>
@@ -10663,7 +10254,7 @@
           </w:tcPr>
           <w:p>
             <w:pPr>
-              <w:pStyle w:val="ListParagraph"/>
+              <w:pStyle w:val="a4"/>
               <w:ind w:left="0"/>
               <w:rPr>
                 <w:rFonts w:ascii="Times New Roman" w:eastAsiaTheme="minorEastAsia" w:hAnsi="Times New Roman" w:cs="Times New Roman"/>
@@ -10687,7 +10278,7 @@
     </w:tbl>
     <w:p>
       <w:pPr>
-        <w:pStyle w:val="ListParagraph"/>
+        <w:pStyle w:val="a4"/>
         <w:jc w:val="both"/>
         <w:rPr>
           <w:rFonts w:ascii="Times New Roman" w:eastAsiaTheme="minorEastAsia" w:hAnsi="Times New Roman" w:cs="Times New Roman"/>
@@ -10708,7 +10299,7 @@
     </w:p>
     <w:p>
       <w:pPr>
-        <w:pStyle w:val="ListParagraph"/>
+        <w:pStyle w:val="a4"/>
         <w:jc w:val="both"/>
         <w:rPr>
           <w:rFonts w:ascii="Times New Roman" w:eastAsiaTheme="minorEastAsia" w:hAnsi="Times New Roman" w:cs="Times New Roman"/>
@@ -10720,7 +10311,7 @@
     </w:p>
     <w:p>
       <w:pPr>
-        <w:pStyle w:val="ListParagraph"/>
+        <w:pStyle w:val="a4"/>
         <w:numPr>
           <w:ilvl w:val="0"/>
           <w:numId w:val="5"/>
@@ -11246,7 +10837,7 @@
     </w:p>
     <w:p>
       <w:pPr>
-        <w:pStyle w:val="ListParagraph"/>
+        <w:pStyle w:val="a4"/>
         <w:numPr>
           <w:ilvl w:val="0"/>
           <w:numId w:val="2"/>
@@ -11272,7 +10863,7 @@
     </w:p>
     <w:p>
       <w:pPr>
-        <w:pStyle w:val="ListParagraph"/>
+        <w:pStyle w:val="a4"/>
         <w:numPr>
           <w:ilvl w:val="0"/>
           <w:numId w:val="2"/>
@@ -11315,7 +10906,7 @@
 </file>
 
 <file path=word/numbering.xml><?xml version="1.0" encoding="utf-8"?>
-<w:numbering xmlns:wpc="http://schemas.microsoft.com/office/word/2010/wordprocessingCanvas" xmlns:cx="http://schemas.microsoft.com/office/drawing/2014/chartex" xmlns:cx1="http://schemas.microsoft.com/office/drawing/2015/9/8/chartex" xmlns:cx2="http://schemas.microsoft.com/office/drawing/2015/10/21/chartex" xmlns:cx3="http://schemas.microsoft.com/office/drawing/2016/5/9/chartex" xmlns:cx4="http://schemas.microsoft.com/office/drawing/2016/5/10/chartex" xmlns:cx5="http://schemas.microsoft.com/office/drawing/2016/5/11/chartex" xmlns:cx6="http://schemas.microsoft.com/office/drawing/2016/5/12/chartex" xmlns:cx7="http://schemas.microsoft.com/office/drawing/2016/5/13/chartex" xmlns:cx8="http://schemas.microsoft.com/office/drawing/2016/5/14/chartex" xmlns:mc="http://schemas.openxmlformats.org/markup-compatibility/2006" xmlns:aink="http://schemas.microsoft.com/office/drawing/2016/ink" xmlns:am3d="http://schemas.microsoft.com/office/drawing/2017/model3d" xmlns:o="urn:schemas-microsoft-com:office:office" xmlns:oel="http://schemas.microsoft.com/office/2019/extlst" xmlns:r="http://schemas.openxmlformats.org/officeDocument/2006/relationships" xmlns:m="http://schemas.openxmlformats.org/officeDocument/2006/math" xmlns:v="urn:schemas-microsoft-com:vml" xmlns:wp14="http://schemas.microsoft.com/office/word/2010/wordprocessingDrawing" xmlns:wp="http://schemas.openxmlformats.org/drawingml/2006/wordprocessingDrawing" xmlns:w10="urn:schemas-microsoft-com:office:word" xmlns:w="http://schemas.openxmlformats.org/wordprocessingml/2006/main" xmlns:w14="http://schemas.microsoft.com/office/word/2010/wordml" xmlns:w15="http://schemas.microsoft.com/office/word/2012/wordml" xmlns:w16cex="http://schemas.microsoft.com/office/word/2018/wordml/cex" xmlns:w16cid="http://schemas.microsoft.com/office/word/2016/wordml/cid" xmlns:w16="http://schemas.microsoft.com/office/word/2018/wordml" xmlns:w16du="http://schemas.microsoft.com/office/word/2023/wordml/word16du" xmlns:w16sdtdh="http://schemas.microsoft.com/office/word/2020/wordml/sdtdatahash" xmlns:w16sdtfl="http://schemas.microsoft.com/office/word/2024/wordml/sdtformatlock" xmlns:w16se="http://schemas.microsoft.com/office/word/2015/wordml/symex" xmlns:wpg="http://schemas.microsoft.com/office/word/2010/wordprocessingGroup" xmlns:wpi="http://schemas.microsoft.com/office/word/2010/wordprocessingInk" xmlns:wne="http://schemas.microsoft.com/office/word/2006/wordml" xmlns:wps="http://schemas.microsoft.com/office/word/2010/wordprocessingShape" mc:Ignorable="w14 w15 w16se w16cid w16 w16cex w16sdtdh w16sdtfl w16du wp14">
+<w:numbering xmlns:wpc="http://schemas.microsoft.com/office/word/2010/wordprocessingCanvas" xmlns:cx="http://schemas.microsoft.com/office/drawing/2014/chartex" xmlns:cx1="http://schemas.microsoft.com/office/drawing/2015/9/8/chartex" xmlns:cx2="http://schemas.microsoft.com/office/drawing/2015/10/21/chartex" xmlns:cx3="http://schemas.microsoft.com/office/drawing/2016/5/9/chartex" xmlns:cx4="http://schemas.microsoft.com/office/drawing/2016/5/10/chartex" xmlns:cx5="http://schemas.microsoft.com/office/drawing/2016/5/11/chartex" xmlns:cx6="http://schemas.microsoft.com/office/drawing/2016/5/12/chartex" xmlns:cx7="http://schemas.microsoft.com/office/drawing/2016/5/13/chartex" xmlns:cx8="http://schemas.microsoft.com/office/drawing/2016/5/14/chartex" xmlns:mc="http://schemas.openxmlformats.org/markup-compatibility/2006" xmlns:aink="http://schemas.microsoft.com/office/drawing/2016/ink" xmlns:am3d="http://schemas.microsoft.com/office/drawing/2017/model3d" xmlns:o="urn:schemas-microsoft-com:office:office" xmlns:r="http://schemas.openxmlformats.org/officeDocument/2006/relationships" xmlns:m="http://schemas.openxmlformats.org/officeDocument/2006/math" xmlns:v="urn:schemas-microsoft-com:vml" xmlns:wp14="http://schemas.microsoft.com/office/word/2010/wordprocessingDrawing" xmlns:wp="http://schemas.openxmlformats.org/drawingml/2006/wordprocessingDrawing" xmlns:w10="urn:schemas-microsoft-com:office:word" xmlns:w="http://schemas.openxmlformats.org/wordprocessingml/2006/main" xmlns:w14="http://schemas.microsoft.com/office/word/2010/wordml" xmlns:w15="http://schemas.microsoft.com/office/word/2012/wordml" xmlns:w16cex="http://schemas.microsoft.com/office/word/2018/wordml/cex" xmlns:w16cid="http://schemas.microsoft.com/office/word/2016/wordml/cid" xmlns:w16="http://schemas.microsoft.com/office/word/2018/wordml" xmlns:w16se="http://schemas.microsoft.com/office/word/2015/wordml/symex" xmlns:wpg="http://schemas.microsoft.com/office/word/2010/wordprocessingGroup" xmlns:wpi="http://schemas.microsoft.com/office/word/2010/wordprocessingInk" xmlns:wne="http://schemas.microsoft.com/office/word/2006/wordml" xmlns:wps="http://schemas.microsoft.com/office/word/2010/wordprocessingShape" mc:Ignorable="w14 w15 w16se w16cid w16 w16cex wp14">
   <w:abstractNum w:abstractNumId="0" w15:restartNumberingAfterBreak="0">
     <w:nsid w:val="004B5EDA"/>
     <w:multiLevelType w:val="hybridMultilevel"/>
@@ -12040,35 +11631,35 @@
       </w:rPr>
     </w:lvl>
   </w:abstractNum>
-  <w:num w:numId="1" w16cid:durableId="1238242648">
+  <w:num w:numId="1">
     <w:abstractNumId w:val="3"/>
   </w:num>
-  <w:num w:numId="2" w16cid:durableId="750661200">
+  <w:num w:numId="2">
     <w:abstractNumId w:val="1"/>
   </w:num>
-  <w:num w:numId="3" w16cid:durableId="672413961">
+  <w:num w:numId="3">
     <w:abstractNumId w:val="5"/>
   </w:num>
-  <w:num w:numId="4" w16cid:durableId="2128813150">
+  <w:num w:numId="4">
     <w:abstractNumId w:val="2"/>
   </w:num>
-  <w:num w:numId="5" w16cid:durableId="1009986692">
+  <w:num w:numId="5">
     <w:abstractNumId w:val="6"/>
   </w:num>
-  <w:num w:numId="6" w16cid:durableId="1577396304">
+  <w:num w:numId="6">
     <w:abstractNumId w:val="7"/>
   </w:num>
-  <w:num w:numId="7" w16cid:durableId="1491292712">
+  <w:num w:numId="7">
     <w:abstractNumId w:val="4"/>
   </w:num>
-  <w:num w:numId="8" w16cid:durableId="1824932293">
+  <w:num w:numId="8">
     <w:abstractNumId w:val="0"/>
   </w:num>
 </w:numbering>
 </file>
 
 <file path=word/styles.xml><?xml version="1.0" encoding="utf-8"?>
-<w:styles xmlns:mc="http://schemas.openxmlformats.org/markup-compatibility/2006" xmlns:r="http://schemas.openxmlformats.org/officeDocument/2006/relationships" xmlns:w="http://schemas.openxmlformats.org/wordprocessingml/2006/main" xmlns:w14="http://schemas.microsoft.com/office/word/2010/wordml" xmlns:w15="http://schemas.microsoft.com/office/word/2012/wordml" xmlns:w16cex="http://schemas.microsoft.com/office/word/2018/wordml/cex" xmlns:w16cid="http://schemas.microsoft.com/office/word/2016/wordml/cid" xmlns:w16="http://schemas.microsoft.com/office/word/2018/wordml" xmlns:w16du="http://schemas.microsoft.com/office/word/2023/wordml/word16du" xmlns:w16sdtdh="http://schemas.microsoft.com/office/word/2020/wordml/sdtdatahash" xmlns:w16sdtfl="http://schemas.microsoft.com/office/word/2024/wordml/sdtformatlock" xmlns:w16se="http://schemas.microsoft.com/office/word/2015/wordml/symex" mc:Ignorable="w14 w15 w16se w16cid w16 w16cex w16sdtdh w16sdtfl w16du">
+<w:styles xmlns:mc="http://schemas.openxmlformats.org/markup-compatibility/2006" xmlns:r="http://schemas.openxmlformats.org/officeDocument/2006/relationships" xmlns:w="http://schemas.openxmlformats.org/wordprocessingml/2006/main" xmlns:w14="http://schemas.microsoft.com/office/word/2010/wordml" xmlns:w15="http://schemas.microsoft.com/office/word/2012/wordml" xmlns:w16cex="http://schemas.microsoft.com/office/word/2018/wordml/cex" xmlns:w16cid="http://schemas.microsoft.com/office/word/2016/wordml/cid" xmlns:w16="http://schemas.microsoft.com/office/word/2018/wordml" xmlns:w16se="http://schemas.microsoft.com/office/word/2015/wordml/symex" mc:Ignorable="w14 w15 w16se w16cid w16 w16cex">
   <w:docDefaults>
     <w:rPrDefault>
       <w:rPr>
@@ -12462,7 +12053,7 @@
     <w:lsdException w:name="Unresolved Mention" w:semiHidden="1" w:unhideWhenUsed="1"/>
     <w:lsdException w:name="Smart Link" w:semiHidden="1" w:unhideWhenUsed="1"/>
   </w:latentStyles>
-  <w:style w:type="paragraph" w:default="1" w:styleId="Normal">
+  <w:style w:type="paragraph" w:default="1" w:styleId="a">
     <w:name w:val="Normal"/>
     <w:uiPriority w:val="1"/>
     <w:qFormat/>
@@ -12478,13 +12069,12 @@
       <w:lang w:val="ru-RU" w:eastAsia="en-US"/>
     </w:rPr>
   </w:style>
-  <w:style w:type="character" w:default="1" w:styleId="DefaultParagraphFont">
+  <w:style w:type="character" w:default="1" w:styleId="a0">
     <w:name w:val="Default Paragraph Font"/>
     <w:uiPriority w:val="1"/>
-    <w:semiHidden/>
     <w:unhideWhenUsed/>
   </w:style>
-  <w:style w:type="table" w:default="1" w:styleId="TableNormal">
+  <w:style w:type="table" w:default="1" w:styleId="a1">
     <w:name w:val="Normal Table"/>
     <w:uiPriority w:val="99"/>
     <w:semiHidden/>
@@ -12499,7 +12089,7 @@
       </w:tblCellMar>
     </w:tblPr>
   </w:style>
-  <w:style w:type="numbering" w:default="1" w:styleId="NoList">
+  <w:style w:type="numbering" w:default="1" w:styleId="a2">
     <w:name w:val="No List"/>
     <w:uiPriority w:val="99"/>
     <w:semiHidden/>
@@ -12523,9 +12113,9 @@
       </w:tblCellMar>
     </w:tblPr>
   </w:style>
-  <w:style w:type="character" w:styleId="PlaceholderText">
+  <w:style w:type="character" w:styleId="a3">
     <w:name w:val="Placeholder Text"/>
-    <w:basedOn w:val="DefaultParagraphFont"/>
+    <w:basedOn w:val="a0"/>
     <w:uiPriority w:val="99"/>
     <w:semiHidden/>
     <w:rsid w:val="00E64105"/>
@@ -12533,9 +12123,9 @@
       <w:color w:val="808080"/>
     </w:rPr>
   </w:style>
-  <w:style w:type="paragraph" w:styleId="ListParagraph">
+  <w:style w:type="paragraph" w:styleId="a4">
     <w:name w:val="List Paragraph"/>
-    <w:basedOn w:val="Normal"/>
+    <w:basedOn w:val="a"/>
     <w:uiPriority w:val="34"/>
     <w:qFormat/>
     <w:rsid w:val="00FB7D3D"/>
@@ -12546,42 +12136,42 @@
   </w:style>
   <w:style w:type="character" w:customStyle="1" w:styleId="katex-mathml">
     <w:name w:val="katex-mathml"/>
-    <w:basedOn w:val="DefaultParagraphFont"/>
+    <w:basedOn w:val="a0"/>
     <w:rsid w:val="00FD2B64"/>
   </w:style>
   <w:style w:type="character" w:customStyle="1" w:styleId="mord">
     <w:name w:val="mord"/>
-    <w:basedOn w:val="DefaultParagraphFont"/>
+    <w:basedOn w:val="a0"/>
     <w:rsid w:val="00FD2B64"/>
   </w:style>
   <w:style w:type="character" w:customStyle="1" w:styleId="mopen">
     <w:name w:val="mopen"/>
-    <w:basedOn w:val="DefaultParagraphFont"/>
+    <w:basedOn w:val="a0"/>
     <w:rsid w:val="00FD2B64"/>
   </w:style>
   <w:style w:type="character" w:customStyle="1" w:styleId="mpunct">
     <w:name w:val="mpunct"/>
-    <w:basedOn w:val="DefaultParagraphFont"/>
+    <w:basedOn w:val="a0"/>
     <w:rsid w:val="00FD2B64"/>
   </w:style>
   <w:style w:type="character" w:customStyle="1" w:styleId="mclose">
     <w:name w:val="mclose"/>
-    <w:basedOn w:val="DefaultParagraphFont"/>
+    <w:basedOn w:val="a0"/>
     <w:rsid w:val="00FD2B64"/>
   </w:style>
   <w:style w:type="character" w:customStyle="1" w:styleId="vlist-s">
     <w:name w:val="vlist-s"/>
-    <w:basedOn w:val="DefaultParagraphFont"/>
+    <w:basedOn w:val="a0"/>
     <w:rsid w:val="00FD2B64"/>
   </w:style>
   <w:style w:type="character" w:customStyle="1" w:styleId="mrel">
     <w:name w:val="mrel"/>
-    <w:basedOn w:val="DefaultParagraphFont"/>
+    <w:basedOn w:val="a0"/>
     <w:rsid w:val="00FD2B64"/>
   </w:style>
-  <w:style w:type="table" w:styleId="TableGrid0">
+  <w:style w:type="table" w:styleId="a5">
     <w:name w:val="Table Grid"/>
-    <w:basedOn w:val="TableNormal"/>
+    <w:basedOn w:val="a1"/>
     <w:uiPriority w:val="39"/>
     <w:rsid w:val="006A182D"/>
     <w:pPr>

--- a/mrvzis_2.docx
+++ b/mrvzis_2.docx
@@ -473,13 +473,23 @@
                 <w:szCs w:val="28"/>
               </w:rPr>
             </w:pPr>
+            <w:proofErr w:type="spellStart"/>
             <w:r>
               <w:rPr>
                 <w:rFonts w:ascii="Times New Roman" w:hAnsi="Times New Roman" w:cs="Times New Roman"/>
                 <w:sz w:val="28"/>
                 <w:szCs w:val="28"/>
               </w:rPr>
-              <w:t>Ивашенко В. П.</w:t>
+              <w:t>Ивашенко</w:t>
+            </w:r>
+            <w:proofErr w:type="spellEnd"/>
+            <w:r>
+              <w:rPr>
+                <w:rFonts w:ascii="Times New Roman" w:hAnsi="Times New Roman" w:cs="Times New Roman"/>
+                <w:sz w:val="28"/>
+                <w:szCs w:val="28"/>
+              </w:rPr>
+              <w:t xml:space="preserve"> В. П.</w:t>
             </w:r>
           </w:p>
         </w:tc>
@@ -688,74 +698,9 @@
           <w:sz w:val="28"/>
           <w:szCs w:val="28"/>
         </w:rPr>
-        <w:t>Цель:</w:t>
-      </w:r>
-      <w:r>
-        <w:rPr>
-          <w:rFonts w:ascii="Times New Roman" w:hAnsi="Times New Roman" w:cs="Times New Roman"/>
-          <w:sz w:val="28"/>
-          <w:szCs w:val="28"/>
-        </w:rPr>
-        <w:t xml:space="preserve"> </w:t>
-      </w:r>
-      <w:r>
-        <w:rPr>
-          <w:rFonts w:ascii="Times New Roman" w:hAnsi="Times New Roman" w:cs="Times New Roman"/>
-          <w:sz w:val="28"/>
-          <w:szCs w:val="28"/>
-        </w:rPr>
-        <w:t>Ознакомиться, проанализировать и получить навыки реализации модели</w:t>
-      </w:r>
-      <w:r>
-        <w:rPr>
-          <w:rFonts w:ascii="Times New Roman" w:hAnsi="Times New Roman" w:cs="Times New Roman"/>
-          <w:sz w:val="28"/>
-          <w:szCs w:val="28"/>
-        </w:rPr>
-        <w:t xml:space="preserve"> релаксационной нейронной</w:t>
-      </w:r>
-      <w:r>
-        <w:rPr>
-          <w:rFonts w:ascii="Times New Roman" w:hAnsi="Times New Roman" w:cs="Times New Roman"/>
-          <w:sz w:val="28"/>
-          <w:szCs w:val="28"/>
-        </w:rPr>
-        <w:t xml:space="preserve"> сети для</w:t>
-      </w:r>
-      <w:r>
-        <w:rPr>
-          <w:rFonts w:ascii="Times New Roman" w:hAnsi="Times New Roman" w:cs="Times New Roman"/>
-          <w:sz w:val="28"/>
-          <w:szCs w:val="28"/>
-        </w:rPr>
-        <w:t xml:space="preserve"> </w:t>
-      </w:r>
-      <w:r>
-        <w:rPr>
-          <w:rFonts w:ascii="Times New Roman" w:hAnsi="Times New Roman" w:cs="Times New Roman"/>
-          <w:sz w:val="28"/>
-          <w:szCs w:val="28"/>
-        </w:rPr>
-        <w:t>восстановления зашумленных</w:t>
-      </w:r>
-      <w:r>
-        <w:rPr>
-          <w:rFonts w:ascii="Times New Roman" w:hAnsi="Times New Roman" w:cs="Times New Roman"/>
-          <w:sz w:val="28"/>
-          <w:szCs w:val="28"/>
-        </w:rPr>
-        <w:t>.</w:t>
-      </w:r>
-    </w:p>
-    <w:p>
-      <w:pPr>
-        <w:jc w:val="both"/>
-        <w:rPr>
-          <w:rFonts w:ascii="Times New Roman" w:hAnsi="Times New Roman" w:cs="Times New Roman"/>
-          <w:sz w:val="28"/>
-          <w:szCs w:val="28"/>
-        </w:rPr>
-      </w:pPr>
+        <w:t>Цель</w:t>
+      </w:r>
+      <w:proofErr w:type="gramStart"/>
       <w:r>
         <w:rPr>
           <w:rFonts w:ascii="Times New Roman" w:hAnsi="Times New Roman" w:cs="Times New Roman"/>
@@ -764,8 +709,83 @@
           <w:sz w:val="28"/>
           <w:szCs w:val="28"/>
         </w:rPr>
-        <w:t>Задание</w:t>
-      </w:r>
+        <w:t>:</w:t>
+      </w:r>
+      <w:r>
+        <w:rPr>
+          <w:rFonts w:ascii="Times New Roman" w:hAnsi="Times New Roman" w:cs="Times New Roman"/>
+          <w:sz w:val="28"/>
+          <w:szCs w:val="28"/>
+        </w:rPr>
+        <w:t xml:space="preserve"> </w:t>
+      </w:r>
+      <w:r>
+        <w:rPr>
+          <w:rFonts w:ascii="Times New Roman" w:hAnsi="Times New Roman" w:cs="Times New Roman"/>
+          <w:sz w:val="28"/>
+          <w:szCs w:val="28"/>
+        </w:rPr>
+        <w:t>Ознакомиться</w:t>
+      </w:r>
+      <w:proofErr w:type="gramEnd"/>
+      <w:r>
+        <w:rPr>
+          <w:rFonts w:ascii="Times New Roman" w:hAnsi="Times New Roman" w:cs="Times New Roman"/>
+          <w:sz w:val="28"/>
+          <w:szCs w:val="28"/>
+        </w:rPr>
+        <w:t>, проанализировать и получить навыки реализации модели</w:t>
+      </w:r>
+      <w:r>
+        <w:rPr>
+          <w:rFonts w:ascii="Times New Roman" w:hAnsi="Times New Roman" w:cs="Times New Roman"/>
+          <w:sz w:val="28"/>
+          <w:szCs w:val="28"/>
+        </w:rPr>
+        <w:t xml:space="preserve"> релаксационной нейронной</w:t>
+      </w:r>
+      <w:r>
+        <w:rPr>
+          <w:rFonts w:ascii="Times New Roman" w:hAnsi="Times New Roman" w:cs="Times New Roman"/>
+          <w:sz w:val="28"/>
+          <w:szCs w:val="28"/>
+        </w:rPr>
+        <w:t xml:space="preserve"> сети для</w:t>
+      </w:r>
+      <w:r>
+        <w:rPr>
+          <w:rFonts w:ascii="Times New Roman" w:hAnsi="Times New Roman" w:cs="Times New Roman"/>
+          <w:sz w:val="28"/>
+          <w:szCs w:val="28"/>
+        </w:rPr>
+        <w:t xml:space="preserve"> </w:t>
+      </w:r>
+      <w:r>
+        <w:rPr>
+          <w:rFonts w:ascii="Times New Roman" w:hAnsi="Times New Roman" w:cs="Times New Roman"/>
+          <w:sz w:val="28"/>
+          <w:szCs w:val="28"/>
+        </w:rPr>
+        <w:t>восстановления зашумленных</w:t>
+      </w:r>
+      <w:r>
+        <w:rPr>
+          <w:rFonts w:ascii="Times New Roman" w:hAnsi="Times New Roman" w:cs="Times New Roman"/>
+          <w:sz w:val="28"/>
+          <w:szCs w:val="28"/>
+        </w:rPr>
+        <w:t>.</w:t>
+      </w:r>
+    </w:p>
+    <w:p>
+      <w:pPr>
+        <w:jc w:val="both"/>
+        <w:rPr>
+          <w:rFonts w:ascii="Times New Roman" w:hAnsi="Times New Roman" w:cs="Times New Roman"/>
+          <w:sz w:val="28"/>
+          <w:szCs w:val="28"/>
+        </w:rPr>
+      </w:pPr>
       <w:r>
         <w:rPr>
           <w:rFonts w:ascii="Times New Roman" w:hAnsi="Times New Roman" w:cs="Times New Roman"/>
@@ -774,44 +794,10 @@
           <w:sz w:val="28"/>
           <w:szCs w:val="28"/>
         </w:rPr>
-        <w:t>:</w:t>
-      </w:r>
-      <w:r>
-        <w:rPr>
-          <w:rFonts w:ascii="Times New Roman" w:hAnsi="Times New Roman" w:cs="Times New Roman"/>
-          <w:sz w:val="28"/>
-          <w:szCs w:val="28"/>
-        </w:rPr>
-        <w:t xml:space="preserve"> </w:t>
-      </w:r>
-      <w:r>
-        <w:rPr>
-          <w:rFonts w:ascii="Times New Roman" w:hAnsi="Times New Roman" w:cs="Times New Roman"/>
-          <w:sz w:val="28"/>
-          <w:szCs w:val="28"/>
-        </w:rPr>
-        <w:t>Реализовать модель</w:t>
-      </w:r>
-      <w:r>
-        <w:rPr>
-          <w:rFonts w:ascii="Times New Roman" w:hAnsi="Times New Roman" w:cs="Times New Roman"/>
-          <w:sz w:val="28"/>
-          <w:szCs w:val="28"/>
-        </w:rPr>
-        <w:t xml:space="preserve"> сети Хопфилда с непрерывным состоянием и дискретным временем в асинхронном режиме</w:t>
-      </w:r>
-      <w:r>
-        <w:rPr>
-          <w:rFonts w:ascii="Times New Roman" w:hAnsi="Times New Roman" w:cs="Times New Roman"/>
-          <w:sz w:val="28"/>
-          <w:szCs w:val="28"/>
-        </w:rPr>
-        <w:t>.</w:t>
-      </w:r>
-    </w:p>
-    <w:p>
-      <w:pPr>
-        <w:jc w:val="both"/>
+        <w:t>Задание</w:t>
+      </w:r>
+      <w:proofErr w:type="gramStart"/>
+      <w:r>
         <w:rPr>
           <w:rFonts w:ascii="Times New Roman" w:hAnsi="Times New Roman" w:cs="Times New Roman"/>
           <w:b/>
@@ -819,8 +805,71 @@
           <w:sz w:val="28"/>
           <w:szCs w:val="28"/>
         </w:rPr>
-      </w:pPr>
-      <w:r>
+        <w:t>:</w:t>
+      </w:r>
+      <w:r>
+        <w:rPr>
+          <w:rFonts w:ascii="Times New Roman" w:hAnsi="Times New Roman" w:cs="Times New Roman"/>
+          <w:sz w:val="28"/>
+          <w:szCs w:val="28"/>
+        </w:rPr>
+        <w:t xml:space="preserve"> </w:t>
+      </w:r>
+      <w:r>
+        <w:rPr>
+          <w:rFonts w:ascii="Times New Roman" w:hAnsi="Times New Roman" w:cs="Times New Roman"/>
+          <w:sz w:val="28"/>
+          <w:szCs w:val="28"/>
+        </w:rPr>
+        <w:t>Реализовать</w:t>
+      </w:r>
+      <w:proofErr w:type="gramEnd"/>
+      <w:r>
+        <w:rPr>
+          <w:rFonts w:ascii="Times New Roman" w:hAnsi="Times New Roman" w:cs="Times New Roman"/>
+          <w:sz w:val="28"/>
+          <w:szCs w:val="28"/>
+        </w:rPr>
+        <w:t xml:space="preserve"> модель</w:t>
+      </w:r>
+      <w:r>
+        <w:rPr>
+          <w:rFonts w:ascii="Times New Roman" w:hAnsi="Times New Roman" w:cs="Times New Roman"/>
+          <w:sz w:val="28"/>
+          <w:szCs w:val="28"/>
+        </w:rPr>
+        <w:t xml:space="preserve"> сети </w:t>
+      </w:r>
+      <w:proofErr w:type="spellStart"/>
+      <w:r>
+        <w:rPr>
+          <w:rFonts w:ascii="Times New Roman" w:hAnsi="Times New Roman" w:cs="Times New Roman"/>
+          <w:sz w:val="28"/>
+          <w:szCs w:val="28"/>
+        </w:rPr>
+        <w:t>Хопфилда</w:t>
+      </w:r>
+      <w:proofErr w:type="spellEnd"/>
+      <w:r>
+        <w:rPr>
+          <w:rFonts w:ascii="Times New Roman" w:hAnsi="Times New Roman" w:cs="Times New Roman"/>
+          <w:sz w:val="28"/>
+          <w:szCs w:val="28"/>
+        </w:rPr>
+        <w:t xml:space="preserve"> с непрерывным состоянием и дискретным временем в асинхронном режиме</w:t>
+      </w:r>
+      <w:r>
+        <w:rPr>
+          <w:rFonts w:ascii="Times New Roman" w:hAnsi="Times New Roman" w:cs="Times New Roman"/>
+          <w:sz w:val="28"/>
+          <w:szCs w:val="28"/>
+        </w:rPr>
+        <w:t>.</w:t>
+      </w:r>
+    </w:p>
+    <w:p>
+      <w:pPr>
+        <w:jc w:val="both"/>
         <w:rPr>
           <w:rFonts w:ascii="Times New Roman" w:hAnsi="Times New Roman" w:cs="Times New Roman"/>
           <w:b/>
@@ -828,8 +877,7 @@
           <w:sz w:val="28"/>
           <w:szCs w:val="28"/>
         </w:rPr>
-        <w:t>Постановка задачи</w:t>
-      </w:r>
+      </w:pPr>
       <w:r>
         <w:rPr>
           <w:rFonts w:ascii="Times New Roman" w:hAnsi="Times New Roman" w:cs="Times New Roman"/>
@@ -838,72 +886,90 @@
           <w:sz w:val="28"/>
           <w:szCs w:val="28"/>
         </w:rPr>
-        <w:t>:</w:t>
-      </w:r>
-    </w:p>
-    <w:p>
-      <w:pPr>
-        <w:jc w:val="both"/>
-        <w:rPr>
-          <w:rFonts w:ascii="Times New Roman" w:hAnsi="Times New Roman" w:cs="Times New Roman"/>
-          <w:sz w:val="28"/>
-          <w:szCs w:val="28"/>
-        </w:rPr>
-      </w:pPr>
-      <w:r>
-        <w:rPr>
-          <w:rFonts w:ascii="Times New Roman" w:hAnsi="Times New Roman" w:cs="Times New Roman"/>
-          <w:sz w:val="28"/>
-          <w:szCs w:val="28"/>
-        </w:rPr>
-        <w:t>В данной лабораторной работе требуется разработать и исследовать модель релаксационной нейронной сети Хопфилда, применяемой в качестве ассоциативной памяти. Необходимо реализовать модель сети с непрерывным состоянием и дискретным временем, работающую в асинхронном режиме. Обучение сети следует провести на наборе эталонных графических образов с использованием итеративного</w:t>
-      </w:r>
-      <w:r>
-        <w:rPr>
-          <w:rFonts w:ascii="Times New Roman" w:hAnsi="Times New Roman" w:cs="Times New Roman"/>
-          <w:sz w:val="28"/>
-          <w:szCs w:val="28"/>
-        </w:rPr>
-        <w:t xml:space="preserve"> метода дельта проекций</w:t>
-      </w:r>
-      <w:r>
-        <w:rPr>
-          <w:rFonts w:ascii="Times New Roman" w:hAnsi="Times New Roman" w:cs="Times New Roman"/>
-          <w:sz w:val="28"/>
-          <w:szCs w:val="28"/>
-        </w:rPr>
-        <w:t>. В ходе работы необходимо продемонстрировать способность обученной сети восстанавливать исходные образы после внесения в них шума.</w:t>
-      </w:r>
-      <w:r>
-        <w:rPr>
-          <w:rFonts w:ascii="Times New Roman" w:hAnsi="Times New Roman" w:cs="Times New Roman"/>
-          <w:sz w:val="28"/>
-          <w:szCs w:val="28"/>
-        </w:rPr>
-        <w:t xml:space="preserve"> </w:t>
-      </w:r>
-      <w:r>
-        <w:rPr>
-          <w:rFonts w:ascii="Times New Roman" w:hAnsi="Times New Roman" w:cs="Times New Roman"/>
-          <w:sz w:val="28"/>
-          <w:szCs w:val="28"/>
-        </w:rPr>
-        <w:t>По результатам выполнения следует сделать выводы о работе реализованной модели и ответить на контрольные вопросы по теме.</w:t>
-      </w:r>
-    </w:p>
-    <w:p>
-      <w:pPr>
-        <w:jc w:val="both"/>
+        <w:t>Постановка задачи</w:t>
+      </w:r>
+      <w:r>
         <w:rPr>
           <w:rFonts w:ascii="Times New Roman" w:hAnsi="Times New Roman" w:cs="Times New Roman"/>
           <w:b/>
           <w:bCs/>
           <w:sz w:val="28"/>
           <w:szCs w:val="28"/>
-          <w:lang w:val="en-US"/>
-        </w:rPr>
-      </w:pPr>
-      <w:r>
+        </w:rPr>
+        <w:t>:</w:t>
+      </w:r>
+    </w:p>
+    <w:p>
+      <w:pPr>
+        <w:jc w:val="both"/>
+        <w:rPr>
+          <w:rFonts w:ascii="Times New Roman" w:hAnsi="Times New Roman" w:cs="Times New Roman"/>
+          <w:sz w:val="28"/>
+          <w:szCs w:val="28"/>
+        </w:rPr>
+      </w:pPr>
+      <w:r>
+        <w:rPr>
+          <w:rFonts w:ascii="Times New Roman" w:hAnsi="Times New Roman" w:cs="Times New Roman"/>
+          <w:sz w:val="28"/>
+          <w:szCs w:val="28"/>
+        </w:rPr>
+        <w:t xml:space="preserve">В данной лабораторной работе требуется разработать и исследовать модель релаксационной нейронной сети </w:t>
+      </w:r>
+      <w:proofErr w:type="spellStart"/>
+      <w:r>
+        <w:rPr>
+          <w:rFonts w:ascii="Times New Roman" w:hAnsi="Times New Roman" w:cs="Times New Roman"/>
+          <w:sz w:val="28"/>
+          <w:szCs w:val="28"/>
+        </w:rPr>
+        <w:t>Хопфилда</w:t>
+      </w:r>
+      <w:proofErr w:type="spellEnd"/>
+      <w:r>
+        <w:rPr>
+          <w:rFonts w:ascii="Times New Roman" w:hAnsi="Times New Roman" w:cs="Times New Roman"/>
+          <w:sz w:val="28"/>
+          <w:szCs w:val="28"/>
+        </w:rPr>
+        <w:t>, применяемой в качестве ассоциативной памяти. Необходимо реализовать модель сети с непрерывным состоянием и дискретным временем, работающую в асинхронном режиме. Обучение сети следует провести на наборе эталонных графических образов с использованием итеративного</w:t>
+      </w:r>
+      <w:r>
+        <w:rPr>
+          <w:rFonts w:ascii="Times New Roman" w:hAnsi="Times New Roman" w:cs="Times New Roman"/>
+          <w:sz w:val="28"/>
+          <w:szCs w:val="28"/>
+        </w:rPr>
+        <w:t xml:space="preserve"> метода дельта проекций</w:t>
+      </w:r>
+      <w:r>
+        <w:rPr>
+          <w:rFonts w:ascii="Times New Roman" w:hAnsi="Times New Roman" w:cs="Times New Roman"/>
+          <w:sz w:val="28"/>
+          <w:szCs w:val="28"/>
+        </w:rPr>
+        <w:t>. В ходе работы необходимо продемонстрировать способность обученной сети восстанавливать исходные образы после внесения в них шума.</w:t>
+      </w:r>
+      <w:r>
+        <w:rPr>
+          <w:rFonts w:ascii="Times New Roman" w:hAnsi="Times New Roman" w:cs="Times New Roman"/>
+          <w:sz w:val="28"/>
+          <w:szCs w:val="28"/>
+        </w:rPr>
+        <w:t xml:space="preserve"> </w:t>
+      </w:r>
+      <w:r>
+        <w:rPr>
+          <w:rFonts w:ascii="Times New Roman" w:hAnsi="Times New Roman" w:cs="Times New Roman"/>
+          <w:sz w:val="28"/>
+          <w:szCs w:val="28"/>
+        </w:rPr>
+        <w:t>По результатам выполнения следует сделать выводы о работе реализованной модели и ответить на контрольные вопросы по теме.</w:t>
+      </w:r>
+    </w:p>
+    <w:p>
+      <w:pPr>
+        <w:jc w:val="both"/>
         <w:rPr>
           <w:rFonts w:ascii="Times New Roman" w:hAnsi="Times New Roman" w:cs="Times New Roman"/>
           <w:b/>
@@ -911,8 +977,7 @@
           <w:sz w:val="28"/>
           <w:szCs w:val="28"/>
         </w:rPr>
-        <w:t>Описание реализации</w:t>
-      </w:r>
+      </w:pPr>
       <w:r>
         <w:rPr>
           <w:rFonts w:ascii="Times New Roman" w:hAnsi="Times New Roman" w:cs="Times New Roman"/>
@@ -920,7 +985,16 @@
           <w:bCs/>
           <w:sz w:val="28"/>
           <w:szCs w:val="28"/>
-          <w:lang w:val="en-US"/>
+        </w:rPr>
+        <w:t>Описание реализации</w:t>
+      </w:r>
+      <w:r>
+        <w:rPr>
+          <w:rFonts w:ascii="Times New Roman" w:hAnsi="Times New Roman" w:cs="Times New Roman"/>
+          <w:b/>
+          <w:bCs/>
+          <w:sz w:val="28"/>
+          <w:szCs w:val="28"/>
         </w:rPr>
         <w:t>:</w:t>
       </w:r>
@@ -940,7 +1014,151 @@
           <w:sz w:val="28"/>
           <w:szCs w:val="28"/>
         </w:rPr>
-        <w:t>Программа реализует модель релаксационной нейронной сети Хопфилда с непрерывным состоянием и дискретным временем, предназначенной для распознавания и восстановления искажённых графических образов. В качестве входных данных программа использует набор эталонных изображений из директории «letters/» для обучения сети. Результатом работы является восстановленное изображение, сохраняемое в формате PNG, а также вывод подробной статистики о шагах обучения и релаксации в консоль. Реализация выполнена на языке программирования Java (сборка Maven) с использованием стандартных библиотек: Java Streams API для распараллеливания вычислений, Java AWT/ImageIO для обработки изображений и построения графиков, и java.io для работы с файловой системой.</w:t>
+        <w:t xml:space="preserve">Программа реализует модель релаксационной нейронной сети </w:t>
+      </w:r>
+      <w:proofErr w:type="spellStart"/>
+      <w:r>
+        <w:rPr>
+          <w:rFonts w:ascii="Times New Roman" w:hAnsi="Times New Roman" w:cs="Times New Roman"/>
+          <w:sz w:val="28"/>
+          <w:szCs w:val="28"/>
+        </w:rPr>
+        <w:t>Хопфилда</w:t>
+      </w:r>
+      <w:proofErr w:type="spellEnd"/>
+      <w:r>
+        <w:rPr>
+          <w:rFonts w:ascii="Times New Roman" w:hAnsi="Times New Roman" w:cs="Times New Roman"/>
+          <w:sz w:val="28"/>
+          <w:szCs w:val="28"/>
+        </w:rPr>
+        <w:t xml:space="preserve"> с непрерывным состоянием и дискретным временем, предназначенной для распознавания и восстановления искажённых графических образов. В качестве входных данных программа использует набор эталонных изображений из директории «</w:t>
+      </w:r>
+      <w:proofErr w:type="spellStart"/>
+      <w:r>
+        <w:rPr>
+          <w:rFonts w:ascii="Times New Roman" w:hAnsi="Times New Roman" w:cs="Times New Roman"/>
+          <w:sz w:val="28"/>
+          <w:szCs w:val="28"/>
+        </w:rPr>
+        <w:t>letters</w:t>
+      </w:r>
+      <w:proofErr w:type="spellEnd"/>
+      <w:r>
+        <w:rPr>
+          <w:rFonts w:ascii="Times New Roman" w:hAnsi="Times New Roman" w:cs="Times New Roman"/>
+          <w:sz w:val="28"/>
+          <w:szCs w:val="28"/>
+        </w:rPr>
+        <w:t xml:space="preserve">/» для обучения сети. Результатом работы является восстановленное изображение, сохраняемое в формате PNG, а также вывод подробной статистики о шагах обучения и релаксации в консоль. Реализация выполнена на языке программирования </w:t>
+      </w:r>
+      <w:proofErr w:type="spellStart"/>
+      <w:r>
+        <w:rPr>
+          <w:rFonts w:ascii="Times New Roman" w:hAnsi="Times New Roman" w:cs="Times New Roman"/>
+          <w:sz w:val="28"/>
+          <w:szCs w:val="28"/>
+        </w:rPr>
+        <w:t>Java</w:t>
+      </w:r>
+      <w:proofErr w:type="spellEnd"/>
+      <w:r>
+        <w:rPr>
+          <w:rFonts w:ascii="Times New Roman" w:hAnsi="Times New Roman" w:cs="Times New Roman"/>
+          <w:sz w:val="28"/>
+          <w:szCs w:val="28"/>
+        </w:rPr>
+        <w:t xml:space="preserve"> (сборка </w:t>
+      </w:r>
+      <w:proofErr w:type="spellStart"/>
+      <w:r>
+        <w:rPr>
+          <w:rFonts w:ascii="Times New Roman" w:hAnsi="Times New Roman" w:cs="Times New Roman"/>
+          <w:sz w:val="28"/>
+          <w:szCs w:val="28"/>
+        </w:rPr>
+        <w:t>Maven</w:t>
+      </w:r>
+      <w:proofErr w:type="spellEnd"/>
+      <w:r>
+        <w:rPr>
+          <w:rFonts w:ascii="Times New Roman" w:hAnsi="Times New Roman" w:cs="Times New Roman"/>
+          <w:sz w:val="28"/>
+          <w:szCs w:val="28"/>
+        </w:rPr>
+        <w:t xml:space="preserve">) с использованием стандартных библиотек: </w:t>
+      </w:r>
+      <w:proofErr w:type="spellStart"/>
+      <w:r>
+        <w:rPr>
+          <w:rFonts w:ascii="Times New Roman" w:hAnsi="Times New Roman" w:cs="Times New Roman"/>
+          <w:sz w:val="28"/>
+          <w:szCs w:val="28"/>
+        </w:rPr>
+        <w:t>Java</w:t>
+      </w:r>
+      <w:proofErr w:type="spellEnd"/>
+      <w:r>
+        <w:rPr>
+          <w:rFonts w:ascii="Times New Roman" w:hAnsi="Times New Roman" w:cs="Times New Roman"/>
+          <w:sz w:val="28"/>
+          <w:szCs w:val="28"/>
+        </w:rPr>
+        <w:t xml:space="preserve"> </w:t>
+      </w:r>
+      <w:proofErr w:type="spellStart"/>
+      <w:r>
+        <w:rPr>
+          <w:rFonts w:ascii="Times New Roman" w:hAnsi="Times New Roman" w:cs="Times New Roman"/>
+          <w:sz w:val="28"/>
+          <w:szCs w:val="28"/>
+        </w:rPr>
+        <w:t>Streams</w:t>
+      </w:r>
+      <w:proofErr w:type="spellEnd"/>
+      <w:r>
+        <w:rPr>
+          <w:rFonts w:ascii="Times New Roman" w:hAnsi="Times New Roman" w:cs="Times New Roman"/>
+          <w:sz w:val="28"/>
+          <w:szCs w:val="28"/>
+        </w:rPr>
+        <w:t xml:space="preserve"> API для распараллеливания вычислений, </w:t>
+      </w:r>
+      <w:proofErr w:type="spellStart"/>
+      <w:r>
+        <w:rPr>
+          <w:rFonts w:ascii="Times New Roman" w:hAnsi="Times New Roman" w:cs="Times New Roman"/>
+          <w:sz w:val="28"/>
+          <w:szCs w:val="28"/>
+        </w:rPr>
+        <w:t>Java</w:t>
+      </w:r>
+      <w:proofErr w:type="spellEnd"/>
+      <w:r>
+        <w:rPr>
+          <w:rFonts w:ascii="Times New Roman" w:hAnsi="Times New Roman" w:cs="Times New Roman"/>
+          <w:sz w:val="28"/>
+          <w:szCs w:val="28"/>
+        </w:rPr>
+        <w:t xml:space="preserve"> AWT/</w:t>
+      </w:r>
+      <w:proofErr w:type="spellStart"/>
+      <w:r>
+        <w:rPr>
+          <w:rFonts w:ascii="Times New Roman" w:hAnsi="Times New Roman" w:cs="Times New Roman"/>
+          <w:sz w:val="28"/>
+          <w:szCs w:val="28"/>
+        </w:rPr>
+        <w:t>ImageIO</w:t>
+      </w:r>
+      <w:proofErr w:type="spellEnd"/>
+      <w:r>
+        <w:rPr>
+          <w:rFonts w:ascii="Times New Roman" w:hAnsi="Times New Roman" w:cs="Times New Roman"/>
+          <w:sz w:val="28"/>
+          <w:szCs w:val="28"/>
+        </w:rPr>
+        <w:t xml:space="preserve"> для обработки изображений и построения графиков, и java.io для работы с файловой системой.</w:t>
       </w:r>
     </w:p>
     <w:p>
@@ -986,7 +1204,35 @@
           <w:sz w:val="28"/>
           <w:szCs w:val="28"/>
         </w:rPr>
-        <w:t>– Массивы float[] — для хранения образов-паттернов в виде одномерных векторов биполярных значений {-1.0, 1.0}.</w:t>
+        <w:t xml:space="preserve">– Массивы </w:t>
+      </w:r>
+      <w:proofErr w:type="spellStart"/>
+      <w:proofErr w:type="gramStart"/>
+      <w:r>
+        <w:rPr>
+          <w:rFonts w:ascii="Times New Roman" w:hAnsi="Times New Roman" w:cs="Times New Roman"/>
+          <w:sz w:val="28"/>
+          <w:szCs w:val="28"/>
+        </w:rPr>
+        <w:t>float</w:t>
+      </w:r>
+      <w:proofErr w:type="spellEnd"/>
+      <w:r>
+        <w:rPr>
+          <w:rFonts w:ascii="Times New Roman" w:hAnsi="Times New Roman" w:cs="Times New Roman"/>
+          <w:sz w:val="28"/>
+          <w:szCs w:val="28"/>
+        </w:rPr>
+        <w:t>[</w:t>
+      </w:r>
+      <w:proofErr w:type="gramEnd"/>
+      <w:r>
+        <w:rPr>
+          <w:rFonts w:ascii="Times New Roman" w:hAnsi="Times New Roman" w:cs="Times New Roman"/>
+          <w:sz w:val="28"/>
+          <w:szCs w:val="28"/>
+        </w:rPr>
+        <w:t>] — для хранения образов-паттернов в виде одномерных векторов биполярных значений {-1.0, 1.0}.</w:t>
       </w:r>
     </w:p>
     <w:p>
@@ -1004,7 +1250,25 @@
           <w:sz w:val="28"/>
           <w:szCs w:val="28"/>
         </w:rPr>
-        <w:t>– Класс Matrix — обертка над одномерным массивом для представления двумерной матрицы весовых коэффициентов, что оптимизирует работу с памятью и кэшем процессора.</w:t>
+        <w:t xml:space="preserve">– Класс </w:t>
+      </w:r>
+      <w:proofErr w:type="spellStart"/>
+      <w:r>
+        <w:rPr>
+          <w:rFonts w:ascii="Times New Roman" w:hAnsi="Times New Roman" w:cs="Times New Roman"/>
+          <w:sz w:val="28"/>
+          <w:szCs w:val="28"/>
+        </w:rPr>
+        <w:t>Matrix</w:t>
+      </w:r>
+      <w:proofErr w:type="spellEnd"/>
+      <w:r>
+        <w:rPr>
+          <w:rFonts w:ascii="Times New Roman" w:hAnsi="Times New Roman" w:cs="Times New Roman"/>
+          <w:sz w:val="28"/>
+          <w:szCs w:val="28"/>
+        </w:rPr>
+        <w:t xml:space="preserve"> — обертка над одномерным массивом для представления двумерной матрицы весовых коэффициентов, что оптимизирует работу с памятью и кэшем процессора.</w:t>
       </w:r>
     </w:p>
     <w:p>
@@ -1022,7 +1286,25 @@
           <w:sz w:val="28"/>
           <w:szCs w:val="28"/>
         </w:rPr>
-        <w:t>– Внутренний класс RecallResult — для возврата результата работы сети (состояние нейронов и количество затраченных итераций).</w:t>
+        <w:t xml:space="preserve">– Внутренний класс </w:t>
+      </w:r>
+      <w:proofErr w:type="spellStart"/>
+      <w:r>
+        <w:rPr>
+          <w:rFonts w:ascii="Times New Roman" w:hAnsi="Times New Roman" w:cs="Times New Roman"/>
+          <w:sz w:val="28"/>
+          <w:szCs w:val="28"/>
+        </w:rPr>
+        <w:t>RecallResult</w:t>
+      </w:r>
+      <w:proofErr w:type="spellEnd"/>
+      <w:r>
+        <w:rPr>
+          <w:rFonts w:ascii="Times New Roman" w:hAnsi="Times New Roman" w:cs="Times New Roman"/>
+          <w:sz w:val="28"/>
+          <w:szCs w:val="28"/>
+        </w:rPr>
+        <w:t xml:space="preserve"> — для возврата результата работы сети (состояние нейронов и количество затраченных итераций).</w:t>
       </w:r>
     </w:p>
     <w:p>
@@ -1040,7 +1322,25 @@
           <w:sz w:val="28"/>
           <w:szCs w:val="28"/>
         </w:rPr>
-        <w:t>– Списки ArrayList — для динамического хранения набора обучающих паттернов.</w:t>
+        <w:t xml:space="preserve">– Списки </w:t>
+      </w:r>
+      <w:proofErr w:type="spellStart"/>
+      <w:r>
+        <w:rPr>
+          <w:rFonts w:ascii="Times New Roman" w:hAnsi="Times New Roman" w:cs="Times New Roman"/>
+          <w:sz w:val="28"/>
+          <w:szCs w:val="28"/>
+        </w:rPr>
+        <w:t>ArrayList</w:t>
+      </w:r>
+      <w:proofErr w:type="spellEnd"/>
+      <w:r>
+        <w:rPr>
+          <w:rFonts w:ascii="Times New Roman" w:hAnsi="Times New Roman" w:cs="Times New Roman"/>
+          <w:sz w:val="28"/>
+          <w:szCs w:val="28"/>
+        </w:rPr>
+        <w:t xml:space="preserve"> — для динамического хранения набора обучающих паттернов.</w:t>
       </w:r>
     </w:p>
     <w:p>
@@ -1289,7 +1589,27 @@
           <w:szCs w:val="28"/>
           <w:lang w:eastAsia="ja-JP"/>
         </w:rPr>
-        <w:t xml:space="preserve">структура нейронной сети Хопфилда. </w:t>
+        <w:t xml:space="preserve">структура нейронной сети </w:t>
+      </w:r>
+      <w:proofErr w:type="spellStart"/>
+      <w:r>
+        <w:rPr>
+          <w:rFonts w:ascii="Times New Roman" w:eastAsiaTheme="minorEastAsia" w:hAnsi="Times New Roman" w:cs="Times New Roman"/>
+          <w:sz w:val="28"/>
+          <w:szCs w:val="28"/>
+          <w:lang w:eastAsia="ja-JP"/>
+        </w:rPr>
+        <w:t>Хопфилда</w:t>
+      </w:r>
+      <w:proofErr w:type="spellEnd"/>
+      <w:r>
+        <w:rPr>
+          <w:rFonts w:ascii="Times New Roman" w:eastAsiaTheme="minorEastAsia" w:hAnsi="Times New Roman" w:cs="Times New Roman"/>
+          <w:sz w:val="28"/>
+          <w:szCs w:val="28"/>
+          <w:lang w:eastAsia="ja-JP"/>
+        </w:rPr>
+        <w:t xml:space="preserve">. </w:t>
       </w:r>
       <w:r>
         <w:rPr>
@@ -1343,7 +1663,17 @@
           <w:szCs w:val="28"/>
           <w:lang w:eastAsia="ja-JP"/>
         </w:rPr>
-        <w:t xml:space="preserve"> образ</w:t>
+        <w:t xml:space="preserve"> </w:t>
+      </w:r>
+      <w:proofErr w:type="spellStart"/>
+      <w:r>
+        <w:rPr>
+          <w:rFonts w:ascii="Times New Roman" w:eastAsiaTheme="minorEastAsia" w:hAnsi="Times New Roman" w:cs="Times New Roman"/>
+          <w:sz w:val="28"/>
+          <w:szCs w:val="28"/>
+          <w:lang w:eastAsia="ja-JP"/>
+        </w:rPr>
+        <w:t>образ</w:t>
       </w:r>
       <w:r>
         <w:rPr>
@@ -1372,6 +1702,7 @@
         </w:rPr>
         <w:t>ами</w:t>
       </w:r>
+      <w:proofErr w:type="spellEnd"/>
       <w:r>
         <w:rPr>
           <w:rFonts w:ascii="Times New Roman" w:eastAsiaTheme="minorEastAsia" w:hAnsi="Times New Roman" w:cs="Times New Roman"/>
@@ -1724,7 +2055,27 @@
           <w:szCs w:val="28"/>
           <w:lang w:eastAsia="ja-JP"/>
         </w:rPr>
-        <w:t xml:space="preserve">Модель представляет собой однослойную, полносвязную рекуррентную нейронную сеть, в которой каждый нейрон связан со всеми остальными. Взаимодействие между нейронами определяется единой матрицей симметричных весовых коэффициентов. Работа сети основана на асинхронном процессе релаксации, в ходе которого состояние каждого нейрона итеративно </w:t>
+        <w:t xml:space="preserve">Модель представляет собой однослойную, </w:t>
+      </w:r>
+      <w:proofErr w:type="spellStart"/>
+      <w:r>
+        <w:rPr>
+          <w:rFonts w:ascii="Times New Roman" w:eastAsiaTheme="minorEastAsia" w:hAnsi="Times New Roman" w:cs="Times New Roman"/>
+          <w:sz w:val="28"/>
+          <w:szCs w:val="28"/>
+          <w:lang w:eastAsia="ja-JP"/>
+        </w:rPr>
+        <w:t>полносвязную</w:t>
+      </w:r>
+      <w:proofErr w:type="spellEnd"/>
+      <w:r>
+        <w:rPr>
+          <w:rFonts w:ascii="Times New Roman" w:eastAsiaTheme="minorEastAsia" w:hAnsi="Times New Roman" w:cs="Times New Roman"/>
+          <w:sz w:val="28"/>
+          <w:szCs w:val="28"/>
+          <w:lang w:eastAsia="ja-JP"/>
+        </w:rPr>
+        <w:t xml:space="preserve"> рекуррентную нейронную сеть, в которой каждый нейрон связан со всеми остальными. Взаимодействие между нейронами определяется единой матрицей симметричных весовых коэффициентов. Работа сети основана на асинхронном процессе релаксации, в ходе которого состояние каждого нейрона итеративно </w:t>
       </w:r>
       <w:r>
         <w:rPr>
@@ -1808,6 +2159,7 @@
         </w:rPr>
         <w:t xml:space="preserve"> </w:t>
       </w:r>
+      <w:proofErr w:type="gramStart"/>
       <w:r>
         <w:rPr>
           <w:rFonts w:ascii="Times New Roman" w:eastAsiaTheme="minorEastAsia" w:hAnsi="Times New Roman" w:cs="Times New Roman"/>
@@ -1824,7 +2176,17 @@
           <w:szCs w:val="28"/>
           <w:lang w:eastAsia="ja-JP"/>
         </w:rPr>
-        <w:t xml:space="preserve">это </w:t>
+        <w:t>это</w:t>
+      </w:r>
+      <w:proofErr w:type="gramEnd"/>
+      <w:r>
+        <w:rPr>
+          <w:rFonts w:ascii="Times New Roman" w:eastAsiaTheme="minorEastAsia" w:hAnsi="Times New Roman" w:cs="Times New Roman"/>
+          <w:sz w:val="28"/>
+          <w:szCs w:val="28"/>
+          <w:lang w:eastAsia="ja-JP"/>
+        </w:rPr>
+        <w:t xml:space="preserve"> </w:t>
       </w:r>
       <w:r>
         <w:rPr>
@@ -2143,7 +2505,7 @@
           <w:rFonts w:ascii="Times New Roman" w:eastAsiaTheme="minorEastAsia" w:hAnsi="Times New Roman" w:cs="Times New Roman"/>
           <w:sz w:val="28"/>
           <w:szCs w:val="28"/>
-          <w:lang w:val="en-US" w:eastAsia="ja-JP"/>
+          <w:lang w:eastAsia="ja-JP"/>
         </w:rPr>
       </w:pPr>
       <w:r>
@@ -2169,7 +2531,7 @@
           <w:rFonts w:ascii="Times New Roman" w:eastAsiaTheme="minorEastAsia" w:hAnsi="Times New Roman" w:cs="Times New Roman"/>
           <w:sz w:val="28"/>
           <w:szCs w:val="28"/>
-          <w:lang w:val="en-US" w:eastAsia="ja-JP"/>
+          <w:lang w:eastAsia="ja-JP"/>
         </w:rPr>
         <w:t>2</w:t>
       </w:r>
@@ -2299,6 +2661,7 @@
       <w:r>
         <w:rPr>
           <w:rFonts w:ascii="Times New Roman" w:eastAsiaTheme="minorEastAsia" w:hAnsi="Times New Roman" w:cs="Times New Roman"/>
+          <w:noProof/>
           <w:sz w:val="28"/>
           <w:szCs w:val="28"/>
           <w:lang w:eastAsia="ja-JP"/>
@@ -2372,6 +2735,7 @@
         </w:rPr>
         <w:t>.</w:t>
       </w:r>
+      <w:proofErr w:type="gramStart"/>
       <w:r>
         <w:rPr>
           <w:rFonts w:ascii="Times New Roman" w:hAnsi="Times New Roman" w:cs="Times New Roman"/>
@@ -2390,7 +2754,18 @@
           <w:sz w:val="18"/>
           <w:szCs w:val="18"/>
         </w:rPr>
-        <w:t xml:space="preserve"> . </w:t>
+        <w:t xml:space="preserve"> .</w:t>
+      </w:r>
+      <w:proofErr w:type="gramEnd"/>
+      <w:r>
+        <w:rPr>
+          <w:rFonts w:ascii="Times New Roman" w:hAnsi="Times New Roman" w:cs="Times New Roman"/>
+          <w:i/>
+          <w:iCs/>
+          <w:sz w:val="18"/>
+          <w:szCs w:val="18"/>
+        </w:rPr>
+        <w:t xml:space="preserve"> </w:t>
       </w:r>
       <w:r>
         <w:rPr>
@@ -2528,6 +2903,7 @@
       <w:r>
         <w:rPr>
           <w:rFonts w:ascii="Times New Roman" w:eastAsiaTheme="minorEastAsia" w:hAnsi="Times New Roman" w:cs="Times New Roman"/>
+          <w:noProof/>
           <w:sz w:val="28"/>
           <w:szCs w:val="28"/>
           <w:lang w:eastAsia="ja-JP"/>
@@ -2573,12 +2949,11 @@
       <w:pPr>
         <w:jc w:val="center"/>
         <w:rPr>
-          <w:rFonts w:ascii="Times New Roman" w:eastAsiaTheme="minorEastAsia" w:hAnsi="Times New Roman" w:cs="Times New Roman"/>
+          <w:rFonts w:ascii="Times New Roman" w:hAnsi="Times New Roman" w:cs="Times New Roman"/>
           <w:i/>
           <w:iCs/>
           <w:sz w:val="18"/>
           <w:szCs w:val="18"/>
-          <w:lang w:eastAsia="ja-JP"/>
         </w:rPr>
       </w:pPr>
       <w:r>
@@ -2601,6 +2976,7 @@
         </w:rPr>
         <w:t>.</w:t>
       </w:r>
+      <w:proofErr w:type="gramStart"/>
       <w:r>
         <w:rPr>
           <w:rFonts w:ascii="Times New Roman" w:hAnsi="Times New Roman" w:cs="Times New Roman"/>
@@ -2619,7 +2995,18 @@
           <w:sz w:val="18"/>
           <w:szCs w:val="18"/>
         </w:rPr>
-        <w:t xml:space="preserve"> . </w:t>
+        <w:t xml:space="preserve"> .</w:t>
+      </w:r>
+      <w:proofErr w:type="gramEnd"/>
+      <w:r>
+        <w:rPr>
+          <w:rFonts w:ascii="Times New Roman" w:hAnsi="Times New Roman" w:cs="Times New Roman"/>
+          <w:i/>
+          <w:iCs/>
+          <w:sz w:val="18"/>
+          <w:szCs w:val="18"/>
+        </w:rPr>
+        <w:t xml:space="preserve"> </w:t>
       </w:r>
       <w:r>
         <w:rPr>
@@ -2656,15 +3043,6 @@
         <w:lastRenderedPageBreak/>
         <w:t>Полное совпадение восстановленных образов с их эталонами для всей тестовой выборки демонстрирует способность сети эффективно удалять шум. Это подтверждает, что реализованная релаксационная нейронная сеть успешно справляется с задачей распознавания и восстановления искаженных данных.</w:t>
       </w:r>
-      <w:r>
-        <w:rPr>
-          <w:rFonts w:ascii="Times New Roman" w:eastAsiaTheme="minorEastAsia" w:hAnsi="Times New Roman" w:cs="Times New Roman"/>
-          <w:sz w:val="28"/>
-          <w:szCs w:val="28"/>
-          <w:lang w:eastAsia="ja-JP"/>
-        </w:rPr>
-        <w:br/>
-      </w:r>
     </w:p>
     <w:p>
       <w:pPr>
@@ -2672,13 +3050,157 @@
         <w:autoSpaceDE/>
         <w:autoSpaceDN/>
         <w:spacing w:after="160" w:line="259" w:lineRule="auto"/>
-        <w:rPr>
-          <w:rFonts w:ascii="Times New Roman" w:eastAsiaTheme="minorEastAsia" w:hAnsi="Times New Roman" w:cs="Times New Roman"/>
-          <w:sz w:val="28"/>
-          <w:szCs w:val="28"/>
-          <w:lang w:eastAsia="ja-JP"/>
-        </w:rPr>
-      </w:pPr>
+        <w:jc w:val="center"/>
+        <w:rPr>
+          <w:rFonts w:ascii="Times New Roman" w:eastAsiaTheme="minorEastAsia" w:hAnsi="Times New Roman" w:cs="Times New Roman"/>
+          <w:sz w:val="28"/>
+          <w:szCs w:val="28"/>
+          <w:lang w:eastAsia="ja-JP"/>
+        </w:rPr>
+      </w:pPr>
+      <w:r>
+        <w:rPr>
+          <w:rFonts w:ascii="Times New Roman" w:eastAsiaTheme="minorEastAsia" w:hAnsi="Times New Roman" w:cs="Times New Roman"/>
+          <w:sz w:val="28"/>
+          <w:szCs w:val="28"/>
+          <w:lang w:eastAsia="ja-JP"/>
+        </w:rPr>
+        <w:t>Если мы хотим восстановить образ, на котором не проводилось обучение, нам необходимо сократить выборку до 6 элементов</w:t>
+      </w:r>
+      <w:r>
+        <w:rPr>
+          <w:rFonts w:ascii="Times New Roman" w:eastAsiaTheme="minorEastAsia" w:hAnsi="Times New Roman" w:cs="Times New Roman"/>
+          <w:sz w:val="28"/>
+          <w:szCs w:val="28"/>
+          <w:lang w:eastAsia="ja-JP"/>
+        </w:rPr>
+        <w:br/>
+      </w:r>
+      <w:r>
+        <w:rPr>
+          <w:rFonts w:ascii="Times New Roman" w:eastAsiaTheme="minorEastAsia" w:hAnsi="Times New Roman" w:cs="Times New Roman"/>
+          <w:sz w:val="28"/>
+          <w:szCs w:val="28"/>
+          <w:lang w:eastAsia="ja-JP"/>
+        </w:rPr>
+        <w:br/>
+      </w:r>
+      <w:r>
+        <w:rPr>
+          <w:rFonts w:ascii="Times New Roman" w:eastAsiaTheme="minorEastAsia" w:hAnsi="Times New Roman" w:cs="Times New Roman"/>
+          <w:sz w:val="28"/>
+          <w:szCs w:val="28"/>
+          <w:lang w:eastAsia="ja-JP"/>
+        </w:rPr>
+        <w:drawing>
+          <wp:inline distT="0" distB="0" distL="0" distR="0" wp14:anchorId="6D02148B" wp14:editId="03DB1990">
+            <wp:extent cx="4277322" cy="1419423"/>
+            <wp:effectExtent l="0" t="0" r="9525" b="9525"/>
+            <wp:docPr id="2" name="Рисунок 2"/>
+            <wp:cNvGraphicFramePr>
+              <a:graphicFrameLocks xmlns:a="http://schemas.openxmlformats.org/drawingml/2006/main" noChangeAspect="1"/>
+            </wp:cNvGraphicFramePr>
+            <a:graphic xmlns:a="http://schemas.openxmlformats.org/drawingml/2006/main">
+              <a:graphicData uri="http://schemas.openxmlformats.org/drawingml/2006/picture">
+                <pic:pic xmlns:pic="http://schemas.openxmlformats.org/drawingml/2006/picture">
+                  <pic:nvPicPr>
+                    <pic:cNvPr id="1" name=""/>
+                    <pic:cNvPicPr/>
+                  </pic:nvPicPr>
+                  <pic:blipFill>
+                    <a:blip r:embed="rId8"/>
+                    <a:stretch>
+                      <a:fillRect/>
+                    </a:stretch>
+                  </pic:blipFill>
+                  <pic:spPr>
+                    <a:xfrm>
+                      <a:off x="0" y="0"/>
+                      <a:ext cx="4277322" cy="1419423"/>
+                    </a:xfrm>
+                    <a:prstGeom prst="rect">
+                      <a:avLst/>
+                    </a:prstGeom>
+                  </pic:spPr>
+                </pic:pic>
+              </a:graphicData>
+            </a:graphic>
+          </wp:inline>
+        </w:drawing>
+      </w:r>
+    </w:p>
+    <w:p>
+      <w:pPr>
+        <w:rPr>
+          <w:rFonts w:ascii="Times New Roman" w:hAnsi="Times New Roman" w:cs="Times New Roman"/>
+          <w:i/>
+          <w:iCs/>
+          <w:sz w:val="18"/>
+          <w:szCs w:val="18"/>
+        </w:rPr>
+      </w:pPr>
+      <w:r>
+        <w:rPr>
+          <w:rFonts w:ascii="Times New Roman" w:hAnsi="Times New Roman" w:cs="Times New Roman"/>
+          <w:i/>
+          <w:iCs/>
+          <w:sz w:val="18"/>
+          <w:szCs w:val="18"/>
+        </w:rPr>
+        <w:t>Рис</w:t>
+      </w:r>
+      <w:r>
+        <w:rPr>
+          <w:rFonts w:ascii="Times New Roman" w:hAnsi="Times New Roman" w:cs="Times New Roman"/>
+          <w:i/>
+          <w:iCs/>
+          <w:sz w:val="18"/>
+          <w:szCs w:val="18"/>
+        </w:rPr>
+        <w:t>.</w:t>
+      </w:r>
+      <w:proofErr w:type="gramStart"/>
+      <w:r>
+        <w:rPr>
+          <w:rFonts w:ascii="Times New Roman" w:hAnsi="Times New Roman" w:cs="Times New Roman"/>
+          <w:i/>
+          <w:iCs/>
+          <w:sz w:val="18"/>
+          <w:szCs w:val="18"/>
+        </w:rPr>
+        <w:t>2</w:t>
+      </w:r>
+      <w:r>
+        <w:rPr>
+          <w:rFonts w:ascii="Times New Roman" w:hAnsi="Times New Roman" w:cs="Times New Roman"/>
+          <w:i/>
+          <w:iCs/>
+          <w:sz w:val="18"/>
+          <w:szCs w:val="18"/>
+        </w:rPr>
+        <w:t xml:space="preserve"> .</w:t>
+      </w:r>
+      <w:proofErr w:type="gramEnd"/>
+      <w:r>
+        <w:rPr>
+          <w:rFonts w:ascii="Times New Roman" w:hAnsi="Times New Roman" w:cs="Times New Roman"/>
+          <w:i/>
+          <w:iCs/>
+          <w:sz w:val="18"/>
+          <w:szCs w:val="18"/>
+        </w:rPr>
+        <w:t xml:space="preserve"> </w:t>
+      </w:r>
+      <w:r>
+        <w:rPr>
+          <w:rFonts w:ascii="Times New Roman" w:hAnsi="Times New Roman" w:cs="Times New Roman"/>
+          <w:i/>
+          <w:iCs/>
+          <w:sz w:val="18"/>
+          <w:szCs w:val="18"/>
+        </w:rPr>
+        <w:t>Результат работы сети: эталон (слева), зашумленный вход (в центре), восстановленный выход (справа)</w:t>
+      </w:r>
     </w:p>
     <w:p>
       <w:pPr>
@@ -2694,16 +3216,6 @@
           <w:szCs w:val="28"/>
         </w:rPr>
       </w:pPr>
-      <w:r>
-        <w:rPr>
-          <w:rFonts w:ascii="Times New Roman" w:hAnsi="Times New Roman" w:cs="Times New Roman"/>
-          <w:b/>
-          <w:bCs/>
-          <w:sz w:val="28"/>
-          <w:szCs w:val="28"/>
-        </w:rPr>
-        <w:br w:type="page"/>
-      </w:r>
     </w:p>
     <w:p>
       <w:pPr>
@@ -2719,7 +3231,13 @@
           <w:szCs w:val="28"/>
         </w:rPr>
       </w:pPr>
-      <w:r>
+    </w:p>
+    <w:p>
+      <w:pPr>
+        <w:widowControl/>
+        <w:autoSpaceDE/>
+        <w:autoSpaceDN/>
+        <w:spacing w:after="160" w:line="259" w:lineRule="auto"/>
         <w:rPr>
           <w:rFonts w:ascii="Times New Roman" w:hAnsi="Times New Roman" w:cs="Times New Roman"/>
           <w:b/>
@@ -2727,6 +3245,225 @@
           <w:sz w:val="28"/>
           <w:szCs w:val="28"/>
         </w:rPr>
+      </w:pPr>
+    </w:p>
+    <w:p>
+      <w:pPr>
+        <w:widowControl/>
+        <w:autoSpaceDE/>
+        <w:autoSpaceDN/>
+        <w:spacing w:after="160" w:line="259" w:lineRule="auto"/>
+        <w:rPr>
+          <w:rFonts w:ascii="Times New Roman" w:hAnsi="Times New Roman" w:cs="Times New Roman"/>
+          <w:b/>
+          <w:bCs/>
+          <w:sz w:val="28"/>
+          <w:szCs w:val="28"/>
+        </w:rPr>
+      </w:pPr>
+    </w:p>
+    <w:p>
+      <w:pPr>
+        <w:widowControl/>
+        <w:autoSpaceDE/>
+        <w:autoSpaceDN/>
+        <w:spacing w:after="160" w:line="259" w:lineRule="auto"/>
+        <w:rPr>
+          <w:rFonts w:ascii="Times New Roman" w:hAnsi="Times New Roman" w:cs="Times New Roman"/>
+          <w:b/>
+          <w:bCs/>
+          <w:sz w:val="28"/>
+          <w:szCs w:val="28"/>
+        </w:rPr>
+      </w:pPr>
+    </w:p>
+    <w:p>
+      <w:pPr>
+        <w:widowControl/>
+        <w:autoSpaceDE/>
+        <w:autoSpaceDN/>
+        <w:spacing w:after="160" w:line="259" w:lineRule="auto"/>
+        <w:rPr>
+          <w:rFonts w:ascii="Times New Roman" w:hAnsi="Times New Roman" w:cs="Times New Roman"/>
+          <w:b/>
+          <w:bCs/>
+          <w:sz w:val="28"/>
+          <w:szCs w:val="28"/>
+        </w:rPr>
+      </w:pPr>
+    </w:p>
+    <w:p>
+      <w:pPr>
+        <w:widowControl/>
+        <w:autoSpaceDE/>
+        <w:autoSpaceDN/>
+        <w:spacing w:after="160" w:line="259" w:lineRule="auto"/>
+        <w:rPr>
+          <w:rFonts w:ascii="Times New Roman" w:hAnsi="Times New Roman" w:cs="Times New Roman"/>
+          <w:b/>
+          <w:bCs/>
+          <w:sz w:val="28"/>
+          <w:szCs w:val="28"/>
+        </w:rPr>
+      </w:pPr>
+    </w:p>
+    <w:p>
+      <w:pPr>
+        <w:widowControl/>
+        <w:autoSpaceDE/>
+        <w:autoSpaceDN/>
+        <w:spacing w:after="160" w:line="259" w:lineRule="auto"/>
+        <w:rPr>
+          <w:rFonts w:ascii="Times New Roman" w:hAnsi="Times New Roman" w:cs="Times New Roman"/>
+          <w:b/>
+          <w:bCs/>
+          <w:sz w:val="28"/>
+          <w:szCs w:val="28"/>
+        </w:rPr>
+      </w:pPr>
+    </w:p>
+    <w:p>
+      <w:pPr>
+        <w:widowControl/>
+        <w:autoSpaceDE/>
+        <w:autoSpaceDN/>
+        <w:spacing w:after="160" w:line="259" w:lineRule="auto"/>
+        <w:rPr>
+          <w:rFonts w:ascii="Times New Roman" w:hAnsi="Times New Roman" w:cs="Times New Roman"/>
+          <w:b/>
+          <w:bCs/>
+          <w:sz w:val="28"/>
+          <w:szCs w:val="28"/>
+        </w:rPr>
+      </w:pPr>
+    </w:p>
+    <w:p>
+      <w:pPr>
+        <w:widowControl/>
+        <w:autoSpaceDE/>
+        <w:autoSpaceDN/>
+        <w:spacing w:after="160" w:line="259" w:lineRule="auto"/>
+        <w:rPr>
+          <w:rFonts w:ascii="Times New Roman" w:hAnsi="Times New Roman" w:cs="Times New Roman"/>
+          <w:b/>
+          <w:bCs/>
+          <w:sz w:val="28"/>
+          <w:szCs w:val="28"/>
+        </w:rPr>
+      </w:pPr>
+    </w:p>
+    <w:p>
+      <w:pPr>
+        <w:widowControl/>
+        <w:autoSpaceDE/>
+        <w:autoSpaceDN/>
+        <w:spacing w:after="160" w:line="259" w:lineRule="auto"/>
+        <w:rPr>
+          <w:rFonts w:ascii="Times New Roman" w:hAnsi="Times New Roman" w:cs="Times New Roman"/>
+          <w:b/>
+          <w:bCs/>
+          <w:sz w:val="28"/>
+          <w:szCs w:val="28"/>
+        </w:rPr>
+      </w:pPr>
+    </w:p>
+    <w:p>
+      <w:pPr>
+        <w:widowControl/>
+        <w:autoSpaceDE/>
+        <w:autoSpaceDN/>
+        <w:spacing w:after="160" w:line="259" w:lineRule="auto"/>
+        <w:rPr>
+          <w:rFonts w:ascii="Times New Roman" w:hAnsi="Times New Roman" w:cs="Times New Roman"/>
+          <w:b/>
+          <w:bCs/>
+          <w:sz w:val="28"/>
+          <w:szCs w:val="28"/>
+        </w:rPr>
+      </w:pPr>
+    </w:p>
+    <w:p>
+      <w:pPr>
+        <w:widowControl/>
+        <w:autoSpaceDE/>
+        <w:autoSpaceDN/>
+        <w:spacing w:after="160" w:line="259" w:lineRule="auto"/>
+        <w:rPr>
+          <w:rFonts w:ascii="Times New Roman" w:hAnsi="Times New Roman" w:cs="Times New Roman"/>
+          <w:b/>
+          <w:bCs/>
+          <w:sz w:val="28"/>
+          <w:szCs w:val="28"/>
+        </w:rPr>
+      </w:pPr>
+    </w:p>
+    <w:p>
+      <w:pPr>
+        <w:widowControl/>
+        <w:autoSpaceDE/>
+        <w:autoSpaceDN/>
+        <w:spacing w:after="160" w:line="259" w:lineRule="auto"/>
+        <w:rPr>
+          <w:rFonts w:ascii="Times New Roman" w:hAnsi="Times New Roman" w:cs="Times New Roman"/>
+          <w:b/>
+          <w:bCs/>
+          <w:sz w:val="28"/>
+          <w:szCs w:val="28"/>
+        </w:rPr>
+      </w:pPr>
+    </w:p>
+    <w:p>
+      <w:pPr>
+        <w:widowControl/>
+        <w:autoSpaceDE/>
+        <w:autoSpaceDN/>
+        <w:spacing w:after="160" w:line="259" w:lineRule="auto"/>
+        <w:rPr>
+          <w:rFonts w:ascii="Times New Roman" w:hAnsi="Times New Roman" w:cs="Times New Roman"/>
+          <w:b/>
+          <w:bCs/>
+          <w:sz w:val="28"/>
+          <w:szCs w:val="28"/>
+        </w:rPr>
+      </w:pPr>
+    </w:p>
+    <w:p>
+      <w:pPr>
+        <w:widowControl/>
+        <w:autoSpaceDE/>
+        <w:autoSpaceDN/>
+        <w:spacing w:after="160" w:line="259" w:lineRule="auto"/>
+        <w:rPr>
+          <w:rFonts w:ascii="Times New Roman" w:hAnsi="Times New Roman" w:cs="Times New Roman"/>
+          <w:b/>
+          <w:bCs/>
+          <w:sz w:val="28"/>
+          <w:szCs w:val="28"/>
+        </w:rPr>
+      </w:pPr>
+    </w:p>
+    <w:p>
+      <w:pPr>
+        <w:widowControl/>
+        <w:autoSpaceDE/>
+        <w:autoSpaceDN/>
+        <w:spacing w:after="160" w:line="259" w:lineRule="auto"/>
+        <w:rPr>
+          <w:rFonts w:ascii="Times New Roman" w:hAnsi="Times New Roman" w:cs="Times New Roman"/>
+          <w:b/>
+          <w:bCs/>
+          <w:sz w:val="28"/>
+          <w:szCs w:val="28"/>
+        </w:rPr>
+      </w:pPr>
+      <w:r>
+        <w:rPr>
+          <w:rFonts w:ascii="Times New Roman" w:hAnsi="Times New Roman" w:cs="Times New Roman"/>
+          <w:b/>
+          <w:bCs/>
+          <w:sz w:val="28"/>
+          <w:szCs w:val="28"/>
+        </w:rPr>
         <w:lastRenderedPageBreak/>
         <w:t>Графики</w:t>
       </w:r>
@@ -2796,6 +3533,7 @@
         </w:rPr>
         <w:t xml:space="preserve">размера </w:t>
       </w:r>
+      <w:proofErr w:type="gramStart"/>
       <w:r>
         <w:rPr>
           <w:rFonts w:ascii="Times New Roman" w:eastAsiaTheme="minorEastAsia" w:hAnsi="Times New Roman" w:cs="Times New Roman"/>
@@ -2812,7 +3550,17 @@
           <w:szCs w:val="26"/>
           <w:lang w:eastAsia="ja-JP"/>
         </w:rPr>
-        <w:t xml:space="preserve">(рис. </w:t>
+        <w:t>(</w:t>
+      </w:r>
+      <w:proofErr w:type="gramEnd"/>
+      <w:r>
+        <w:rPr>
+          <w:rFonts w:ascii="Times New Roman" w:eastAsiaTheme="minorEastAsia" w:hAnsi="Times New Roman" w:cs="Times New Roman"/>
+          <w:sz w:val="26"/>
+          <w:szCs w:val="26"/>
+          <w:lang w:eastAsia="ja-JP"/>
+        </w:rPr>
+        <w:t xml:space="preserve">рис. </w:t>
       </w:r>
       <w:r>
         <w:rPr>
@@ -3005,7 +3753,7 @@
                     </pic:cNvPicPr>
                   </pic:nvPicPr>
                   <pic:blipFill>
-                    <a:blip r:embed="rId8">
+                    <a:blip r:embed="rId9">
                       <a:extLst>
                         <a:ext uri="{28A0092B-C50C-407E-A947-70E740481C1C}">
                           <a14:useLocalDpi xmlns:a14="http://schemas.microsoft.com/office/drawing/2010/main" val="0"/>
@@ -3225,8 +3973,9 @@
           <w:szCs w:val="26"/>
           <w:lang w:eastAsia="ja-JP"/>
         </w:rPr>
-        <w:t>зашумленности образа</w:t>
-      </w:r>
+        <w:t xml:space="preserve">зашумленности </w:t>
+      </w:r>
+      <w:proofErr w:type="gramStart"/>
       <w:r>
         <w:rPr>
           <w:rFonts w:ascii="Times New Roman" w:eastAsiaTheme="minorEastAsia" w:hAnsi="Times New Roman" w:cs="Times New Roman"/>
@@ -3234,7 +3983,26 @@
           <w:szCs w:val="26"/>
           <w:lang w:eastAsia="ja-JP"/>
         </w:rPr>
-        <w:t xml:space="preserve">(рис. </w:t>
+        <w:t>образа</w:t>
+      </w:r>
+      <w:r>
+        <w:rPr>
+          <w:rFonts w:ascii="Times New Roman" w:eastAsiaTheme="minorEastAsia" w:hAnsi="Times New Roman" w:cs="Times New Roman"/>
+          <w:sz w:val="26"/>
+          <w:szCs w:val="26"/>
+          <w:lang w:eastAsia="ja-JP"/>
+        </w:rPr>
+        <w:t>(</w:t>
+      </w:r>
+      <w:proofErr w:type="gramEnd"/>
+      <w:r>
+        <w:rPr>
+          <w:rFonts w:ascii="Times New Roman" w:eastAsiaTheme="minorEastAsia" w:hAnsi="Times New Roman" w:cs="Times New Roman"/>
+          <w:sz w:val="26"/>
+          <w:szCs w:val="26"/>
+          <w:lang w:eastAsia="ja-JP"/>
+        </w:rPr>
+        <w:t xml:space="preserve">рис. </w:t>
       </w:r>
       <w:r>
         <w:rPr>
@@ -3459,7 +4227,7 @@
                     </pic:cNvPicPr>
                   </pic:nvPicPr>
                   <pic:blipFill>
-                    <a:blip r:embed="rId9">
+                    <a:blip r:embed="rId10">
                       <a:extLst>
                         <a:ext uri="{28A0092B-C50C-407E-A947-70E740481C1C}">
                           <a14:useLocalDpi xmlns:a14="http://schemas.microsoft.com/office/drawing/2010/main" val="0"/>
@@ -3646,8 +4414,9 @@
           <w:szCs w:val="26"/>
           <w:lang w:eastAsia="ja-JP"/>
         </w:rPr>
-        <w:t>количества образов</w:t>
-      </w:r>
+        <w:t xml:space="preserve">количества </w:t>
+      </w:r>
+      <w:proofErr w:type="gramStart"/>
       <w:r>
         <w:rPr>
           <w:rFonts w:ascii="Times New Roman" w:eastAsiaTheme="minorEastAsia" w:hAnsi="Times New Roman" w:cs="Times New Roman"/>
@@ -3655,7 +4424,26 @@
           <w:szCs w:val="26"/>
           <w:lang w:eastAsia="ja-JP"/>
         </w:rPr>
-        <w:t xml:space="preserve">(рис. </w:t>
+        <w:t>образов</w:t>
+      </w:r>
+      <w:r>
+        <w:rPr>
+          <w:rFonts w:ascii="Times New Roman" w:eastAsiaTheme="minorEastAsia" w:hAnsi="Times New Roman" w:cs="Times New Roman"/>
+          <w:sz w:val="26"/>
+          <w:szCs w:val="26"/>
+          <w:lang w:eastAsia="ja-JP"/>
+        </w:rPr>
+        <w:t>(</w:t>
+      </w:r>
+      <w:proofErr w:type="gramEnd"/>
+      <w:r>
+        <w:rPr>
+          <w:rFonts w:ascii="Times New Roman" w:eastAsiaTheme="minorEastAsia" w:hAnsi="Times New Roman" w:cs="Times New Roman"/>
+          <w:sz w:val="26"/>
+          <w:szCs w:val="26"/>
+          <w:lang w:eastAsia="ja-JP"/>
+        </w:rPr>
+        <w:t xml:space="preserve">рис. </w:t>
       </w:r>
       <w:r>
         <w:rPr>
@@ -3814,7 +4602,7 @@
                     </pic:cNvPicPr>
                   </pic:nvPicPr>
                   <pic:blipFill>
-                    <a:blip r:embed="rId10">
+                    <a:blip r:embed="rId11">
                       <a:extLst>
                         <a:ext uri="{28A0092B-C50C-407E-A947-70E740481C1C}">
                           <a14:useLocalDpi xmlns:a14="http://schemas.microsoft.com/office/drawing/2010/main" val="0"/>
@@ -4039,7 +4827,27 @@
           <w:szCs w:val="28"/>
           <w:lang w:eastAsia="ja-JP"/>
         </w:rPr>
-        <w:t xml:space="preserve"> сети Хопфилда с непрерывным состоянием определяется композицией квадратичной формы и интеграла от нелинейности:</w:t>
+        <w:t xml:space="preserve"> сети </w:t>
+      </w:r>
+      <w:proofErr w:type="spellStart"/>
+      <w:r>
+        <w:rPr>
+          <w:rFonts w:ascii="Times New Roman" w:eastAsiaTheme="minorEastAsia" w:hAnsi="Times New Roman" w:cs="Times New Roman"/>
+          <w:sz w:val="28"/>
+          <w:szCs w:val="28"/>
+          <w:lang w:eastAsia="ja-JP"/>
+        </w:rPr>
+        <w:t>Хопфилда</w:t>
+      </w:r>
+      <w:proofErr w:type="spellEnd"/>
+      <w:r>
+        <w:rPr>
+          <w:rFonts w:ascii="Times New Roman" w:eastAsiaTheme="minorEastAsia" w:hAnsi="Times New Roman" w:cs="Times New Roman"/>
+          <w:sz w:val="28"/>
+          <w:szCs w:val="28"/>
+          <w:lang w:eastAsia="ja-JP"/>
+        </w:rPr>
+        <w:t xml:space="preserve"> с непрерывным состоянием определяется композицией квадратичной формы и интеграла от нелинейности:</w:t>
       </w:r>
     </w:p>
     <w:p>
@@ -4495,6 +5303,7 @@
         </w:rPr>
         <w:t xml:space="preserve"> – </w:t>
       </w:r>
+      <w:proofErr w:type="spellStart"/>
       <w:r>
         <w:rPr>
           <w:rFonts w:ascii="Times New Roman" w:eastAsiaTheme="minorEastAsia" w:hAnsi="Times New Roman" w:cs="Times New Roman"/>
@@ -4503,7 +5312,18 @@
           <w:szCs w:val="28"/>
           <w:lang w:eastAsia="ja-JP"/>
         </w:rPr>
-        <w:t xml:space="preserve">энегрия сети, </w:t>
+        <w:t>энегрия</w:t>
+      </w:r>
+      <w:proofErr w:type="spellEnd"/>
+      <w:r>
+        <w:rPr>
+          <w:rFonts w:ascii="Times New Roman" w:eastAsiaTheme="minorEastAsia" w:hAnsi="Times New Roman" w:cs="Times New Roman"/>
+          <w:iCs/>
+          <w:sz w:val="28"/>
+          <w:szCs w:val="28"/>
+          <w:lang w:eastAsia="ja-JP"/>
+        </w:rPr>
+        <w:t xml:space="preserve"> сети, </w:t>
       </w:r>
       <w:r>
         <w:rPr>
@@ -4682,7 +5502,27 @@
           <w:szCs w:val="28"/>
           <w:lang w:eastAsia="ja-JP"/>
         </w:rPr>
-        <w:t>Условием завершения релаксации для сети Хопфилда в асинхронном режиме является совпадение двух ее последовательно обновленных состояний</w:t>
+        <w:t xml:space="preserve">Условием завершения релаксации для сети </w:t>
+      </w:r>
+      <w:proofErr w:type="spellStart"/>
+      <w:r>
+        <w:rPr>
+          <w:rFonts w:ascii="Times New Roman" w:eastAsiaTheme="minorEastAsia" w:hAnsi="Times New Roman" w:cs="Times New Roman"/>
+          <w:sz w:val="28"/>
+          <w:szCs w:val="28"/>
+          <w:lang w:eastAsia="ja-JP"/>
+        </w:rPr>
+        <w:t>Хопфилда</w:t>
+      </w:r>
+      <w:proofErr w:type="spellEnd"/>
+      <w:r>
+        <w:rPr>
+          <w:rFonts w:ascii="Times New Roman" w:eastAsiaTheme="minorEastAsia" w:hAnsi="Times New Roman" w:cs="Times New Roman"/>
+          <w:sz w:val="28"/>
+          <w:szCs w:val="28"/>
+          <w:lang w:eastAsia="ja-JP"/>
+        </w:rPr>
+        <w:t xml:space="preserve"> в асинхронном режиме является совпадение двух ее последовательно обновленных состояний</w:t>
       </w:r>
       <w:r>
         <w:rPr>
@@ -4821,7 +5661,27 @@
           <w:szCs w:val="28"/>
           <w:lang w:eastAsia="ja-JP"/>
         </w:rPr>
-        <w:t xml:space="preserve"> всех эталонов. Однако следует учитывать ограничение емкости памяти сети Хопфилда, которое составляет порядка 0,15n</w:t>
+        <w:t xml:space="preserve"> всех эталонов. Однако следует учитывать ограничение емкости памяти сети </w:t>
+      </w:r>
+      <w:proofErr w:type="spellStart"/>
+      <w:r>
+        <w:rPr>
+          <w:rFonts w:ascii="Times New Roman" w:eastAsiaTheme="minorEastAsia" w:hAnsi="Times New Roman" w:cs="Times New Roman"/>
+          <w:sz w:val="28"/>
+          <w:szCs w:val="28"/>
+          <w:lang w:eastAsia="ja-JP"/>
+        </w:rPr>
+        <w:t>Хопфилда</w:t>
+      </w:r>
+      <w:proofErr w:type="spellEnd"/>
+      <w:r>
+        <w:rPr>
+          <w:rFonts w:ascii="Times New Roman" w:eastAsiaTheme="minorEastAsia" w:hAnsi="Times New Roman" w:cs="Times New Roman"/>
+          <w:sz w:val="28"/>
+          <w:szCs w:val="28"/>
+          <w:lang w:eastAsia="ja-JP"/>
+        </w:rPr>
+        <w:t>, которое составляет порядка 0,15n</w:t>
       </w:r>
       <w:r>
         <w:rPr>
@@ -4914,7 +5774,27 @@
           <w:szCs w:val="28"/>
           <w:lang w:eastAsia="ja-JP"/>
         </w:rPr>
-        <w:t>Обучающая выборка имеет как количественные, так и качественные ограничения. Основным количественным ограничением является информационная емкость сети, которая не должна превышать приблизительно 0,15n, где n  – число нейронов</w:t>
+        <w:t xml:space="preserve">Обучающая выборка имеет как количественные, так и качественные ограничения. Основным количественным ограничением является информационная емкость сети, которая не должна превышать приблизительно 0,15n, где </w:t>
+      </w:r>
+      <w:proofErr w:type="gramStart"/>
+      <w:r>
+        <w:rPr>
+          <w:rFonts w:ascii="Times New Roman" w:eastAsiaTheme="minorEastAsia" w:hAnsi="Times New Roman" w:cs="Times New Roman"/>
+          <w:sz w:val="28"/>
+          <w:szCs w:val="28"/>
+          <w:lang w:eastAsia="ja-JP"/>
+        </w:rPr>
+        <w:t>n  –</w:t>
+      </w:r>
+      <w:proofErr w:type="gramEnd"/>
+      <w:r>
+        <w:rPr>
+          <w:rFonts w:ascii="Times New Roman" w:eastAsiaTheme="minorEastAsia" w:hAnsi="Times New Roman" w:cs="Times New Roman"/>
+          <w:sz w:val="28"/>
+          <w:szCs w:val="28"/>
+          <w:lang w:eastAsia="ja-JP"/>
+        </w:rPr>
+        <w:t xml:space="preserve"> число нейронов</w:t>
       </w:r>
       <w:r>
         <w:rPr>
@@ -5043,7 +5923,27 @@
           <w:szCs w:val="28"/>
           <w:lang w:eastAsia="ja-JP"/>
         </w:rPr>
-        <w:t>На последнем слое сети Хопфилда, работающей в асинхронном режиме, в качестве функции активации используется гиперболический тангенс.</w:t>
+        <w:t xml:space="preserve">На последнем слое сети </w:t>
+      </w:r>
+      <w:proofErr w:type="spellStart"/>
+      <w:r>
+        <w:rPr>
+          <w:rFonts w:ascii="Times New Roman" w:eastAsiaTheme="minorEastAsia" w:hAnsi="Times New Roman" w:cs="Times New Roman"/>
+          <w:sz w:val="28"/>
+          <w:szCs w:val="28"/>
+          <w:lang w:eastAsia="ja-JP"/>
+        </w:rPr>
+        <w:t>Хопфилда</w:t>
+      </w:r>
+      <w:proofErr w:type="spellEnd"/>
+      <w:r>
+        <w:rPr>
+          <w:rFonts w:ascii="Times New Roman" w:eastAsiaTheme="minorEastAsia" w:hAnsi="Times New Roman" w:cs="Times New Roman"/>
+          <w:sz w:val="28"/>
+          <w:szCs w:val="28"/>
+          <w:lang w:eastAsia="ja-JP"/>
+        </w:rPr>
+        <w:t>, работающей в асинхронном режиме, в качестве функции активации используется гиперболический тангенс.</w:t>
       </w:r>
     </w:p>
     <w:p>
@@ -5268,16 +6168,36 @@
           <w:szCs w:val="28"/>
           <w:lang w:eastAsia="ja-JP"/>
         </w:rPr>
-        <w:t>Как зависит количество итераций обучения от количества образов в обучающей выборке</w:t>
-      </w:r>
-      <w:r>
-        <w:rPr>
-          <w:rFonts w:ascii="Times New Roman" w:eastAsiaTheme="minorEastAsia" w:hAnsi="Times New Roman" w:cs="Times New Roman"/>
-          <w:sz w:val="28"/>
-          <w:szCs w:val="28"/>
-          <w:lang w:eastAsia="ja-JP"/>
-        </w:rPr>
-        <w:t xml:space="preserve">(рис. </w:t>
+        <w:t xml:space="preserve">Как зависит количество итераций обучения от количества образов в обучающей </w:t>
+      </w:r>
+      <w:proofErr w:type="gramStart"/>
+      <w:r>
+        <w:rPr>
+          <w:rFonts w:ascii="Times New Roman" w:eastAsiaTheme="minorEastAsia" w:hAnsi="Times New Roman" w:cs="Times New Roman"/>
+          <w:sz w:val="28"/>
+          <w:szCs w:val="28"/>
+          <w:lang w:eastAsia="ja-JP"/>
+        </w:rPr>
+        <w:t>выборке</w:t>
+      </w:r>
+      <w:r>
+        <w:rPr>
+          <w:rFonts w:ascii="Times New Roman" w:eastAsiaTheme="minorEastAsia" w:hAnsi="Times New Roman" w:cs="Times New Roman"/>
+          <w:sz w:val="28"/>
+          <w:szCs w:val="28"/>
+          <w:lang w:eastAsia="ja-JP"/>
+        </w:rPr>
+        <w:t>(</w:t>
+      </w:r>
+      <w:proofErr w:type="gramEnd"/>
+      <w:r>
+        <w:rPr>
+          <w:rFonts w:ascii="Times New Roman" w:eastAsiaTheme="minorEastAsia" w:hAnsi="Times New Roman" w:cs="Times New Roman"/>
+          <w:sz w:val="28"/>
+          <w:szCs w:val="28"/>
+          <w:lang w:eastAsia="ja-JP"/>
+        </w:rPr>
+        <w:t xml:space="preserve">рис. </w:t>
       </w:r>
       <w:r>
         <w:rPr>
@@ -7681,7 +8601,27 @@
           <w:szCs w:val="28"/>
           <w:lang w:eastAsia="ja-JP"/>
         </w:rPr>
-        <w:t xml:space="preserve">сети Хопфилда </w:t>
+        <w:t xml:space="preserve">сети </w:t>
+      </w:r>
+      <w:proofErr w:type="spellStart"/>
+      <w:r>
+        <w:rPr>
+          <w:rFonts w:ascii="Times New Roman" w:eastAsiaTheme="minorEastAsia" w:hAnsi="Times New Roman" w:cs="Times New Roman"/>
+          <w:sz w:val="28"/>
+          <w:szCs w:val="28"/>
+          <w:lang w:eastAsia="ja-JP"/>
+        </w:rPr>
+        <w:t>Хопфилда</w:t>
+      </w:r>
+      <w:proofErr w:type="spellEnd"/>
+      <w:r>
+        <w:rPr>
+          <w:rFonts w:ascii="Times New Roman" w:eastAsiaTheme="minorEastAsia" w:hAnsi="Times New Roman" w:cs="Times New Roman"/>
+          <w:sz w:val="28"/>
+          <w:szCs w:val="28"/>
+          <w:lang w:eastAsia="ja-JP"/>
+        </w:rPr>
+        <w:t xml:space="preserve"> </w:t>
       </w:r>
       <w:r>
         <w:rPr>
@@ -7735,16 +8675,36 @@
           <w:szCs w:val="28"/>
           <w:lang w:eastAsia="ja-JP"/>
         </w:rPr>
-        <w:t>Как зависит количество итераций релаксации от предъявляемого образа</w:t>
-      </w:r>
-      <w:r>
-        <w:rPr>
-          <w:rFonts w:ascii="Times New Roman" w:eastAsiaTheme="minorEastAsia" w:hAnsi="Times New Roman" w:cs="Times New Roman"/>
-          <w:sz w:val="28"/>
-          <w:szCs w:val="28"/>
-          <w:lang w:eastAsia="ja-JP"/>
-        </w:rPr>
-        <w:t xml:space="preserve">(рис. </w:t>
+        <w:t xml:space="preserve">Как зависит количество итераций релаксации от предъявляемого </w:t>
+      </w:r>
+      <w:proofErr w:type="gramStart"/>
+      <w:r>
+        <w:rPr>
+          <w:rFonts w:ascii="Times New Roman" w:eastAsiaTheme="minorEastAsia" w:hAnsi="Times New Roman" w:cs="Times New Roman"/>
+          <w:sz w:val="28"/>
+          <w:szCs w:val="28"/>
+          <w:lang w:eastAsia="ja-JP"/>
+        </w:rPr>
+        <w:t>образа</w:t>
+      </w:r>
+      <w:r>
+        <w:rPr>
+          <w:rFonts w:ascii="Times New Roman" w:eastAsiaTheme="minorEastAsia" w:hAnsi="Times New Roman" w:cs="Times New Roman"/>
+          <w:sz w:val="28"/>
+          <w:szCs w:val="28"/>
+          <w:lang w:eastAsia="ja-JP"/>
+        </w:rPr>
+        <w:t>(</w:t>
+      </w:r>
+      <w:proofErr w:type="gramEnd"/>
+      <w:r>
+        <w:rPr>
+          <w:rFonts w:ascii="Times New Roman" w:eastAsiaTheme="minorEastAsia" w:hAnsi="Times New Roman" w:cs="Times New Roman"/>
+          <w:sz w:val="28"/>
+          <w:szCs w:val="28"/>
+          <w:lang w:eastAsia="ja-JP"/>
+        </w:rPr>
+        <w:t xml:space="preserve">рис. </w:t>
       </w:r>
       <w:r>
         <w:rPr>
@@ -10352,7 +11312,27 @@
           <w:szCs w:val="28"/>
           <w:lang w:eastAsia="ja-JP"/>
         </w:rPr>
-        <w:t>Да, сеть Хопфилда способна распознавать негативы эталонных образов.</w:t>
+        <w:t xml:space="preserve">Да, сеть </w:t>
+      </w:r>
+      <w:proofErr w:type="spellStart"/>
+      <w:r>
+        <w:rPr>
+          <w:rFonts w:ascii="Times New Roman" w:eastAsiaTheme="minorEastAsia" w:hAnsi="Times New Roman" w:cs="Times New Roman"/>
+          <w:sz w:val="28"/>
+          <w:szCs w:val="28"/>
+          <w:lang w:eastAsia="ja-JP"/>
+        </w:rPr>
+        <w:t>Хопфилда</w:t>
+      </w:r>
+      <w:proofErr w:type="spellEnd"/>
+      <w:r>
+        <w:rPr>
+          <w:rFonts w:ascii="Times New Roman" w:eastAsiaTheme="minorEastAsia" w:hAnsi="Times New Roman" w:cs="Times New Roman"/>
+          <w:sz w:val="28"/>
+          <w:szCs w:val="28"/>
+          <w:lang w:eastAsia="ja-JP"/>
+        </w:rPr>
+        <w:t xml:space="preserve"> способна распознавать негативы эталонных образов.</w:t>
       </w:r>
       <w:r>
         <w:rPr>
@@ -10370,7 +11350,27 @@
           <w:szCs w:val="28"/>
           <w:lang w:eastAsia="ja-JP"/>
         </w:rPr>
-        <w:t>Сеть Хопфилда запоминает образы в виде бинарных векторов. Если в обучающем наборе присутствует некоторый образ, то его негатив, полученн</w:t>
+        <w:t xml:space="preserve">Сеть </w:t>
+      </w:r>
+      <w:proofErr w:type="spellStart"/>
+      <w:r>
+        <w:rPr>
+          <w:rFonts w:ascii="Times New Roman" w:eastAsiaTheme="minorEastAsia" w:hAnsi="Times New Roman" w:cs="Times New Roman"/>
+          <w:sz w:val="28"/>
+          <w:szCs w:val="28"/>
+          <w:lang w:eastAsia="ja-JP"/>
+        </w:rPr>
+        <w:t>Хопфилда</w:t>
+      </w:r>
+      <w:proofErr w:type="spellEnd"/>
+      <w:r>
+        <w:rPr>
+          <w:rFonts w:ascii="Times New Roman" w:eastAsiaTheme="minorEastAsia" w:hAnsi="Times New Roman" w:cs="Times New Roman"/>
+          <w:sz w:val="28"/>
+          <w:szCs w:val="28"/>
+          <w:lang w:eastAsia="ja-JP"/>
+        </w:rPr>
+        <w:t xml:space="preserve"> запоминает образы в виде бинарных векторов. Если в обучающем наборе присутствует некоторый образ, то его негатив, полученн</w:t>
       </w:r>
       <w:r>
         <w:rPr>
@@ -10462,16 +11462,57 @@
           <w:szCs w:val="28"/>
         </w:rPr>
         <w:lastRenderedPageBreak/>
-        <w:t xml:space="preserve">Вывод: </w:t>
-      </w:r>
-      <w:r>
-        <w:rPr>
-          <w:rFonts w:ascii="Times New Roman" w:hAnsi="Times New Roman" w:cs="Times New Roman"/>
+        <w:t>Вывод</w:t>
+      </w:r>
+      <w:proofErr w:type="gramStart"/>
+      <w:r>
+        <w:rPr>
+          <w:rFonts w:ascii="Times New Roman" w:hAnsi="Times New Roman" w:cs="Times New Roman"/>
+          <w:b/>
           <w:bCs/>
           <w:sz w:val="28"/>
           <w:szCs w:val="28"/>
         </w:rPr>
-        <w:t>В ходе выполнения лабораторной работы была успешно реализована и исследована модель релаксационной нейронной сети Хопфилда с непрерывным состоянием и дискретным временем, функционирующая в асинхронном режиме. Основной целью работы являлось изучение способности данной сети выполнять функции ассоциативной памяти для восстановления зашумленных графических образов.</w:t>
+        <w:t xml:space="preserve">: </w:t>
+      </w:r>
+      <w:r>
+        <w:rPr>
+          <w:rFonts w:ascii="Times New Roman" w:hAnsi="Times New Roman" w:cs="Times New Roman"/>
+          <w:bCs/>
+          <w:sz w:val="28"/>
+          <w:szCs w:val="28"/>
+        </w:rPr>
+        <w:t>В ходе</w:t>
+      </w:r>
+      <w:proofErr w:type="gramEnd"/>
+      <w:r>
+        <w:rPr>
+          <w:rFonts w:ascii="Times New Roman" w:hAnsi="Times New Roman" w:cs="Times New Roman"/>
+          <w:bCs/>
+          <w:sz w:val="28"/>
+          <w:szCs w:val="28"/>
+        </w:rPr>
+        <w:t xml:space="preserve"> выполнения лабораторной работы была успешно реализована и исследована модель релаксационной нейронной сети </w:t>
+      </w:r>
+      <w:proofErr w:type="spellStart"/>
+      <w:r>
+        <w:rPr>
+          <w:rFonts w:ascii="Times New Roman" w:hAnsi="Times New Roman" w:cs="Times New Roman"/>
+          <w:bCs/>
+          <w:sz w:val="28"/>
+          <w:szCs w:val="28"/>
+        </w:rPr>
+        <w:t>Хопфилда</w:t>
+      </w:r>
+      <w:proofErr w:type="spellEnd"/>
+      <w:r>
+        <w:rPr>
+          <w:rFonts w:ascii="Times New Roman" w:hAnsi="Times New Roman" w:cs="Times New Roman"/>
+          <w:bCs/>
+          <w:sz w:val="28"/>
+          <w:szCs w:val="28"/>
+        </w:rPr>
+        <w:t xml:space="preserve"> с непрерывным состоянием и дискретным временем, функционирующая в асинхронном режиме. Основной целью работы являлось изучение способности данной сети выполнять функции ассоциативной памяти для восстановления зашумленных графических образов.</w:t>
       </w:r>
     </w:p>
     <w:p>
@@ -10858,7 +11899,25 @@
           <w:sz w:val="28"/>
           <w:szCs w:val="28"/>
         </w:rPr>
-        <w:t>Формальные модели обработки информации и параллельные модели решения задач. Практикум: учебно-методическое пособие / В.П.Ивашенко. – Минск: БГУИР, 2020.</w:t>
+        <w:t xml:space="preserve">Формальные модели обработки информации и параллельные модели решения задач. Практикум: учебно-методическое пособие / </w:t>
+      </w:r>
+      <w:proofErr w:type="spellStart"/>
+      <w:r>
+        <w:rPr>
+          <w:rFonts w:ascii="Times New Roman" w:hAnsi="Times New Roman" w:cs="Times New Roman"/>
+          <w:sz w:val="28"/>
+          <w:szCs w:val="28"/>
+        </w:rPr>
+        <w:t>В.П.Ивашенко</w:t>
+      </w:r>
+      <w:proofErr w:type="spellEnd"/>
+      <w:r>
+        <w:rPr>
+          <w:rFonts w:ascii="Times New Roman" w:hAnsi="Times New Roman" w:cs="Times New Roman"/>
+          <w:sz w:val="28"/>
+          <w:szCs w:val="28"/>
+        </w:rPr>
+        <w:t>. – Минск: БГУИР, 2020.</w:t>
       </w:r>
     </w:p>
     <w:p>
@@ -12072,6 +13131,7 @@
   <w:style w:type="character" w:default="1" w:styleId="a0">
     <w:name w:val="Default Paragraph Font"/>
     <w:uiPriority w:val="1"/>
+    <w:semiHidden/>
     <w:unhideWhenUsed/>
   </w:style>
   <w:style w:type="table" w:default="1" w:styleId="a1">

--- a/mrvzis_2.docx
+++ b/mrvzis_2.docx
@@ -1,6 +1,6 @@
 
 <file path=word/document.xml><?xml version="1.0" encoding="utf-8"?>
-<w:document xmlns:wpc="http://schemas.microsoft.com/office/word/2010/wordprocessingCanvas" xmlns:cx="http://schemas.microsoft.com/office/drawing/2014/chartex" xmlns:cx1="http://schemas.microsoft.com/office/drawing/2015/9/8/chartex" xmlns:cx2="http://schemas.microsoft.com/office/drawing/2015/10/21/chartex" xmlns:cx3="http://schemas.microsoft.com/office/drawing/2016/5/9/chartex" xmlns:cx4="http://schemas.microsoft.com/office/drawing/2016/5/10/chartex" xmlns:cx5="http://schemas.microsoft.com/office/drawing/2016/5/11/chartex" xmlns:cx6="http://schemas.microsoft.com/office/drawing/2016/5/12/chartex" xmlns:cx7="http://schemas.microsoft.com/office/drawing/2016/5/13/chartex" xmlns:cx8="http://schemas.microsoft.com/office/drawing/2016/5/14/chartex" xmlns:mc="http://schemas.openxmlformats.org/markup-compatibility/2006" xmlns:aink="http://schemas.microsoft.com/office/drawing/2016/ink" xmlns:am3d="http://schemas.microsoft.com/office/drawing/2017/model3d" xmlns:o="urn:schemas-microsoft-com:office:office" xmlns:r="http://schemas.openxmlformats.org/officeDocument/2006/relationships" xmlns:m="http://schemas.openxmlformats.org/officeDocument/2006/math" xmlns:v="urn:schemas-microsoft-com:vml" xmlns:wp14="http://schemas.microsoft.com/office/word/2010/wordprocessingDrawing" xmlns:wp="http://schemas.openxmlformats.org/drawingml/2006/wordprocessingDrawing" xmlns:w10="urn:schemas-microsoft-com:office:word" xmlns:w="http://schemas.openxmlformats.org/wordprocessingml/2006/main" xmlns:w14="http://schemas.microsoft.com/office/word/2010/wordml" xmlns:w15="http://schemas.microsoft.com/office/word/2012/wordml" xmlns:w16cex="http://schemas.microsoft.com/office/word/2018/wordml/cex" xmlns:w16cid="http://schemas.microsoft.com/office/word/2016/wordml/cid" xmlns:w16="http://schemas.microsoft.com/office/word/2018/wordml" xmlns:w16se="http://schemas.microsoft.com/office/word/2015/wordml/symex" xmlns:wpg="http://schemas.microsoft.com/office/word/2010/wordprocessingGroup" xmlns:wpi="http://schemas.microsoft.com/office/word/2010/wordprocessingInk" xmlns:wne="http://schemas.microsoft.com/office/word/2006/wordml" xmlns:wps="http://schemas.microsoft.com/office/word/2010/wordprocessingShape" mc:Ignorable="w14 w15 w16se w16cid w16 w16cex wp14">
+<w:document xmlns:wpc="http://schemas.microsoft.com/office/word/2010/wordprocessingCanvas" xmlns:cx="http://schemas.microsoft.com/office/drawing/2014/chartex" xmlns:cx1="http://schemas.microsoft.com/office/drawing/2015/9/8/chartex" xmlns:cx2="http://schemas.microsoft.com/office/drawing/2015/10/21/chartex" xmlns:cx3="http://schemas.microsoft.com/office/drawing/2016/5/9/chartex" xmlns:cx4="http://schemas.microsoft.com/office/drawing/2016/5/10/chartex" xmlns:cx5="http://schemas.microsoft.com/office/drawing/2016/5/11/chartex" xmlns:cx6="http://schemas.microsoft.com/office/drawing/2016/5/12/chartex" xmlns:cx7="http://schemas.microsoft.com/office/drawing/2016/5/13/chartex" xmlns:cx8="http://schemas.microsoft.com/office/drawing/2016/5/14/chartex" xmlns:mc="http://schemas.openxmlformats.org/markup-compatibility/2006" xmlns:aink="http://schemas.microsoft.com/office/drawing/2016/ink" xmlns:am3d="http://schemas.microsoft.com/office/drawing/2017/model3d" xmlns:o="urn:schemas-microsoft-com:office:office" xmlns:oel="http://schemas.microsoft.com/office/2019/extlst" xmlns:r="http://schemas.openxmlformats.org/officeDocument/2006/relationships" xmlns:m="http://schemas.openxmlformats.org/officeDocument/2006/math" xmlns:v="urn:schemas-microsoft-com:vml" xmlns:wp14="http://schemas.microsoft.com/office/word/2010/wordprocessingDrawing" xmlns:wp="http://schemas.openxmlformats.org/drawingml/2006/wordprocessingDrawing" xmlns:w10="urn:schemas-microsoft-com:office:word" xmlns:w="http://schemas.openxmlformats.org/wordprocessingml/2006/main" xmlns:w14="http://schemas.microsoft.com/office/word/2010/wordml" xmlns:w15="http://schemas.microsoft.com/office/word/2012/wordml" xmlns:w16cex="http://schemas.microsoft.com/office/word/2018/wordml/cex" xmlns:w16cid="http://schemas.microsoft.com/office/word/2016/wordml/cid" xmlns:w16="http://schemas.microsoft.com/office/word/2018/wordml" xmlns:w16du="http://schemas.microsoft.com/office/word/2023/wordml/word16du" xmlns:w16sdtdh="http://schemas.microsoft.com/office/word/2020/wordml/sdtdatahash" xmlns:w16sdtfl="http://schemas.microsoft.com/office/word/2024/wordml/sdtformatlock" xmlns:w16se="http://schemas.microsoft.com/office/word/2015/wordml/symex" xmlns:wpg="http://schemas.microsoft.com/office/word/2010/wordprocessingGroup" xmlns:wpi="http://schemas.microsoft.com/office/word/2010/wordprocessingInk" xmlns:wne="http://schemas.microsoft.com/office/word/2006/wordml" xmlns:wps="http://schemas.microsoft.com/office/word/2010/wordprocessingShape" mc:Ignorable="w14 w15 w16se w16cid w16 w16cex w16sdtdh w16sdtfl w16du wp14">
   <w:body>
     <w:p>
       <w:pPr>
@@ -473,23 +473,13 @@
                 <w:szCs w:val="28"/>
               </w:rPr>
             </w:pPr>
-            <w:proofErr w:type="spellStart"/>
             <w:r>
               <w:rPr>
                 <w:rFonts w:ascii="Times New Roman" w:hAnsi="Times New Roman" w:cs="Times New Roman"/>
                 <w:sz w:val="28"/>
                 <w:szCs w:val="28"/>
               </w:rPr>
-              <w:t>Ивашенко</w:t>
-            </w:r>
-            <w:proofErr w:type="spellEnd"/>
-            <w:r>
-              <w:rPr>
-                <w:rFonts w:ascii="Times New Roman" w:hAnsi="Times New Roman" w:cs="Times New Roman"/>
-                <w:sz w:val="28"/>
-                <w:szCs w:val="28"/>
-              </w:rPr>
-              <w:t xml:space="preserve"> В. П.</w:t>
+              <w:t>Ивашенко В. П.</w:t>
             </w:r>
           </w:p>
         </w:tc>
@@ -698,9 +688,74 @@
           <w:sz w:val="28"/>
           <w:szCs w:val="28"/>
         </w:rPr>
-        <w:t>Цель</w:t>
-      </w:r>
-      <w:proofErr w:type="gramStart"/>
+        <w:t>Цель:</w:t>
+      </w:r>
+      <w:r>
+        <w:rPr>
+          <w:rFonts w:ascii="Times New Roman" w:hAnsi="Times New Roman" w:cs="Times New Roman"/>
+          <w:sz w:val="28"/>
+          <w:szCs w:val="28"/>
+        </w:rPr>
+        <w:t xml:space="preserve"> </w:t>
+      </w:r>
+      <w:r>
+        <w:rPr>
+          <w:rFonts w:ascii="Times New Roman" w:hAnsi="Times New Roman" w:cs="Times New Roman"/>
+          <w:sz w:val="28"/>
+          <w:szCs w:val="28"/>
+        </w:rPr>
+        <w:t>Ознакомиться, проанализировать и получить навыки реализации модели</w:t>
+      </w:r>
+      <w:r>
+        <w:rPr>
+          <w:rFonts w:ascii="Times New Roman" w:hAnsi="Times New Roman" w:cs="Times New Roman"/>
+          <w:sz w:val="28"/>
+          <w:szCs w:val="28"/>
+        </w:rPr>
+        <w:t xml:space="preserve"> релаксационной нейронной</w:t>
+      </w:r>
+      <w:r>
+        <w:rPr>
+          <w:rFonts w:ascii="Times New Roman" w:hAnsi="Times New Roman" w:cs="Times New Roman"/>
+          <w:sz w:val="28"/>
+          <w:szCs w:val="28"/>
+        </w:rPr>
+        <w:t xml:space="preserve"> сети для</w:t>
+      </w:r>
+      <w:r>
+        <w:rPr>
+          <w:rFonts w:ascii="Times New Roman" w:hAnsi="Times New Roman" w:cs="Times New Roman"/>
+          <w:sz w:val="28"/>
+          <w:szCs w:val="28"/>
+        </w:rPr>
+        <w:t xml:space="preserve"> </w:t>
+      </w:r>
+      <w:r>
+        <w:rPr>
+          <w:rFonts w:ascii="Times New Roman" w:hAnsi="Times New Roman" w:cs="Times New Roman"/>
+          <w:sz w:val="28"/>
+          <w:szCs w:val="28"/>
+        </w:rPr>
+        <w:t>восстановления зашумленных</w:t>
+      </w:r>
+      <w:r>
+        <w:rPr>
+          <w:rFonts w:ascii="Times New Roman" w:hAnsi="Times New Roman" w:cs="Times New Roman"/>
+          <w:sz w:val="28"/>
+          <w:szCs w:val="28"/>
+        </w:rPr>
+        <w:t>.</w:t>
+      </w:r>
+    </w:p>
+    <w:p>
+      <w:pPr>
+        <w:jc w:val="both"/>
+        <w:rPr>
+          <w:rFonts w:ascii="Times New Roman" w:hAnsi="Times New Roman" w:cs="Times New Roman"/>
+          <w:sz w:val="28"/>
+          <w:szCs w:val="28"/>
+        </w:rPr>
+      </w:pPr>
       <w:r>
         <w:rPr>
           <w:rFonts w:ascii="Times New Roman" w:hAnsi="Times New Roman" w:cs="Times New Roman"/>
@@ -709,83 +764,8 @@
           <w:sz w:val="28"/>
           <w:szCs w:val="28"/>
         </w:rPr>
-        <w:t>:</w:t>
-      </w:r>
-      <w:r>
-        <w:rPr>
-          <w:rFonts w:ascii="Times New Roman" w:hAnsi="Times New Roman" w:cs="Times New Roman"/>
-          <w:sz w:val="28"/>
-          <w:szCs w:val="28"/>
-        </w:rPr>
-        <w:t xml:space="preserve"> </w:t>
-      </w:r>
-      <w:r>
-        <w:rPr>
-          <w:rFonts w:ascii="Times New Roman" w:hAnsi="Times New Roman" w:cs="Times New Roman"/>
-          <w:sz w:val="28"/>
-          <w:szCs w:val="28"/>
-        </w:rPr>
-        <w:t>Ознакомиться</w:t>
-      </w:r>
-      <w:proofErr w:type="gramEnd"/>
-      <w:r>
-        <w:rPr>
-          <w:rFonts w:ascii="Times New Roman" w:hAnsi="Times New Roman" w:cs="Times New Roman"/>
-          <w:sz w:val="28"/>
-          <w:szCs w:val="28"/>
-        </w:rPr>
-        <w:t>, проанализировать и получить навыки реализации модели</w:t>
-      </w:r>
-      <w:r>
-        <w:rPr>
-          <w:rFonts w:ascii="Times New Roman" w:hAnsi="Times New Roman" w:cs="Times New Roman"/>
-          <w:sz w:val="28"/>
-          <w:szCs w:val="28"/>
-        </w:rPr>
-        <w:t xml:space="preserve"> релаксационной нейронной</w:t>
-      </w:r>
-      <w:r>
-        <w:rPr>
-          <w:rFonts w:ascii="Times New Roman" w:hAnsi="Times New Roman" w:cs="Times New Roman"/>
-          <w:sz w:val="28"/>
-          <w:szCs w:val="28"/>
-        </w:rPr>
-        <w:t xml:space="preserve"> сети для</w:t>
-      </w:r>
-      <w:r>
-        <w:rPr>
-          <w:rFonts w:ascii="Times New Roman" w:hAnsi="Times New Roman" w:cs="Times New Roman"/>
-          <w:sz w:val="28"/>
-          <w:szCs w:val="28"/>
-        </w:rPr>
-        <w:t xml:space="preserve"> </w:t>
-      </w:r>
-      <w:r>
-        <w:rPr>
-          <w:rFonts w:ascii="Times New Roman" w:hAnsi="Times New Roman" w:cs="Times New Roman"/>
-          <w:sz w:val="28"/>
-          <w:szCs w:val="28"/>
-        </w:rPr>
-        <w:t>восстановления зашумленных</w:t>
-      </w:r>
-      <w:r>
-        <w:rPr>
-          <w:rFonts w:ascii="Times New Roman" w:hAnsi="Times New Roman" w:cs="Times New Roman"/>
-          <w:sz w:val="28"/>
-          <w:szCs w:val="28"/>
-        </w:rPr>
-        <w:t>.</w:t>
-      </w:r>
-    </w:p>
-    <w:p>
-      <w:pPr>
-        <w:jc w:val="both"/>
-        <w:rPr>
-          <w:rFonts w:ascii="Times New Roman" w:hAnsi="Times New Roman" w:cs="Times New Roman"/>
-          <w:sz w:val="28"/>
-          <w:szCs w:val="28"/>
-        </w:rPr>
-      </w:pPr>
+        <w:t>Задание</w:t>
+      </w:r>
       <w:r>
         <w:rPr>
           <w:rFonts w:ascii="Times New Roman" w:hAnsi="Times New Roman" w:cs="Times New Roman"/>
@@ -794,10 +774,44 @@
           <w:sz w:val="28"/>
           <w:szCs w:val="28"/>
         </w:rPr>
-        <w:t>Задание</w:t>
-      </w:r>
-      <w:proofErr w:type="gramStart"/>
-      <w:r>
+        <w:t>:</w:t>
+      </w:r>
+      <w:r>
+        <w:rPr>
+          <w:rFonts w:ascii="Times New Roman" w:hAnsi="Times New Roman" w:cs="Times New Roman"/>
+          <w:sz w:val="28"/>
+          <w:szCs w:val="28"/>
+        </w:rPr>
+        <w:t xml:space="preserve"> </w:t>
+      </w:r>
+      <w:r>
+        <w:rPr>
+          <w:rFonts w:ascii="Times New Roman" w:hAnsi="Times New Roman" w:cs="Times New Roman"/>
+          <w:sz w:val="28"/>
+          <w:szCs w:val="28"/>
+        </w:rPr>
+        <w:t>Реализовать модель</w:t>
+      </w:r>
+      <w:r>
+        <w:rPr>
+          <w:rFonts w:ascii="Times New Roman" w:hAnsi="Times New Roman" w:cs="Times New Roman"/>
+          <w:sz w:val="28"/>
+          <w:szCs w:val="28"/>
+        </w:rPr>
+        <w:t xml:space="preserve"> сети Хопфилда с непрерывным состоянием и дискретным временем в асинхронном режиме</w:t>
+      </w:r>
+      <w:r>
+        <w:rPr>
+          <w:rFonts w:ascii="Times New Roman" w:hAnsi="Times New Roman" w:cs="Times New Roman"/>
+          <w:sz w:val="28"/>
+          <w:szCs w:val="28"/>
+        </w:rPr>
+        <w:t>.</w:t>
+      </w:r>
+    </w:p>
+    <w:p>
+      <w:pPr>
+        <w:jc w:val="both"/>
         <w:rPr>
           <w:rFonts w:ascii="Times New Roman" w:hAnsi="Times New Roman" w:cs="Times New Roman"/>
           <w:b/>
@@ -805,71 +819,8 @@
           <w:sz w:val="28"/>
           <w:szCs w:val="28"/>
         </w:rPr>
-        <w:t>:</w:t>
-      </w:r>
-      <w:r>
-        <w:rPr>
-          <w:rFonts w:ascii="Times New Roman" w:hAnsi="Times New Roman" w:cs="Times New Roman"/>
-          <w:sz w:val="28"/>
-          <w:szCs w:val="28"/>
-        </w:rPr>
-        <w:t xml:space="preserve"> </w:t>
-      </w:r>
-      <w:r>
-        <w:rPr>
-          <w:rFonts w:ascii="Times New Roman" w:hAnsi="Times New Roman" w:cs="Times New Roman"/>
-          <w:sz w:val="28"/>
-          <w:szCs w:val="28"/>
-        </w:rPr>
-        <w:t>Реализовать</w:t>
-      </w:r>
-      <w:proofErr w:type="gramEnd"/>
-      <w:r>
-        <w:rPr>
-          <w:rFonts w:ascii="Times New Roman" w:hAnsi="Times New Roman" w:cs="Times New Roman"/>
-          <w:sz w:val="28"/>
-          <w:szCs w:val="28"/>
-        </w:rPr>
-        <w:t xml:space="preserve"> модель</w:t>
-      </w:r>
-      <w:r>
-        <w:rPr>
-          <w:rFonts w:ascii="Times New Roman" w:hAnsi="Times New Roman" w:cs="Times New Roman"/>
-          <w:sz w:val="28"/>
-          <w:szCs w:val="28"/>
-        </w:rPr>
-        <w:t xml:space="preserve"> сети </w:t>
-      </w:r>
-      <w:proofErr w:type="spellStart"/>
-      <w:r>
-        <w:rPr>
-          <w:rFonts w:ascii="Times New Roman" w:hAnsi="Times New Roman" w:cs="Times New Roman"/>
-          <w:sz w:val="28"/>
-          <w:szCs w:val="28"/>
-        </w:rPr>
-        <w:t>Хопфилда</w:t>
-      </w:r>
-      <w:proofErr w:type="spellEnd"/>
-      <w:r>
-        <w:rPr>
-          <w:rFonts w:ascii="Times New Roman" w:hAnsi="Times New Roman" w:cs="Times New Roman"/>
-          <w:sz w:val="28"/>
-          <w:szCs w:val="28"/>
-        </w:rPr>
-        <w:t xml:space="preserve"> с непрерывным состоянием и дискретным временем в асинхронном режиме</w:t>
-      </w:r>
-      <w:r>
-        <w:rPr>
-          <w:rFonts w:ascii="Times New Roman" w:hAnsi="Times New Roman" w:cs="Times New Roman"/>
-          <w:sz w:val="28"/>
-          <w:szCs w:val="28"/>
-        </w:rPr>
-        <w:t>.</w:t>
-      </w:r>
-    </w:p>
-    <w:p>
-      <w:pPr>
-        <w:jc w:val="both"/>
+      </w:pPr>
+      <w:r>
         <w:rPr>
           <w:rFonts w:ascii="Times New Roman" w:hAnsi="Times New Roman" w:cs="Times New Roman"/>
           <w:b/>
@@ -877,7 +828,8 @@
           <w:sz w:val="28"/>
           <w:szCs w:val="28"/>
         </w:rPr>
-      </w:pPr>
+        <w:t>Постановка задачи</w:t>
+      </w:r>
       <w:r>
         <w:rPr>
           <w:rFonts w:ascii="Times New Roman" w:hAnsi="Times New Roman" w:cs="Times New Roman"/>
@@ -886,9 +838,62 @@
           <w:sz w:val="28"/>
           <w:szCs w:val="28"/>
         </w:rPr>
-        <w:t>Постановка задачи</w:t>
-      </w:r>
-      <w:r>
+        <w:t>:</w:t>
+      </w:r>
+    </w:p>
+    <w:p>
+      <w:pPr>
+        <w:jc w:val="both"/>
+        <w:rPr>
+          <w:rFonts w:ascii="Times New Roman" w:hAnsi="Times New Roman" w:cs="Times New Roman"/>
+          <w:sz w:val="28"/>
+          <w:szCs w:val="28"/>
+        </w:rPr>
+      </w:pPr>
+      <w:r>
+        <w:rPr>
+          <w:rFonts w:ascii="Times New Roman" w:hAnsi="Times New Roman" w:cs="Times New Roman"/>
+          <w:sz w:val="28"/>
+          <w:szCs w:val="28"/>
+        </w:rPr>
+        <w:t>В данной лабораторной работе требуется разработать и исследовать модель релаксационной нейронной сети Хопфилда, применяемой в качестве ассоциативной памяти. Необходимо реализовать модель сети с непрерывным состоянием и дискретным временем, работающую в асинхронном режиме. Обучение сети следует провести на наборе эталонных графических образов с использованием итеративного</w:t>
+      </w:r>
+      <w:r>
+        <w:rPr>
+          <w:rFonts w:ascii="Times New Roman" w:hAnsi="Times New Roman" w:cs="Times New Roman"/>
+          <w:sz w:val="28"/>
+          <w:szCs w:val="28"/>
+        </w:rPr>
+        <w:t xml:space="preserve"> метода дельта проекций</w:t>
+      </w:r>
+      <w:r>
+        <w:rPr>
+          <w:rFonts w:ascii="Times New Roman" w:hAnsi="Times New Roman" w:cs="Times New Roman"/>
+          <w:sz w:val="28"/>
+          <w:szCs w:val="28"/>
+        </w:rPr>
+        <w:t>. В ходе работы необходимо продемонстрировать способность обученной сети восстанавливать исходные образы после внесения в них шума.</w:t>
+      </w:r>
+      <w:r>
+        <w:rPr>
+          <w:rFonts w:ascii="Times New Roman" w:hAnsi="Times New Roman" w:cs="Times New Roman"/>
+          <w:sz w:val="28"/>
+          <w:szCs w:val="28"/>
+        </w:rPr>
+        <w:t xml:space="preserve"> </w:t>
+      </w:r>
+      <w:r>
+        <w:rPr>
+          <w:rFonts w:ascii="Times New Roman" w:hAnsi="Times New Roman" w:cs="Times New Roman"/>
+          <w:sz w:val="28"/>
+          <w:szCs w:val="28"/>
+        </w:rPr>
+        <w:t>По результатам выполнения следует сделать выводы о работе реализованной модели и ответить на контрольные вопросы по теме.</w:t>
+      </w:r>
+    </w:p>
+    <w:p>
+      <w:pPr>
+        <w:jc w:val="both"/>
         <w:rPr>
           <w:rFonts w:ascii="Times New Roman" w:hAnsi="Times New Roman" w:cs="Times New Roman"/>
           <w:b/>
@@ -896,80 +901,8 @@
           <w:sz w:val="28"/>
           <w:szCs w:val="28"/>
         </w:rPr>
-        <w:t>:</w:t>
-      </w:r>
-    </w:p>
-    <w:p>
-      <w:pPr>
-        <w:jc w:val="both"/>
-        <w:rPr>
-          <w:rFonts w:ascii="Times New Roman" w:hAnsi="Times New Roman" w:cs="Times New Roman"/>
-          <w:sz w:val="28"/>
-          <w:szCs w:val="28"/>
-        </w:rPr>
-      </w:pPr>
-      <w:r>
-        <w:rPr>
-          <w:rFonts w:ascii="Times New Roman" w:hAnsi="Times New Roman" w:cs="Times New Roman"/>
-          <w:sz w:val="28"/>
-          <w:szCs w:val="28"/>
-        </w:rPr>
-        <w:t xml:space="preserve">В данной лабораторной работе требуется разработать и исследовать модель релаксационной нейронной сети </w:t>
-      </w:r>
-      <w:proofErr w:type="spellStart"/>
-      <w:r>
-        <w:rPr>
-          <w:rFonts w:ascii="Times New Roman" w:hAnsi="Times New Roman" w:cs="Times New Roman"/>
-          <w:sz w:val="28"/>
-          <w:szCs w:val="28"/>
-        </w:rPr>
-        <w:t>Хопфилда</w:t>
-      </w:r>
-      <w:proofErr w:type="spellEnd"/>
-      <w:r>
-        <w:rPr>
-          <w:rFonts w:ascii="Times New Roman" w:hAnsi="Times New Roman" w:cs="Times New Roman"/>
-          <w:sz w:val="28"/>
-          <w:szCs w:val="28"/>
-        </w:rPr>
-        <w:t>, применяемой в качестве ассоциативной памяти. Необходимо реализовать модель сети с непрерывным состоянием и дискретным временем, работающую в асинхронном режиме. Обучение сети следует провести на наборе эталонных графических образов с использованием итеративного</w:t>
-      </w:r>
-      <w:r>
-        <w:rPr>
-          <w:rFonts w:ascii="Times New Roman" w:hAnsi="Times New Roman" w:cs="Times New Roman"/>
-          <w:sz w:val="28"/>
-          <w:szCs w:val="28"/>
-        </w:rPr>
-        <w:t xml:space="preserve"> метода дельта проекций</w:t>
-      </w:r>
-      <w:r>
-        <w:rPr>
-          <w:rFonts w:ascii="Times New Roman" w:hAnsi="Times New Roman" w:cs="Times New Roman"/>
-          <w:sz w:val="28"/>
-          <w:szCs w:val="28"/>
-        </w:rPr>
-        <w:t>. В ходе работы необходимо продемонстрировать способность обученной сети восстанавливать исходные образы после внесения в них шума.</w:t>
-      </w:r>
-      <w:r>
-        <w:rPr>
-          <w:rFonts w:ascii="Times New Roman" w:hAnsi="Times New Roman" w:cs="Times New Roman"/>
-          <w:sz w:val="28"/>
-          <w:szCs w:val="28"/>
-        </w:rPr>
-        <w:t xml:space="preserve"> </w:t>
-      </w:r>
-      <w:r>
-        <w:rPr>
-          <w:rFonts w:ascii="Times New Roman" w:hAnsi="Times New Roman" w:cs="Times New Roman"/>
-          <w:sz w:val="28"/>
-          <w:szCs w:val="28"/>
-        </w:rPr>
-        <w:t>По результатам выполнения следует сделать выводы о работе реализованной модели и ответить на контрольные вопросы по теме.</w:t>
-      </w:r>
-    </w:p>
-    <w:p>
-      <w:pPr>
-        <w:jc w:val="both"/>
+      </w:pPr>
+      <w:r>
         <w:rPr>
           <w:rFonts w:ascii="Times New Roman" w:hAnsi="Times New Roman" w:cs="Times New Roman"/>
           <w:b/>
@@ -977,7 +910,8 @@
           <w:sz w:val="28"/>
           <w:szCs w:val="28"/>
         </w:rPr>
-      </w:pPr>
+        <w:t>Описание реализации</w:t>
+      </w:r>
       <w:r>
         <w:rPr>
           <w:rFonts w:ascii="Times New Roman" w:hAnsi="Times New Roman" w:cs="Times New Roman"/>
@@ -986,9 +920,140 @@
           <w:sz w:val="28"/>
           <w:szCs w:val="28"/>
         </w:rPr>
-        <w:t>Описание реализации</w:t>
-      </w:r>
-      <w:r>
+        <w:t>:</w:t>
+      </w:r>
+    </w:p>
+    <w:p>
+      <w:pPr>
+        <w:jc w:val="both"/>
+        <w:rPr>
+          <w:rFonts w:ascii="Times New Roman" w:hAnsi="Times New Roman" w:cs="Times New Roman"/>
+          <w:sz w:val="28"/>
+          <w:szCs w:val="28"/>
+        </w:rPr>
+      </w:pPr>
+      <w:r>
+        <w:rPr>
+          <w:rFonts w:ascii="Times New Roman" w:hAnsi="Times New Roman" w:cs="Times New Roman"/>
+          <w:sz w:val="28"/>
+          <w:szCs w:val="28"/>
+        </w:rPr>
+        <w:t>Программа реализует модель релаксационной нейронной сети Хопфилда с непрерывным состоянием и дискретным временем, предназначенной для распознавания и восстановления искажённых графических образов. В качестве входных данных программа использует набор эталонных изображений из директории «letters/» для обучения сети. Результатом работы является восстановленное изображение, сохраняемое в формате PNG, а также вывод подробной статистики о шагах обучения и релаксации в консоль. Реализация выполнена на языке программирования Java (сборка Maven) с использованием стандартных библиотек: Java Streams API для распараллеливания вычислений, Java AWT/ImageIO для обработки изображений и построения графиков, и java.io для работы с файловой системой.</w:t>
+      </w:r>
+    </w:p>
+    <w:p>
+      <w:pPr>
+        <w:jc w:val="both"/>
+        <w:rPr>
+          <w:rFonts w:ascii="Times New Roman" w:hAnsi="Times New Roman" w:cs="Times New Roman"/>
+          <w:sz w:val="28"/>
+          <w:szCs w:val="28"/>
+        </w:rPr>
+      </w:pPr>
+    </w:p>
+    <w:p>
+      <w:pPr>
+        <w:jc w:val="both"/>
+        <w:rPr>
+          <w:rFonts w:ascii="Times New Roman" w:hAnsi="Times New Roman" w:cs="Times New Roman"/>
+          <w:sz w:val="28"/>
+          <w:szCs w:val="28"/>
+        </w:rPr>
+      </w:pPr>
+      <w:r>
+        <w:rPr>
+          <w:rFonts w:ascii="Times New Roman" w:hAnsi="Times New Roman" w:cs="Times New Roman"/>
+          <w:sz w:val="28"/>
+          <w:szCs w:val="28"/>
+        </w:rPr>
+        <w:t>Были использованы следующие структуры данных:</w:t>
+      </w:r>
+    </w:p>
+    <w:p>
+      <w:pPr>
+        <w:jc w:val="both"/>
+        <w:rPr>
+          <w:rFonts w:ascii="Times New Roman" w:hAnsi="Times New Roman" w:cs="Times New Roman"/>
+          <w:sz w:val="28"/>
+          <w:szCs w:val="28"/>
+        </w:rPr>
+      </w:pPr>
+      <w:r>
+        <w:rPr>
+          <w:rFonts w:ascii="Times New Roman" w:hAnsi="Times New Roman" w:cs="Times New Roman"/>
+          <w:sz w:val="28"/>
+          <w:szCs w:val="28"/>
+        </w:rPr>
+        <w:t>– Массивы float[] — для хранения образов-паттернов в виде одномерных векторов биполярных значений {-1.0, 1.0}.</w:t>
+      </w:r>
+    </w:p>
+    <w:p>
+      <w:pPr>
+        <w:jc w:val="both"/>
+        <w:rPr>
+          <w:rFonts w:ascii="Times New Roman" w:hAnsi="Times New Roman" w:cs="Times New Roman"/>
+          <w:sz w:val="28"/>
+          <w:szCs w:val="28"/>
+        </w:rPr>
+      </w:pPr>
+      <w:r>
+        <w:rPr>
+          <w:rFonts w:ascii="Times New Roman" w:hAnsi="Times New Roman" w:cs="Times New Roman"/>
+          <w:sz w:val="28"/>
+          <w:szCs w:val="28"/>
+        </w:rPr>
+        <w:t>– Класс Matrix — обертка над одномерным массивом для представления двумерной матрицы весовых коэффициентов, что оптимизирует работу с памятью и кэшем процессора.</w:t>
+      </w:r>
+    </w:p>
+    <w:p>
+      <w:pPr>
+        <w:jc w:val="both"/>
+        <w:rPr>
+          <w:rFonts w:ascii="Times New Roman" w:hAnsi="Times New Roman" w:cs="Times New Roman"/>
+          <w:sz w:val="28"/>
+          <w:szCs w:val="28"/>
+        </w:rPr>
+      </w:pPr>
+      <w:r>
+        <w:rPr>
+          <w:rFonts w:ascii="Times New Roman" w:hAnsi="Times New Roman" w:cs="Times New Roman"/>
+          <w:sz w:val="28"/>
+          <w:szCs w:val="28"/>
+        </w:rPr>
+        <w:t>– Внутренний класс RecallResult — для возврата результата работы сети (состояние нейронов и количество затраченных итераций).</w:t>
+      </w:r>
+    </w:p>
+    <w:p>
+      <w:pPr>
+        <w:jc w:val="both"/>
+        <w:rPr>
+          <w:rFonts w:ascii="Times New Roman" w:hAnsi="Times New Roman" w:cs="Times New Roman"/>
+          <w:sz w:val="28"/>
+          <w:szCs w:val="28"/>
+        </w:rPr>
+      </w:pPr>
+      <w:r>
+        <w:rPr>
+          <w:rFonts w:ascii="Times New Roman" w:hAnsi="Times New Roman" w:cs="Times New Roman"/>
+          <w:sz w:val="28"/>
+          <w:szCs w:val="28"/>
+        </w:rPr>
+        <w:t>– Списки ArrayList — для динамического хранения набора обучающих паттернов.</w:t>
+      </w:r>
+    </w:p>
+    <w:p>
+      <w:pPr>
+        <w:jc w:val="both"/>
+        <w:rPr>
+          <w:rFonts w:ascii="Times New Roman" w:hAnsi="Times New Roman" w:cs="Times New Roman"/>
+          <w:sz w:val="28"/>
+          <w:szCs w:val="28"/>
+        </w:rPr>
+      </w:pPr>
+    </w:p>
+    <w:p>
+      <w:pPr>
+        <w:jc w:val="both"/>
         <w:rPr>
           <w:rFonts w:ascii="Times New Roman" w:hAnsi="Times New Roman" w:cs="Times New Roman"/>
           <w:b/>
@@ -996,366 +1061,8 @@
           <w:sz w:val="28"/>
           <w:szCs w:val="28"/>
         </w:rPr>
-        <w:t>:</w:t>
-      </w:r>
-    </w:p>
-    <w:p>
-      <w:pPr>
-        <w:jc w:val="both"/>
-        <w:rPr>
-          <w:rFonts w:ascii="Times New Roman" w:hAnsi="Times New Roman" w:cs="Times New Roman"/>
-          <w:sz w:val="28"/>
-          <w:szCs w:val="28"/>
-        </w:rPr>
-      </w:pPr>
-      <w:r>
-        <w:rPr>
-          <w:rFonts w:ascii="Times New Roman" w:hAnsi="Times New Roman" w:cs="Times New Roman"/>
-          <w:sz w:val="28"/>
-          <w:szCs w:val="28"/>
-        </w:rPr>
-        <w:t xml:space="preserve">Программа реализует модель релаксационной нейронной сети </w:t>
-      </w:r>
-      <w:proofErr w:type="spellStart"/>
-      <w:r>
-        <w:rPr>
-          <w:rFonts w:ascii="Times New Roman" w:hAnsi="Times New Roman" w:cs="Times New Roman"/>
-          <w:sz w:val="28"/>
-          <w:szCs w:val="28"/>
-        </w:rPr>
-        <w:t>Хопфилда</w:t>
-      </w:r>
-      <w:proofErr w:type="spellEnd"/>
-      <w:r>
-        <w:rPr>
-          <w:rFonts w:ascii="Times New Roman" w:hAnsi="Times New Roman" w:cs="Times New Roman"/>
-          <w:sz w:val="28"/>
-          <w:szCs w:val="28"/>
-        </w:rPr>
-        <w:t xml:space="preserve"> с непрерывным состоянием и дискретным временем, предназначенной для распознавания и восстановления искажённых графических образов. В качестве входных данных программа использует набор эталонных изображений из директории «</w:t>
-      </w:r>
-      <w:proofErr w:type="spellStart"/>
-      <w:r>
-        <w:rPr>
-          <w:rFonts w:ascii="Times New Roman" w:hAnsi="Times New Roman" w:cs="Times New Roman"/>
-          <w:sz w:val="28"/>
-          <w:szCs w:val="28"/>
-        </w:rPr>
-        <w:t>letters</w:t>
-      </w:r>
-      <w:proofErr w:type="spellEnd"/>
-      <w:r>
-        <w:rPr>
-          <w:rFonts w:ascii="Times New Roman" w:hAnsi="Times New Roman" w:cs="Times New Roman"/>
-          <w:sz w:val="28"/>
-          <w:szCs w:val="28"/>
-        </w:rPr>
-        <w:t xml:space="preserve">/» для обучения сети. Результатом работы является восстановленное изображение, сохраняемое в формате PNG, а также вывод подробной статистики о шагах обучения и релаксации в консоль. Реализация выполнена на языке программирования </w:t>
-      </w:r>
-      <w:proofErr w:type="spellStart"/>
-      <w:r>
-        <w:rPr>
-          <w:rFonts w:ascii="Times New Roman" w:hAnsi="Times New Roman" w:cs="Times New Roman"/>
-          <w:sz w:val="28"/>
-          <w:szCs w:val="28"/>
-        </w:rPr>
-        <w:t>Java</w:t>
-      </w:r>
-      <w:proofErr w:type="spellEnd"/>
-      <w:r>
-        <w:rPr>
-          <w:rFonts w:ascii="Times New Roman" w:hAnsi="Times New Roman" w:cs="Times New Roman"/>
-          <w:sz w:val="28"/>
-          <w:szCs w:val="28"/>
-        </w:rPr>
-        <w:t xml:space="preserve"> (сборка </w:t>
-      </w:r>
-      <w:proofErr w:type="spellStart"/>
-      <w:r>
-        <w:rPr>
-          <w:rFonts w:ascii="Times New Roman" w:hAnsi="Times New Roman" w:cs="Times New Roman"/>
-          <w:sz w:val="28"/>
-          <w:szCs w:val="28"/>
-        </w:rPr>
-        <w:t>Maven</w:t>
-      </w:r>
-      <w:proofErr w:type="spellEnd"/>
-      <w:r>
-        <w:rPr>
-          <w:rFonts w:ascii="Times New Roman" w:hAnsi="Times New Roman" w:cs="Times New Roman"/>
-          <w:sz w:val="28"/>
-          <w:szCs w:val="28"/>
-        </w:rPr>
-        <w:t xml:space="preserve">) с использованием стандартных библиотек: </w:t>
-      </w:r>
-      <w:proofErr w:type="spellStart"/>
-      <w:r>
-        <w:rPr>
-          <w:rFonts w:ascii="Times New Roman" w:hAnsi="Times New Roman" w:cs="Times New Roman"/>
-          <w:sz w:val="28"/>
-          <w:szCs w:val="28"/>
-        </w:rPr>
-        <w:t>Java</w:t>
-      </w:r>
-      <w:proofErr w:type="spellEnd"/>
-      <w:r>
-        <w:rPr>
-          <w:rFonts w:ascii="Times New Roman" w:hAnsi="Times New Roman" w:cs="Times New Roman"/>
-          <w:sz w:val="28"/>
-          <w:szCs w:val="28"/>
-        </w:rPr>
-        <w:t xml:space="preserve"> </w:t>
-      </w:r>
-      <w:proofErr w:type="spellStart"/>
-      <w:r>
-        <w:rPr>
-          <w:rFonts w:ascii="Times New Roman" w:hAnsi="Times New Roman" w:cs="Times New Roman"/>
-          <w:sz w:val="28"/>
-          <w:szCs w:val="28"/>
-        </w:rPr>
-        <w:t>Streams</w:t>
-      </w:r>
-      <w:proofErr w:type="spellEnd"/>
-      <w:r>
-        <w:rPr>
-          <w:rFonts w:ascii="Times New Roman" w:hAnsi="Times New Roman" w:cs="Times New Roman"/>
-          <w:sz w:val="28"/>
-          <w:szCs w:val="28"/>
-        </w:rPr>
-        <w:t xml:space="preserve"> API для распараллеливания вычислений, </w:t>
-      </w:r>
-      <w:proofErr w:type="spellStart"/>
-      <w:r>
-        <w:rPr>
-          <w:rFonts w:ascii="Times New Roman" w:hAnsi="Times New Roman" w:cs="Times New Roman"/>
-          <w:sz w:val="28"/>
-          <w:szCs w:val="28"/>
-        </w:rPr>
-        <w:t>Java</w:t>
-      </w:r>
-      <w:proofErr w:type="spellEnd"/>
-      <w:r>
-        <w:rPr>
-          <w:rFonts w:ascii="Times New Roman" w:hAnsi="Times New Roman" w:cs="Times New Roman"/>
-          <w:sz w:val="28"/>
-          <w:szCs w:val="28"/>
-        </w:rPr>
-        <w:t xml:space="preserve"> AWT/</w:t>
-      </w:r>
-      <w:proofErr w:type="spellStart"/>
-      <w:r>
-        <w:rPr>
-          <w:rFonts w:ascii="Times New Roman" w:hAnsi="Times New Roman" w:cs="Times New Roman"/>
-          <w:sz w:val="28"/>
-          <w:szCs w:val="28"/>
-        </w:rPr>
-        <w:t>ImageIO</w:t>
-      </w:r>
-      <w:proofErr w:type="spellEnd"/>
-      <w:r>
-        <w:rPr>
-          <w:rFonts w:ascii="Times New Roman" w:hAnsi="Times New Roman" w:cs="Times New Roman"/>
-          <w:sz w:val="28"/>
-          <w:szCs w:val="28"/>
-        </w:rPr>
-        <w:t xml:space="preserve"> для обработки изображений и построения графиков, и java.io для работы с файловой системой.</w:t>
-      </w:r>
-    </w:p>
-    <w:p>
-      <w:pPr>
-        <w:jc w:val="both"/>
-        <w:rPr>
-          <w:rFonts w:ascii="Times New Roman" w:hAnsi="Times New Roman" w:cs="Times New Roman"/>
-          <w:sz w:val="28"/>
-          <w:szCs w:val="28"/>
-        </w:rPr>
-      </w:pPr>
-    </w:p>
-    <w:p>
-      <w:pPr>
-        <w:jc w:val="both"/>
-        <w:rPr>
-          <w:rFonts w:ascii="Times New Roman" w:hAnsi="Times New Roman" w:cs="Times New Roman"/>
-          <w:sz w:val="28"/>
-          <w:szCs w:val="28"/>
-        </w:rPr>
-      </w:pPr>
-      <w:r>
-        <w:rPr>
-          <w:rFonts w:ascii="Times New Roman" w:hAnsi="Times New Roman" w:cs="Times New Roman"/>
-          <w:sz w:val="28"/>
-          <w:szCs w:val="28"/>
-        </w:rPr>
-        <w:t>Были использованы следующие структуры данных:</w:t>
-      </w:r>
-    </w:p>
-    <w:p>
-      <w:pPr>
-        <w:jc w:val="both"/>
-        <w:rPr>
-          <w:rFonts w:ascii="Times New Roman" w:hAnsi="Times New Roman" w:cs="Times New Roman"/>
-          <w:sz w:val="28"/>
-          <w:szCs w:val="28"/>
-        </w:rPr>
-      </w:pPr>
-      <w:r>
-        <w:rPr>
-          <w:rFonts w:ascii="Times New Roman" w:hAnsi="Times New Roman" w:cs="Times New Roman"/>
-          <w:sz w:val="28"/>
-          <w:szCs w:val="28"/>
-        </w:rPr>
-        <w:t xml:space="preserve">– Массивы </w:t>
-      </w:r>
-      <w:proofErr w:type="spellStart"/>
-      <w:proofErr w:type="gramStart"/>
-      <w:r>
-        <w:rPr>
-          <w:rFonts w:ascii="Times New Roman" w:hAnsi="Times New Roman" w:cs="Times New Roman"/>
-          <w:sz w:val="28"/>
-          <w:szCs w:val="28"/>
-        </w:rPr>
-        <w:t>float</w:t>
-      </w:r>
-      <w:proofErr w:type="spellEnd"/>
-      <w:r>
-        <w:rPr>
-          <w:rFonts w:ascii="Times New Roman" w:hAnsi="Times New Roman" w:cs="Times New Roman"/>
-          <w:sz w:val="28"/>
-          <w:szCs w:val="28"/>
-        </w:rPr>
-        <w:t>[</w:t>
-      </w:r>
-      <w:proofErr w:type="gramEnd"/>
-      <w:r>
-        <w:rPr>
-          <w:rFonts w:ascii="Times New Roman" w:hAnsi="Times New Roman" w:cs="Times New Roman"/>
-          <w:sz w:val="28"/>
-          <w:szCs w:val="28"/>
-        </w:rPr>
-        <w:t>] — для хранения образов-паттернов в виде одномерных векторов биполярных значений {-1.0, 1.0}.</w:t>
-      </w:r>
-    </w:p>
-    <w:p>
-      <w:pPr>
-        <w:jc w:val="both"/>
-        <w:rPr>
-          <w:rFonts w:ascii="Times New Roman" w:hAnsi="Times New Roman" w:cs="Times New Roman"/>
-          <w:sz w:val="28"/>
-          <w:szCs w:val="28"/>
-        </w:rPr>
-      </w:pPr>
-      <w:r>
-        <w:rPr>
-          <w:rFonts w:ascii="Times New Roman" w:hAnsi="Times New Roman" w:cs="Times New Roman"/>
-          <w:sz w:val="28"/>
-          <w:szCs w:val="28"/>
-        </w:rPr>
-        <w:t xml:space="preserve">– Класс </w:t>
-      </w:r>
-      <w:proofErr w:type="spellStart"/>
-      <w:r>
-        <w:rPr>
-          <w:rFonts w:ascii="Times New Roman" w:hAnsi="Times New Roman" w:cs="Times New Roman"/>
-          <w:sz w:val="28"/>
-          <w:szCs w:val="28"/>
-        </w:rPr>
-        <w:t>Matrix</w:t>
-      </w:r>
-      <w:proofErr w:type="spellEnd"/>
-      <w:r>
-        <w:rPr>
-          <w:rFonts w:ascii="Times New Roman" w:hAnsi="Times New Roman" w:cs="Times New Roman"/>
-          <w:sz w:val="28"/>
-          <w:szCs w:val="28"/>
-        </w:rPr>
-        <w:t xml:space="preserve"> — обертка над одномерным массивом для представления двумерной матрицы весовых коэффициентов, что оптимизирует работу с памятью и кэшем процессора.</w:t>
-      </w:r>
-    </w:p>
-    <w:p>
-      <w:pPr>
-        <w:jc w:val="both"/>
-        <w:rPr>
-          <w:rFonts w:ascii="Times New Roman" w:hAnsi="Times New Roman" w:cs="Times New Roman"/>
-          <w:sz w:val="28"/>
-          <w:szCs w:val="28"/>
-        </w:rPr>
-      </w:pPr>
-      <w:r>
-        <w:rPr>
-          <w:rFonts w:ascii="Times New Roman" w:hAnsi="Times New Roman" w:cs="Times New Roman"/>
-          <w:sz w:val="28"/>
-          <w:szCs w:val="28"/>
-        </w:rPr>
-        <w:t xml:space="preserve">– Внутренний класс </w:t>
-      </w:r>
-      <w:proofErr w:type="spellStart"/>
-      <w:r>
-        <w:rPr>
-          <w:rFonts w:ascii="Times New Roman" w:hAnsi="Times New Roman" w:cs="Times New Roman"/>
-          <w:sz w:val="28"/>
-          <w:szCs w:val="28"/>
-        </w:rPr>
-        <w:t>RecallResult</w:t>
-      </w:r>
-      <w:proofErr w:type="spellEnd"/>
-      <w:r>
-        <w:rPr>
-          <w:rFonts w:ascii="Times New Roman" w:hAnsi="Times New Roman" w:cs="Times New Roman"/>
-          <w:sz w:val="28"/>
-          <w:szCs w:val="28"/>
-        </w:rPr>
-        <w:t xml:space="preserve"> — для возврата результата работы сети (состояние нейронов и количество затраченных итераций).</w:t>
-      </w:r>
-    </w:p>
-    <w:p>
-      <w:pPr>
-        <w:jc w:val="both"/>
-        <w:rPr>
-          <w:rFonts w:ascii="Times New Roman" w:hAnsi="Times New Roman" w:cs="Times New Roman"/>
-          <w:sz w:val="28"/>
-          <w:szCs w:val="28"/>
-        </w:rPr>
-      </w:pPr>
-      <w:r>
-        <w:rPr>
-          <w:rFonts w:ascii="Times New Roman" w:hAnsi="Times New Roman" w:cs="Times New Roman"/>
-          <w:sz w:val="28"/>
-          <w:szCs w:val="28"/>
-        </w:rPr>
-        <w:t xml:space="preserve">– Списки </w:t>
-      </w:r>
-      <w:proofErr w:type="spellStart"/>
-      <w:r>
-        <w:rPr>
-          <w:rFonts w:ascii="Times New Roman" w:hAnsi="Times New Roman" w:cs="Times New Roman"/>
-          <w:sz w:val="28"/>
-          <w:szCs w:val="28"/>
-        </w:rPr>
-        <w:t>ArrayList</w:t>
-      </w:r>
-      <w:proofErr w:type="spellEnd"/>
-      <w:r>
-        <w:rPr>
-          <w:rFonts w:ascii="Times New Roman" w:hAnsi="Times New Roman" w:cs="Times New Roman"/>
-          <w:sz w:val="28"/>
-          <w:szCs w:val="28"/>
-        </w:rPr>
-        <w:t xml:space="preserve"> — для динамического хранения набора обучающих паттернов.</w:t>
-      </w:r>
-    </w:p>
-    <w:p>
-      <w:pPr>
-        <w:jc w:val="both"/>
-        <w:rPr>
-          <w:rFonts w:ascii="Times New Roman" w:hAnsi="Times New Roman" w:cs="Times New Roman"/>
-          <w:sz w:val="28"/>
-          <w:szCs w:val="28"/>
-        </w:rPr>
-      </w:pPr>
-    </w:p>
-    <w:p>
-      <w:pPr>
-        <w:jc w:val="both"/>
+      </w:pPr>
+      <w:r>
         <w:rPr>
           <w:rFonts w:ascii="Times New Roman" w:hAnsi="Times New Roman" w:cs="Times New Roman"/>
           <w:b/>
@@ -1363,7 +1070,8 @@
           <w:sz w:val="28"/>
           <w:szCs w:val="28"/>
         </w:rPr>
-      </w:pPr>
+        <w:t>П</w:t>
+      </w:r>
       <w:r>
         <w:rPr>
           <w:rFonts w:ascii="Times New Roman" w:hAnsi="Times New Roman" w:cs="Times New Roman"/>
@@ -1372,7 +1080,7 @@
           <w:sz w:val="28"/>
           <w:szCs w:val="28"/>
         </w:rPr>
-        <w:t>П</w:t>
+        <w:t>рограмм</w:t>
       </w:r>
       <w:r>
         <w:rPr>
@@ -1382,7 +1090,7 @@
           <w:sz w:val="28"/>
           <w:szCs w:val="28"/>
         </w:rPr>
-        <w:t>рограмм</w:t>
+        <w:t>а</w:t>
       </w:r>
       <w:r>
         <w:rPr>
@@ -1392,7 +1100,7 @@
           <w:sz w:val="28"/>
           <w:szCs w:val="28"/>
         </w:rPr>
-        <w:t>а</w:t>
+        <w:t xml:space="preserve"> </w:t>
       </w:r>
       <w:r>
         <w:rPr>
@@ -1402,7 +1110,7 @@
           <w:sz w:val="28"/>
           <w:szCs w:val="28"/>
         </w:rPr>
-        <w:t xml:space="preserve"> </w:t>
+        <w:t>работает следующим образом</w:t>
       </w:r>
       <w:r>
         <w:rPr>
@@ -1412,22 +1120,12 @@
           <w:sz w:val="28"/>
           <w:szCs w:val="28"/>
         </w:rPr>
-        <w:t>работает следующим образом</w:t>
-      </w:r>
-      <w:r>
-        <w:rPr>
-          <w:rFonts w:ascii="Times New Roman" w:hAnsi="Times New Roman" w:cs="Times New Roman"/>
-          <w:b/>
-          <w:bCs/>
-          <w:sz w:val="28"/>
-          <w:szCs w:val="28"/>
-        </w:rPr>
         <w:t>:</w:t>
       </w:r>
     </w:p>
     <w:p>
       <w:pPr>
-        <w:pStyle w:val="a4"/>
+        <w:pStyle w:val="ListParagraph"/>
         <w:numPr>
           <w:ilvl w:val="0"/>
           <w:numId w:val="7"/>
@@ -1508,7 +1206,7 @@
     </w:p>
     <w:p>
       <w:pPr>
-        <w:pStyle w:val="a4"/>
+        <w:pStyle w:val="ListParagraph"/>
         <w:numPr>
           <w:ilvl w:val="0"/>
           <w:numId w:val="7"/>
@@ -1560,7 +1258,7 @@
     </w:p>
     <w:p>
       <w:pPr>
-        <w:pStyle w:val="a4"/>
+        <w:pStyle w:val="ListParagraph"/>
         <w:numPr>
           <w:ilvl w:val="0"/>
           <w:numId w:val="7"/>
@@ -1589,27 +1287,7 @@
           <w:szCs w:val="28"/>
           <w:lang w:eastAsia="ja-JP"/>
         </w:rPr>
-        <w:t xml:space="preserve">структура нейронной сети </w:t>
-      </w:r>
-      <w:proofErr w:type="spellStart"/>
-      <w:r>
-        <w:rPr>
-          <w:rFonts w:ascii="Times New Roman" w:eastAsiaTheme="minorEastAsia" w:hAnsi="Times New Roman" w:cs="Times New Roman"/>
-          <w:sz w:val="28"/>
-          <w:szCs w:val="28"/>
-          <w:lang w:eastAsia="ja-JP"/>
-        </w:rPr>
-        <w:t>Хопфилда</w:t>
-      </w:r>
-      <w:proofErr w:type="spellEnd"/>
-      <w:r>
-        <w:rPr>
-          <w:rFonts w:ascii="Times New Roman" w:eastAsiaTheme="minorEastAsia" w:hAnsi="Times New Roman" w:cs="Times New Roman"/>
-          <w:sz w:val="28"/>
-          <w:szCs w:val="28"/>
-          <w:lang w:eastAsia="ja-JP"/>
-        </w:rPr>
-        <w:t xml:space="preserve">. </w:t>
+        <w:t xml:space="preserve">структура нейронной сети Хопфилда. </w:t>
       </w:r>
       <w:r>
         <w:rPr>
@@ -1663,17 +1341,7 @@
           <w:szCs w:val="28"/>
           <w:lang w:eastAsia="ja-JP"/>
         </w:rPr>
-        <w:t xml:space="preserve"> </w:t>
-      </w:r>
-      <w:proofErr w:type="spellStart"/>
-      <w:r>
-        <w:rPr>
-          <w:rFonts w:ascii="Times New Roman" w:eastAsiaTheme="minorEastAsia" w:hAnsi="Times New Roman" w:cs="Times New Roman"/>
-          <w:sz w:val="28"/>
-          <w:szCs w:val="28"/>
-          <w:lang w:eastAsia="ja-JP"/>
-        </w:rPr>
-        <w:t>образ</w:t>
+        <w:t xml:space="preserve"> образ</w:t>
       </w:r>
       <w:r>
         <w:rPr>
@@ -1702,7 +1370,6 @@
         </w:rPr>
         <w:t>ами</w:t>
       </w:r>
-      <w:proofErr w:type="spellEnd"/>
       <w:r>
         <w:rPr>
           <w:rFonts w:ascii="Times New Roman" w:eastAsiaTheme="minorEastAsia" w:hAnsi="Times New Roman" w:cs="Times New Roman"/>
@@ -1715,7 +1382,7 @@
     </w:p>
     <w:p>
       <w:pPr>
-        <w:pStyle w:val="a4"/>
+        <w:pStyle w:val="ListParagraph"/>
         <w:numPr>
           <w:ilvl w:val="0"/>
           <w:numId w:val="7"/>
@@ -1803,7 +1470,7 @@
     </w:p>
     <w:p>
       <w:pPr>
-        <w:pStyle w:val="a4"/>
+        <w:pStyle w:val="ListParagraph"/>
         <w:numPr>
           <w:ilvl w:val="0"/>
           <w:numId w:val="7"/>
@@ -1828,7 +1495,7 @@
     </w:p>
     <w:p>
       <w:pPr>
-        <w:pStyle w:val="a4"/>
+        <w:pStyle w:val="ListParagraph"/>
         <w:numPr>
           <w:ilvl w:val="0"/>
           <w:numId w:val="7"/>
@@ -1853,7 +1520,7 @@
     </w:p>
     <w:p>
       <w:pPr>
-        <w:pStyle w:val="a4"/>
+        <w:pStyle w:val="ListParagraph"/>
         <w:numPr>
           <w:ilvl w:val="0"/>
           <w:numId w:val="7"/>
@@ -1878,7 +1545,7 @@
     </w:p>
     <w:p>
       <w:pPr>
-        <w:pStyle w:val="a4"/>
+        <w:pStyle w:val="ListParagraph"/>
         <w:numPr>
           <w:ilvl w:val="0"/>
           <w:numId w:val="7"/>
@@ -1903,7 +1570,7 @@
     </w:p>
     <w:p>
       <w:pPr>
-        <w:pStyle w:val="a4"/>
+        <w:pStyle w:val="ListParagraph"/>
         <w:numPr>
           <w:ilvl w:val="0"/>
           <w:numId w:val="7"/>
@@ -1928,7 +1595,7 @@
     </w:p>
     <w:p>
       <w:pPr>
-        <w:pStyle w:val="a4"/>
+        <w:pStyle w:val="ListParagraph"/>
         <w:numPr>
           <w:ilvl w:val="0"/>
           <w:numId w:val="7"/>
@@ -2055,27 +1722,7 @@
           <w:szCs w:val="28"/>
           <w:lang w:eastAsia="ja-JP"/>
         </w:rPr>
-        <w:t xml:space="preserve">Модель представляет собой однослойную, </w:t>
-      </w:r>
-      <w:proofErr w:type="spellStart"/>
-      <w:r>
-        <w:rPr>
-          <w:rFonts w:ascii="Times New Roman" w:eastAsiaTheme="minorEastAsia" w:hAnsi="Times New Roman" w:cs="Times New Roman"/>
-          <w:sz w:val="28"/>
-          <w:szCs w:val="28"/>
-          <w:lang w:eastAsia="ja-JP"/>
-        </w:rPr>
-        <w:t>полносвязную</w:t>
-      </w:r>
-      <w:proofErr w:type="spellEnd"/>
-      <w:r>
-        <w:rPr>
-          <w:rFonts w:ascii="Times New Roman" w:eastAsiaTheme="minorEastAsia" w:hAnsi="Times New Roman" w:cs="Times New Roman"/>
-          <w:sz w:val="28"/>
-          <w:szCs w:val="28"/>
-          <w:lang w:eastAsia="ja-JP"/>
-        </w:rPr>
-        <w:t xml:space="preserve"> рекуррентную нейронную сеть, в которой каждый нейрон связан со всеми остальными. Взаимодействие между нейронами определяется единой матрицей симметричных весовых коэффициентов. Работа сети основана на асинхронном процессе релаксации, в ходе которого состояние каждого нейрона итеративно </w:t>
+        <w:t xml:space="preserve">Модель представляет собой однослойную, полносвязную рекуррентную нейронную сеть, в которой каждый нейрон связан со всеми остальными. Взаимодействие между нейронами определяется единой матрицей симметричных весовых коэффициентов. Работа сети основана на асинхронном процессе релаксации, в ходе которого состояние каждого нейрона итеративно </w:t>
       </w:r>
       <w:r>
         <w:rPr>
@@ -2159,7 +1806,6 @@
         </w:rPr>
         <w:t xml:space="preserve"> </w:t>
       </w:r>
-      <w:proofErr w:type="gramStart"/>
       <w:r>
         <w:rPr>
           <w:rFonts w:ascii="Times New Roman" w:eastAsiaTheme="minorEastAsia" w:hAnsi="Times New Roman" w:cs="Times New Roman"/>
@@ -2176,17 +1822,7 @@
           <w:szCs w:val="28"/>
           <w:lang w:eastAsia="ja-JP"/>
         </w:rPr>
-        <w:t>это</w:t>
-      </w:r>
-      <w:proofErr w:type="gramEnd"/>
-      <w:r>
-        <w:rPr>
-          <w:rFonts w:ascii="Times New Roman" w:eastAsiaTheme="minorEastAsia" w:hAnsi="Times New Roman" w:cs="Times New Roman"/>
-          <w:sz w:val="28"/>
-          <w:szCs w:val="28"/>
-          <w:lang w:eastAsia="ja-JP"/>
-        </w:rPr>
-        <w:t xml:space="preserve"> </w:t>
+        <w:t xml:space="preserve">это </w:t>
       </w:r>
       <w:r>
         <w:rPr>
@@ -2735,7 +2371,6 @@
         </w:rPr>
         <w:t>.</w:t>
       </w:r>
-      <w:proofErr w:type="gramStart"/>
       <w:r>
         <w:rPr>
           <w:rFonts w:ascii="Times New Roman" w:hAnsi="Times New Roman" w:cs="Times New Roman"/>
@@ -2754,18 +2389,7 @@
           <w:sz w:val="18"/>
           <w:szCs w:val="18"/>
         </w:rPr>
-        <w:t xml:space="preserve"> .</w:t>
-      </w:r>
-      <w:proofErr w:type="gramEnd"/>
-      <w:r>
-        <w:rPr>
-          <w:rFonts w:ascii="Times New Roman" w:hAnsi="Times New Roman" w:cs="Times New Roman"/>
-          <w:i/>
-          <w:iCs/>
-          <w:sz w:val="18"/>
-          <w:szCs w:val="18"/>
-        </w:rPr>
-        <w:t xml:space="preserve"> </w:t>
+        <w:t xml:space="preserve"> . </w:t>
       </w:r>
       <w:r>
         <w:rPr>
@@ -2976,7 +2600,6 @@
         </w:rPr>
         <w:t>.</w:t>
       </w:r>
-      <w:proofErr w:type="gramStart"/>
       <w:r>
         <w:rPr>
           <w:rFonts w:ascii="Times New Roman" w:hAnsi="Times New Roman" w:cs="Times New Roman"/>
@@ -2995,18 +2618,7 @@
           <w:sz w:val="18"/>
           <w:szCs w:val="18"/>
         </w:rPr>
-        <w:t xml:space="preserve"> .</w:t>
-      </w:r>
-      <w:proofErr w:type="gramEnd"/>
-      <w:r>
-        <w:rPr>
-          <w:rFonts w:ascii="Times New Roman" w:hAnsi="Times New Roman" w:cs="Times New Roman"/>
-          <w:i/>
-          <w:iCs/>
-          <w:sz w:val="18"/>
-          <w:szCs w:val="18"/>
-        </w:rPr>
-        <w:t xml:space="preserve"> </w:t>
+        <w:t xml:space="preserve"> . </w:t>
       </w:r>
       <w:r>
         <w:rPr>
@@ -3050,6 +2662,38 @@
         <w:autoSpaceDE/>
         <w:autoSpaceDN/>
         <w:spacing w:after="160" w:line="259" w:lineRule="auto"/>
+        <w:rPr>
+          <w:rFonts w:ascii="Times New Roman" w:eastAsiaTheme="minorEastAsia" w:hAnsi="Times New Roman" w:cs="Times New Roman"/>
+          <w:sz w:val="28"/>
+          <w:szCs w:val="28"/>
+          <w:lang w:eastAsia="ja-JP"/>
+        </w:rPr>
+      </w:pPr>
+      <w:r>
+        <w:rPr>
+          <w:rFonts w:ascii="Times New Roman" w:eastAsiaTheme="minorEastAsia" w:hAnsi="Times New Roman" w:cs="Times New Roman"/>
+          <w:sz w:val="28"/>
+          <w:szCs w:val="28"/>
+          <w:lang w:eastAsia="ja-JP"/>
+        </w:rPr>
+        <w:t xml:space="preserve">Если мы </w:t>
+      </w:r>
+      <w:r>
+        <w:rPr>
+          <w:rFonts w:ascii="Times New Roman" w:eastAsiaTheme="minorEastAsia" w:hAnsi="Times New Roman" w:cs="Times New Roman"/>
+          <w:sz w:val="28"/>
+          <w:szCs w:val="28"/>
+          <w:lang w:eastAsia="ja-JP"/>
+        </w:rPr>
+        <w:t xml:space="preserve">попытаемся восстановить образ, который не учавствовал в обучении, то мы получим фантом. Однако, если мы хотим, чтобы вместо фантома восстановился образ, похожий на тот, что учавствовал в выборке, нам необходимо сократить её с 26 до 6 элементов (рисунок 3). </w:t>
+      </w:r>
+    </w:p>
+    <w:p>
+      <w:pPr>
+        <w:widowControl/>
+        <w:autoSpaceDE/>
+        <w:autoSpaceDN/>
+        <w:spacing w:after="160" w:line="259" w:lineRule="auto"/>
         <w:jc w:val="center"/>
         <w:rPr>
           <w:rFonts w:ascii="Times New Roman" w:eastAsiaTheme="minorEastAsia" w:hAnsi="Times New Roman" w:cs="Times New Roman"/>
@@ -3065,15 +2709,6 @@
           <w:szCs w:val="28"/>
           <w:lang w:eastAsia="ja-JP"/>
         </w:rPr>
-        <w:t>Если мы хотим восстановить образ, на котором не проводилось обучение, нам необходимо сократить выборку до 6 элементов</w:t>
-      </w:r>
-      <w:r>
-        <w:rPr>
-          <w:rFonts w:ascii="Times New Roman" w:eastAsiaTheme="minorEastAsia" w:hAnsi="Times New Roman" w:cs="Times New Roman"/>
-          <w:sz w:val="28"/>
-          <w:szCs w:val="28"/>
-          <w:lang w:eastAsia="ja-JP"/>
-        </w:rPr>
         <w:br/>
       </w:r>
       <w:r>
@@ -3088,6 +2723,7 @@
       <w:r>
         <w:rPr>
           <w:rFonts w:ascii="Times New Roman" w:eastAsiaTheme="minorEastAsia" w:hAnsi="Times New Roman" w:cs="Times New Roman"/>
+          <w:noProof/>
           <w:sz w:val="28"/>
           <w:szCs w:val="28"/>
           <w:lang w:eastAsia="ja-JP"/>
@@ -3159,7 +2795,6 @@
         </w:rPr>
         <w:t>.</w:t>
       </w:r>
-      <w:proofErr w:type="gramStart"/>
       <w:r>
         <w:rPr>
           <w:rFonts w:ascii="Times New Roman" w:hAnsi="Times New Roman" w:cs="Times New Roman"/>
@@ -3168,7 +2803,7 @@
           <w:sz w:val="18"/>
           <w:szCs w:val="18"/>
         </w:rPr>
-        <w:t>2</w:t>
+        <w:t>3</w:t>
       </w:r>
       <w:r>
         <w:rPr>
@@ -3178,9 +2813,8 @@
           <w:sz w:val="18"/>
           <w:szCs w:val="18"/>
         </w:rPr>
-        <w:t xml:space="preserve"> .</w:t>
-      </w:r>
-      <w:proofErr w:type="gramEnd"/>
+        <w:t xml:space="preserve"> . </w:t>
+      </w:r>
       <w:r>
         <w:rPr>
           <w:rFonts w:ascii="Times New Roman" w:hAnsi="Times New Roman" w:cs="Times New Roman"/>
@@ -3189,16 +2823,6 @@
           <w:sz w:val="18"/>
           <w:szCs w:val="18"/>
         </w:rPr>
-        <w:t xml:space="preserve"> </w:t>
-      </w:r>
-      <w:r>
-        <w:rPr>
-          <w:rFonts w:ascii="Times New Roman" w:hAnsi="Times New Roman" w:cs="Times New Roman"/>
-          <w:i/>
-          <w:iCs/>
-          <w:sz w:val="18"/>
-          <w:szCs w:val="18"/>
-        </w:rPr>
         <w:t>Результат работы сети: эталон (слева), зашумленный вход (в центре), восстановленный выход (справа)</w:t>
       </w:r>
     </w:p>
@@ -3464,7 +3088,6 @@
           <w:sz w:val="28"/>
           <w:szCs w:val="28"/>
         </w:rPr>
-        <w:lastRenderedPageBreak/>
         <w:t>Графики</w:t>
       </w:r>
     </w:p>
@@ -3533,7 +3156,6 @@
         </w:rPr>
         <w:t xml:space="preserve">размера </w:t>
       </w:r>
-      <w:proofErr w:type="gramStart"/>
       <w:r>
         <w:rPr>
           <w:rFonts w:ascii="Times New Roman" w:eastAsiaTheme="minorEastAsia" w:hAnsi="Times New Roman" w:cs="Times New Roman"/>
@@ -3550,9 +3172,8 @@
           <w:szCs w:val="26"/>
           <w:lang w:eastAsia="ja-JP"/>
         </w:rPr>
-        <w:t>(</w:t>
-      </w:r>
-      <w:proofErr w:type="gramEnd"/>
+        <w:t xml:space="preserve">(рис. </w:t>
+      </w:r>
       <w:r>
         <w:rPr>
           <w:rFonts w:ascii="Times New Roman" w:eastAsiaTheme="minorEastAsia" w:hAnsi="Times New Roman" w:cs="Times New Roman"/>
@@ -3560,16 +3181,7 @@
           <w:szCs w:val="26"/>
           <w:lang w:eastAsia="ja-JP"/>
         </w:rPr>
-        <w:t xml:space="preserve">рис. </w:t>
-      </w:r>
-      <w:r>
-        <w:rPr>
-          <w:rFonts w:ascii="Times New Roman" w:eastAsiaTheme="minorEastAsia" w:hAnsi="Times New Roman" w:cs="Times New Roman"/>
-          <w:sz w:val="26"/>
-          <w:szCs w:val="26"/>
-          <w:lang w:eastAsia="ja-JP"/>
-        </w:rPr>
-        <w:t>3</w:t>
+        <w:t>4</w:t>
       </w:r>
       <w:r>
         <w:rPr>
@@ -3825,7 +3437,7 @@
           <w:sz w:val="18"/>
           <w:szCs w:val="18"/>
         </w:rPr>
-        <w:t>3</w:t>
+        <w:t>4</w:t>
       </w:r>
       <w:r>
         <w:rPr>
@@ -3973,9 +3585,8 @@
           <w:szCs w:val="26"/>
           <w:lang w:eastAsia="ja-JP"/>
         </w:rPr>
-        <w:t xml:space="preserve">зашумленности </w:t>
-      </w:r>
-      <w:proofErr w:type="gramStart"/>
+        <w:t>зашумленности образа</w:t>
+      </w:r>
       <w:r>
         <w:rPr>
           <w:rFonts w:ascii="Times New Roman" w:eastAsiaTheme="minorEastAsia" w:hAnsi="Times New Roman" w:cs="Times New Roman"/>
@@ -3983,7 +3594,7 @@
           <w:szCs w:val="26"/>
           <w:lang w:eastAsia="ja-JP"/>
         </w:rPr>
-        <w:t>образа</w:t>
+        <w:t xml:space="preserve">(рис. </w:t>
       </w:r>
       <w:r>
         <w:rPr>
@@ -3992,26 +3603,7 @@
           <w:szCs w:val="26"/>
           <w:lang w:eastAsia="ja-JP"/>
         </w:rPr>
-        <w:t>(</w:t>
-      </w:r>
-      <w:proofErr w:type="gramEnd"/>
-      <w:r>
-        <w:rPr>
-          <w:rFonts w:ascii="Times New Roman" w:eastAsiaTheme="minorEastAsia" w:hAnsi="Times New Roman" w:cs="Times New Roman"/>
-          <w:sz w:val="26"/>
-          <w:szCs w:val="26"/>
-          <w:lang w:eastAsia="ja-JP"/>
-        </w:rPr>
-        <w:t xml:space="preserve">рис. </w:t>
-      </w:r>
-      <w:r>
-        <w:rPr>
-          <w:rFonts w:ascii="Times New Roman" w:eastAsiaTheme="minorEastAsia" w:hAnsi="Times New Roman" w:cs="Times New Roman"/>
-          <w:sz w:val="26"/>
-          <w:szCs w:val="26"/>
-          <w:lang w:eastAsia="ja-JP"/>
-        </w:rPr>
-        <w:t>4</w:t>
+        <w:t>5</w:t>
       </w:r>
       <w:r>
         <w:rPr>
@@ -4299,7 +3891,7 @@
           <w:sz w:val="18"/>
           <w:szCs w:val="18"/>
         </w:rPr>
-        <w:t>4</w:t>
+        <w:t>5</w:t>
       </w:r>
       <w:r>
         <w:rPr>
@@ -4414,9 +4006,8 @@
           <w:szCs w:val="26"/>
           <w:lang w:eastAsia="ja-JP"/>
         </w:rPr>
-        <w:t xml:space="preserve">количества </w:t>
-      </w:r>
-      <w:proofErr w:type="gramStart"/>
+        <w:t>количества образов</w:t>
+      </w:r>
       <w:r>
         <w:rPr>
           <w:rFonts w:ascii="Times New Roman" w:eastAsiaTheme="minorEastAsia" w:hAnsi="Times New Roman" w:cs="Times New Roman"/>
@@ -4424,7 +4015,7 @@
           <w:szCs w:val="26"/>
           <w:lang w:eastAsia="ja-JP"/>
         </w:rPr>
-        <w:t>образов</w:t>
+        <w:t xml:space="preserve">(рис. </w:t>
       </w:r>
       <w:r>
         <w:rPr>
@@ -4433,26 +4024,7 @@
           <w:szCs w:val="26"/>
           <w:lang w:eastAsia="ja-JP"/>
         </w:rPr>
-        <w:t>(</w:t>
-      </w:r>
-      <w:proofErr w:type="gramEnd"/>
-      <w:r>
-        <w:rPr>
-          <w:rFonts w:ascii="Times New Roman" w:eastAsiaTheme="minorEastAsia" w:hAnsi="Times New Roman" w:cs="Times New Roman"/>
-          <w:sz w:val="26"/>
-          <w:szCs w:val="26"/>
-          <w:lang w:eastAsia="ja-JP"/>
-        </w:rPr>
-        <w:t xml:space="preserve">рис. </w:t>
-      </w:r>
-      <w:r>
-        <w:rPr>
-          <w:rFonts w:ascii="Times New Roman" w:eastAsiaTheme="minorEastAsia" w:hAnsi="Times New Roman" w:cs="Times New Roman"/>
-          <w:sz w:val="26"/>
-          <w:szCs w:val="26"/>
-          <w:lang w:eastAsia="ja-JP"/>
-        </w:rPr>
-        <w:t>5</w:t>
+        <w:t>6</w:t>
       </w:r>
       <w:r>
         <w:rPr>
@@ -4675,7 +4247,7 @@
           <w:sz w:val="18"/>
           <w:szCs w:val="18"/>
         </w:rPr>
-        <w:t>5</w:t>
+        <w:t>6</w:t>
       </w:r>
       <w:r>
         <w:rPr>
@@ -4747,7 +4319,7 @@
     </w:p>
     <w:p>
       <w:pPr>
-        <w:pStyle w:val="a4"/>
+        <w:pStyle w:val="ListParagraph"/>
         <w:numPr>
           <w:ilvl w:val="0"/>
           <w:numId w:val="5"/>
@@ -4827,27 +4399,7 @@
           <w:szCs w:val="28"/>
           <w:lang w:eastAsia="ja-JP"/>
         </w:rPr>
-        <w:t xml:space="preserve"> сети </w:t>
-      </w:r>
-      <w:proofErr w:type="spellStart"/>
-      <w:r>
-        <w:rPr>
-          <w:rFonts w:ascii="Times New Roman" w:eastAsiaTheme="minorEastAsia" w:hAnsi="Times New Roman" w:cs="Times New Roman"/>
-          <w:sz w:val="28"/>
-          <w:szCs w:val="28"/>
-          <w:lang w:eastAsia="ja-JP"/>
-        </w:rPr>
-        <w:t>Хопфилда</w:t>
-      </w:r>
-      <w:proofErr w:type="spellEnd"/>
-      <w:r>
-        <w:rPr>
-          <w:rFonts w:ascii="Times New Roman" w:eastAsiaTheme="minorEastAsia" w:hAnsi="Times New Roman" w:cs="Times New Roman"/>
-          <w:sz w:val="28"/>
-          <w:szCs w:val="28"/>
-          <w:lang w:eastAsia="ja-JP"/>
-        </w:rPr>
-        <w:t xml:space="preserve"> с непрерывным состоянием определяется композицией квадратичной формы и интеграла от нелинейности:</w:t>
+        <w:t xml:space="preserve"> сети Хопфилда с непрерывным состоянием определяется композицией квадратичной формы и интеграла от нелинейности:</w:t>
       </w:r>
     </w:p>
     <w:p>
@@ -5303,7 +4855,6 @@
         </w:rPr>
         <w:t xml:space="preserve"> – </w:t>
       </w:r>
-      <w:proofErr w:type="spellStart"/>
       <w:r>
         <w:rPr>
           <w:rFonts w:ascii="Times New Roman" w:eastAsiaTheme="minorEastAsia" w:hAnsi="Times New Roman" w:cs="Times New Roman"/>
@@ -5312,18 +4863,7 @@
           <w:szCs w:val="28"/>
           <w:lang w:eastAsia="ja-JP"/>
         </w:rPr>
-        <w:t>энегрия</w:t>
-      </w:r>
-      <w:proofErr w:type="spellEnd"/>
-      <w:r>
-        <w:rPr>
-          <w:rFonts w:ascii="Times New Roman" w:eastAsiaTheme="minorEastAsia" w:hAnsi="Times New Roman" w:cs="Times New Roman"/>
-          <w:iCs/>
-          <w:sz w:val="28"/>
-          <w:szCs w:val="28"/>
-          <w:lang w:eastAsia="ja-JP"/>
-        </w:rPr>
-        <w:t xml:space="preserve"> сети, </w:t>
+        <w:t xml:space="preserve">энегрия сети, </w:t>
       </w:r>
       <w:r>
         <w:rPr>
@@ -5448,7 +4988,7 @@
     </w:p>
     <w:p>
       <w:pPr>
-        <w:pStyle w:val="a4"/>
+        <w:pStyle w:val="ListParagraph"/>
         <w:ind w:left="360"/>
         <w:rPr>
           <w:rFonts w:ascii="Times New Roman" w:eastAsiaTheme="minorEastAsia" w:hAnsi="Times New Roman" w:cs="Times New Roman"/>
@@ -5461,7 +5001,7 @@
     </w:p>
     <w:p>
       <w:pPr>
-        <w:pStyle w:val="a4"/>
+        <w:pStyle w:val="ListParagraph"/>
         <w:numPr>
           <w:ilvl w:val="0"/>
           <w:numId w:val="5"/>
@@ -5502,27 +5042,7 @@
           <w:szCs w:val="28"/>
           <w:lang w:eastAsia="ja-JP"/>
         </w:rPr>
-        <w:t xml:space="preserve">Условием завершения релаксации для сети </w:t>
-      </w:r>
-      <w:proofErr w:type="spellStart"/>
-      <w:r>
-        <w:rPr>
-          <w:rFonts w:ascii="Times New Roman" w:eastAsiaTheme="minorEastAsia" w:hAnsi="Times New Roman" w:cs="Times New Roman"/>
-          <w:sz w:val="28"/>
-          <w:szCs w:val="28"/>
-          <w:lang w:eastAsia="ja-JP"/>
-        </w:rPr>
-        <w:t>Хопфилда</w:t>
-      </w:r>
-      <w:proofErr w:type="spellEnd"/>
-      <w:r>
-        <w:rPr>
-          <w:rFonts w:ascii="Times New Roman" w:eastAsiaTheme="minorEastAsia" w:hAnsi="Times New Roman" w:cs="Times New Roman"/>
-          <w:sz w:val="28"/>
-          <w:szCs w:val="28"/>
-          <w:lang w:eastAsia="ja-JP"/>
-        </w:rPr>
-        <w:t xml:space="preserve"> в асинхронном режиме является совпадение двух ее последовательно обновленных состояний</w:t>
+        <w:t>Условием завершения релаксации для сети Хопфилда в асинхронном режиме является совпадение двух ее последовательно обновленных состояний</w:t>
       </w:r>
       <w:r>
         <w:rPr>
@@ -5548,7 +5068,7 @@
     </w:p>
     <w:p>
       <w:pPr>
-        <w:pStyle w:val="a4"/>
+        <w:pStyle w:val="ListParagraph"/>
         <w:numPr>
           <w:ilvl w:val="0"/>
           <w:numId w:val="5"/>
@@ -5661,27 +5181,7 @@
           <w:szCs w:val="28"/>
           <w:lang w:eastAsia="ja-JP"/>
         </w:rPr>
-        <w:t xml:space="preserve"> всех эталонов. Однако следует учитывать ограничение емкости памяти сети </w:t>
-      </w:r>
-      <w:proofErr w:type="spellStart"/>
-      <w:r>
-        <w:rPr>
-          <w:rFonts w:ascii="Times New Roman" w:eastAsiaTheme="minorEastAsia" w:hAnsi="Times New Roman" w:cs="Times New Roman"/>
-          <w:sz w:val="28"/>
-          <w:szCs w:val="28"/>
-          <w:lang w:eastAsia="ja-JP"/>
-        </w:rPr>
-        <w:t>Хопфилда</w:t>
-      </w:r>
-      <w:proofErr w:type="spellEnd"/>
-      <w:r>
-        <w:rPr>
-          <w:rFonts w:ascii="Times New Roman" w:eastAsiaTheme="minorEastAsia" w:hAnsi="Times New Roman" w:cs="Times New Roman"/>
-          <w:sz w:val="28"/>
-          <w:szCs w:val="28"/>
-          <w:lang w:eastAsia="ja-JP"/>
-        </w:rPr>
-        <w:t>, которое составляет порядка 0,15n</w:t>
+        <w:t xml:space="preserve"> всех эталонов. Однако следует учитывать ограничение емкости памяти сети Хопфилда, которое составляет порядка 0,15n</w:t>
       </w:r>
       <w:r>
         <w:rPr>
@@ -5733,7 +5233,7 @@
     </w:p>
     <w:p>
       <w:pPr>
-        <w:pStyle w:val="a4"/>
+        <w:pStyle w:val="ListParagraph"/>
         <w:numPr>
           <w:ilvl w:val="0"/>
           <w:numId w:val="5"/>
@@ -5774,27 +5274,7 @@
           <w:szCs w:val="28"/>
           <w:lang w:eastAsia="ja-JP"/>
         </w:rPr>
-        <w:t xml:space="preserve">Обучающая выборка имеет как количественные, так и качественные ограничения. Основным количественным ограничением является информационная емкость сети, которая не должна превышать приблизительно 0,15n, где </w:t>
-      </w:r>
-      <w:proofErr w:type="gramStart"/>
-      <w:r>
-        <w:rPr>
-          <w:rFonts w:ascii="Times New Roman" w:eastAsiaTheme="minorEastAsia" w:hAnsi="Times New Roman" w:cs="Times New Roman"/>
-          <w:sz w:val="28"/>
-          <w:szCs w:val="28"/>
-          <w:lang w:eastAsia="ja-JP"/>
-        </w:rPr>
-        <w:t>n  –</w:t>
-      </w:r>
-      <w:proofErr w:type="gramEnd"/>
-      <w:r>
-        <w:rPr>
-          <w:rFonts w:ascii="Times New Roman" w:eastAsiaTheme="minorEastAsia" w:hAnsi="Times New Roman" w:cs="Times New Roman"/>
-          <w:sz w:val="28"/>
-          <w:szCs w:val="28"/>
-          <w:lang w:eastAsia="ja-JP"/>
-        </w:rPr>
-        <w:t xml:space="preserve"> число нейронов</w:t>
+        <w:t>Обучающая выборка имеет как количественные, так и качественные ограничения. Основным количественным ограничением является информационная емкость сети, которая не должна превышать приблизительно 0,15n, где n  – число нейронов</w:t>
       </w:r>
       <w:r>
         <w:rPr>
@@ -5882,7 +5362,7 @@
     </w:p>
     <w:p>
       <w:pPr>
-        <w:pStyle w:val="a4"/>
+        <w:pStyle w:val="ListParagraph"/>
         <w:numPr>
           <w:ilvl w:val="0"/>
           <w:numId w:val="5"/>
@@ -5923,27 +5403,7 @@
           <w:szCs w:val="28"/>
           <w:lang w:eastAsia="ja-JP"/>
         </w:rPr>
-        <w:t xml:space="preserve">На последнем слое сети </w:t>
-      </w:r>
-      <w:proofErr w:type="spellStart"/>
-      <w:r>
-        <w:rPr>
-          <w:rFonts w:ascii="Times New Roman" w:eastAsiaTheme="minorEastAsia" w:hAnsi="Times New Roman" w:cs="Times New Roman"/>
-          <w:sz w:val="28"/>
-          <w:szCs w:val="28"/>
-          <w:lang w:eastAsia="ja-JP"/>
-        </w:rPr>
-        <w:t>Хопфилда</w:t>
-      </w:r>
-      <w:proofErr w:type="spellEnd"/>
-      <w:r>
-        <w:rPr>
-          <w:rFonts w:ascii="Times New Roman" w:eastAsiaTheme="minorEastAsia" w:hAnsi="Times New Roman" w:cs="Times New Roman"/>
-          <w:sz w:val="28"/>
-          <w:szCs w:val="28"/>
-          <w:lang w:eastAsia="ja-JP"/>
-        </w:rPr>
-        <w:t>, работающей в асинхронном режиме, в качестве функции активации используется гиперболический тангенс.</w:t>
+        <w:t>На последнем слое сети Хопфилда, работающей в асинхронном режиме, в качестве функции активации используется гиперболический тангенс.</w:t>
       </w:r>
     </w:p>
     <w:p>
@@ -5959,7 +5419,7 @@
     </w:p>
     <w:p>
       <w:pPr>
-        <w:pStyle w:val="a4"/>
+        <w:pStyle w:val="ListParagraph"/>
         <w:numPr>
           <w:ilvl w:val="0"/>
           <w:numId w:val="5"/>
@@ -6137,18 +5597,18 @@
     </w:p>
     <w:p>
       <w:pPr>
-        <w:pStyle w:val="a4"/>
-        <w:rPr>
-          <w:rFonts w:ascii="Times New Roman" w:eastAsiaTheme="minorEastAsia" w:hAnsi="Times New Roman" w:cs="Times New Roman"/>
-          <w:sz w:val="28"/>
-          <w:szCs w:val="28"/>
-          <w:lang w:eastAsia="ja-JP"/>
-        </w:rPr>
-      </w:pPr>
-    </w:p>
-    <w:p>
-      <w:pPr>
-        <w:pStyle w:val="a4"/>
+        <w:pStyle w:val="ListParagraph"/>
+        <w:rPr>
+          <w:rFonts w:ascii="Times New Roman" w:eastAsiaTheme="minorEastAsia" w:hAnsi="Times New Roman" w:cs="Times New Roman"/>
+          <w:sz w:val="28"/>
+          <w:szCs w:val="28"/>
+          <w:lang w:eastAsia="ja-JP"/>
+        </w:rPr>
+      </w:pPr>
+    </w:p>
+    <w:p>
+      <w:pPr>
+        <w:pStyle w:val="ListParagraph"/>
         <w:numPr>
           <w:ilvl w:val="0"/>
           <w:numId w:val="5"/>
@@ -6168,36 +5628,16 @@
           <w:szCs w:val="28"/>
           <w:lang w:eastAsia="ja-JP"/>
         </w:rPr>
-        <w:t xml:space="preserve">Как зависит количество итераций обучения от количества образов в обучающей </w:t>
-      </w:r>
-      <w:proofErr w:type="gramStart"/>
-      <w:r>
-        <w:rPr>
-          <w:rFonts w:ascii="Times New Roman" w:eastAsiaTheme="minorEastAsia" w:hAnsi="Times New Roman" w:cs="Times New Roman"/>
-          <w:sz w:val="28"/>
-          <w:szCs w:val="28"/>
-          <w:lang w:eastAsia="ja-JP"/>
-        </w:rPr>
-        <w:t>выборке</w:t>
-      </w:r>
-      <w:r>
-        <w:rPr>
-          <w:rFonts w:ascii="Times New Roman" w:eastAsiaTheme="minorEastAsia" w:hAnsi="Times New Roman" w:cs="Times New Roman"/>
-          <w:sz w:val="28"/>
-          <w:szCs w:val="28"/>
-          <w:lang w:eastAsia="ja-JP"/>
-        </w:rPr>
-        <w:t>(</w:t>
-      </w:r>
-      <w:proofErr w:type="gramEnd"/>
-      <w:r>
-        <w:rPr>
-          <w:rFonts w:ascii="Times New Roman" w:eastAsiaTheme="minorEastAsia" w:hAnsi="Times New Roman" w:cs="Times New Roman"/>
-          <w:sz w:val="28"/>
-          <w:szCs w:val="28"/>
-          <w:lang w:eastAsia="ja-JP"/>
-        </w:rPr>
-        <w:t xml:space="preserve">рис. </w:t>
+        <w:t>Как зависит количество итераций обучения от количества образов в обучающей выборке</w:t>
+      </w:r>
+      <w:r>
+        <w:rPr>
+          <w:rFonts w:ascii="Times New Roman" w:eastAsiaTheme="minorEastAsia" w:hAnsi="Times New Roman" w:cs="Times New Roman"/>
+          <w:sz w:val="28"/>
+          <w:szCs w:val="28"/>
+          <w:lang w:eastAsia="ja-JP"/>
+        </w:rPr>
+        <w:t xml:space="preserve">(рис. </w:t>
       </w:r>
       <w:r>
         <w:rPr>
@@ -6229,7 +5669,7 @@
     </w:p>
     <w:tbl>
       <w:tblPr>
-        <w:tblStyle w:val="a5"/>
+        <w:tblStyle w:val="TableGrid0"/>
         <w:tblW w:w="0" w:type="auto"/>
         <w:tblInd w:w="720" w:type="dxa"/>
         <w:tblLook w:val="04A0" w:firstRow="1" w:lastRow="0" w:firstColumn="1" w:lastColumn="0" w:noHBand="0" w:noVBand="1"/>
@@ -6246,7 +5686,7 @@
           </w:tcPr>
           <w:p>
             <w:pPr>
-              <w:pStyle w:val="a4"/>
+              <w:pStyle w:val="ListParagraph"/>
               <w:ind w:left="0"/>
               <w:rPr>
                 <w:rFonts w:ascii="Times New Roman" w:eastAsiaTheme="minorEastAsia" w:hAnsi="Times New Roman" w:cs="Times New Roman"/>
@@ -6272,7 +5712,7 @@
           </w:tcPr>
           <w:p>
             <w:pPr>
-              <w:pStyle w:val="a4"/>
+              <w:pStyle w:val="ListParagraph"/>
               <w:ind w:left="0"/>
               <w:rPr>
                 <w:rFonts w:ascii="Times New Roman" w:eastAsiaTheme="minorEastAsia" w:hAnsi="Times New Roman" w:cs="Times New Roman"/>
@@ -6298,7 +5738,7 @@
           </w:tcPr>
           <w:p>
             <w:pPr>
-              <w:pStyle w:val="a4"/>
+              <w:pStyle w:val="ListParagraph"/>
               <w:ind w:left="0"/>
               <w:rPr>
                 <w:rFonts w:ascii="Times New Roman" w:eastAsiaTheme="minorEastAsia" w:hAnsi="Times New Roman" w:cs="Times New Roman"/>
@@ -6326,7 +5766,7 @@
           </w:tcPr>
           <w:p>
             <w:pPr>
-              <w:pStyle w:val="a4"/>
+              <w:pStyle w:val="ListParagraph"/>
               <w:ind w:left="0"/>
               <w:rPr>
                 <w:rFonts w:ascii="Times New Roman" w:eastAsiaTheme="minorEastAsia" w:hAnsi="Times New Roman" w:cs="Times New Roman"/>
@@ -6352,7 +5792,7 @@
           </w:tcPr>
           <w:p>
             <w:pPr>
-              <w:pStyle w:val="a4"/>
+              <w:pStyle w:val="ListParagraph"/>
               <w:ind w:left="0"/>
               <w:rPr>
                 <w:rFonts w:ascii="Times New Roman" w:eastAsiaTheme="minorEastAsia" w:hAnsi="Times New Roman" w:cs="Times New Roman"/>
@@ -6378,7 +5818,7 @@
           </w:tcPr>
           <w:p>
             <w:pPr>
-              <w:pStyle w:val="a4"/>
+              <w:pStyle w:val="ListParagraph"/>
               <w:ind w:left="0"/>
               <w:rPr>
                 <w:rFonts w:ascii="Times New Roman" w:eastAsiaTheme="minorEastAsia" w:hAnsi="Times New Roman" w:cs="Times New Roman"/>
@@ -6406,7 +5846,7 @@
           </w:tcPr>
           <w:p>
             <w:pPr>
-              <w:pStyle w:val="a4"/>
+              <w:pStyle w:val="ListParagraph"/>
               <w:ind w:left="0"/>
               <w:rPr>
                 <w:rFonts w:ascii="Times New Roman" w:eastAsiaTheme="minorEastAsia" w:hAnsi="Times New Roman" w:cs="Times New Roman"/>
@@ -6432,7 +5872,7 @@
           </w:tcPr>
           <w:p>
             <w:pPr>
-              <w:pStyle w:val="a4"/>
+              <w:pStyle w:val="ListParagraph"/>
               <w:ind w:left="0"/>
               <w:rPr>
                 <w:rFonts w:ascii="Times New Roman" w:eastAsiaTheme="minorEastAsia" w:hAnsi="Times New Roman" w:cs="Times New Roman"/>
@@ -6458,7 +5898,7 @@
           </w:tcPr>
           <w:p>
             <w:pPr>
-              <w:pStyle w:val="a4"/>
+              <w:pStyle w:val="ListParagraph"/>
               <w:ind w:left="0"/>
               <w:rPr>
                 <w:rFonts w:ascii="Times New Roman" w:eastAsiaTheme="minorEastAsia" w:hAnsi="Times New Roman" w:cs="Times New Roman"/>
@@ -6486,7 +5926,7 @@
           </w:tcPr>
           <w:p>
             <w:pPr>
-              <w:pStyle w:val="a4"/>
+              <w:pStyle w:val="ListParagraph"/>
               <w:ind w:left="0"/>
               <w:rPr>
                 <w:rFonts w:ascii="Times New Roman" w:eastAsiaTheme="minorEastAsia" w:hAnsi="Times New Roman" w:cs="Times New Roman"/>
@@ -6512,7 +5952,7 @@
           </w:tcPr>
           <w:p>
             <w:pPr>
-              <w:pStyle w:val="a4"/>
+              <w:pStyle w:val="ListParagraph"/>
               <w:ind w:left="0"/>
               <w:rPr>
                 <w:rFonts w:ascii="Times New Roman" w:eastAsiaTheme="minorEastAsia" w:hAnsi="Times New Roman" w:cs="Times New Roman"/>
@@ -6538,7 +5978,7 @@
           </w:tcPr>
           <w:p>
             <w:pPr>
-              <w:pStyle w:val="a4"/>
+              <w:pStyle w:val="ListParagraph"/>
               <w:ind w:left="0"/>
               <w:rPr>
                 <w:rFonts w:ascii="Times New Roman" w:eastAsiaTheme="minorEastAsia" w:hAnsi="Times New Roman" w:cs="Times New Roman"/>
@@ -6566,7 +6006,7 @@
           </w:tcPr>
           <w:p>
             <w:pPr>
-              <w:pStyle w:val="a4"/>
+              <w:pStyle w:val="ListParagraph"/>
               <w:ind w:left="0"/>
               <w:rPr>
                 <w:rFonts w:ascii="Times New Roman" w:eastAsiaTheme="minorEastAsia" w:hAnsi="Times New Roman" w:cs="Times New Roman"/>
@@ -6592,7 +6032,7 @@
           </w:tcPr>
           <w:p>
             <w:pPr>
-              <w:pStyle w:val="a4"/>
+              <w:pStyle w:val="ListParagraph"/>
               <w:ind w:left="0"/>
               <w:rPr>
                 <w:rFonts w:ascii="Times New Roman" w:eastAsiaTheme="minorEastAsia" w:hAnsi="Times New Roman" w:cs="Times New Roman"/>
@@ -6618,7 +6058,7 @@
           </w:tcPr>
           <w:p>
             <w:pPr>
-              <w:pStyle w:val="a4"/>
+              <w:pStyle w:val="ListParagraph"/>
               <w:ind w:left="0"/>
               <w:rPr>
                 <w:rFonts w:ascii="Times New Roman" w:eastAsiaTheme="minorEastAsia" w:hAnsi="Times New Roman" w:cs="Times New Roman"/>
@@ -6646,7 +6086,7 @@
           </w:tcPr>
           <w:p>
             <w:pPr>
-              <w:pStyle w:val="a4"/>
+              <w:pStyle w:val="ListParagraph"/>
               <w:ind w:left="0"/>
               <w:rPr>
                 <w:rFonts w:ascii="Times New Roman" w:eastAsiaTheme="minorEastAsia" w:hAnsi="Times New Roman" w:cs="Times New Roman"/>
@@ -6672,7 +6112,7 @@
           </w:tcPr>
           <w:p>
             <w:pPr>
-              <w:pStyle w:val="a4"/>
+              <w:pStyle w:val="ListParagraph"/>
               <w:ind w:left="0"/>
               <w:rPr>
                 <w:rFonts w:ascii="Times New Roman" w:eastAsiaTheme="minorEastAsia" w:hAnsi="Times New Roman" w:cs="Times New Roman"/>
@@ -6698,7 +6138,7 @@
           </w:tcPr>
           <w:p>
             <w:pPr>
-              <w:pStyle w:val="a4"/>
+              <w:pStyle w:val="ListParagraph"/>
               <w:ind w:left="0"/>
               <w:rPr>
                 <w:rFonts w:ascii="Times New Roman" w:eastAsiaTheme="minorEastAsia" w:hAnsi="Times New Roman" w:cs="Times New Roman"/>
@@ -6726,7 +6166,7 @@
           </w:tcPr>
           <w:p>
             <w:pPr>
-              <w:pStyle w:val="a4"/>
+              <w:pStyle w:val="ListParagraph"/>
               <w:ind w:left="0"/>
               <w:rPr>
                 <w:rFonts w:ascii="Times New Roman" w:eastAsiaTheme="minorEastAsia" w:hAnsi="Times New Roman" w:cs="Times New Roman"/>
@@ -6752,7 +6192,7 @@
           </w:tcPr>
           <w:p>
             <w:pPr>
-              <w:pStyle w:val="a4"/>
+              <w:pStyle w:val="ListParagraph"/>
               <w:ind w:left="0"/>
               <w:rPr>
                 <w:rFonts w:ascii="Times New Roman" w:eastAsiaTheme="minorEastAsia" w:hAnsi="Times New Roman" w:cs="Times New Roman"/>
@@ -6778,7 +6218,7 @@
           </w:tcPr>
           <w:p>
             <w:pPr>
-              <w:pStyle w:val="a4"/>
+              <w:pStyle w:val="ListParagraph"/>
               <w:ind w:left="0"/>
               <w:rPr>
                 <w:rFonts w:ascii="Times New Roman" w:eastAsiaTheme="minorEastAsia" w:hAnsi="Times New Roman" w:cs="Times New Roman"/>
@@ -6806,7 +6246,7 @@
           </w:tcPr>
           <w:p>
             <w:pPr>
-              <w:pStyle w:val="a4"/>
+              <w:pStyle w:val="ListParagraph"/>
               <w:ind w:left="0"/>
               <w:rPr>
                 <w:rFonts w:ascii="Times New Roman" w:eastAsiaTheme="minorEastAsia" w:hAnsi="Times New Roman" w:cs="Times New Roman"/>
@@ -6832,7 +6272,7 @@
           </w:tcPr>
           <w:p>
             <w:pPr>
-              <w:pStyle w:val="a4"/>
+              <w:pStyle w:val="ListParagraph"/>
               <w:ind w:left="0"/>
               <w:rPr>
                 <w:rFonts w:ascii="Times New Roman" w:eastAsiaTheme="minorEastAsia" w:hAnsi="Times New Roman" w:cs="Times New Roman"/>
@@ -6858,7 +6298,7 @@
           </w:tcPr>
           <w:p>
             <w:pPr>
-              <w:pStyle w:val="a4"/>
+              <w:pStyle w:val="ListParagraph"/>
               <w:ind w:left="0"/>
               <w:rPr>
                 <w:rFonts w:ascii="Times New Roman" w:eastAsiaTheme="minorEastAsia" w:hAnsi="Times New Roman" w:cs="Times New Roman"/>
@@ -6886,7 +6326,7 @@
           </w:tcPr>
           <w:p>
             <w:pPr>
-              <w:pStyle w:val="a4"/>
+              <w:pStyle w:val="ListParagraph"/>
               <w:ind w:left="0"/>
               <w:rPr>
                 <w:rFonts w:ascii="Times New Roman" w:eastAsiaTheme="minorEastAsia" w:hAnsi="Times New Roman" w:cs="Times New Roman"/>
@@ -6912,7 +6352,7 @@
           </w:tcPr>
           <w:p>
             <w:pPr>
-              <w:pStyle w:val="a4"/>
+              <w:pStyle w:val="ListParagraph"/>
               <w:ind w:left="0"/>
               <w:rPr>
                 <w:rFonts w:ascii="Times New Roman" w:eastAsiaTheme="minorEastAsia" w:hAnsi="Times New Roman" w:cs="Times New Roman"/>
@@ -6938,7 +6378,7 @@
           </w:tcPr>
           <w:p>
             <w:pPr>
-              <w:pStyle w:val="a4"/>
+              <w:pStyle w:val="ListParagraph"/>
               <w:ind w:left="0"/>
               <w:rPr>
                 <w:rFonts w:ascii="Times New Roman" w:eastAsiaTheme="minorEastAsia" w:hAnsi="Times New Roman" w:cs="Times New Roman"/>
@@ -6966,7 +6406,7 @@
           </w:tcPr>
           <w:p>
             <w:pPr>
-              <w:pStyle w:val="a4"/>
+              <w:pStyle w:val="ListParagraph"/>
               <w:ind w:left="0"/>
               <w:rPr>
                 <w:rFonts w:ascii="Times New Roman" w:eastAsiaTheme="minorEastAsia" w:hAnsi="Times New Roman" w:cs="Times New Roman"/>
@@ -6992,7 +6432,7 @@
           </w:tcPr>
           <w:p>
             <w:pPr>
-              <w:pStyle w:val="a4"/>
+              <w:pStyle w:val="ListParagraph"/>
               <w:ind w:left="0"/>
               <w:rPr>
                 <w:rFonts w:ascii="Times New Roman" w:eastAsiaTheme="minorEastAsia" w:hAnsi="Times New Roman" w:cs="Times New Roman"/>
@@ -7018,7 +6458,7 @@
           </w:tcPr>
           <w:p>
             <w:pPr>
-              <w:pStyle w:val="a4"/>
+              <w:pStyle w:val="ListParagraph"/>
               <w:ind w:left="0"/>
               <w:rPr>
                 <w:rFonts w:ascii="Times New Roman" w:eastAsiaTheme="minorEastAsia" w:hAnsi="Times New Roman" w:cs="Times New Roman"/>
@@ -7046,7 +6486,7 @@
           </w:tcPr>
           <w:p>
             <w:pPr>
-              <w:pStyle w:val="a4"/>
+              <w:pStyle w:val="ListParagraph"/>
               <w:ind w:left="0"/>
               <w:rPr>
                 <w:rFonts w:ascii="Times New Roman" w:eastAsiaTheme="minorEastAsia" w:hAnsi="Times New Roman" w:cs="Times New Roman"/>
@@ -7072,7 +6512,7 @@
           </w:tcPr>
           <w:p>
             <w:pPr>
-              <w:pStyle w:val="a4"/>
+              <w:pStyle w:val="ListParagraph"/>
               <w:ind w:left="0"/>
               <w:rPr>
                 <w:rFonts w:ascii="Times New Roman" w:eastAsiaTheme="minorEastAsia" w:hAnsi="Times New Roman" w:cs="Times New Roman"/>
@@ -7098,7 +6538,7 @@
           </w:tcPr>
           <w:p>
             <w:pPr>
-              <w:pStyle w:val="a4"/>
+              <w:pStyle w:val="ListParagraph"/>
               <w:ind w:left="0"/>
               <w:rPr>
                 <w:rFonts w:ascii="Times New Roman" w:eastAsiaTheme="minorEastAsia" w:hAnsi="Times New Roman" w:cs="Times New Roman"/>
@@ -7126,7 +6566,7 @@
           </w:tcPr>
           <w:p>
             <w:pPr>
-              <w:pStyle w:val="a4"/>
+              <w:pStyle w:val="ListParagraph"/>
               <w:ind w:left="0"/>
               <w:rPr>
                 <w:rFonts w:ascii="Times New Roman" w:eastAsiaTheme="minorEastAsia" w:hAnsi="Times New Roman" w:cs="Times New Roman"/>
@@ -7152,7 +6592,7 @@
           </w:tcPr>
           <w:p>
             <w:pPr>
-              <w:pStyle w:val="a4"/>
+              <w:pStyle w:val="ListParagraph"/>
               <w:ind w:left="0"/>
               <w:rPr>
                 <w:rFonts w:ascii="Times New Roman" w:eastAsiaTheme="minorEastAsia" w:hAnsi="Times New Roman" w:cs="Times New Roman"/>
@@ -7178,7 +6618,7 @@
           </w:tcPr>
           <w:p>
             <w:pPr>
-              <w:pStyle w:val="a4"/>
+              <w:pStyle w:val="ListParagraph"/>
               <w:ind w:left="0"/>
               <w:rPr>
                 <w:rFonts w:ascii="Times New Roman" w:eastAsiaTheme="minorEastAsia" w:hAnsi="Times New Roman" w:cs="Times New Roman"/>
@@ -7206,7 +6646,7 @@
           </w:tcPr>
           <w:p>
             <w:pPr>
-              <w:pStyle w:val="a4"/>
+              <w:pStyle w:val="ListParagraph"/>
               <w:ind w:left="0"/>
               <w:rPr>
                 <w:rFonts w:ascii="Times New Roman" w:eastAsiaTheme="minorEastAsia" w:hAnsi="Times New Roman" w:cs="Times New Roman"/>
@@ -7232,7 +6672,7 @@
           </w:tcPr>
           <w:p>
             <w:pPr>
-              <w:pStyle w:val="a4"/>
+              <w:pStyle w:val="ListParagraph"/>
               <w:ind w:left="0"/>
               <w:rPr>
                 <w:rFonts w:ascii="Times New Roman" w:eastAsiaTheme="minorEastAsia" w:hAnsi="Times New Roman" w:cs="Times New Roman"/>
@@ -7258,7 +6698,7 @@
           </w:tcPr>
           <w:p>
             <w:pPr>
-              <w:pStyle w:val="a4"/>
+              <w:pStyle w:val="ListParagraph"/>
               <w:ind w:left="0"/>
               <w:rPr>
                 <w:rFonts w:ascii="Times New Roman" w:eastAsiaTheme="minorEastAsia" w:hAnsi="Times New Roman" w:cs="Times New Roman"/>
@@ -7286,7 +6726,7 @@
           </w:tcPr>
           <w:p>
             <w:pPr>
-              <w:pStyle w:val="a4"/>
+              <w:pStyle w:val="ListParagraph"/>
               <w:ind w:left="0"/>
               <w:rPr>
                 <w:rFonts w:ascii="Times New Roman" w:eastAsiaTheme="minorEastAsia" w:hAnsi="Times New Roman" w:cs="Times New Roman"/>
@@ -7312,7 +6752,7 @@
           </w:tcPr>
           <w:p>
             <w:pPr>
-              <w:pStyle w:val="a4"/>
+              <w:pStyle w:val="ListParagraph"/>
               <w:ind w:left="0"/>
               <w:rPr>
                 <w:rFonts w:ascii="Times New Roman" w:eastAsiaTheme="minorEastAsia" w:hAnsi="Times New Roman" w:cs="Times New Roman"/>
@@ -7338,7 +6778,7 @@
           </w:tcPr>
           <w:p>
             <w:pPr>
-              <w:pStyle w:val="a4"/>
+              <w:pStyle w:val="ListParagraph"/>
               <w:ind w:left="0"/>
               <w:rPr>
                 <w:rFonts w:ascii="Times New Roman" w:eastAsiaTheme="minorEastAsia" w:hAnsi="Times New Roman" w:cs="Times New Roman"/>
@@ -7366,7 +6806,7 @@
           </w:tcPr>
           <w:p>
             <w:pPr>
-              <w:pStyle w:val="a4"/>
+              <w:pStyle w:val="ListParagraph"/>
               <w:ind w:left="0"/>
               <w:rPr>
                 <w:rFonts w:ascii="Times New Roman" w:eastAsiaTheme="minorEastAsia" w:hAnsi="Times New Roman" w:cs="Times New Roman"/>
@@ -7392,7 +6832,7 @@
           </w:tcPr>
           <w:p>
             <w:pPr>
-              <w:pStyle w:val="a4"/>
+              <w:pStyle w:val="ListParagraph"/>
               <w:ind w:left="0"/>
               <w:rPr>
                 <w:rFonts w:ascii="Times New Roman" w:eastAsiaTheme="minorEastAsia" w:hAnsi="Times New Roman" w:cs="Times New Roman"/>
@@ -7418,7 +6858,7 @@
           </w:tcPr>
           <w:p>
             <w:pPr>
-              <w:pStyle w:val="a4"/>
+              <w:pStyle w:val="ListParagraph"/>
               <w:ind w:left="0"/>
               <w:rPr>
                 <w:rFonts w:ascii="Times New Roman" w:eastAsiaTheme="minorEastAsia" w:hAnsi="Times New Roman" w:cs="Times New Roman"/>
@@ -7446,7 +6886,7 @@
           </w:tcPr>
           <w:p>
             <w:pPr>
-              <w:pStyle w:val="a4"/>
+              <w:pStyle w:val="ListParagraph"/>
               <w:ind w:left="0"/>
               <w:rPr>
                 <w:rFonts w:ascii="Times New Roman" w:eastAsiaTheme="minorEastAsia" w:hAnsi="Times New Roman" w:cs="Times New Roman"/>
@@ -7472,7 +6912,7 @@
           </w:tcPr>
           <w:p>
             <w:pPr>
-              <w:pStyle w:val="a4"/>
+              <w:pStyle w:val="ListParagraph"/>
               <w:ind w:left="0"/>
               <w:rPr>
                 <w:rFonts w:ascii="Times New Roman" w:eastAsiaTheme="minorEastAsia" w:hAnsi="Times New Roman" w:cs="Times New Roman"/>
@@ -7498,7 +6938,7 @@
           </w:tcPr>
           <w:p>
             <w:pPr>
-              <w:pStyle w:val="a4"/>
+              <w:pStyle w:val="ListParagraph"/>
               <w:ind w:left="0"/>
               <w:rPr>
                 <w:rFonts w:ascii="Times New Roman" w:eastAsiaTheme="minorEastAsia" w:hAnsi="Times New Roman" w:cs="Times New Roman"/>
@@ -7526,7 +6966,7 @@
           </w:tcPr>
           <w:p>
             <w:pPr>
-              <w:pStyle w:val="a4"/>
+              <w:pStyle w:val="ListParagraph"/>
               <w:ind w:left="0"/>
               <w:rPr>
                 <w:rFonts w:ascii="Times New Roman" w:eastAsiaTheme="minorEastAsia" w:hAnsi="Times New Roman" w:cs="Times New Roman"/>
@@ -7552,7 +6992,7 @@
           </w:tcPr>
           <w:p>
             <w:pPr>
-              <w:pStyle w:val="a4"/>
+              <w:pStyle w:val="ListParagraph"/>
               <w:ind w:left="0"/>
               <w:rPr>
                 <w:rFonts w:ascii="Times New Roman" w:eastAsiaTheme="minorEastAsia" w:hAnsi="Times New Roman" w:cs="Times New Roman"/>
@@ -7578,7 +7018,7 @@
           </w:tcPr>
           <w:p>
             <w:pPr>
-              <w:pStyle w:val="a4"/>
+              <w:pStyle w:val="ListParagraph"/>
               <w:ind w:left="0"/>
               <w:rPr>
                 <w:rFonts w:ascii="Times New Roman" w:eastAsiaTheme="minorEastAsia" w:hAnsi="Times New Roman" w:cs="Times New Roman"/>
@@ -7606,7 +7046,7 @@
           </w:tcPr>
           <w:p>
             <w:pPr>
-              <w:pStyle w:val="a4"/>
+              <w:pStyle w:val="ListParagraph"/>
               <w:ind w:left="0"/>
               <w:rPr>
                 <w:rFonts w:ascii="Times New Roman" w:eastAsiaTheme="minorEastAsia" w:hAnsi="Times New Roman" w:cs="Times New Roman"/>
@@ -7632,7 +7072,7 @@
           </w:tcPr>
           <w:p>
             <w:pPr>
-              <w:pStyle w:val="a4"/>
+              <w:pStyle w:val="ListParagraph"/>
               <w:ind w:left="0"/>
               <w:rPr>
                 <w:rFonts w:ascii="Times New Roman" w:eastAsiaTheme="minorEastAsia" w:hAnsi="Times New Roman" w:cs="Times New Roman"/>
@@ -7658,7 +7098,7 @@
           </w:tcPr>
           <w:p>
             <w:pPr>
-              <w:pStyle w:val="a4"/>
+              <w:pStyle w:val="ListParagraph"/>
               <w:ind w:left="0"/>
               <w:rPr>
                 <w:rFonts w:ascii="Times New Roman" w:eastAsiaTheme="minorEastAsia" w:hAnsi="Times New Roman" w:cs="Times New Roman"/>
@@ -7686,7 +7126,7 @@
           </w:tcPr>
           <w:p>
             <w:pPr>
-              <w:pStyle w:val="a4"/>
+              <w:pStyle w:val="ListParagraph"/>
               <w:ind w:left="0"/>
               <w:rPr>
                 <w:rFonts w:ascii="Times New Roman" w:eastAsiaTheme="minorEastAsia" w:hAnsi="Times New Roman" w:cs="Times New Roman"/>
@@ -7712,7 +7152,7 @@
           </w:tcPr>
           <w:p>
             <w:pPr>
-              <w:pStyle w:val="a4"/>
+              <w:pStyle w:val="ListParagraph"/>
               <w:ind w:left="0"/>
               <w:rPr>
                 <w:rFonts w:ascii="Times New Roman" w:eastAsiaTheme="minorEastAsia" w:hAnsi="Times New Roman" w:cs="Times New Roman"/>
@@ -7738,7 +7178,7 @@
           </w:tcPr>
           <w:p>
             <w:pPr>
-              <w:pStyle w:val="a4"/>
+              <w:pStyle w:val="ListParagraph"/>
               <w:ind w:left="0"/>
               <w:rPr>
                 <w:rFonts w:ascii="Times New Roman" w:eastAsiaTheme="minorEastAsia" w:hAnsi="Times New Roman" w:cs="Times New Roman"/>
@@ -7766,7 +7206,7 @@
           </w:tcPr>
           <w:p>
             <w:pPr>
-              <w:pStyle w:val="a4"/>
+              <w:pStyle w:val="ListParagraph"/>
               <w:ind w:left="0"/>
               <w:rPr>
                 <w:rFonts w:ascii="Times New Roman" w:eastAsiaTheme="minorEastAsia" w:hAnsi="Times New Roman" w:cs="Times New Roman"/>
@@ -7792,7 +7232,7 @@
           </w:tcPr>
           <w:p>
             <w:pPr>
-              <w:pStyle w:val="a4"/>
+              <w:pStyle w:val="ListParagraph"/>
               <w:ind w:left="0"/>
               <w:rPr>
                 <w:rFonts w:ascii="Times New Roman" w:eastAsiaTheme="minorEastAsia" w:hAnsi="Times New Roman" w:cs="Times New Roman"/>
@@ -7818,7 +7258,7 @@
           </w:tcPr>
           <w:p>
             <w:pPr>
-              <w:pStyle w:val="a4"/>
+              <w:pStyle w:val="ListParagraph"/>
               <w:ind w:left="0"/>
               <w:rPr>
                 <w:rFonts w:ascii="Times New Roman" w:eastAsiaTheme="minorEastAsia" w:hAnsi="Times New Roman" w:cs="Times New Roman"/>
@@ -7846,7 +7286,7 @@
           </w:tcPr>
           <w:p>
             <w:pPr>
-              <w:pStyle w:val="a4"/>
+              <w:pStyle w:val="ListParagraph"/>
               <w:ind w:left="0"/>
               <w:rPr>
                 <w:rFonts w:ascii="Times New Roman" w:eastAsiaTheme="minorEastAsia" w:hAnsi="Times New Roman" w:cs="Times New Roman"/>
@@ -7872,7 +7312,7 @@
           </w:tcPr>
           <w:p>
             <w:pPr>
-              <w:pStyle w:val="a4"/>
+              <w:pStyle w:val="ListParagraph"/>
               <w:ind w:left="0"/>
               <w:rPr>
                 <w:rFonts w:ascii="Times New Roman" w:eastAsiaTheme="minorEastAsia" w:hAnsi="Times New Roman" w:cs="Times New Roman"/>
@@ -7898,7 +7338,7 @@
           </w:tcPr>
           <w:p>
             <w:pPr>
-              <w:pStyle w:val="a4"/>
+              <w:pStyle w:val="ListParagraph"/>
               <w:ind w:left="0"/>
               <w:rPr>
                 <w:rFonts w:ascii="Times New Roman" w:eastAsiaTheme="minorEastAsia" w:hAnsi="Times New Roman" w:cs="Times New Roman"/>
@@ -7926,7 +7366,7 @@
           </w:tcPr>
           <w:p>
             <w:pPr>
-              <w:pStyle w:val="a4"/>
+              <w:pStyle w:val="ListParagraph"/>
               <w:ind w:left="0"/>
               <w:rPr>
                 <w:rFonts w:ascii="Times New Roman" w:eastAsiaTheme="minorEastAsia" w:hAnsi="Times New Roman" w:cs="Times New Roman"/>
@@ -7952,7 +7392,7 @@
           </w:tcPr>
           <w:p>
             <w:pPr>
-              <w:pStyle w:val="a4"/>
+              <w:pStyle w:val="ListParagraph"/>
               <w:ind w:left="0"/>
               <w:rPr>
                 <w:rFonts w:ascii="Times New Roman" w:eastAsiaTheme="minorEastAsia" w:hAnsi="Times New Roman" w:cs="Times New Roman"/>
@@ -7978,7 +7418,7 @@
           </w:tcPr>
           <w:p>
             <w:pPr>
-              <w:pStyle w:val="a4"/>
+              <w:pStyle w:val="ListParagraph"/>
               <w:ind w:left="0"/>
               <w:rPr>
                 <w:rFonts w:ascii="Times New Roman" w:eastAsiaTheme="minorEastAsia" w:hAnsi="Times New Roman" w:cs="Times New Roman"/>
@@ -8006,7 +7446,7 @@
           </w:tcPr>
           <w:p>
             <w:pPr>
-              <w:pStyle w:val="a4"/>
+              <w:pStyle w:val="ListParagraph"/>
               <w:ind w:left="0"/>
               <w:rPr>
                 <w:rFonts w:ascii="Times New Roman" w:eastAsiaTheme="minorEastAsia" w:hAnsi="Times New Roman" w:cs="Times New Roman"/>
@@ -8032,7 +7472,7 @@
           </w:tcPr>
           <w:p>
             <w:pPr>
-              <w:pStyle w:val="a4"/>
+              <w:pStyle w:val="ListParagraph"/>
               <w:ind w:left="0"/>
               <w:rPr>
                 <w:rFonts w:ascii="Times New Roman" w:eastAsiaTheme="minorEastAsia" w:hAnsi="Times New Roman" w:cs="Times New Roman"/>
@@ -8058,7 +7498,7 @@
           </w:tcPr>
           <w:p>
             <w:pPr>
-              <w:pStyle w:val="a4"/>
+              <w:pStyle w:val="ListParagraph"/>
               <w:ind w:left="0"/>
               <w:rPr>
                 <w:rFonts w:ascii="Times New Roman" w:eastAsiaTheme="minorEastAsia" w:hAnsi="Times New Roman" w:cs="Times New Roman"/>
@@ -8086,7 +7526,7 @@
           </w:tcPr>
           <w:p>
             <w:pPr>
-              <w:pStyle w:val="a4"/>
+              <w:pStyle w:val="ListParagraph"/>
               <w:ind w:left="0"/>
               <w:rPr>
                 <w:rFonts w:ascii="Times New Roman" w:eastAsiaTheme="minorEastAsia" w:hAnsi="Times New Roman" w:cs="Times New Roman"/>
@@ -8112,7 +7552,7 @@
           </w:tcPr>
           <w:p>
             <w:pPr>
-              <w:pStyle w:val="a4"/>
+              <w:pStyle w:val="ListParagraph"/>
               <w:ind w:left="0"/>
               <w:rPr>
                 <w:rFonts w:ascii="Times New Roman" w:eastAsiaTheme="minorEastAsia" w:hAnsi="Times New Roman" w:cs="Times New Roman"/>
@@ -8138,7 +7578,7 @@
           </w:tcPr>
           <w:p>
             <w:pPr>
-              <w:pStyle w:val="a4"/>
+              <w:pStyle w:val="ListParagraph"/>
               <w:ind w:left="0"/>
               <w:rPr>
                 <w:rFonts w:ascii="Times New Roman" w:eastAsiaTheme="minorEastAsia" w:hAnsi="Times New Roman" w:cs="Times New Roman"/>
@@ -8166,7 +7606,7 @@
           </w:tcPr>
           <w:p>
             <w:pPr>
-              <w:pStyle w:val="a4"/>
+              <w:pStyle w:val="ListParagraph"/>
               <w:ind w:left="0"/>
               <w:rPr>
                 <w:rFonts w:ascii="Times New Roman" w:eastAsiaTheme="minorEastAsia" w:hAnsi="Times New Roman" w:cs="Times New Roman"/>
@@ -8192,7 +7632,7 @@
           </w:tcPr>
           <w:p>
             <w:pPr>
-              <w:pStyle w:val="a4"/>
+              <w:pStyle w:val="ListParagraph"/>
               <w:ind w:left="0"/>
               <w:rPr>
                 <w:rFonts w:ascii="Times New Roman" w:eastAsiaTheme="minorEastAsia" w:hAnsi="Times New Roman" w:cs="Times New Roman"/>
@@ -8218,7 +7658,7 @@
           </w:tcPr>
           <w:p>
             <w:pPr>
-              <w:pStyle w:val="a4"/>
+              <w:pStyle w:val="ListParagraph"/>
               <w:ind w:left="0"/>
               <w:rPr>
                 <w:rFonts w:ascii="Times New Roman" w:eastAsiaTheme="minorEastAsia" w:hAnsi="Times New Roman" w:cs="Times New Roman"/>
@@ -8246,7 +7686,7 @@
           </w:tcPr>
           <w:p>
             <w:pPr>
-              <w:pStyle w:val="a4"/>
+              <w:pStyle w:val="ListParagraph"/>
               <w:ind w:left="0"/>
               <w:rPr>
                 <w:rFonts w:ascii="Times New Roman" w:eastAsiaTheme="minorEastAsia" w:hAnsi="Times New Roman" w:cs="Times New Roman"/>
@@ -8272,7 +7712,7 @@
           </w:tcPr>
           <w:p>
             <w:pPr>
-              <w:pStyle w:val="a4"/>
+              <w:pStyle w:val="ListParagraph"/>
               <w:ind w:left="0"/>
               <w:rPr>
                 <w:rFonts w:ascii="Times New Roman" w:eastAsiaTheme="minorEastAsia" w:hAnsi="Times New Roman" w:cs="Times New Roman"/>
@@ -8298,7 +7738,7 @@
           </w:tcPr>
           <w:p>
             <w:pPr>
-              <w:pStyle w:val="a4"/>
+              <w:pStyle w:val="ListParagraph"/>
               <w:ind w:left="0"/>
               <w:rPr>
                 <w:rFonts w:ascii="Times New Roman" w:eastAsiaTheme="minorEastAsia" w:hAnsi="Times New Roman" w:cs="Times New Roman"/>
@@ -8326,7 +7766,7 @@
           </w:tcPr>
           <w:p>
             <w:pPr>
-              <w:pStyle w:val="a4"/>
+              <w:pStyle w:val="ListParagraph"/>
               <w:ind w:left="0"/>
               <w:rPr>
                 <w:rFonts w:ascii="Times New Roman" w:eastAsiaTheme="minorEastAsia" w:hAnsi="Times New Roman" w:cs="Times New Roman"/>
@@ -8352,7 +7792,7 @@
           </w:tcPr>
           <w:p>
             <w:pPr>
-              <w:pStyle w:val="a4"/>
+              <w:pStyle w:val="ListParagraph"/>
               <w:ind w:left="0"/>
               <w:rPr>
                 <w:rFonts w:ascii="Times New Roman" w:eastAsiaTheme="minorEastAsia" w:hAnsi="Times New Roman" w:cs="Times New Roman"/>
@@ -8378,7 +7818,7 @@
           </w:tcPr>
           <w:p>
             <w:pPr>
-              <w:pStyle w:val="a4"/>
+              <w:pStyle w:val="ListParagraph"/>
               <w:ind w:left="0"/>
               <w:rPr>
                 <w:rFonts w:ascii="Times New Roman" w:eastAsiaTheme="minorEastAsia" w:hAnsi="Times New Roman" w:cs="Times New Roman"/>
@@ -8402,18 +7842,18 @@
     </w:tbl>
     <w:p>
       <w:pPr>
-        <w:pStyle w:val="a4"/>
-        <w:rPr>
-          <w:rFonts w:ascii="Times New Roman" w:eastAsiaTheme="minorEastAsia" w:hAnsi="Times New Roman" w:cs="Times New Roman"/>
-          <w:sz w:val="28"/>
-          <w:szCs w:val="28"/>
-          <w:lang w:eastAsia="ja-JP"/>
-        </w:rPr>
-      </w:pPr>
-    </w:p>
-    <w:p>
-      <w:pPr>
-        <w:pStyle w:val="a4"/>
+        <w:pStyle w:val="ListParagraph"/>
+        <w:rPr>
+          <w:rFonts w:ascii="Times New Roman" w:eastAsiaTheme="minorEastAsia" w:hAnsi="Times New Roman" w:cs="Times New Roman"/>
+          <w:sz w:val="28"/>
+          <w:szCs w:val="28"/>
+          <w:lang w:eastAsia="ja-JP"/>
+        </w:rPr>
+      </w:pPr>
+    </w:p>
+    <w:p>
+      <w:pPr>
+        <w:pStyle w:val="ListParagraph"/>
         <w:jc w:val="both"/>
         <w:rPr>
           <w:rFonts w:ascii="Times New Roman" w:eastAsiaTheme="minorEastAsia" w:hAnsi="Times New Roman" w:cs="Times New Roman"/>
@@ -8601,27 +8041,7 @@
           <w:szCs w:val="28"/>
           <w:lang w:eastAsia="ja-JP"/>
         </w:rPr>
-        <w:t xml:space="preserve">сети </w:t>
-      </w:r>
-      <w:proofErr w:type="spellStart"/>
-      <w:r>
-        <w:rPr>
-          <w:rFonts w:ascii="Times New Roman" w:eastAsiaTheme="minorEastAsia" w:hAnsi="Times New Roman" w:cs="Times New Roman"/>
-          <w:sz w:val="28"/>
-          <w:szCs w:val="28"/>
-          <w:lang w:eastAsia="ja-JP"/>
-        </w:rPr>
-        <w:t>Хопфилда</w:t>
-      </w:r>
-      <w:proofErr w:type="spellEnd"/>
-      <w:r>
-        <w:rPr>
-          <w:rFonts w:ascii="Times New Roman" w:eastAsiaTheme="minorEastAsia" w:hAnsi="Times New Roman" w:cs="Times New Roman"/>
-          <w:sz w:val="28"/>
-          <w:szCs w:val="28"/>
-          <w:lang w:eastAsia="ja-JP"/>
-        </w:rPr>
-        <w:t xml:space="preserve"> </w:t>
+        <w:t xml:space="preserve">сети Хопфилда </w:t>
       </w:r>
       <w:r>
         <w:rPr>
@@ -8644,18 +8064,18 @@
     </w:p>
     <w:p>
       <w:pPr>
-        <w:pStyle w:val="a4"/>
-        <w:rPr>
-          <w:rFonts w:ascii="Times New Roman" w:eastAsiaTheme="minorEastAsia" w:hAnsi="Times New Roman" w:cs="Times New Roman"/>
-          <w:sz w:val="28"/>
-          <w:szCs w:val="28"/>
-          <w:lang w:eastAsia="ja-JP"/>
-        </w:rPr>
-      </w:pPr>
-    </w:p>
-    <w:p>
-      <w:pPr>
-        <w:pStyle w:val="a4"/>
+        <w:pStyle w:val="ListParagraph"/>
+        <w:rPr>
+          <w:rFonts w:ascii="Times New Roman" w:eastAsiaTheme="minorEastAsia" w:hAnsi="Times New Roman" w:cs="Times New Roman"/>
+          <w:sz w:val="28"/>
+          <w:szCs w:val="28"/>
+          <w:lang w:eastAsia="ja-JP"/>
+        </w:rPr>
+      </w:pPr>
+    </w:p>
+    <w:p>
+      <w:pPr>
+        <w:pStyle w:val="ListParagraph"/>
         <w:numPr>
           <w:ilvl w:val="0"/>
           <w:numId w:val="5"/>
@@ -8675,36 +8095,16 @@
           <w:szCs w:val="28"/>
           <w:lang w:eastAsia="ja-JP"/>
         </w:rPr>
-        <w:t xml:space="preserve">Как зависит количество итераций релаксации от предъявляемого </w:t>
-      </w:r>
-      <w:proofErr w:type="gramStart"/>
-      <w:r>
-        <w:rPr>
-          <w:rFonts w:ascii="Times New Roman" w:eastAsiaTheme="minorEastAsia" w:hAnsi="Times New Roman" w:cs="Times New Roman"/>
-          <w:sz w:val="28"/>
-          <w:szCs w:val="28"/>
-          <w:lang w:eastAsia="ja-JP"/>
-        </w:rPr>
-        <w:t>образа</w:t>
-      </w:r>
-      <w:r>
-        <w:rPr>
-          <w:rFonts w:ascii="Times New Roman" w:eastAsiaTheme="minorEastAsia" w:hAnsi="Times New Roman" w:cs="Times New Roman"/>
-          <w:sz w:val="28"/>
-          <w:szCs w:val="28"/>
-          <w:lang w:eastAsia="ja-JP"/>
-        </w:rPr>
-        <w:t>(</w:t>
-      </w:r>
-      <w:proofErr w:type="gramEnd"/>
-      <w:r>
-        <w:rPr>
-          <w:rFonts w:ascii="Times New Roman" w:eastAsiaTheme="minorEastAsia" w:hAnsi="Times New Roman" w:cs="Times New Roman"/>
-          <w:sz w:val="28"/>
-          <w:szCs w:val="28"/>
-          <w:lang w:eastAsia="ja-JP"/>
-        </w:rPr>
-        <w:t xml:space="preserve">рис. </w:t>
+        <w:t>Как зависит количество итераций релаксации от предъявляемого образа</w:t>
+      </w:r>
+      <w:r>
+        <w:rPr>
+          <w:rFonts w:ascii="Times New Roman" w:eastAsiaTheme="minorEastAsia" w:hAnsi="Times New Roman" w:cs="Times New Roman"/>
+          <w:sz w:val="28"/>
+          <w:szCs w:val="28"/>
+          <w:lang w:eastAsia="ja-JP"/>
+        </w:rPr>
+        <w:t xml:space="preserve">(рис. </w:t>
       </w:r>
       <w:r>
         <w:rPr>
@@ -8754,7 +8154,7 @@
     </w:p>
     <w:tbl>
       <w:tblPr>
-        <w:tblStyle w:val="a5"/>
+        <w:tblStyle w:val="TableGrid0"/>
         <w:tblW w:w="0" w:type="auto"/>
         <w:tblInd w:w="720" w:type="dxa"/>
         <w:tblLook w:val="04A0" w:firstRow="1" w:lastRow="0" w:firstColumn="1" w:lastColumn="0" w:noHBand="0" w:noVBand="1"/>
@@ -8771,7 +8171,7 @@
           </w:tcPr>
           <w:p>
             <w:pPr>
-              <w:pStyle w:val="a4"/>
+              <w:pStyle w:val="ListParagraph"/>
               <w:ind w:left="0"/>
               <w:rPr>
                 <w:rFonts w:ascii="Times New Roman" w:eastAsiaTheme="minorEastAsia" w:hAnsi="Times New Roman" w:cs="Times New Roman"/>
@@ -8797,7 +8197,7 @@
           </w:tcPr>
           <w:p>
             <w:pPr>
-              <w:pStyle w:val="a4"/>
+              <w:pStyle w:val="ListParagraph"/>
               <w:ind w:left="0"/>
               <w:rPr>
                 <w:rFonts w:ascii="Times New Roman" w:eastAsiaTheme="minorEastAsia" w:hAnsi="Times New Roman" w:cs="Times New Roman"/>
@@ -8823,7 +8223,7 @@
           </w:tcPr>
           <w:p>
             <w:pPr>
-              <w:pStyle w:val="a4"/>
+              <w:pStyle w:val="ListParagraph"/>
               <w:ind w:left="0"/>
               <w:rPr>
                 <w:rFonts w:ascii="Times New Roman" w:eastAsiaTheme="minorEastAsia" w:hAnsi="Times New Roman" w:cs="Times New Roman"/>
@@ -8851,7 +8251,7 @@
           </w:tcPr>
           <w:p>
             <w:pPr>
-              <w:pStyle w:val="a4"/>
+              <w:pStyle w:val="ListParagraph"/>
               <w:ind w:left="0"/>
               <w:rPr>
                 <w:rFonts w:ascii="Times New Roman" w:eastAsiaTheme="minorEastAsia" w:hAnsi="Times New Roman" w:cs="Times New Roman"/>
@@ -8877,7 +8277,7 @@
           </w:tcPr>
           <w:p>
             <w:pPr>
-              <w:pStyle w:val="a4"/>
+              <w:pStyle w:val="ListParagraph"/>
               <w:ind w:left="0"/>
               <w:rPr>
                 <w:rFonts w:ascii="Times New Roman" w:eastAsiaTheme="minorEastAsia" w:hAnsi="Times New Roman" w:cs="Times New Roman"/>
@@ -8903,7 +8303,7 @@
           </w:tcPr>
           <w:p>
             <w:pPr>
-              <w:pStyle w:val="a4"/>
+              <w:pStyle w:val="ListParagraph"/>
               <w:ind w:left="0"/>
               <w:rPr>
                 <w:rFonts w:ascii="Times New Roman" w:eastAsiaTheme="minorEastAsia" w:hAnsi="Times New Roman" w:cs="Times New Roman"/>
@@ -8931,7 +8331,7 @@
           </w:tcPr>
           <w:p>
             <w:pPr>
-              <w:pStyle w:val="a4"/>
+              <w:pStyle w:val="ListParagraph"/>
               <w:ind w:left="0"/>
               <w:rPr>
                 <w:rFonts w:ascii="Times New Roman" w:eastAsiaTheme="minorEastAsia" w:hAnsi="Times New Roman" w:cs="Times New Roman"/>
@@ -8957,7 +8357,7 @@
           </w:tcPr>
           <w:p>
             <w:pPr>
-              <w:pStyle w:val="a4"/>
+              <w:pStyle w:val="ListParagraph"/>
               <w:ind w:left="0"/>
               <w:rPr>
                 <w:rFonts w:ascii="Times New Roman" w:eastAsiaTheme="minorEastAsia" w:hAnsi="Times New Roman" w:cs="Times New Roman"/>
@@ -8983,7 +8383,7 @@
           </w:tcPr>
           <w:p>
             <w:pPr>
-              <w:pStyle w:val="a4"/>
+              <w:pStyle w:val="ListParagraph"/>
               <w:ind w:left="0"/>
               <w:rPr>
                 <w:rFonts w:ascii="Times New Roman" w:eastAsiaTheme="minorEastAsia" w:hAnsi="Times New Roman" w:cs="Times New Roman"/>
@@ -9011,7 +8411,7 @@
           </w:tcPr>
           <w:p>
             <w:pPr>
-              <w:pStyle w:val="a4"/>
+              <w:pStyle w:val="ListParagraph"/>
               <w:ind w:left="0"/>
               <w:rPr>
                 <w:rFonts w:ascii="Times New Roman" w:eastAsiaTheme="minorEastAsia" w:hAnsi="Times New Roman" w:cs="Times New Roman"/>
@@ -9037,7 +8437,7 @@
           </w:tcPr>
           <w:p>
             <w:pPr>
-              <w:pStyle w:val="a4"/>
+              <w:pStyle w:val="ListParagraph"/>
               <w:ind w:left="0"/>
               <w:rPr>
                 <w:rFonts w:ascii="Times New Roman" w:eastAsiaTheme="minorEastAsia" w:hAnsi="Times New Roman" w:cs="Times New Roman"/>
@@ -9063,7 +8463,7 @@
           </w:tcPr>
           <w:p>
             <w:pPr>
-              <w:pStyle w:val="a4"/>
+              <w:pStyle w:val="ListParagraph"/>
               <w:ind w:left="0"/>
               <w:rPr>
                 <w:rFonts w:ascii="Times New Roman" w:eastAsiaTheme="minorEastAsia" w:hAnsi="Times New Roman" w:cs="Times New Roman"/>
@@ -9091,7 +8491,7 @@
           </w:tcPr>
           <w:p>
             <w:pPr>
-              <w:pStyle w:val="a4"/>
+              <w:pStyle w:val="ListParagraph"/>
               <w:ind w:left="0"/>
               <w:rPr>
                 <w:rFonts w:ascii="Times New Roman" w:eastAsiaTheme="minorEastAsia" w:hAnsi="Times New Roman" w:cs="Times New Roman"/>
@@ -9117,7 +8517,7 @@
           </w:tcPr>
           <w:p>
             <w:pPr>
-              <w:pStyle w:val="a4"/>
+              <w:pStyle w:val="ListParagraph"/>
               <w:ind w:left="0"/>
               <w:rPr>
                 <w:rFonts w:ascii="Times New Roman" w:eastAsiaTheme="minorEastAsia" w:hAnsi="Times New Roman" w:cs="Times New Roman"/>
@@ -9143,7 +8543,7 @@
           </w:tcPr>
           <w:p>
             <w:pPr>
-              <w:pStyle w:val="a4"/>
+              <w:pStyle w:val="ListParagraph"/>
               <w:ind w:left="0"/>
               <w:rPr>
                 <w:rFonts w:ascii="Times New Roman" w:eastAsiaTheme="minorEastAsia" w:hAnsi="Times New Roman" w:cs="Times New Roman"/>
@@ -9171,7 +8571,7 @@
           </w:tcPr>
           <w:p>
             <w:pPr>
-              <w:pStyle w:val="a4"/>
+              <w:pStyle w:val="ListParagraph"/>
               <w:ind w:left="0"/>
               <w:rPr>
                 <w:rFonts w:ascii="Times New Roman" w:eastAsiaTheme="minorEastAsia" w:hAnsi="Times New Roman" w:cs="Times New Roman"/>
@@ -9197,7 +8597,7 @@
           </w:tcPr>
           <w:p>
             <w:pPr>
-              <w:pStyle w:val="a4"/>
+              <w:pStyle w:val="ListParagraph"/>
               <w:ind w:left="0"/>
               <w:rPr>
                 <w:rFonts w:ascii="Times New Roman" w:eastAsiaTheme="minorEastAsia" w:hAnsi="Times New Roman" w:cs="Times New Roman"/>
@@ -9223,7 +8623,7 @@
           </w:tcPr>
           <w:p>
             <w:pPr>
-              <w:pStyle w:val="a4"/>
+              <w:pStyle w:val="ListParagraph"/>
               <w:ind w:left="0"/>
               <w:rPr>
                 <w:rFonts w:ascii="Times New Roman" w:eastAsiaTheme="minorEastAsia" w:hAnsi="Times New Roman" w:cs="Times New Roman"/>
@@ -9251,7 +8651,7 @@
           </w:tcPr>
           <w:p>
             <w:pPr>
-              <w:pStyle w:val="a4"/>
+              <w:pStyle w:val="ListParagraph"/>
               <w:ind w:left="0"/>
               <w:rPr>
                 <w:rFonts w:ascii="Times New Roman" w:eastAsiaTheme="minorEastAsia" w:hAnsi="Times New Roman" w:cs="Times New Roman"/>
@@ -9277,7 +8677,7 @@
           </w:tcPr>
           <w:p>
             <w:pPr>
-              <w:pStyle w:val="a4"/>
+              <w:pStyle w:val="ListParagraph"/>
               <w:ind w:left="0"/>
               <w:rPr>
                 <w:rFonts w:ascii="Times New Roman" w:eastAsiaTheme="minorEastAsia" w:hAnsi="Times New Roman" w:cs="Times New Roman"/>
@@ -9303,7 +8703,7 @@
           </w:tcPr>
           <w:p>
             <w:pPr>
-              <w:pStyle w:val="a4"/>
+              <w:pStyle w:val="ListParagraph"/>
               <w:ind w:left="0"/>
               <w:rPr>
                 <w:rFonts w:ascii="Times New Roman" w:eastAsiaTheme="minorEastAsia" w:hAnsi="Times New Roman" w:cs="Times New Roman"/>
@@ -9331,7 +8731,7 @@
           </w:tcPr>
           <w:p>
             <w:pPr>
-              <w:pStyle w:val="a4"/>
+              <w:pStyle w:val="ListParagraph"/>
               <w:ind w:left="0"/>
               <w:rPr>
                 <w:rFonts w:ascii="Times New Roman" w:eastAsiaTheme="minorEastAsia" w:hAnsi="Times New Roman" w:cs="Times New Roman"/>
@@ -9357,7 +8757,7 @@
           </w:tcPr>
           <w:p>
             <w:pPr>
-              <w:pStyle w:val="a4"/>
+              <w:pStyle w:val="ListParagraph"/>
               <w:ind w:left="0"/>
               <w:rPr>
                 <w:rFonts w:ascii="Times New Roman" w:eastAsiaTheme="minorEastAsia" w:hAnsi="Times New Roman" w:cs="Times New Roman"/>
@@ -9383,7 +8783,7 @@
           </w:tcPr>
           <w:p>
             <w:pPr>
-              <w:pStyle w:val="a4"/>
+              <w:pStyle w:val="ListParagraph"/>
               <w:ind w:left="0"/>
               <w:rPr>
                 <w:rFonts w:ascii="Times New Roman" w:eastAsiaTheme="minorEastAsia" w:hAnsi="Times New Roman" w:cs="Times New Roman"/>
@@ -9407,7 +8807,7 @@
     </w:tbl>
     <w:p>
       <w:pPr>
-        <w:pStyle w:val="a4"/>
+        <w:pStyle w:val="ListParagraph"/>
         <w:jc w:val="both"/>
         <w:rPr>
           <w:rFonts w:ascii="Times New Roman" w:eastAsiaTheme="minorEastAsia" w:hAnsi="Times New Roman" w:cs="Times New Roman"/>
@@ -9464,7 +8864,7 @@
     </w:p>
     <w:tbl>
       <w:tblPr>
-        <w:tblStyle w:val="a5"/>
+        <w:tblStyle w:val="TableGrid0"/>
         <w:tblW w:w="0" w:type="auto"/>
         <w:tblInd w:w="720" w:type="dxa"/>
         <w:tblLook w:val="04A0" w:firstRow="1" w:lastRow="0" w:firstColumn="1" w:lastColumn="0" w:noHBand="0" w:noVBand="1"/>
@@ -9481,7 +8881,7 @@
           </w:tcPr>
           <w:p>
             <w:pPr>
-              <w:pStyle w:val="a4"/>
+              <w:pStyle w:val="ListParagraph"/>
               <w:ind w:left="0"/>
               <w:rPr>
                 <w:rFonts w:ascii="Times New Roman" w:eastAsiaTheme="minorEastAsia" w:hAnsi="Times New Roman" w:cs="Times New Roman"/>
@@ -9507,7 +8907,7 @@
           </w:tcPr>
           <w:p>
             <w:pPr>
-              <w:pStyle w:val="a4"/>
+              <w:pStyle w:val="ListParagraph"/>
               <w:ind w:left="0"/>
               <w:rPr>
                 <w:rFonts w:ascii="Times New Roman" w:eastAsiaTheme="minorEastAsia" w:hAnsi="Times New Roman" w:cs="Times New Roman"/>
@@ -9533,7 +8933,7 @@
           </w:tcPr>
           <w:p>
             <w:pPr>
-              <w:pStyle w:val="a4"/>
+              <w:pStyle w:val="ListParagraph"/>
               <w:ind w:left="0"/>
               <w:rPr>
                 <w:rFonts w:ascii="Times New Roman" w:eastAsiaTheme="minorEastAsia" w:hAnsi="Times New Roman" w:cs="Times New Roman"/>
@@ -9561,7 +8961,7 @@
           </w:tcPr>
           <w:p>
             <w:pPr>
-              <w:pStyle w:val="a4"/>
+              <w:pStyle w:val="ListParagraph"/>
               <w:ind w:left="0"/>
               <w:rPr>
                 <w:rFonts w:ascii="Times New Roman" w:eastAsiaTheme="minorEastAsia" w:hAnsi="Times New Roman" w:cs="Times New Roman"/>
@@ -9587,7 +8987,7 @@
           </w:tcPr>
           <w:p>
             <w:pPr>
-              <w:pStyle w:val="a4"/>
+              <w:pStyle w:val="ListParagraph"/>
               <w:ind w:left="0"/>
               <w:rPr>
                 <w:rFonts w:ascii="Times New Roman" w:eastAsiaTheme="minorEastAsia" w:hAnsi="Times New Roman" w:cs="Times New Roman"/>
@@ -9613,7 +9013,7 @@
           </w:tcPr>
           <w:p>
             <w:pPr>
-              <w:pStyle w:val="a4"/>
+              <w:pStyle w:val="ListParagraph"/>
               <w:ind w:left="0"/>
               <w:rPr>
                 <w:rFonts w:ascii="Times New Roman" w:eastAsiaTheme="minorEastAsia" w:hAnsi="Times New Roman" w:cs="Times New Roman"/>
@@ -9641,7 +9041,7 @@
           </w:tcPr>
           <w:p>
             <w:pPr>
-              <w:pStyle w:val="a4"/>
+              <w:pStyle w:val="ListParagraph"/>
               <w:ind w:left="0"/>
               <w:rPr>
                 <w:rFonts w:ascii="Times New Roman" w:eastAsiaTheme="minorEastAsia" w:hAnsi="Times New Roman" w:cs="Times New Roman"/>
@@ -9667,7 +9067,7 @@
           </w:tcPr>
           <w:p>
             <w:pPr>
-              <w:pStyle w:val="a4"/>
+              <w:pStyle w:val="ListParagraph"/>
               <w:ind w:left="0"/>
               <w:rPr>
                 <w:rFonts w:ascii="Times New Roman" w:eastAsiaTheme="minorEastAsia" w:hAnsi="Times New Roman" w:cs="Times New Roman"/>
@@ -9693,7 +9093,7 @@
           </w:tcPr>
           <w:p>
             <w:pPr>
-              <w:pStyle w:val="a4"/>
+              <w:pStyle w:val="ListParagraph"/>
               <w:ind w:left="0"/>
               <w:rPr>
                 <w:rFonts w:ascii="Times New Roman" w:eastAsiaTheme="minorEastAsia" w:hAnsi="Times New Roman" w:cs="Times New Roman"/>
@@ -9721,7 +9121,7 @@
           </w:tcPr>
           <w:p>
             <w:pPr>
-              <w:pStyle w:val="a4"/>
+              <w:pStyle w:val="ListParagraph"/>
               <w:ind w:left="0"/>
               <w:rPr>
                 <w:rFonts w:ascii="Times New Roman" w:eastAsiaTheme="minorEastAsia" w:hAnsi="Times New Roman" w:cs="Times New Roman"/>
@@ -9747,7 +9147,7 @@
           </w:tcPr>
           <w:p>
             <w:pPr>
-              <w:pStyle w:val="a4"/>
+              <w:pStyle w:val="ListParagraph"/>
               <w:ind w:left="0"/>
               <w:rPr>
                 <w:rFonts w:ascii="Times New Roman" w:eastAsiaTheme="minorEastAsia" w:hAnsi="Times New Roman" w:cs="Times New Roman"/>
@@ -9773,7 +9173,7 @@
           </w:tcPr>
           <w:p>
             <w:pPr>
-              <w:pStyle w:val="a4"/>
+              <w:pStyle w:val="ListParagraph"/>
               <w:ind w:left="0"/>
               <w:rPr>
                 <w:rFonts w:ascii="Times New Roman" w:eastAsiaTheme="minorEastAsia" w:hAnsi="Times New Roman" w:cs="Times New Roman"/>
@@ -9801,7 +9201,7 @@
           </w:tcPr>
           <w:p>
             <w:pPr>
-              <w:pStyle w:val="a4"/>
+              <w:pStyle w:val="ListParagraph"/>
               <w:ind w:left="0"/>
               <w:rPr>
                 <w:rFonts w:ascii="Times New Roman" w:eastAsiaTheme="minorEastAsia" w:hAnsi="Times New Roman" w:cs="Times New Roman"/>
@@ -9827,7 +9227,7 @@
           </w:tcPr>
           <w:p>
             <w:pPr>
-              <w:pStyle w:val="a4"/>
+              <w:pStyle w:val="ListParagraph"/>
               <w:ind w:left="0"/>
               <w:rPr>
                 <w:rFonts w:ascii="Times New Roman" w:eastAsiaTheme="minorEastAsia" w:hAnsi="Times New Roman" w:cs="Times New Roman"/>
@@ -9853,7 +9253,7 @@
           </w:tcPr>
           <w:p>
             <w:pPr>
-              <w:pStyle w:val="a4"/>
+              <w:pStyle w:val="ListParagraph"/>
               <w:ind w:left="0"/>
               <w:rPr>
                 <w:rFonts w:ascii="Times New Roman" w:eastAsiaTheme="minorEastAsia" w:hAnsi="Times New Roman" w:cs="Times New Roman"/>
@@ -9881,7 +9281,7 @@
           </w:tcPr>
           <w:p>
             <w:pPr>
-              <w:pStyle w:val="a4"/>
+              <w:pStyle w:val="ListParagraph"/>
               <w:ind w:left="0"/>
               <w:rPr>
                 <w:rFonts w:ascii="Times New Roman" w:eastAsiaTheme="minorEastAsia" w:hAnsi="Times New Roman" w:cs="Times New Roman"/>
@@ -9907,7 +9307,7 @@
           </w:tcPr>
           <w:p>
             <w:pPr>
-              <w:pStyle w:val="a4"/>
+              <w:pStyle w:val="ListParagraph"/>
               <w:ind w:left="0"/>
               <w:rPr>
                 <w:rFonts w:ascii="Times New Roman" w:eastAsiaTheme="minorEastAsia" w:hAnsi="Times New Roman" w:cs="Times New Roman"/>
@@ -9933,7 +9333,7 @@
           </w:tcPr>
           <w:p>
             <w:pPr>
-              <w:pStyle w:val="a4"/>
+              <w:pStyle w:val="ListParagraph"/>
               <w:ind w:left="0"/>
               <w:rPr>
                 <w:rFonts w:ascii="Times New Roman" w:eastAsiaTheme="minorEastAsia" w:hAnsi="Times New Roman" w:cs="Times New Roman"/>
@@ -9961,7 +9361,7 @@
           </w:tcPr>
           <w:p>
             <w:pPr>
-              <w:pStyle w:val="a4"/>
+              <w:pStyle w:val="ListParagraph"/>
               <w:ind w:left="0"/>
               <w:rPr>
                 <w:rFonts w:ascii="Times New Roman" w:eastAsiaTheme="minorEastAsia" w:hAnsi="Times New Roman" w:cs="Times New Roman"/>
@@ -9987,7 +9387,7 @@
           </w:tcPr>
           <w:p>
             <w:pPr>
-              <w:pStyle w:val="a4"/>
+              <w:pStyle w:val="ListParagraph"/>
               <w:ind w:left="0"/>
               <w:rPr>
                 <w:rFonts w:ascii="Times New Roman" w:eastAsiaTheme="minorEastAsia" w:hAnsi="Times New Roman" w:cs="Times New Roman"/>
@@ -10013,7 +9413,7 @@
           </w:tcPr>
           <w:p>
             <w:pPr>
-              <w:pStyle w:val="a4"/>
+              <w:pStyle w:val="ListParagraph"/>
               <w:ind w:left="0"/>
               <w:rPr>
                 <w:rFonts w:ascii="Times New Roman" w:eastAsiaTheme="minorEastAsia" w:hAnsi="Times New Roman" w:cs="Times New Roman"/>
@@ -10041,7 +9441,7 @@
           </w:tcPr>
           <w:p>
             <w:pPr>
-              <w:pStyle w:val="a4"/>
+              <w:pStyle w:val="ListParagraph"/>
               <w:ind w:left="0"/>
               <w:rPr>
                 <w:rFonts w:ascii="Times New Roman" w:eastAsiaTheme="minorEastAsia" w:hAnsi="Times New Roman" w:cs="Times New Roman"/>
@@ -10067,7 +9467,7 @@
           </w:tcPr>
           <w:p>
             <w:pPr>
-              <w:pStyle w:val="a4"/>
+              <w:pStyle w:val="ListParagraph"/>
               <w:ind w:left="0"/>
               <w:rPr>
                 <w:rFonts w:ascii="Times New Roman" w:eastAsiaTheme="minorEastAsia" w:hAnsi="Times New Roman" w:cs="Times New Roman"/>
@@ -10093,7 +9493,7 @@
           </w:tcPr>
           <w:p>
             <w:pPr>
-              <w:pStyle w:val="a4"/>
+              <w:pStyle w:val="ListParagraph"/>
               <w:ind w:left="0"/>
               <w:rPr>
                 <w:rFonts w:ascii="Times New Roman" w:eastAsiaTheme="minorEastAsia" w:hAnsi="Times New Roman" w:cs="Times New Roman"/>
@@ -10121,7 +9521,7 @@
           </w:tcPr>
           <w:p>
             <w:pPr>
-              <w:pStyle w:val="a4"/>
+              <w:pStyle w:val="ListParagraph"/>
               <w:ind w:left="0"/>
               <w:rPr>
                 <w:rFonts w:ascii="Times New Roman" w:eastAsiaTheme="minorEastAsia" w:hAnsi="Times New Roman" w:cs="Times New Roman"/>
@@ -10147,7 +9547,7 @@
           </w:tcPr>
           <w:p>
             <w:pPr>
-              <w:pStyle w:val="a4"/>
+              <w:pStyle w:val="ListParagraph"/>
               <w:ind w:left="0"/>
               <w:rPr>
                 <w:rFonts w:ascii="Times New Roman" w:eastAsiaTheme="minorEastAsia" w:hAnsi="Times New Roman" w:cs="Times New Roman"/>
@@ -10173,7 +9573,7 @@
           </w:tcPr>
           <w:p>
             <w:pPr>
-              <w:pStyle w:val="a4"/>
+              <w:pStyle w:val="ListParagraph"/>
               <w:ind w:left="0"/>
               <w:rPr>
                 <w:rFonts w:ascii="Times New Roman" w:eastAsiaTheme="minorEastAsia" w:hAnsi="Times New Roman" w:cs="Times New Roman"/>
@@ -10201,7 +9601,7 @@
           </w:tcPr>
           <w:p>
             <w:pPr>
-              <w:pStyle w:val="a4"/>
+              <w:pStyle w:val="ListParagraph"/>
               <w:ind w:left="0"/>
               <w:rPr>
                 <w:rFonts w:ascii="Times New Roman" w:eastAsiaTheme="minorEastAsia" w:hAnsi="Times New Roman" w:cs="Times New Roman"/>
@@ -10227,7 +9627,7 @@
           </w:tcPr>
           <w:p>
             <w:pPr>
-              <w:pStyle w:val="a4"/>
+              <w:pStyle w:val="ListParagraph"/>
               <w:ind w:left="0"/>
               <w:rPr>
                 <w:rFonts w:ascii="Times New Roman" w:eastAsiaTheme="minorEastAsia" w:hAnsi="Times New Roman" w:cs="Times New Roman"/>
@@ -10253,7 +9653,7 @@
           </w:tcPr>
           <w:p>
             <w:pPr>
-              <w:pStyle w:val="a4"/>
+              <w:pStyle w:val="ListParagraph"/>
               <w:ind w:left="0"/>
               <w:rPr>
                 <w:rFonts w:ascii="Times New Roman" w:eastAsiaTheme="minorEastAsia" w:hAnsi="Times New Roman" w:cs="Times New Roman"/>
@@ -10281,7 +9681,7 @@
           </w:tcPr>
           <w:p>
             <w:pPr>
-              <w:pStyle w:val="a4"/>
+              <w:pStyle w:val="ListParagraph"/>
               <w:ind w:left="0"/>
               <w:rPr>
                 <w:rFonts w:ascii="Times New Roman" w:eastAsiaTheme="minorEastAsia" w:hAnsi="Times New Roman" w:cs="Times New Roman"/>
@@ -10308,7 +9708,7 @@
           </w:tcPr>
           <w:p>
             <w:pPr>
-              <w:pStyle w:val="a4"/>
+              <w:pStyle w:val="ListParagraph"/>
               <w:ind w:left="0"/>
               <w:rPr>
                 <w:rFonts w:ascii="Times New Roman" w:eastAsiaTheme="minorEastAsia" w:hAnsi="Times New Roman" w:cs="Times New Roman"/>
@@ -10334,7 +9734,7 @@
           </w:tcPr>
           <w:p>
             <w:pPr>
-              <w:pStyle w:val="a4"/>
+              <w:pStyle w:val="ListParagraph"/>
               <w:ind w:left="0"/>
               <w:rPr>
                 <w:rFonts w:ascii="Times New Roman" w:eastAsiaTheme="minorEastAsia" w:hAnsi="Times New Roman" w:cs="Times New Roman"/>
@@ -10362,7 +9762,7 @@
           </w:tcPr>
           <w:p>
             <w:pPr>
-              <w:pStyle w:val="a4"/>
+              <w:pStyle w:val="ListParagraph"/>
               <w:ind w:left="0"/>
               <w:rPr>
                 <w:rFonts w:ascii="Times New Roman" w:eastAsiaTheme="minorEastAsia" w:hAnsi="Times New Roman" w:cs="Times New Roman"/>
@@ -10388,7 +9788,7 @@
           </w:tcPr>
           <w:p>
             <w:pPr>
-              <w:pStyle w:val="a4"/>
+              <w:pStyle w:val="ListParagraph"/>
               <w:ind w:left="0"/>
               <w:rPr>
                 <w:rFonts w:ascii="Times New Roman" w:eastAsiaTheme="minorEastAsia" w:hAnsi="Times New Roman" w:cs="Times New Roman"/>
@@ -10414,7 +9814,7 @@
           </w:tcPr>
           <w:p>
             <w:pPr>
-              <w:pStyle w:val="a4"/>
+              <w:pStyle w:val="ListParagraph"/>
               <w:ind w:left="0"/>
               <w:rPr>
                 <w:rFonts w:ascii="Times New Roman" w:eastAsiaTheme="minorEastAsia" w:hAnsi="Times New Roman" w:cs="Times New Roman"/>
@@ -10442,7 +9842,7 @@
           </w:tcPr>
           <w:p>
             <w:pPr>
-              <w:pStyle w:val="a4"/>
+              <w:pStyle w:val="ListParagraph"/>
               <w:ind w:left="0"/>
               <w:rPr>
                 <w:rFonts w:ascii="Times New Roman" w:eastAsiaTheme="minorEastAsia" w:hAnsi="Times New Roman" w:cs="Times New Roman"/>
@@ -10468,7 +9868,7 @@
           </w:tcPr>
           <w:p>
             <w:pPr>
-              <w:pStyle w:val="a4"/>
+              <w:pStyle w:val="ListParagraph"/>
               <w:ind w:left="0"/>
               <w:rPr>
                 <w:rFonts w:ascii="Times New Roman" w:eastAsiaTheme="minorEastAsia" w:hAnsi="Times New Roman" w:cs="Times New Roman"/>
@@ -10494,7 +9894,7 @@
           </w:tcPr>
           <w:p>
             <w:pPr>
-              <w:pStyle w:val="a4"/>
+              <w:pStyle w:val="ListParagraph"/>
               <w:ind w:left="0"/>
               <w:rPr>
                 <w:rFonts w:ascii="Times New Roman" w:eastAsiaTheme="minorEastAsia" w:hAnsi="Times New Roman" w:cs="Times New Roman"/>
@@ -10522,7 +9922,7 @@
           </w:tcPr>
           <w:p>
             <w:pPr>
-              <w:pStyle w:val="a4"/>
+              <w:pStyle w:val="ListParagraph"/>
               <w:ind w:left="0"/>
               <w:rPr>
                 <w:rFonts w:ascii="Times New Roman" w:eastAsiaTheme="minorEastAsia" w:hAnsi="Times New Roman" w:cs="Times New Roman"/>
@@ -10548,7 +9948,7 @@
           </w:tcPr>
           <w:p>
             <w:pPr>
-              <w:pStyle w:val="a4"/>
+              <w:pStyle w:val="ListParagraph"/>
               <w:ind w:left="0"/>
               <w:rPr>
                 <w:rFonts w:ascii="Times New Roman" w:eastAsiaTheme="minorEastAsia" w:hAnsi="Times New Roman" w:cs="Times New Roman"/>
@@ -10574,7 +9974,7 @@
           </w:tcPr>
           <w:p>
             <w:pPr>
-              <w:pStyle w:val="a4"/>
+              <w:pStyle w:val="ListParagraph"/>
               <w:ind w:left="0"/>
               <w:rPr>
                 <w:rFonts w:ascii="Times New Roman" w:eastAsiaTheme="minorEastAsia" w:hAnsi="Times New Roman" w:cs="Times New Roman"/>
@@ -10602,7 +10002,7 @@
           </w:tcPr>
           <w:p>
             <w:pPr>
-              <w:pStyle w:val="a4"/>
+              <w:pStyle w:val="ListParagraph"/>
               <w:ind w:left="0"/>
               <w:rPr>
                 <w:rFonts w:ascii="Times New Roman" w:eastAsiaTheme="minorEastAsia" w:hAnsi="Times New Roman" w:cs="Times New Roman"/>
@@ -10628,7 +10028,7 @@
           </w:tcPr>
           <w:p>
             <w:pPr>
-              <w:pStyle w:val="a4"/>
+              <w:pStyle w:val="ListParagraph"/>
               <w:ind w:left="0"/>
               <w:rPr>
                 <w:rFonts w:ascii="Times New Roman" w:eastAsiaTheme="minorEastAsia" w:hAnsi="Times New Roman" w:cs="Times New Roman"/>
@@ -10654,7 +10054,7 @@
           </w:tcPr>
           <w:p>
             <w:pPr>
-              <w:pStyle w:val="a4"/>
+              <w:pStyle w:val="ListParagraph"/>
               <w:ind w:left="0"/>
               <w:rPr>
                 <w:rFonts w:ascii="Times New Roman" w:eastAsiaTheme="minorEastAsia" w:hAnsi="Times New Roman" w:cs="Times New Roman"/>
@@ -10682,7 +10082,7 @@
           </w:tcPr>
           <w:p>
             <w:pPr>
-              <w:pStyle w:val="a4"/>
+              <w:pStyle w:val="ListParagraph"/>
               <w:ind w:left="0"/>
               <w:rPr>
                 <w:rFonts w:ascii="Times New Roman" w:eastAsiaTheme="minorEastAsia" w:hAnsi="Times New Roman" w:cs="Times New Roman"/>
@@ -10708,7 +10108,7 @@
           </w:tcPr>
           <w:p>
             <w:pPr>
-              <w:pStyle w:val="a4"/>
+              <w:pStyle w:val="ListParagraph"/>
               <w:ind w:left="0"/>
               <w:rPr>
                 <w:rFonts w:ascii="Times New Roman" w:eastAsiaTheme="minorEastAsia" w:hAnsi="Times New Roman" w:cs="Times New Roman"/>
@@ -10734,7 +10134,7 @@
           </w:tcPr>
           <w:p>
             <w:pPr>
-              <w:pStyle w:val="a4"/>
+              <w:pStyle w:val="ListParagraph"/>
               <w:ind w:left="0"/>
               <w:rPr>
                 <w:rFonts w:ascii="Times New Roman" w:eastAsiaTheme="minorEastAsia" w:hAnsi="Times New Roman" w:cs="Times New Roman"/>
@@ -10762,7 +10162,7 @@
           </w:tcPr>
           <w:p>
             <w:pPr>
-              <w:pStyle w:val="a4"/>
+              <w:pStyle w:val="ListParagraph"/>
               <w:ind w:left="0"/>
               <w:rPr>
                 <w:rFonts w:ascii="Times New Roman" w:eastAsiaTheme="minorEastAsia" w:hAnsi="Times New Roman" w:cs="Times New Roman"/>
@@ -10788,7 +10188,7 @@
           </w:tcPr>
           <w:p>
             <w:pPr>
-              <w:pStyle w:val="a4"/>
+              <w:pStyle w:val="ListParagraph"/>
               <w:ind w:left="0"/>
               <w:rPr>
                 <w:rFonts w:ascii="Times New Roman" w:eastAsiaTheme="minorEastAsia" w:hAnsi="Times New Roman" w:cs="Times New Roman"/>
@@ -10814,7 +10214,7 @@
           </w:tcPr>
           <w:p>
             <w:pPr>
-              <w:pStyle w:val="a4"/>
+              <w:pStyle w:val="ListParagraph"/>
               <w:ind w:left="0"/>
               <w:rPr>
                 <w:rFonts w:ascii="Times New Roman" w:eastAsiaTheme="minorEastAsia" w:hAnsi="Times New Roman" w:cs="Times New Roman"/>
@@ -10842,7 +10242,7 @@
           </w:tcPr>
           <w:p>
             <w:pPr>
-              <w:pStyle w:val="a4"/>
+              <w:pStyle w:val="ListParagraph"/>
               <w:ind w:left="0"/>
               <w:rPr>
                 <w:rFonts w:ascii="Times New Roman" w:eastAsiaTheme="minorEastAsia" w:hAnsi="Times New Roman" w:cs="Times New Roman"/>
@@ -10868,7 +10268,7 @@
           </w:tcPr>
           <w:p>
             <w:pPr>
-              <w:pStyle w:val="a4"/>
+              <w:pStyle w:val="ListParagraph"/>
               <w:ind w:left="0"/>
               <w:rPr>
                 <w:rFonts w:ascii="Times New Roman" w:eastAsiaTheme="minorEastAsia" w:hAnsi="Times New Roman" w:cs="Times New Roman"/>
@@ -10894,7 +10294,7 @@
           </w:tcPr>
           <w:p>
             <w:pPr>
-              <w:pStyle w:val="a4"/>
+              <w:pStyle w:val="ListParagraph"/>
               <w:ind w:left="0"/>
               <w:rPr>
                 <w:rFonts w:ascii="Times New Roman" w:eastAsiaTheme="minorEastAsia" w:hAnsi="Times New Roman" w:cs="Times New Roman"/>
@@ -10922,7 +10322,7 @@
           </w:tcPr>
           <w:p>
             <w:pPr>
-              <w:pStyle w:val="a4"/>
+              <w:pStyle w:val="ListParagraph"/>
               <w:ind w:left="0"/>
               <w:rPr>
                 <w:rFonts w:ascii="Times New Roman" w:eastAsiaTheme="minorEastAsia" w:hAnsi="Times New Roman" w:cs="Times New Roman"/>
@@ -10948,7 +10348,7 @@
           </w:tcPr>
           <w:p>
             <w:pPr>
-              <w:pStyle w:val="a4"/>
+              <w:pStyle w:val="ListParagraph"/>
               <w:ind w:left="0"/>
               <w:rPr>
                 <w:rFonts w:ascii="Times New Roman" w:eastAsiaTheme="minorEastAsia" w:hAnsi="Times New Roman" w:cs="Times New Roman"/>
@@ -10974,7 +10374,7 @@
           </w:tcPr>
           <w:p>
             <w:pPr>
-              <w:pStyle w:val="a4"/>
+              <w:pStyle w:val="ListParagraph"/>
               <w:ind w:left="0"/>
               <w:rPr>
                 <w:rFonts w:ascii="Times New Roman" w:eastAsiaTheme="minorEastAsia" w:hAnsi="Times New Roman" w:cs="Times New Roman"/>
@@ -11002,7 +10402,7 @@
           </w:tcPr>
           <w:p>
             <w:pPr>
-              <w:pStyle w:val="a4"/>
+              <w:pStyle w:val="ListParagraph"/>
               <w:ind w:left="0"/>
               <w:rPr>
                 <w:rFonts w:ascii="Times New Roman" w:eastAsiaTheme="minorEastAsia" w:hAnsi="Times New Roman" w:cs="Times New Roman"/>
@@ -11028,7 +10428,7 @@
           </w:tcPr>
           <w:p>
             <w:pPr>
-              <w:pStyle w:val="a4"/>
+              <w:pStyle w:val="ListParagraph"/>
               <w:ind w:left="0"/>
               <w:rPr>
                 <w:rFonts w:ascii="Times New Roman" w:eastAsiaTheme="minorEastAsia" w:hAnsi="Times New Roman" w:cs="Times New Roman"/>
@@ -11054,7 +10454,7 @@
           </w:tcPr>
           <w:p>
             <w:pPr>
-              <w:pStyle w:val="a4"/>
+              <w:pStyle w:val="ListParagraph"/>
               <w:ind w:left="0"/>
               <w:rPr>
                 <w:rFonts w:ascii="Times New Roman" w:eastAsiaTheme="minorEastAsia" w:hAnsi="Times New Roman" w:cs="Times New Roman"/>
@@ -11082,7 +10482,7 @@
           </w:tcPr>
           <w:p>
             <w:pPr>
-              <w:pStyle w:val="a4"/>
+              <w:pStyle w:val="ListParagraph"/>
               <w:ind w:left="0"/>
               <w:rPr>
                 <w:rFonts w:ascii="Times New Roman" w:eastAsiaTheme="minorEastAsia" w:hAnsi="Times New Roman" w:cs="Times New Roman"/>
@@ -11108,7 +10508,7 @@
           </w:tcPr>
           <w:p>
             <w:pPr>
-              <w:pStyle w:val="a4"/>
+              <w:pStyle w:val="ListParagraph"/>
               <w:ind w:left="0"/>
               <w:rPr>
                 <w:rFonts w:ascii="Times New Roman" w:eastAsiaTheme="minorEastAsia" w:hAnsi="Times New Roman" w:cs="Times New Roman"/>
@@ -11134,7 +10534,7 @@
           </w:tcPr>
           <w:p>
             <w:pPr>
-              <w:pStyle w:val="a4"/>
+              <w:pStyle w:val="ListParagraph"/>
               <w:ind w:left="0"/>
               <w:rPr>
                 <w:rFonts w:ascii="Times New Roman" w:eastAsiaTheme="minorEastAsia" w:hAnsi="Times New Roman" w:cs="Times New Roman"/>
@@ -11162,7 +10562,7 @@
           </w:tcPr>
           <w:p>
             <w:pPr>
-              <w:pStyle w:val="a4"/>
+              <w:pStyle w:val="ListParagraph"/>
               <w:ind w:left="0"/>
               <w:rPr>
                 <w:rFonts w:ascii="Times New Roman" w:eastAsiaTheme="minorEastAsia" w:hAnsi="Times New Roman" w:cs="Times New Roman"/>
@@ -11188,7 +10588,7 @@
           </w:tcPr>
           <w:p>
             <w:pPr>
-              <w:pStyle w:val="a4"/>
+              <w:pStyle w:val="ListParagraph"/>
               <w:ind w:left="0"/>
               <w:rPr>
                 <w:rFonts w:ascii="Times New Roman" w:eastAsiaTheme="minorEastAsia" w:hAnsi="Times New Roman" w:cs="Times New Roman"/>
@@ -11214,7 +10614,7 @@
           </w:tcPr>
           <w:p>
             <w:pPr>
-              <w:pStyle w:val="a4"/>
+              <w:pStyle w:val="ListParagraph"/>
               <w:ind w:left="0"/>
               <w:rPr>
                 <w:rFonts w:ascii="Times New Roman" w:eastAsiaTheme="minorEastAsia" w:hAnsi="Times New Roman" w:cs="Times New Roman"/>
@@ -11238,7 +10638,7 @@
     </w:tbl>
     <w:p>
       <w:pPr>
-        <w:pStyle w:val="a4"/>
+        <w:pStyle w:val="ListParagraph"/>
         <w:jc w:val="both"/>
         <w:rPr>
           <w:rFonts w:ascii="Times New Roman" w:eastAsiaTheme="minorEastAsia" w:hAnsi="Times New Roman" w:cs="Times New Roman"/>
@@ -11259,7 +10659,7 @@
     </w:p>
     <w:p>
       <w:pPr>
-        <w:pStyle w:val="a4"/>
+        <w:pStyle w:val="ListParagraph"/>
         <w:jc w:val="both"/>
         <w:rPr>
           <w:rFonts w:ascii="Times New Roman" w:eastAsiaTheme="minorEastAsia" w:hAnsi="Times New Roman" w:cs="Times New Roman"/>
@@ -11271,7 +10671,7 @@
     </w:p>
     <w:p>
       <w:pPr>
-        <w:pStyle w:val="a4"/>
+        <w:pStyle w:val="ListParagraph"/>
         <w:numPr>
           <w:ilvl w:val="0"/>
           <w:numId w:val="5"/>
@@ -11312,27 +10712,7 @@
           <w:szCs w:val="28"/>
           <w:lang w:eastAsia="ja-JP"/>
         </w:rPr>
-        <w:t xml:space="preserve">Да, сеть </w:t>
-      </w:r>
-      <w:proofErr w:type="spellStart"/>
-      <w:r>
-        <w:rPr>
-          <w:rFonts w:ascii="Times New Roman" w:eastAsiaTheme="minorEastAsia" w:hAnsi="Times New Roman" w:cs="Times New Roman"/>
-          <w:sz w:val="28"/>
-          <w:szCs w:val="28"/>
-          <w:lang w:eastAsia="ja-JP"/>
-        </w:rPr>
-        <w:t>Хопфилда</w:t>
-      </w:r>
-      <w:proofErr w:type="spellEnd"/>
-      <w:r>
-        <w:rPr>
-          <w:rFonts w:ascii="Times New Roman" w:eastAsiaTheme="minorEastAsia" w:hAnsi="Times New Roman" w:cs="Times New Roman"/>
-          <w:sz w:val="28"/>
-          <w:szCs w:val="28"/>
-          <w:lang w:eastAsia="ja-JP"/>
-        </w:rPr>
-        <w:t xml:space="preserve"> способна распознавать негативы эталонных образов.</w:t>
+        <w:t>Да, сеть Хопфилда способна распознавать негативы эталонных образов.</w:t>
       </w:r>
       <w:r>
         <w:rPr>
@@ -11350,27 +10730,7 @@
           <w:szCs w:val="28"/>
           <w:lang w:eastAsia="ja-JP"/>
         </w:rPr>
-        <w:t xml:space="preserve">Сеть </w:t>
-      </w:r>
-      <w:proofErr w:type="spellStart"/>
-      <w:r>
-        <w:rPr>
-          <w:rFonts w:ascii="Times New Roman" w:eastAsiaTheme="minorEastAsia" w:hAnsi="Times New Roman" w:cs="Times New Roman"/>
-          <w:sz w:val="28"/>
-          <w:szCs w:val="28"/>
-          <w:lang w:eastAsia="ja-JP"/>
-        </w:rPr>
-        <w:t>Хопфилда</w:t>
-      </w:r>
-      <w:proofErr w:type="spellEnd"/>
-      <w:r>
-        <w:rPr>
-          <w:rFonts w:ascii="Times New Roman" w:eastAsiaTheme="minorEastAsia" w:hAnsi="Times New Roman" w:cs="Times New Roman"/>
-          <w:sz w:val="28"/>
-          <w:szCs w:val="28"/>
-          <w:lang w:eastAsia="ja-JP"/>
-        </w:rPr>
-        <w:t xml:space="preserve"> запоминает образы в виде бинарных векторов. Если в обучающем наборе присутствует некоторый образ, то его негатив, полученн</w:t>
+        <w:t>Сеть Хопфилда запоминает образы в виде бинарных векторов. Если в обучающем наборе присутствует некоторый образ, то его негатив, полученн</w:t>
       </w:r>
       <w:r>
         <w:rPr>
@@ -11462,57 +10822,16 @@
           <w:szCs w:val="28"/>
         </w:rPr>
         <w:lastRenderedPageBreak/>
-        <w:t>Вывод</w:t>
-      </w:r>
-      <w:proofErr w:type="gramStart"/>
-      <w:r>
-        <w:rPr>
-          <w:rFonts w:ascii="Times New Roman" w:hAnsi="Times New Roman" w:cs="Times New Roman"/>
-          <w:b/>
+        <w:t xml:space="preserve">Вывод: </w:t>
+      </w:r>
+      <w:r>
+        <w:rPr>
+          <w:rFonts w:ascii="Times New Roman" w:hAnsi="Times New Roman" w:cs="Times New Roman"/>
           <w:bCs/>
           <w:sz w:val="28"/>
           <w:szCs w:val="28"/>
         </w:rPr>
-        <w:t xml:space="preserve">: </w:t>
-      </w:r>
-      <w:r>
-        <w:rPr>
-          <w:rFonts w:ascii="Times New Roman" w:hAnsi="Times New Roman" w:cs="Times New Roman"/>
-          <w:bCs/>
-          <w:sz w:val="28"/>
-          <w:szCs w:val="28"/>
-        </w:rPr>
-        <w:t>В ходе</w:t>
-      </w:r>
-      <w:proofErr w:type="gramEnd"/>
-      <w:r>
-        <w:rPr>
-          <w:rFonts w:ascii="Times New Roman" w:hAnsi="Times New Roman" w:cs="Times New Roman"/>
-          <w:bCs/>
-          <w:sz w:val="28"/>
-          <w:szCs w:val="28"/>
-        </w:rPr>
-        <w:t xml:space="preserve"> выполнения лабораторной работы была успешно реализована и исследована модель релаксационной нейронной сети </w:t>
-      </w:r>
-      <w:proofErr w:type="spellStart"/>
-      <w:r>
-        <w:rPr>
-          <w:rFonts w:ascii="Times New Roman" w:hAnsi="Times New Roman" w:cs="Times New Roman"/>
-          <w:bCs/>
-          <w:sz w:val="28"/>
-          <w:szCs w:val="28"/>
-        </w:rPr>
-        <w:t>Хопфилда</w:t>
-      </w:r>
-      <w:proofErr w:type="spellEnd"/>
-      <w:r>
-        <w:rPr>
-          <w:rFonts w:ascii="Times New Roman" w:hAnsi="Times New Roman" w:cs="Times New Roman"/>
-          <w:bCs/>
-          <w:sz w:val="28"/>
-          <w:szCs w:val="28"/>
-        </w:rPr>
-        <w:t xml:space="preserve"> с непрерывным состоянием и дискретным временем, функционирующая в асинхронном режиме. Основной целью работы являлось изучение способности данной сети выполнять функции ассоциативной памяти для восстановления зашумленных графических образов.</w:t>
+        <w:t>В ходе выполнения лабораторной работы была успешно реализована и исследована модель релаксационной нейронной сети Хопфилда с непрерывным состоянием и дискретным временем, функционирующая в асинхронном режиме. Основной целью работы являлось изучение способности данной сети выполнять функции ассоциативной памяти для восстановления зашумленных графических образов.</w:t>
       </w:r>
     </w:p>
     <w:p>
@@ -11878,7 +11197,7 @@
     </w:p>
     <w:p>
       <w:pPr>
-        <w:pStyle w:val="a4"/>
+        <w:pStyle w:val="ListParagraph"/>
         <w:numPr>
           <w:ilvl w:val="0"/>
           <w:numId w:val="2"/>
@@ -11899,30 +11218,12 @@
           <w:sz w:val="28"/>
           <w:szCs w:val="28"/>
         </w:rPr>
-        <w:t xml:space="preserve">Формальные модели обработки информации и параллельные модели решения задач. Практикум: учебно-методическое пособие / </w:t>
-      </w:r>
-      <w:proofErr w:type="spellStart"/>
-      <w:r>
-        <w:rPr>
-          <w:rFonts w:ascii="Times New Roman" w:hAnsi="Times New Roman" w:cs="Times New Roman"/>
-          <w:sz w:val="28"/>
-          <w:szCs w:val="28"/>
-        </w:rPr>
-        <w:t>В.П.Ивашенко</w:t>
-      </w:r>
-      <w:proofErr w:type="spellEnd"/>
-      <w:r>
-        <w:rPr>
-          <w:rFonts w:ascii="Times New Roman" w:hAnsi="Times New Roman" w:cs="Times New Roman"/>
-          <w:sz w:val="28"/>
-          <w:szCs w:val="28"/>
-        </w:rPr>
-        <w:t>. – Минск: БГУИР, 2020.</w:t>
-      </w:r>
-    </w:p>
-    <w:p>
-      <w:pPr>
-        <w:pStyle w:val="a4"/>
+        <w:t>Формальные модели обработки информации и параллельные модели решения задач. Практикум: учебно-методическое пособие / В.П.Ивашенко. – Минск: БГУИР, 2020.</w:t>
+      </w:r>
+    </w:p>
+    <w:p>
+      <w:pPr>
+        <w:pStyle w:val="ListParagraph"/>
         <w:numPr>
           <w:ilvl w:val="0"/>
           <w:numId w:val="2"/>
@@ -11965,7 +11266,7 @@
 </file>
 
 <file path=word/numbering.xml><?xml version="1.0" encoding="utf-8"?>
-<w:numbering xmlns:wpc="http://schemas.microsoft.com/office/word/2010/wordprocessingCanvas" xmlns:cx="http://schemas.microsoft.com/office/drawing/2014/chartex" xmlns:cx1="http://schemas.microsoft.com/office/drawing/2015/9/8/chartex" xmlns:cx2="http://schemas.microsoft.com/office/drawing/2015/10/21/chartex" xmlns:cx3="http://schemas.microsoft.com/office/drawing/2016/5/9/chartex" xmlns:cx4="http://schemas.microsoft.com/office/drawing/2016/5/10/chartex" xmlns:cx5="http://schemas.microsoft.com/office/drawing/2016/5/11/chartex" xmlns:cx6="http://schemas.microsoft.com/office/drawing/2016/5/12/chartex" xmlns:cx7="http://schemas.microsoft.com/office/drawing/2016/5/13/chartex" xmlns:cx8="http://schemas.microsoft.com/office/drawing/2016/5/14/chartex" xmlns:mc="http://schemas.openxmlformats.org/markup-compatibility/2006" xmlns:aink="http://schemas.microsoft.com/office/drawing/2016/ink" xmlns:am3d="http://schemas.microsoft.com/office/drawing/2017/model3d" xmlns:o="urn:schemas-microsoft-com:office:office" xmlns:r="http://schemas.openxmlformats.org/officeDocument/2006/relationships" xmlns:m="http://schemas.openxmlformats.org/officeDocument/2006/math" xmlns:v="urn:schemas-microsoft-com:vml" xmlns:wp14="http://schemas.microsoft.com/office/word/2010/wordprocessingDrawing" xmlns:wp="http://schemas.openxmlformats.org/drawingml/2006/wordprocessingDrawing" xmlns:w10="urn:schemas-microsoft-com:office:word" xmlns:w="http://schemas.openxmlformats.org/wordprocessingml/2006/main" xmlns:w14="http://schemas.microsoft.com/office/word/2010/wordml" xmlns:w15="http://schemas.microsoft.com/office/word/2012/wordml" xmlns:w16cex="http://schemas.microsoft.com/office/word/2018/wordml/cex" xmlns:w16cid="http://schemas.microsoft.com/office/word/2016/wordml/cid" xmlns:w16="http://schemas.microsoft.com/office/word/2018/wordml" xmlns:w16se="http://schemas.microsoft.com/office/word/2015/wordml/symex" xmlns:wpg="http://schemas.microsoft.com/office/word/2010/wordprocessingGroup" xmlns:wpi="http://schemas.microsoft.com/office/word/2010/wordprocessingInk" xmlns:wne="http://schemas.microsoft.com/office/word/2006/wordml" xmlns:wps="http://schemas.microsoft.com/office/word/2010/wordprocessingShape" mc:Ignorable="w14 w15 w16se w16cid w16 w16cex wp14">
+<w:numbering xmlns:wpc="http://schemas.microsoft.com/office/word/2010/wordprocessingCanvas" xmlns:cx="http://schemas.microsoft.com/office/drawing/2014/chartex" xmlns:cx1="http://schemas.microsoft.com/office/drawing/2015/9/8/chartex" xmlns:cx2="http://schemas.microsoft.com/office/drawing/2015/10/21/chartex" xmlns:cx3="http://schemas.microsoft.com/office/drawing/2016/5/9/chartex" xmlns:cx4="http://schemas.microsoft.com/office/drawing/2016/5/10/chartex" xmlns:cx5="http://schemas.microsoft.com/office/drawing/2016/5/11/chartex" xmlns:cx6="http://schemas.microsoft.com/office/drawing/2016/5/12/chartex" xmlns:cx7="http://schemas.microsoft.com/office/drawing/2016/5/13/chartex" xmlns:cx8="http://schemas.microsoft.com/office/drawing/2016/5/14/chartex" xmlns:mc="http://schemas.openxmlformats.org/markup-compatibility/2006" xmlns:aink="http://schemas.microsoft.com/office/drawing/2016/ink" xmlns:am3d="http://schemas.microsoft.com/office/drawing/2017/model3d" xmlns:o="urn:schemas-microsoft-com:office:office" xmlns:oel="http://schemas.microsoft.com/office/2019/extlst" xmlns:r="http://schemas.openxmlformats.org/officeDocument/2006/relationships" xmlns:m="http://schemas.openxmlformats.org/officeDocument/2006/math" xmlns:v="urn:schemas-microsoft-com:vml" xmlns:wp14="http://schemas.microsoft.com/office/word/2010/wordprocessingDrawing" xmlns:wp="http://schemas.openxmlformats.org/drawingml/2006/wordprocessingDrawing" xmlns:w10="urn:schemas-microsoft-com:office:word" xmlns:w="http://schemas.openxmlformats.org/wordprocessingml/2006/main" xmlns:w14="http://schemas.microsoft.com/office/word/2010/wordml" xmlns:w15="http://schemas.microsoft.com/office/word/2012/wordml" xmlns:w16cex="http://schemas.microsoft.com/office/word/2018/wordml/cex" xmlns:w16cid="http://schemas.microsoft.com/office/word/2016/wordml/cid" xmlns:w16="http://schemas.microsoft.com/office/word/2018/wordml" xmlns:w16du="http://schemas.microsoft.com/office/word/2023/wordml/word16du" xmlns:w16sdtdh="http://schemas.microsoft.com/office/word/2020/wordml/sdtdatahash" xmlns:w16sdtfl="http://schemas.microsoft.com/office/word/2024/wordml/sdtformatlock" xmlns:w16se="http://schemas.microsoft.com/office/word/2015/wordml/symex" xmlns:wpg="http://schemas.microsoft.com/office/word/2010/wordprocessingGroup" xmlns:wpi="http://schemas.microsoft.com/office/word/2010/wordprocessingInk" xmlns:wne="http://schemas.microsoft.com/office/word/2006/wordml" xmlns:wps="http://schemas.microsoft.com/office/word/2010/wordprocessingShape" mc:Ignorable="w14 w15 w16se w16cid w16 w16cex w16sdtdh w16sdtfl w16du wp14">
   <w:abstractNum w:abstractNumId="0" w15:restartNumberingAfterBreak="0">
     <w:nsid w:val="004B5EDA"/>
     <w:multiLevelType w:val="hybridMultilevel"/>
@@ -12690,35 +11991,35 @@
       </w:rPr>
     </w:lvl>
   </w:abstractNum>
-  <w:num w:numId="1">
+  <w:num w:numId="1" w16cid:durableId="1076053463">
     <w:abstractNumId w:val="3"/>
   </w:num>
-  <w:num w:numId="2">
+  <w:num w:numId="2" w16cid:durableId="748119104">
     <w:abstractNumId w:val="1"/>
   </w:num>
-  <w:num w:numId="3">
+  <w:num w:numId="3" w16cid:durableId="476841480">
     <w:abstractNumId w:val="5"/>
   </w:num>
-  <w:num w:numId="4">
+  <w:num w:numId="4" w16cid:durableId="374695674">
     <w:abstractNumId w:val="2"/>
   </w:num>
-  <w:num w:numId="5">
+  <w:num w:numId="5" w16cid:durableId="96605244">
     <w:abstractNumId w:val="6"/>
   </w:num>
-  <w:num w:numId="6">
+  <w:num w:numId="6" w16cid:durableId="1552426612">
     <w:abstractNumId w:val="7"/>
   </w:num>
-  <w:num w:numId="7">
+  <w:num w:numId="7" w16cid:durableId="1798138964">
     <w:abstractNumId w:val="4"/>
   </w:num>
-  <w:num w:numId="8">
+  <w:num w:numId="8" w16cid:durableId="1916429115">
     <w:abstractNumId w:val="0"/>
   </w:num>
 </w:numbering>
 </file>
 
 <file path=word/styles.xml><?xml version="1.0" encoding="utf-8"?>
-<w:styles xmlns:mc="http://schemas.openxmlformats.org/markup-compatibility/2006" xmlns:r="http://schemas.openxmlformats.org/officeDocument/2006/relationships" xmlns:w="http://schemas.openxmlformats.org/wordprocessingml/2006/main" xmlns:w14="http://schemas.microsoft.com/office/word/2010/wordml" xmlns:w15="http://schemas.microsoft.com/office/word/2012/wordml" xmlns:w16cex="http://schemas.microsoft.com/office/word/2018/wordml/cex" xmlns:w16cid="http://schemas.microsoft.com/office/word/2016/wordml/cid" xmlns:w16="http://schemas.microsoft.com/office/word/2018/wordml" xmlns:w16se="http://schemas.microsoft.com/office/word/2015/wordml/symex" mc:Ignorable="w14 w15 w16se w16cid w16 w16cex">
+<w:styles xmlns:mc="http://schemas.openxmlformats.org/markup-compatibility/2006" xmlns:r="http://schemas.openxmlformats.org/officeDocument/2006/relationships" xmlns:w="http://schemas.openxmlformats.org/wordprocessingml/2006/main" xmlns:w14="http://schemas.microsoft.com/office/word/2010/wordml" xmlns:w15="http://schemas.microsoft.com/office/word/2012/wordml" xmlns:w16cex="http://schemas.microsoft.com/office/word/2018/wordml/cex" xmlns:w16cid="http://schemas.microsoft.com/office/word/2016/wordml/cid" xmlns:w16="http://schemas.microsoft.com/office/word/2018/wordml" xmlns:w16du="http://schemas.microsoft.com/office/word/2023/wordml/word16du" xmlns:w16sdtdh="http://schemas.microsoft.com/office/word/2020/wordml/sdtdatahash" xmlns:w16sdtfl="http://schemas.microsoft.com/office/word/2024/wordml/sdtformatlock" xmlns:w16se="http://schemas.microsoft.com/office/word/2015/wordml/symex" mc:Ignorable="w14 w15 w16se w16cid w16 w16cex w16sdtdh w16sdtfl w16du">
   <w:docDefaults>
     <w:rPrDefault>
       <w:rPr>
@@ -13112,7 +12413,7 @@
     <w:lsdException w:name="Unresolved Mention" w:semiHidden="1" w:unhideWhenUsed="1"/>
     <w:lsdException w:name="Smart Link" w:semiHidden="1" w:unhideWhenUsed="1"/>
   </w:latentStyles>
-  <w:style w:type="paragraph" w:default="1" w:styleId="a">
+  <w:style w:type="paragraph" w:default="1" w:styleId="Normal">
     <w:name w:val="Normal"/>
     <w:uiPriority w:val="1"/>
     <w:qFormat/>
@@ -13128,13 +12429,13 @@
       <w:lang w:val="ru-RU" w:eastAsia="en-US"/>
     </w:rPr>
   </w:style>
-  <w:style w:type="character" w:default="1" w:styleId="a0">
+  <w:style w:type="character" w:default="1" w:styleId="DefaultParagraphFont">
     <w:name w:val="Default Paragraph Font"/>
     <w:uiPriority w:val="1"/>
     <w:semiHidden/>
     <w:unhideWhenUsed/>
   </w:style>
-  <w:style w:type="table" w:default="1" w:styleId="a1">
+  <w:style w:type="table" w:default="1" w:styleId="TableNormal">
     <w:name w:val="Normal Table"/>
     <w:uiPriority w:val="99"/>
     <w:semiHidden/>
@@ -13149,7 +12450,7 @@
       </w:tblCellMar>
     </w:tblPr>
   </w:style>
-  <w:style w:type="numbering" w:default="1" w:styleId="a2">
+  <w:style w:type="numbering" w:default="1" w:styleId="NoList">
     <w:name w:val="No List"/>
     <w:uiPriority w:val="99"/>
     <w:semiHidden/>
@@ -13173,9 +12474,9 @@
       </w:tblCellMar>
     </w:tblPr>
   </w:style>
-  <w:style w:type="character" w:styleId="a3">
+  <w:style w:type="character" w:styleId="PlaceholderText">
     <w:name w:val="Placeholder Text"/>
-    <w:basedOn w:val="a0"/>
+    <w:basedOn w:val="DefaultParagraphFont"/>
     <w:uiPriority w:val="99"/>
     <w:semiHidden/>
     <w:rsid w:val="00E64105"/>
@@ -13183,9 +12484,9 @@
       <w:color w:val="808080"/>
     </w:rPr>
   </w:style>
-  <w:style w:type="paragraph" w:styleId="a4">
+  <w:style w:type="paragraph" w:styleId="ListParagraph">
     <w:name w:val="List Paragraph"/>
-    <w:basedOn w:val="a"/>
+    <w:basedOn w:val="Normal"/>
     <w:uiPriority w:val="34"/>
     <w:qFormat/>
     <w:rsid w:val="00FB7D3D"/>
@@ -13196,42 +12497,42 @@
   </w:style>
   <w:style w:type="character" w:customStyle="1" w:styleId="katex-mathml">
     <w:name w:val="katex-mathml"/>
-    <w:basedOn w:val="a0"/>
+    <w:basedOn w:val="DefaultParagraphFont"/>
     <w:rsid w:val="00FD2B64"/>
   </w:style>
   <w:style w:type="character" w:customStyle="1" w:styleId="mord">
     <w:name w:val="mord"/>
-    <w:basedOn w:val="a0"/>
+    <w:basedOn w:val="DefaultParagraphFont"/>
     <w:rsid w:val="00FD2B64"/>
   </w:style>
   <w:style w:type="character" w:customStyle="1" w:styleId="mopen">
     <w:name w:val="mopen"/>
-    <w:basedOn w:val="a0"/>
+    <w:basedOn w:val="DefaultParagraphFont"/>
     <w:rsid w:val="00FD2B64"/>
   </w:style>
   <w:style w:type="character" w:customStyle="1" w:styleId="mpunct">
     <w:name w:val="mpunct"/>
-    <w:basedOn w:val="a0"/>
+    <w:basedOn w:val="DefaultParagraphFont"/>
     <w:rsid w:val="00FD2B64"/>
   </w:style>
   <w:style w:type="character" w:customStyle="1" w:styleId="mclose">
     <w:name w:val="mclose"/>
-    <w:basedOn w:val="a0"/>
+    <w:basedOn w:val="DefaultParagraphFont"/>
     <w:rsid w:val="00FD2B64"/>
   </w:style>
   <w:style w:type="character" w:customStyle="1" w:styleId="vlist-s">
     <w:name w:val="vlist-s"/>
-    <w:basedOn w:val="a0"/>
+    <w:basedOn w:val="DefaultParagraphFont"/>
     <w:rsid w:val="00FD2B64"/>
   </w:style>
   <w:style w:type="character" w:customStyle="1" w:styleId="mrel">
     <w:name w:val="mrel"/>
-    <w:basedOn w:val="a0"/>
+    <w:basedOn w:val="DefaultParagraphFont"/>
     <w:rsid w:val="00FD2B64"/>
   </w:style>
-  <w:style w:type="table" w:styleId="a5">
+  <w:style w:type="table" w:styleId="TableGrid0">
     <w:name w:val="Table Grid"/>
-    <w:basedOn w:val="a1"/>
+    <w:basedOn w:val="TableNormal"/>
     <w:uiPriority w:val="39"/>
     <w:rsid w:val="006A182D"/>
     <w:pPr>

--- a/mrvzis_2.docx
+++ b/mrvzis_2.docx
@@ -2849,12 +2849,74 @@
         <w:spacing w:after="160" w:line="259" w:lineRule="auto"/>
         <w:rPr>
           <w:rFonts w:ascii="Times New Roman" w:hAnsi="Times New Roman" w:cs="Times New Roman"/>
+          <w:sz w:val="28"/>
+          <w:szCs w:val="28"/>
+        </w:rPr>
+      </w:pPr>
+      <w:r>
+        <w:rPr>
+          <w:rFonts w:ascii="Times New Roman" w:hAnsi="Times New Roman" w:cs="Times New Roman"/>
           <w:b/>
           <w:bCs/>
           <w:sz w:val="28"/>
           <w:szCs w:val="28"/>
         </w:rPr>
-      </w:pPr>
+        <w:t>Максимально допустимое абсолютное значение коррекции весовых коэффициентов</w:t>
+      </w:r>
+      <w:r>
+        <w:rPr>
+          <w:rFonts w:ascii="Times New Roman" w:hAnsi="Times New Roman" w:cs="Times New Roman"/>
+          <w:b/>
+          <w:bCs/>
+          <w:sz w:val="28"/>
+          <w:szCs w:val="28"/>
+        </w:rPr>
+        <w:t xml:space="preserve"> (</w:t>
+      </w:r>
+      <w:r>
+        <w:rPr>
+          <w:rFonts w:ascii="Times New Roman" w:hAnsi="Times New Roman" w:cs="Times New Roman"/>
+          <w:b/>
+          <w:bCs/>
+          <w:sz w:val="28"/>
+          <w:szCs w:val="28"/>
+        </w:rPr>
+        <w:t>МАИВ</w:t>
+      </w:r>
+      <w:r>
+        <w:rPr>
+          <w:rFonts w:ascii="Times New Roman" w:hAnsi="Times New Roman" w:cs="Times New Roman"/>
+          <w:b/>
+          <w:bCs/>
+          <w:sz w:val="28"/>
+          <w:szCs w:val="28"/>
+        </w:rPr>
+        <w:t xml:space="preserve">) - </w:t>
+      </w:r>
+      <w:r>
+        <w:rPr>
+          <w:rFonts w:ascii="Times New Roman" w:hAnsi="Times New Roman" w:cs="Times New Roman"/>
+          <w:sz w:val="28"/>
+          <w:szCs w:val="28"/>
+        </w:rPr>
+        <w:t>абсолютное значение разности между величиной весового коэффициента</w:t>
+      </w:r>
+      <w:r>
+        <w:rPr>
+          <w:rFonts w:ascii="Times New Roman" w:hAnsi="Times New Roman" w:cs="Times New Roman"/>
+          <w:sz w:val="28"/>
+          <w:szCs w:val="28"/>
+        </w:rPr>
+        <w:t xml:space="preserve"> </w:t>
+      </w:r>
+      <w:r>
+        <w:rPr>
+          <w:rFonts w:ascii="Times New Roman" w:hAnsi="Times New Roman" w:cs="Times New Roman"/>
+          <w:sz w:val="28"/>
+          <w:szCs w:val="28"/>
+        </w:rPr>
+        <w:t>на текущей итерации и его величиной на предыдущей итерации</w:t>
+      </w:r>
     </w:p>
     <w:p>
       <w:pPr>
@@ -2870,6 +2932,54 @@
           <w:szCs w:val="28"/>
         </w:rPr>
       </w:pPr>
+      <w:r>
+        <w:rPr>
+          <w:rFonts w:ascii="Times New Roman" w:hAnsi="Times New Roman" w:cs="Times New Roman"/>
+          <w:b/>
+          <w:bCs/>
+          <w:sz w:val="28"/>
+          <w:szCs w:val="28"/>
+        </w:rPr>
+        <w:t>Максимально допустимое абсолютное значение изменения состояния нейрона</w:t>
+      </w:r>
+      <w:r>
+        <w:rPr>
+          <w:rFonts w:ascii="Times New Roman" w:hAnsi="Times New Roman" w:cs="Times New Roman"/>
+          <w:b/>
+          <w:bCs/>
+          <w:sz w:val="28"/>
+          <w:szCs w:val="28"/>
+        </w:rPr>
+        <w:t xml:space="preserve"> (</w:t>
+      </w:r>
+      <w:r>
+        <w:rPr>
+          <w:rFonts w:ascii="Times New Roman" w:hAnsi="Times New Roman" w:cs="Times New Roman"/>
+          <w:b/>
+          <w:bCs/>
+          <w:sz w:val="28"/>
+          <w:szCs w:val="28"/>
+        </w:rPr>
+        <w:t>МАИС</w:t>
+      </w:r>
+      <w:r>
+        <w:rPr>
+          <w:rFonts w:ascii="Times New Roman" w:hAnsi="Times New Roman" w:cs="Times New Roman"/>
+          <w:b/>
+          <w:bCs/>
+          <w:sz w:val="28"/>
+          <w:szCs w:val="28"/>
+        </w:rPr>
+        <w:t xml:space="preserve">) - </w:t>
+      </w:r>
+      <w:r>
+        <w:rPr>
+          <w:rFonts w:ascii="Times New Roman" w:hAnsi="Times New Roman" w:cs="Times New Roman"/>
+          <w:sz w:val="28"/>
+          <w:szCs w:val="28"/>
+        </w:rPr>
+        <w:t>абсолютное значение разности между выходным значением (состоянием) нейрона на текущей итерации релаксации и на предыдущей итерации</w:t>
+      </w:r>
     </w:p>
     <w:p>
       <w:pPr>
@@ -2990,13 +3100,7 @@
           <w:szCs w:val="28"/>
         </w:rPr>
       </w:pPr>
-    </w:p>
-    <w:p>
-      <w:pPr>
-        <w:widowControl/>
-        <w:autoSpaceDE/>
-        <w:autoSpaceDN/>
-        <w:spacing w:after="160" w:line="259" w:lineRule="auto"/>
+      <w:r>
         <w:rPr>
           <w:rFonts w:ascii="Times New Roman" w:hAnsi="Times New Roman" w:cs="Times New Roman"/>
           <w:b/>
@@ -3004,90 +3108,7 @@
           <w:sz w:val="28"/>
           <w:szCs w:val="28"/>
         </w:rPr>
-      </w:pPr>
-    </w:p>
-    <w:p>
-      <w:pPr>
-        <w:widowControl/>
-        <w:autoSpaceDE/>
-        <w:autoSpaceDN/>
-        <w:spacing w:after="160" w:line="259" w:lineRule="auto"/>
-        <w:rPr>
-          <w:rFonts w:ascii="Times New Roman" w:hAnsi="Times New Roman" w:cs="Times New Roman"/>
-          <w:b/>
-          <w:bCs/>
-          <w:sz w:val="28"/>
-          <w:szCs w:val="28"/>
-        </w:rPr>
-      </w:pPr>
-    </w:p>
-    <w:p>
-      <w:pPr>
-        <w:widowControl/>
-        <w:autoSpaceDE/>
-        <w:autoSpaceDN/>
-        <w:spacing w:after="160" w:line="259" w:lineRule="auto"/>
-        <w:rPr>
-          <w:rFonts w:ascii="Times New Roman" w:hAnsi="Times New Roman" w:cs="Times New Roman"/>
-          <w:b/>
-          <w:bCs/>
-          <w:sz w:val="28"/>
-          <w:szCs w:val="28"/>
-        </w:rPr>
-      </w:pPr>
-    </w:p>
-    <w:p>
-      <w:pPr>
-        <w:widowControl/>
-        <w:autoSpaceDE/>
-        <w:autoSpaceDN/>
-        <w:spacing w:after="160" w:line="259" w:lineRule="auto"/>
-        <w:rPr>
-          <w:rFonts w:ascii="Times New Roman" w:hAnsi="Times New Roman" w:cs="Times New Roman"/>
-          <w:b/>
-          <w:bCs/>
-          <w:sz w:val="28"/>
-          <w:szCs w:val="28"/>
-        </w:rPr>
-      </w:pPr>
-    </w:p>
-    <w:p>
-      <w:pPr>
-        <w:widowControl/>
-        <w:autoSpaceDE/>
-        <w:autoSpaceDN/>
-        <w:spacing w:after="160" w:line="259" w:lineRule="auto"/>
-        <w:rPr>
-          <w:rFonts w:ascii="Times New Roman" w:hAnsi="Times New Roman" w:cs="Times New Roman"/>
-          <w:b/>
-          <w:bCs/>
-          <w:sz w:val="28"/>
-          <w:szCs w:val="28"/>
-        </w:rPr>
-      </w:pPr>
-    </w:p>
-    <w:p>
-      <w:pPr>
-        <w:widowControl/>
-        <w:autoSpaceDE/>
-        <w:autoSpaceDN/>
-        <w:spacing w:after="160" w:line="259" w:lineRule="auto"/>
-        <w:rPr>
-          <w:rFonts w:ascii="Times New Roman" w:hAnsi="Times New Roman" w:cs="Times New Roman"/>
-          <w:b/>
-          <w:bCs/>
-          <w:sz w:val="28"/>
-          <w:szCs w:val="28"/>
-        </w:rPr>
-      </w:pPr>
-      <w:r>
-        <w:rPr>
-          <w:rFonts w:ascii="Times New Roman" w:hAnsi="Times New Roman" w:cs="Times New Roman"/>
-          <w:b/>
-          <w:bCs/>
-          <w:sz w:val="28"/>
-          <w:szCs w:val="28"/>
-        </w:rPr>
+        <w:lastRenderedPageBreak/>
         <w:t>Графики</w:t>
       </w:r>
     </w:p>
@@ -3278,12 +3299,20 @@
       </w:pPr>
       <w:r>
         <w:rPr>
-          <w:rFonts w:ascii="Times New Roman" w:eastAsiaTheme="minorEastAsia" w:hAnsi="Times New Roman" w:cs="Times New Roman"/>
+          <w:rFonts w:ascii="Times New Roman" w:hAnsi="Times New Roman" w:cs="Times New Roman"/>
           <w:sz w:val="26"/>
           <w:szCs w:val="26"/>
-          <w:lang w:eastAsia="ja-JP"/>
-        </w:rPr>
-        <w:t>Допуск сходимости обучения: 0.000001</w:t>
+        </w:rPr>
+        <w:t>МАИВ</w:t>
+      </w:r>
+      <w:r>
+        <w:rPr>
+          <w:rFonts w:ascii="Times New Roman" w:eastAsiaTheme="minorEastAsia" w:hAnsi="Times New Roman" w:cs="Times New Roman"/>
+          <w:sz w:val="26"/>
+          <w:szCs w:val="26"/>
+          <w:lang w:eastAsia="ja-JP"/>
+        </w:rPr>
+        <w:t>: 0.000001</w:t>
       </w:r>
     </w:p>
     <w:p>
@@ -3299,12 +3328,20 @@
       </w:pPr>
       <w:r>
         <w:rPr>
-          <w:rFonts w:ascii="Times New Roman" w:eastAsiaTheme="minorEastAsia" w:hAnsi="Times New Roman" w:cs="Times New Roman"/>
+          <w:rFonts w:ascii="Times New Roman" w:hAnsi="Times New Roman" w:cs="Times New Roman"/>
           <w:sz w:val="26"/>
           <w:szCs w:val="26"/>
-          <w:lang w:eastAsia="ja-JP"/>
-        </w:rPr>
-        <w:t>Допуск завершения релаксации: 0.00</w:t>
+        </w:rPr>
+        <w:t>МАИС</w:t>
+      </w:r>
+      <w:r>
+        <w:rPr>
+          <w:rFonts w:ascii="Times New Roman" w:eastAsiaTheme="minorEastAsia" w:hAnsi="Times New Roman" w:cs="Times New Roman"/>
+          <w:sz w:val="26"/>
+          <w:szCs w:val="26"/>
+          <w:lang w:eastAsia="ja-JP"/>
+        </w:rPr>
+        <w:t>: 0.00</w:t>
       </w:r>
       <w:r>
         <w:rPr>
@@ -3700,12 +3737,20 @@
       </w:pPr>
       <w:r>
         <w:rPr>
-          <w:rFonts w:ascii="Times New Roman" w:eastAsiaTheme="minorEastAsia" w:hAnsi="Times New Roman" w:cs="Times New Roman"/>
+          <w:rFonts w:ascii="Times New Roman" w:hAnsi="Times New Roman" w:cs="Times New Roman"/>
           <w:sz w:val="26"/>
           <w:szCs w:val="26"/>
-          <w:lang w:eastAsia="ja-JP"/>
-        </w:rPr>
-        <w:t>Допуск сходимости обучения: 0.000001</w:t>
+        </w:rPr>
+        <w:t>МАИВ</w:t>
+      </w:r>
+      <w:r>
+        <w:rPr>
+          <w:rFonts w:ascii="Times New Roman" w:eastAsiaTheme="minorEastAsia" w:hAnsi="Times New Roman" w:cs="Times New Roman"/>
+          <w:sz w:val="26"/>
+          <w:szCs w:val="26"/>
+          <w:lang w:eastAsia="ja-JP"/>
+        </w:rPr>
+        <w:t>: 0.000001</w:t>
       </w:r>
     </w:p>
     <w:p>
@@ -3721,12 +3766,20 @@
       </w:pPr>
       <w:r>
         <w:rPr>
-          <w:rFonts w:ascii="Times New Roman" w:eastAsiaTheme="minorEastAsia" w:hAnsi="Times New Roman" w:cs="Times New Roman"/>
+          <w:rFonts w:ascii="Times New Roman" w:hAnsi="Times New Roman" w:cs="Times New Roman"/>
           <w:sz w:val="26"/>
           <w:szCs w:val="26"/>
-          <w:lang w:eastAsia="ja-JP"/>
-        </w:rPr>
-        <w:t>Допуск завершения релаксации: 0.0005</w:t>
+        </w:rPr>
+        <w:t>МАИС</w:t>
+      </w:r>
+      <w:r>
+        <w:rPr>
+          <w:rFonts w:ascii="Times New Roman" w:eastAsiaTheme="minorEastAsia" w:hAnsi="Times New Roman" w:cs="Times New Roman"/>
+          <w:sz w:val="26"/>
+          <w:szCs w:val="26"/>
+          <w:lang w:eastAsia="ja-JP"/>
+        </w:rPr>
+        <w:t>: 0.0005</w:t>
       </w:r>
     </w:p>
     <w:p>
@@ -4109,32 +4162,48 @@
       </w:pPr>
       <w:r>
         <w:rPr>
-          <w:rFonts w:ascii="Times New Roman" w:eastAsiaTheme="minorEastAsia" w:hAnsi="Times New Roman" w:cs="Times New Roman"/>
+          <w:rFonts w:ascii="Times New Roman" w:hAnsi="Times New Roman" w:cs="Times New Roman"/>
           <w:sz w:val="26"/>
           <w:szCs w:val="26"/>
-          <w:lang w:eastAsia="ja-JP"/>
-        </w:rPr>
-        <w:t>Допуск сходимости обучения: 0.000001</w:t>
-      </w:r>
-    </w:p>
-    <w:p>
-      <w:pPr>
-        <w:ind w:left="720"/>
+        </w:rPr>
+        <w:t>МАИВ</w:t>
+      </w:r>
+      <w:r>
         <w:rPr>
           <w:rFonts w:ascii="Times New Roman" w:eastAsiaTheme="minorEastAsia" w:hAnsi="Times New Roman" w:cs="Times New Roman"/>
           <w:sz w:val="26"/>
           <w:szCs w:val="26"/>
           <w:lang w:eastAsia="ja-JP"/>
         </w:rPr>
-      </w:pPr>
-      <w:r>
+        <w:t>: 0.000001</w:t>
+      </w:r>
+    </w:p>
+    <w:p>
+      <w:pPr>
+        <w:ind w:left="720"/>
         <w:rPr>
           <w:rFonts w:ascii="Times New Roman" w:eastAsiaTheme="minorEastAsia" w:hAnsi="Times New Roman" w:cs="Times New Roman"/>
           <w:sz w:val="26"/>
           <w:szCs w:val="26"/>
           <w:lang w:eastAsia="ja-JP"/>
         </w:rPr>
-        <w:t>Допуск завершения релаксации: 0.0005</w:t>
+      </w:pPr>
+      <w:r>
+        <w:rPr>
+          <w:rFonts w:ascii="Times New Roman" w:hAnsi="Times New Roman" w:cs="Times New Roman"/>
+          <w:sz w:val="26"/>
+          <w:szCs w:val="26"/>
+        </w:rPr>
+        <w:t>МАИС</w:t>
+      </w:r>
+      <w:r>
+        <w:rPr>
+          <w:rFonts w:ascii="Times New Roman" w:eastAsiaTheme="minorEastAsia" w:hAnsi="Times New Roman" w:cs="Times New Roman"/>
+          <w:sz w:val="26"/>
+          <w:szCs w:val="26"/>
+          <w:lang w:eastAsia="ja-JP"/>
+        </w:rPr>
+        <w:t>: 0.0005</w:t>
       </w:r>
     </w:p>
     <w:p>
@@ -5451,17 +5520,71 @@
           <w:rFonts w:ascii="Times New Roman" w:eastAsiaTheme="minorEastAsia" w:hAnsi="Times New Roman" w:cs="Times New Roman"/>
           <w:sz w:val="28"/>
           <w:szCs w:val="28"/>
-          <w:lang w:eastAsia="ja-JP"/>
-        </w:rPr>
-      </w:pPr>
-      <w:r>
-        <w:rPr>
-          <w:rFonts w:ascii="Times New Roman" w:eastAsiaTheme="minorEastAsia" w:hAnsi="Times New Roman" w:cs="Times New Roman"/>
-          <w:sz w:val="28"/>
-          <w:szCs w:val="28"/>
-          <w:lang w:eastAsia="ja-JP"/>
-        </w:rPr>
-        <w:t xml:space="preserve">В данной модели нет отдельной функции активации для первого слоя. Вместо этого используется пороговое преобразование для кодирования входных данных: </w:t>
+          <w:lang w:val="en-US" w:eastAsia="ja-JP"/>
+        </w:rPr>
+      </w:pPr>
+      <w:r>
+        <w:rPr>
+          <w:rFonts w:ascii="Times New Roman" w:eastAsiaTheme="minorEastAsia" w:hAnsi="Times New Roman" w:cs="Times New Roman"/>
+          <w:sz w:val="28"/>
+          <w:szCs w:val="28"/>
+          <w:lang w:eastAsia="ja-JP"/>
+        </w:rPr>
+        <w:t xml:space="preserve">В данной модели </w:t>
+      </w:r>
+      <w:r>
+        <w:rPr>
+          <w:rFonts w:ascii="Times New Roman" w:eastAsiaTheme="minorEastAsia" w:hAnsi="Times New Roman" w:cs="Times New Roman"/>
+          <w:sz w:val="28"/>
+          <w:szCs w:val="28"/>
+          <w:lang w:eastAsia="ja-JP"/>
+        </w:rPr>
+        <w:t>используются</w:t>
+      </w:r>
+      <w:r>
+        <w:rPr>
+          <w:rFonts w:ascii="Times New Roman" w:eastAsiaTheme="minorEastAsia" w:hAnsi="Times New Roman" w:cs="Times New Roman"/>
+          <w:sz w:val="28"/>
+          <w:szCs w:val="28"/>
+          <w:lang w:eastAsia="ja-JP"/>
+        </w:rPr>
+        <w:t xml:space="preserve"> функци</w:t>
+      </w:r>
+      <w:r>
+        <w:rPr>
+          <w:rFonts w:ascii="Times New Roman" w:eastAsiaTheme="minorEastAsia" w:hAnsi="Times New Roman" w:cs="Times New Roman"/>
+          <w:sz w:val="28"/>
+          <w:szCs w:val="28"/>
+          <w:lang w:eastAsia="ja-JP"/>
+        </w:rPr>
+        <w:t>я</w:t>
+      </w:r>
+      <w:r>
+        <w:rPr>
+          <w:rFonts w:ascii="Times New Roman" w:eastAsiaTheme="minorEastAsia" w:hAnsi="Times New Roman" w:cs="Times New Roman"/>
+          <w:sz w:val="28"/>
+          <w:szCs w:val="28"/>
+          <w:lang w:eastAsia="ja-JP"/>
+        </w:rPr>
+        <w:t xml:space="preserve"> активации </w:t>
+      </w:r>
+      <w:r>
+        <w:rPr>
+          <w:rFonts w:ascii="Times New Roman" w:eastAsiaTheme="minorEastAsia" w:hAnsi="Times New Roman" w:cs="Times New Roman"/>
+          <w:sz w:val="28"/>
+          <w:szCs w:val="28"/>
+          <w:lang w:eastAsia="ja-JP"/>
+        </w:rPr>
+        <w:t>гиперболический тангенс</w:t>
+      </w:r>
+      <w:r>
+        <w:rPr>
+          <w:rFonts w:ascii="Times New Roman" w:eastAsiaTheme="minorEastAsia" w:hAnsi="Times New Roman" w:cs="Times New Roman"/>
+          <w:sz w:val="28"/>
+          <w:szCs w:val="28"/>
+          <w:lang w:eastAsia="ja-JP"/>
+        </w:rPr>
+        <w:t xml:space="preserve">: </w:t>
       </w:r>
     </w:p>
     <w:p>
@@ -5473,6 +5596,18 @@
           <w:sz w:val="28"/>
           <w:szCs w:val="28"/>
           <w:lang w:val="en-US" w:eastAsia="ja-JP"/>
+        </w:rPr>
+      </w:pPr>
+    </w:p>
+    <w:p>
+      <w:pPr>
+        <w:ind w:firstLine="360"/>
+        <w:jc w:val="both"/>
+        <w:rPr>
+          <w:rFonts w:ascii="Times New Roman" w:eastAsiaTheme="minorEastAsia" w:hAnsi="Times New Roman" w:cs="Times New Roman"/>
+          <w:sz w:val="40"/>
+          <w:szCs w:val="40"/>
+          <w:lang w:eastAsia="ja-JP"/>
         </w:rPr>
       </w:pPr>
       <m:oMathPara>
@@ -5480,8 +5615,8 @@
           <m:r>
             <w:rPr>
               <w:rFonts w:ascii="Cambria Math" w:eastAsiaTheme="minorEastAsia" w:hAnsi="Cambria Math" w:cs="Times New Roman"/>
-              <w:sz w:val="28"/>
-              <w:szCs w:val="28"/>
+              <w:sz w:val="40"/>
+              <w:szCs w:val="40"/>
               <w:lang w:val="en-US" w:eastAsia="ja-JP"/>
             </w:rPr>
             <m:t>f</m:t>
@@ -5492,8 +5627,8 @@
                 <w:rPr>
                   <w:rFonts w:ascii="Cambria Math" w:eastAsiaTheme="minorEastAsia" w:hAnsi="Cambria Math" w:cs="Times New Roman"/>
                   <w:i/>
-                  <w:sz w:val="28"/>
-                  <w:szCs w:val="28"/>
+                  <w:sz w:val="40"/>
+                  <w:szCs w:val="40"/>
                   <w:lang w:val="en-US" w:eastAsia="ja-JP"/>
                 </w:rPr>
               </m:ctrlPr>
@@ -5502,8 +5637,8 @@
               <m:r>
                 <w:rPr>
                   <w:rFonts w:ascii="Cambria Math" w:eastAsiaTheme="minorEastAsia" w:hAnsi="Cambria Math" w:cs="Times New Roman"/>
-                  <w:sz w:val="28"/>
-                  <w:szCs w:val="28"/>
+                  <w:sz w:val="40"/>
+                  <w:szCs w:val="40"/>
                   <w:lang w:val="en-US" w:eastAsia="ja-JP"/>
                 </w:rPr>
                 <m:t>x</m:t>
@@ -5513,64 +5648,187 @@
           <m:r>
             <w:rPr>
               <w:rFonts w:ascii="Cambria Math" w:eastAsiaTheme="minorEastAsia" w:hAnsi="Cambria Math" w:cs="Times New Roman"/>
-              <w:sz w:val="28"/>
-              <w:szCs w:val="28"/>
+              <w:sz w:val="40"/>
+              <w:szCs w:val="40"/>
               <w:lang w:val="en-US" w:eastAsia="ja-JP"/>
             </w:rPr>
             <m:t>=</m:t>
           </m:r>
-          <m:d>
-            <m:dPr>
-              <m:begChr m:val="{"/>
-              <m:endChr m:val=""/>
+          <m:f>
+            <m:fPr>
               <m:ctrlPr>
                 <w:rPr>
                   <w:rFonts w:ascii="Cambria Math" w:eastAsiaTheme="minorEastAsia" w:hAnsi="Cambria Math" w:cs="Times New Roman"/>
                   <w:i/>
-                  <w:sz w:val="28"/>
-                  <w:szCs w:val="28"/>
+                  <w:sz w:val="40"/>
+                  <w:szCs w:val="40"/>
                   <w:lang w:val="en-US" w:eastAsia="ja-JP"/>
                 </w:rPr>
               </m:ctrlPr>
-            </m:dPr>
-            <m:e>
-              <m:eqArr>
-                <m:eqArrPr>
+            </m:fPr>
+            <m:num>
+              <m:sSup>
+                <m:sSupPr>
                   <m:ctrlPr>
                     <w:rPr>
                       <w:rFonts w:ascii="Cambria Math" w:eastAsiaTheme="minorEastAsia" w:hAnsi="Cambria Math" w:cs="Times New Roman"/>
                       <w:i/>
-                      <w:sz w:val="28"/>
-                      <w:szCs w:val="28"/>
+                      <w:sz w:val="40"/>
+                      <w:szCs w:val="40"/>
                       <w:lang w:val="en-US" w:eastAsia="ja-JP"/>
                     </w:rPr>
                   </m:ctrlPr>
-                </m:eqArrPr>
+                </m:sSupPr>
                 <m:e>
                   <m:r>
                     <w:rPr>
                       <w:rFonts w:ascii="Cambria Math" w:eastAsiaTheme="minorEastAsia" w:hAnsi="Cambria Math" w:cs="Times New Roman"/>
-                      <w:sz w:val="28"/>
-                      <w:szCs w:val="28"/>
+                      <w:sz w:val="40"/>
+                      <w:szCs w:val="40"/>
                       <w:lang w:val="en-US" w:eastAsia="ja-JP"/>
                     </w:rPr>
-                    <m:t>1              x≥0.5</m:t>
+                    <m:t>e</m:t>
                   </m:r>
                 </m:e>
+                <m:sup>
+                  <m:r>
+                    <w:rPr>
+                      <w:rFonts w:ascii="Cambria Math" w:eastAsiaTheme="minorEastAsia" w:hAnsi="Cambria Math" w:cs="Times New Roman"/>
+                      <w:sz w:val="40"/>
+                      <w:szCs w:val="40"/>
+                      <w:lang w:val="en-US" w:eastAsia="ja-JP"/>
+                    </w:rPr>
+                    <m:t>x</m:t>
+                  </m:r>
+                </m:sup>
+              </m:sSup>
+              <m:r>
+                <w:rPr>
+                  <w:rFonts w:ascii="Cambria Math" w:eastAsiaTheme="minorEastAsia" w:hAnsi="Cambria Math" w:cs="Times New Roman"/>
+                  <w:sz w:val="40"/>
+                  <w:szCs w:val="40"/>
+                  <w:lang w:val="en-US" w:eastAsia="ja-JP"/>
+                </w:rPr>
+                <m:t xml:space="preserve">- </m:t>
+              </m:r>
+              <m:sSup>
+                <m:sSupPr>
+                  <m:ctrlPr>
+                    <w:rPr>
+                      <w:rFonts w:ascii="Cambria Math" w:eastAsiaTheme="minorEastAsia" w:hAnsi="Cambria Math" w:cs="Times New Roman"/>
+                      <w:i/>
+                      <w:sz w:val="40"/>
+                      <w:szCs w:val="40"/>
+                      <w:lang w:val="en-US" w:eastAsia="ja-JP"/>
+                    </w:rPr>
+                  </m:ctrlPr>
+                </m:sSupPr>
                 <m:e>
                   <m:r>
                     <w:rPr>
                       <w:rFonts w:ascii="Cambria Math" w:eastAsiaTheme="minorEastAsia" w:hAnsi="Cambria Math" w:cs="Times New Roman"/>
-                      <w:sz w:val="28"/>
-                      <w:szCs w:val="28"/>
+                      <w:sz w:val="40"/>
+                      <w:szCs w:val="40"/>
                       <w:lang w:val="en-US" w:eastAsia="ja-JP"/>
                     </w:rPr>
-                    <m:t>-1          x&lt;0.5</m:t>
+                    <m:t>e</m:t>
                   </m:r>
                 </m:e>
-              </m:eqArr>
-            </m:e>
-          </m:d>
+                <m:sup>
+                  <m:r>
+                    <w:rPr>
+                      <w:rFonts w:ascii="Cambria Math" w:eastAsiaTheme="minorEastAsia" w:hAnsi="Cambria Math" w:cs="Times New Roman"/>
+                      <w:sz w:val="40"/>
+                      <w:szCs w:val="40"/>
+                      <w:lang w:val="en-US" w:eastAsia="ja-JP"/>
+                    </w:rPr>
+                    <m:t>-x</m:t>
+                  </m:r>
+                </m:sup>
+              </m:sSup>
+            </m:num>
+            <m:den>
+              <m:sSup>
+                <m:sSupPr>
+                  <m:ctrlPr>
+                    <w:rPr>
+                      <w:rFonts w:ascii="Cambria Math" w:eastAsiaTheme="minorEastAsia" w:hAnsi="Cambria Math" w:cs="Times New Roman"/>
+                      <w:i/>
+                      <w:sz w:val="40"/>
+                      <w:szCs w:val="40"/>
+                      <w:lang w:val="en-US" w:eastAsia="ja-JP"/>
+                    </w:rPr>
+                  </m:ctrlPr>
+                </m:sSupPr>
+                <m:e>
+                  <m:r>
+                    <w:rPr>
+                      <w:rFonts w:ascii="Cambria Math" w:eastAsiaTheme="minorEastAsia" w:hAnsi="Cambria Math" w:cs="Times New Roman"/>
+                      <w:sz w:val="40"/>
+                      <w:szCs w:val="40"/>
+                      <w:lang w:val="en-US" w:eastAsia="ja-JP"/>
+                    </w:rPr>
+                    <m:t>e</m:t>
+                  </m:r>
+                </m:e>
+                <m:sup>
+                  <m:r>
+                    <w:rPr>
+                      <w:rFonts w:ascii="Cambria Math" w:eastAsiaTheme="minorEastAsia" w:hAnsi="Cambria Math" w:cs="Times New Roman"/>
+                      <w:sz w:val="40"/>
+                      <w:szCs w:val="40"/>
+                      <w:lang w:val="en-US" w:eastAsia="ja-JP"/>
+                    </w:rPr>
+                    <m:t>x</m:t>
+                  </m:r>
+                </m:sup>
+              </m:sSup>
+              <m:r>
+                <w:rPr>
+                  <w:rFonts w:ascii="Cambria Math" w:eastAsiaTheme="minorEastAsia" w:hAnsi="Cambria Math" w:cs="Times New Roman"/>
+                  <w:sz w:val="40"/>
+                  <w:szCs w:val="40"/>
+                  <w:lang w:val="en-US" w:eastAsia="ja-JP"/>
+                </w:rPr>
+                <m:t>+</m:t>
+              </m:r>
+              <m:sSup>
+                <m:sSupPr>
+                  <m:ctrlPr>
+                    <w:rPr>
+                      <w:rFonts w:ascii="Cambria Math" w:eastAsiaTheme="minorEastAsia" w:hAnsi="Cambria Math" w:cs="Times New Roman"/>
+                      <w:i/>
+                      <w:sz w:val="40"/>
+                      <w:szCs w:val="40"/>
+                      <w:lang w:val="en-US" w:eastAsia="ja-JP"/>
+                    </w:rPr>
+                  </m:ctrlPr>
+                </m:sSupPr>
+                <m:e>
+                  <m:r>
+                    <w:rPr>
+                      <w:rFonts w:ascii="Cambria Math" w:eastAsiaTheme="minorEastAsia" w:hAnsi="Cambria Math" w:cs="Times New Roman"/>
+                      <w:sz w:val="40"/>
+                      <w:szCs w:val="40"/>
+                      <w:lang w:val="en-US" w:eastAsia="ja-JP"/>
+                    </w:rPr>
+                    <m:t>e</m:t>
+                  </m:r>
+                </m:e>
+                <m:sup>
+                  <m:r>
+                    <w:rPr>
+                      <w:rFonts w:ascii="Cambria Math" w:eastAsiaTheme="minorEastAsia" w:hAnsi="Cambria Math" w:cs="Times New Roman"/>
+                      <w:sz w:val="40"/>
+                      <w:szCs w:val="40"/>
+                      <w:lang w:val="en-US" w:eastAsia="ja-JP"/>
+                    </w:rPr>
+                    <m:t>-x</m:t>
+                  </m:r>
+                </m:sup>
+              </m:sSup>
+            </m:den>
+          </m:f>
         </m:oMath>
       </m:oMathPara>
     </w:p>
@@ -5578,26 +5836,6 @@
       <w:pPr>
         <w:ind w:firstLine="360"/>
         <w:jc w:val="both"/>
-        <w:rPr>
-          <w:rFonts w:ascii="Times New Roman" w:eastAsiaTheme="minorEastAsia" w:hAnsi="Times New Roman" w:cs="Times New Roman"/>
-          <w:sz w:val="28"/>
-          <w:szCs w:val="28"/>
-          <w:lang w:eastAsia="ja-JP"/>
-        </w:rPr>
-      </w:pPr>
-      <w:r>
-        <w:rPr>
-          <w:rFonts w:ascii="Times New Roman" w:eastAsiaTheme="minorEastAsia" w:hAnsi="Times New Roman" w:cs="Times New Roman"/>
-          <w:sz w:val="28"/>
-          <w:szCs w:val="28"/>
-          <w:lang w:eastAsia="ja-JP"/>
-        </w:rPr>
-        <w:t xml:space="preserve"> Этот процесс формирует начальное состояние, которое затем подается в релаксационную сеть.</w:t>
-      </w:r>
-    </w:p>
-    <w:p>
-      <w:pPr>
-        <w:pStyle w:val="ListParagraph"/>
         <w:rPr>
           <w:rFonts w:ascii="Times New Roman" w:eastAsiaTheme="minorEastAsia" w:hAnsi="Times New Roman" w:cs="Times New Roman"/>
           <w:sz w:val="28"/>
@@ -7869,7 +8107,7 @@
           <w:szCs w:val="28"/>
           <w:lang w:eastAsia="ja-JP"/>
         </w:rPr>
-        <w:t xml:space="preserve">Анализ представленной таблицы показывает, что количество итераций </w:t>
+        <w:t xml:space="preserve">Анализ представленной таблицы показывает, что количество итераций обучения напрямую зависит от количества образов в обучающей выборке. </w:t>
       </w:r>
       <w:r>
         <w:rPr>
@@ -7879,7 +8117,7 @@
           <w:lang w:eastAsia="ja-JP"/>
         </w:rPr>
         <w:lastRenderedPageBreak/>
-        <w:t xml:space="preserve">обучения напрямую зависит от количества образов в обучающей выборке. С увеличением числа эталонов, которые сеть должна запомнить, возрастает и сложность </w:t>
+        <w:t xml:space="preserve">С увеличением числа эталонов, которые сеть должна запомнить, возрастает и сложность </w:t>
       </w:r>
       <w:r>
         <w:rPr>
@@ -9697,7 +9935,6 @@
                 <w:szCs w:val="28"/>
                 <w:lang w:eastAsia="ja-JP"/>
               </w:rPr>
-              <w:lastRenderedPageBreak/>
               <w:t>10</w:t>
             </w:r>
           </w:p>
@@ -9778,6 +10015,7 @@
                 <w:szCs w:val="28"/>
                 <w:lang w:eastAsia="ja-JP"/>
               </w:rPr>
+              <w:lastRenderedPageBreak/>
               <w:t>11</w:t>
             </w:r>
           </w:p>
@@ -12432,7 +12670,6 @@
   <w:style w:type="character" w:default="1" w:styleId="DefaultParagraphFont">
     <w:name w:val="Default Paragraph Font"/>
     <w:uiPriority w:val="1"/>
-    <w:semiHidden/>
     <w:unhideWhenUsed/>
   </w:style>
   <w:style w:type="table" w:default="1" w:styleId="TableNormal">
